--- a/_5 Release/AR260826 Elevate MLOI HW Design Specs 8-26-26 Draft 3.docx
+++ b/_5 Release/AR260826 Elevate MLOI HW Design Specs 8-26-26 Draft 3.docx
@@ -990,8 +990,17 @@
                 <w:rFonts w:cs="Arial"/>
                 <w:szCs w:val="22"/>
               </w:rPr>
-              <w:t>Draft 1</w:t>
-            </w:r>
+              <w:t xml:space="preserve">Draft </w:t>
+            </w:r>
+            <w:proofErr w:type="gramStart"/>
+            <w:r>
+              <w:rPr>
+                <w:rFonts w:cs="Arial"/>
+                <w:szCs w:val="22"/>
+              </w:rPr>
+              <w:t>1</w:t>
+            </w:r>
+            <w:proofErr w:type="gramEnd"/>
           </w:p>
         </w:tc>
         <w:tc>
@@ -1098,8 +1107,17 @@
                 <w:rFonts w:cs="Arial"/>
                 <w:szCs w:val="22"/>
               </w:rPr>
-              <w:t>Draft 2</w:t>
-            </w:r>
+              <w:t xml:space="preserve">Draft </w:t>
+            </w:r>
+            <w:proofErr w:type="gramStart"/>
+            <w:r>
+              <w:rPr>
+                <w:rFonts w:cs="Arial"/>
+                <w:szCs w:val="22"/>
+              </w:rPr>
+              <w:t>2</w:t>
+            </w:r>
+            <w:proofErr w:type="gramEnd"/>
           </w:p>
         </w:tc>
         <w:tc>
@@ -1206,8 +1224,17 @@
                 <w:rFonts w:cs="Arial"/>
                 <w:szCs w:val="22"/>
               </w:rPr>
-              <w:t>Draft 3</w:t>
-            </w:r>
+              <w:t xml:space="preserve">Draft </w:t>
+            </w:r>
+            <w:proofErr w:type="gramStart"/>
+            <w:r>
+              <w:rPr>
+                <w:rFonts w:cs="Arial"/>
+                <w:szCs w:val="22"/>
+              </w:rPr>
+              <w:t>3</w:t>
+            </w:r>
+            <w:proofErr w:type="gramEnd"/>
           </w:p>
         </w:tc>
         <w:tc>
@@ -1231,7 +1258,23 @@
                 <w:rFonts w:cs="Arial"/>
                 <w:szCs w:val="22"/>
               </w:rPr>
-              <w:t>Added Report Number.  General updates to document format. Correcting typos.</w:t>
+              <w:t>Added Report Number</w:t>
+            </w:r>
+            <w:proofErr w:type="gramStart"/>
+            <w:r>
+              <w:rPr>
+                <w:rFonts w:cs="Arial"/>
+                <w:szCs w:val="22"/>
+              </w:rPr>
+              <w:t xml:space="preserve">.  </w:t>
+            </w:r>
+            <w:proofErr w:type="gramEnd"/>
+            <w:r>
+              <w:rPr>
+                <w:rFonts w:cs="Arial"/>
+                <w:szCs w:val="22"/>
+              </w:rPr>
+              <w:t>General updates to document format. Correcting typos.</w:t>
             </w:r>
           </w:p>
         </w:tc>
@@ -5022,8 +5065,16 @@
         <w:rPr>
           <w:szCs w:val="22"/>
         </w:rPr>
-        <w:t xml:space="preserve">program for automating the acceptance testing of oil level sensors.  </w:t>
-      </w:r>
+        <w:t>program for automating the acceptance testing of oil level sensors</w:t>
+      </w:r>
+      <w:proofErr w:type="gramStart"/>
+      <w:r>
+        <w:rPr>
+          <w:szCs w:val="22"/>
+        </w:rPr>
+        <w:t xml:space="preserve">.  </w:t>
+      </w:r>
+      <w:proofErr w:type="gramEnd"/>
       <w:r>
         <w:rPr>
           <w:szCs w:val="22"/>
@@ -5162,14 +5213,27 @@
         <w:t>Technical Requirements</w:t>
       </w:r>
       <w:r>
-        <w:t xml:space="preserve"> F</w:t>
-      </w:r>
-      <w:r>
-        <w:t>or The</w:t>
-      </w:r>
-      <w:r>
         <w:t xml:space="preserve"> </w:t>
       </w:r>
+      <w:proofErr w:type="gramStart"/>
+      <w:r>
+        <w:t>F</w:t>
+      </w:r>
+      <w:r>
+        <w:t>or</w:t>
+      </w:r>
+      <w:proofErr w:type="gramEnd"/>
+      <w:r>
+        <w:t xml:space="preserve"> </w:t>
+      </w:r>
+      <w:proofErr w:type="gramStart"/>
+      <w:r>
+        <w:t>The</w:t>
+      </w:r>
+      <w:proofErr w:type="gramEnd"/>
+      <w:r>
+        <w:t xml:space="preserve"> </w:t>
+      </w:r>
       <w:r>
         <w:t>Multi-Oil Level Indicator</w:t>
       </w:r>
@@ -5206,7 +5270,15 @@
         <w:t>T</w:t>
       </w:r>
       <w:r>
-        <w:t>ank, Multi-Unit Test Tank,  Drawing No. T-20037</w:t>
+        <w:t xml:space="preserve">ank, Multi-Unit Test </w:t>
+      </w:r>
+      <w:proofErr w:type="gramStart"/>
+      <w:r>
+        <w:t>Tank,  Drawing</w:t>
+      </w:r>
+      <w:proofErr w:type="gramEnd"/>
+      <w:r>
+        <w:t xml:space="preserve"> No. T-20037</w:t>
       </w:r>
     </w:p>
     <w:p>
@@ -5504,8 +5576,13 @@
         <w:pStyle w:val="ZL1Section"/>
       </w:pPr>
       <w:bookmarkStart w:id="31" w:name="_Toc238626474"/>
-      <w:r>
-        <w:t>Multi Level Oil Indicator (MLOI) System Overview</w:t>
+      <w:proofErr w:type="spellStart"/>
+      <w:r>
+        <w:t>Multi Level</w:t>
+      </w:r>
+      <w:proofErr w:type="spellEnd"/>
+      <w:r>
+        <w:t xml:space="preserve"> Oil Indicator (MLOI) System Overview</w:t>
       </w:r>
       <w:bookmarkEnd w:id="31"/>
     </w:p>
@@ -5523,7 +5600,23 @@
           <w:rFonts w:cs="Arial"/>
           <w:szCs w:val="22"/>
         </w:rPr>
-        <w:t xml:space="preserve">MLOI has different operator panels based on various use cases to minimize distraction for the test operator while maximizing flexibility for the Test Engineer.   </w:t>
+        <w:t>MLOI has different operator panels based on various use cases to minimize distraction for the test operator while maximizing flexibility for the Test Engineer</w:t>
+      </w:r>
+      <w:proofErr w:type="gramStart"/>
+      <w:r>
+        <w:rPr>
+          <w:rFonts w:cs="Arial"/>
+          <w:szCs w:val="22"/>
+        </w:rPr>
+        <w:t xml:space="preserve">.  </w:t>
+      </w:r>
+      <w:proofErr w:type="gramEnd"/>
+      <w:r>
+        <w:rPr>
+          <w:rFonts w:cs="Arial"/>
+          <w:szCs w:val="22"/>
+        </w:rPr>
+        <w:t xml:space="preserve"> </w:t>
       </w:r>
     </w:p>
     <w:p>
@@ -5563,7 +5656,23 @@
           <w:rFonts w:cs="Arial"/>
           <w:szCs w:val="22"/>
         </w:rPr>
-        <w:t xml:space="preserve">Production –  LabVIEW Runtime Engine </w:t>
+        <w:t xml:space="preserve">Production </w:t>
+      </w:r>
+      <w:proofErr w:type="gramStart"/>
+      <w:r>
+        <w:rPr>
+          <w:rFonts w:cs="Arial"/>
+          <w:szCs w:val="22"/>
+        </w:rPr>
+        <w:t>–  LabVIEW</w:t>
+      </w:r>
+      <w:proofErr w:type="gramEnd"/>
+      <w:r>
+        <w:rPr>
+          <w:rFonts w:cs="Arial"/>
+          <w:szCs w:val="22"/>
+        </w:rPr>
+        <w:t xml:space="preserve"> Runtime Engine </w:t>
       </w:r>
     </w:p>
     <w:p>
@@ -5623,7 +5732,23 @@
           <w:rFonts w:cs="Arial"/>
           <w:szCs w:val="22"/>
         </w:rPr>
-        <w:t>Production – default,  Test Operation in Production Environment.</w:t>
+        <w:t xml:space="preserve">Production – </w:t>
+      </w:r>
+      <w:proofErr w:type="gramStart"/>
+      <w:r>
+        <w:rPr>
+          <w:rFonts w:cs="Arial"/>
+          <w:szCs w:val="22"/>
+        </w:rPr>
+        <w:t>default,  Test</w:t>
+      </w:r>
+      <w:proofErr w:type="gramEnd"/>
+      <w:r>
+        <w:rPr>
+          <w:rFonts w:cs="Arial"/>
+          <w:szCs w:val="22"/>
+        </w:rPr>
+        <w:t xml:space="preserve"> Operation in Production Environment.</w:t>
       </w:r>
     </w:p>
     <w:p>
@@ -5704,8 +5829,17 @@
           <w:rFonts w:cs="Arial"/>
           <w:szCs w:val="22"/>
         </w:rPr>
-        <w:t>Simulated – Generated Test Resistor and Level data used for debug, test and training</w:t>
-      </w:r>
+        <w:t xml:space="preserve">Simulated – Generated Test Resistor and Level data used for debug, test and </w:t>
+      </w:r>
+      <w:proofErr w:type="gramStart"/>
+      <w:r>
+        <w:rPr>
+          <w:rFonts w:cs="Arial"/>
+          <w:szCs w:val="22"/>
+        </w:rPr>
+        <w:t>training</w:t>
+      </w:r>
+      <w:proofErr w:type="gramEnd"/>
     </w:p>
     <w:p>
       <w:pPr>
@@ -5761,8 +5895,17 @@
           <w:rFonts w:cs="Arial"/>
           <w:szCs w:val="22"/>
         </w:rPr>
-        <w:t>Pre-Pot – User determines the level set point manually to help set the PCB position</w:t>
-      </w:r>
+        <w:t xml:space="preserve">Pre-Pot – User determines the level set point manually to help set the PCB </w:t>
+      </w:r>
+      <w:proofErr w:type="gramStart"/>
+      <w:r>
+        <w:rPr>
+          <w:rFonts w:cs="Arial"/>
+          <w:szCs w:val="22"/>
+        </w:rPr>
+        <w:t>position</w:t>
+      </w:r>
+      <w:proofErr w:type="gramEnd"/>
     </w:p>
     <w:p>
       <w:pPr>
@@ -5790,6 +5933,7 @@
       <w:r>
         <w:t xml:space="preserve">Oil Level </w:t>
       </w:r>
+      <w:proofErr w:type="gramStart"/>
       <w:r>
         <w:t>S</w:t>
       </w:r>
@@ -5800,14 +5944,63 @@
         <w:t>s</w:t>
       </w:r>
       <w:r>
-        <w:t xml:space="preserve">  document sets forth the requirements of the Multi-Level Oil Indicator (MLOI) program for automating the acceptance testing of oil level sensors.  The MLOI program is divided into phases or epics.  The first epic is for  automating production tests of Allen </w:t>
+        <w:t xml:space="preserve">  document</w:t>
+      </w:r>
+      <w:proofErr w:type="gramEnd"/>
+      <w:r>
+        <w:t xml:space="preserve"> sets forth the requirements of the Multi-Level Oil Indicator (MLOI) program for automating the acceptance testing of oil level sensors</w:t>
+      </w:r>
+      <w:proofErr w:type="gramStart"/>
+      <w:r>
+        <w:t xml:space="preserve">.  </w:t>
+      </w:r>
+      <w:proofErr w:type="gramEnd"/>
+      <w:r>
+        <w:t xml:space="preserve">The MLOI program </w:t>
+      </w:r>
+      <w:proofErr w:type="gramStart"/>
+      <w:r>
+        <w:t>is divided</w:t>
+      </w:r>
+      <w:proofErr w:type="gramEnd"/>
+      <w:r>
+        <w:t xml:space="preserve"> into phases or epics</w:t>
+      </w:r>
+      <w:proofErr w:type="gramStart"/>
+      <w:r>
+        <w:t xml:space="preserve">.  </w:t>
+      </w:r>
+      <w:proofErr w:type="gramEnd"/>
+      <w:r>
+        <w:t xml:space="preserve">The first epic is </w:t>
+      </w:r>
+      <w:proofErr w:type="gramStart"/>
+      <w:r>
+        <w:t>for  automating</w:t>
+      </w:r>
+      <w:proofErr w:type="gramEnd"/>
+      <w:r>
+        <w:t xml:space="preserve"> production tests of Allen </w:t>
       </w:r>
       <w:r>
         <w:t>Elevate</w:t>
       </w:r>
       <w:r>
-        <w:t xml:space="preserve"> Oil Level Sensor In particular the Oil Level Test Bench protocol .</w:t>
-      </w:r>
+        <w:t xml:space="preserve"> Oil Level Sensor </w:t>
+      </w:r>
+      <w:proofErr w:type="gramStart"/>
+      <w:r>
+        <w:t>In particular</w:t>
+      </w:r>
+      <w:proofErr w:type="gramEnd"/>
+      <w:r>
+        <w:t xml:space="preserve"> the Oil Level Test Bench </w:t>
+      </w:r>
+      <w:proofErr w:type="gramStart"/>
+      <w:r>
+        <w:t>protocol .</w:t>
+      </w:r>
+      <w:proofErr w:type="gramEnd"/>
     </w:p>
     <w:p>
       <w:r>
@@ -5867,7 +6060,15 @@
         <w:t xml:space="preserve">Measurement zone </w:t>
       </w:r>
       <w:r>
-        <w:t>– Where the resistance  level must be discrete steady state value within tolerance limits over the entire specified range.</w:t>
+        <w:t xml:space="preserve">– Where the </w:t>
+      </w:r>
+      <w:proofErr w:type="gramStart"/>
+      <w:r>
+        <w:t>resistance  level</w:t>
+      </w:r>
+      <w:proofErr w:type="gramEnd"/>
+      <w:r>
+        <w:t xml:space="preserve"> must be discrete steady state value within tolerance limits over the entire specified range.</w:t>
       </w:r>
     </w:p>
     <w:p>
@@ -5886,12 +6087,62 @@
         <w:t xml:space="preserve">Switch Zone   </w:t>
       </w:r>
       <w:r>
-        <w:t xml:space="preserve">-- between measurement zones where the resistance changed from one values to the next.  The Resistance switching value transition, (ie the Switch Point)  occur before the Oil Level exceeds the specified switch zone exit level limit. </w:t>
-      </w:r>
-    </w:p>
-    <w:p>
-      <w:r>
-        <w:t xml:space="preserve">The measurement uncertainly is determined by a Type 1 Gage study.  This “Target Test Point Uncertainty”  results </w:t>
+        <w:t xml:space="preserve">-- between measurement zones where the resistance changed from one </w:t>
+      </w:r>
+      <w:proofErr w:type="gramStart"/>
+      <w:r>
+        <w:t>values</w:t>
+      </w:r>
+      <w:proofErr w:type="gramEnd"/>
+      <w:r>
+        <w:t xml:space="preserve"> to the next</w:t>
+      </w:r>
+      <w:proofErr w:type="gramStart"/>
+      <w:r>
+        <w:t xml:space="preserve">.  </w:t>
+      </w:r>
+      <w:proofErr w:type="gramEnd"/>
+      <w:r>
+        <w:t>The Resistance switching value transition, (</w:t>
+      </w:r>
+      <w:proofErr w:type="spellStart"/>
+      <w:proofErr w:type="gramStart"/>
+      <w:r>
+        <w:t>ie</w:t>
+      </w:r>
+      <w:proofErr w:type="spellEnd"/>
+      <w:proofErr w:type="gramEnd"/>
+      <w:r>
+        <w:t xml:space="preserve"> the Switch </w:t>
+      </w:r>
+      <w:proofErr w:type="gramStart"/>
+      <w:r>
+        <w:t>Point)  occur</w:t>
+      </w:r>
+      <w:proofErr w:type="gramEnd"/>
+      <w:r>
+        <w:t xml:space="preserve"> before the Oil Level exceeds the specified switch zone exit level limit. </w:t>
+      </w:r>
+    </w:p>
+    <w:p>
+      <w:r>
+        <w:t>The measurement uncertainly is determined by a Type 1 Gage study</w:t>
+      </w:r>
+      <w:proofErr w:type="gramStart"/>
+      <w:r>
+        <w:t xml:space="preserve">.  </w:t>
+      </w:r>
+      <w:proofErr w:type="gramEnd"/>
+      <w:r>
+        <w:t xml:space="preserve">This “Target Test Point </w:t>
+      </w:r>
+      <w:proofErr w:type="gramStart"/>
+      <w:r>
+        <w:t>Uncertainty”  results</w:t>
+      </w:r>
+      <w:proofErr w:type="gramEnd"/>
+      <w:r>
+        <w:t xml:space="preserve"> </w:t>
       </w:r>
       <w:r>
         <w:t>i</w:t>
@@ -5911,13 +6162,42 @@
     </w:p>
     <w:p>
       <w:r>
-        <w:t>A pre-Fill and pre-Drain are performed before the test to ensure the DUT is lubricated.</w:t>
-      </w:r>
-    </w:p>
-    <w:p>
-      <w:r>
-        <w:t xml:space="preserve">The Fill Spec exit Limit is the Lower switch zone spec while the Drain Spec exit Limit is the higher switch zone spec.  </w:t>
-      </w:r>
+        <w:t xml:space="preserve">A pre-Fill and pre-Drain </w:t>
+      </w:r>
+      <w:proofErr w:type="gramStart"/>
+      <w:r>
+        <w:t>are performed</w:t>
+      </w:r>
+      <w:proofErr w:type="gramEnd"/>
+      <w:r>
+        <w:t xml:space="preserve"> before the test to ensure the DUT </w:t>
+      </w:r>
+      <w:proofErr w:type="gramStart"/>
+      <w:r>
+        <w:t>is lubricated</w:t>
+      </w:r>
+      <w:proofErr w:type="gramEnd"/>
+      <w:r>
+        <w:t>.</w:t>
+      </w:r>
+    </w:p>
+    <w:p>
+      <w:r>
+        <w:t xml:space="preserve">The Fill Spec </w:t>
+      </w:r>
+      <w:proofErr w:type="gramStart"/>
+      <w:r>
+        <w:t>exit</w:t>
+      </w:r>
+      <w:proofErr w:type="gramEnd"/>
+      <w:r>
+        <w:t xml:space="preserve"> Limit is the Lower switch zone spec while the Drain Spec exit Limit is the higher switch zone </w:t>
+      </w:r>
+      <w:proofErr w:type="gramStart"/>
+      <w:r>
+        <w:t xml:space="preserve">spec.  </w:t>
+      </w:r>
+      <w:proofErr w:type="gramEnd"/>
     </w:p>
     <w:p>
       <w:r>
@@ -5933,7 +6213,15 @@
         </w:numPr>
       </w:pPr>
       <w:r>
-        <w:t>Resistance is not within tolerance at each of 42 Target Test Points after a minimum of .3 second settling time as prescribed in  section 5.6 of ATP</w:t>
+        <w:t xml:space="preserve">Resistance is not within tolerance at each of 42 Target Test Points after a minimum of .3 second settling time as prescribed </w:t>
+      </w:r>
+      <w:proofErr w:type="gramStart"/>
+      <w:r>
+        <w:t>in  section</w:t>
+      </w:r>
+      <w:proofErr w:type="gramEnd"/>
+      <w:r>
+        <w:t xml:space="preserve"> 5.6 of ATP</w:t>
       </w:r>
       <w:r>
         <w:t>’s</w:t>
@@ -6108,7 +6396,15 @@
         </w:numPr>
       </w:pPr>
       <w:r>
-        <w:t>HW 1 – Prototype phase where all items are COTS and custom configurations are achieved through breadboards or otherwise temporar</w:t>
+        <w:t xml:space="preserve">HW 1 – Prototype phase where all items are COTS and custom configurations </w:t>
+      </w:r>
+      <w:proofErr w:type="gramStart"/>
+      <w:r>
+        <w:t>are achieved</w:t>
+      </w:r>
+      <w:proofErr w:type="gramEnd"/>
+      <w:r>
+        <w:t xml:space="preserve"> through breadboards or otherwise temporar</w:t>
       </w:r>
       <w:r>
         <w:t>y</w:t>
@@ -6138,11 +6434,21 @@
         <w:t>interfaces</w:t>
       </w:r>
       <w:r>
-        <w:t xml:space="preserve"> have been designed and fit for purpose implemented, </w:t>
-      </w:r>
+        <w:t xml:space="preserve"> have </w:t>
+      </w:r>
+      <w:proofErr w:type="gramStart"/>
+      <w:r>
+        <w:t>been designed</w:t>
+      </w:r>
+      <w:proofErr w:type="gramEnd"/>
+      <w:r>
+        <w:t xml:space="preserve"> and fit for purpose implemented, </w:t>
+      </w:r>
+      <w:proofErr w:type="gramStart"/>
       <w:r>
         <w:t>i.e.</w:t>
       </w:r>
+      <w:proofErr w:type="gramEnd"/>
       <w:r>
         <w:t xml:space="preserve"> interface unit manufactured as a custom PCB.</w:t>
       </w:r>
@@ -6296,8 +6602,13 @@
         <w:pStyle w:val="ZL3Section"/>
       </w:pPr>
       <w:bookmarkStart w:id="36" w:name="_Toc238626478"/>
-      <w:r>
-        <w:t>Tank Hardware</w:t>
+      <w:proofErr w:type="gramStart"/>
+      <w:r>
+        <w:t>Tank</w:t>
+      </w:r>
+      <w:proofErr w:type="gramEnd"/>
+      <w:r>
+        <w:t xml:space="preserve"> Hardware</w:t>
       </w:r>
       <w:bookmarkEnd w:id="36"/>
     </w:p>
@@ -6358,7 +6669,15 @@
         <w:t xml:space="preserve">Measurement Well is the chamber </w:t>
       </w:r>
       <w:r>
-        <w:t>into which the sensors are immersed for measurement.</w:t>
+        <w:t xml:space="preserve">into which the sensors </w:t>
+      </w:r>
+      <w:proofErr w:type="gramStart"/>
+      <w:r>
+        <w:t>are immersed</w:t>
+      </w:r>
+      <w:proofErr w:type="gramEnd"/>
+      <w:r>
+        <w:t xml:space="preserve"> for measurement.</w:t>
       </w:r>
     </w:p>
     <w:p>
@@ -6471,26 +6790,62 @@
         <w:rPr>
           <w:rFonts w:eastAsiaTheme="minorEastAsia"/>
         </w:rPr>
-        <w:t xml:space="preserve">Using the Pololu MC18V7 PWM motor controller with Vs set to 24Vdc,  The </w:t>
-      </w:r>
+        <w:t xml:space="preserve">Using the </w:t>
+      </w:r>
+      <w:proofErr w:type="spellStart"/>
       <w:r>
         <w:rPr>
           <w:rFonts w:eastAsiaTheme="minorEastAsia"/>
         </w:rPr>
+        <w:t>Pololu</w:t>
+      </w:r>
+      <w:proofErr w:type="spellEnd"/>
+      <w:r>
+        <w:rPr>
+          <w:rFonts w:eastAsiaTheme="minorEastAsia"/>
+        </w:rPr>
+        <w:t xml:space="preserve"> MC18V7 PWM motor controller with Vs set to 24</w:t>
+      </w:r>
+      <w:proofErr w:type="gramStart"/>
+      <w:r>
+        <w:rPr>
+          <w:rFonts w:eastAsiaTheme="minorEastAsia"/>
+        </w:rPr>
+        <w:t>Vdc,  The</w:t>
+      </w:r>
+      <w:proofErr w:type="gramEnd"/>
+      <w:r>
+        <w:rPr>
+          <w:rFonts w:eastAsiaTheme="minorEastAsia"/>
+        </w:rPr>
+        <w:t xml:space="preserve"> </w:t>
+      </w:r>
+      <w:r>
+        <w:rPr>
+          <w:rFonts w:eastAsiaTheme="minorEastAsia"/>
+        </w:rPr>
         <w:sym w:font="Symbol" w:char="F044"/>
       </w:r>
       <w:r>
         <w:rPr>
           <w:rFonts w:eastAsiaTheme="minorEastAsia"/>
         </w:rPr>
-        <w:t xml:space="preserve"> Level was measure</w:t>
-      </w:r>
+        <w:t xml:space="preserve"> Level </w:t>
+      </w:r>
+      <w:proofErr w:type="gramStart"/>
       <w:r>
         <w:rPr>
           <w:rFonts w:eastAsiaTheme="minorEastAsia"/>
         </w:rPr>
+        <w:t>was measure</w:t>
+      </w:r>
+      <w:r>
+        <w:rPr>
+          <w:rFonts w:eastAsiaTheme="minorEastAsia"/>
+        </w:rPr>
         <w:t>d</w:t>
       </w:r>
+      <w:proofErr w:type="gramEnd"/>
       <w:r>
         <w:rPr>
           <w:rFonts w:eastAsiaTheme="minorEastAsia"/>
@@ -6507,12 +6862,40 @@
           <w:rFonts w:eastAsiaTheme="minorEastAsia"/>
         </w:rPr>
         <w:lastRenderedPageBreak/>
-        <w:t>The response has a minor shift at each case but is basically linear down to about 5% resulting in fill rate of about 0.1”/min where the control becomes unstable by 4% as shown in the ‘Zoomed In Pl</w:t>
-      </w:r>
+        <w:t xml:space="preserve">The response has a minor shift at each case but is </w:t>
+      </w:r>
+      <w:proofErr w:type="gramStart"/>
       <w:r>
         <w:rPr>
           <w:rFonts w:eastAsiaTheme="minorEastAsia"/>
         </w:rPr>
+        <w:t>basically linear</w:t>
+      </w:r>
+      <w:proofErr w:type="gramEnd"/>
+      <w:r>
+        <w:rPr>
+          <w:rFonts w:eastAsiaTheme="minorEastAsia"/>
+        </w:rPr>
+        <w:t xml:space="preserve"> down to about 5% resulting in fill rate of about 0.1”/min where the control becomes unstable by 4% as shown in the ‘Zoomed </w:t>
+      </w:r>
+      <w:proofErr w:type="gramStart"/>
+      <w:r>
+        <w:rPr>
+          <w:rFonts w:eastAsiaTheme="minorEastAsia"/>
+        </w:rPr>
+        <w:t>In</w:t>
+      </w:r>
+      <w:proofErr w:type="gramEnd"/>
+      <w:r>
+        <w:rPr>
+          <w:rFonts w:eastAsiaTheme="minorEastAsia"/>
+        </w:rPr>
+        <w:t xml:space="preserve"> Pl</w:t>
+      </w:r>
+      <w:r>
+        <w:rPr>
+          <w:rFonts w:eastAsiaTheme="minorEastAsia"/>
+        </w:rPr>
         <w:t>ot</w:t>
       </w:r>
       <w:r>
@@ -6539,22 +6922,93 @@
         <w:rPr>
           <w:rFonts w:eastAsiaTheme="minorEastAsia"/>
         </w:rPr>
-        <w:t xml:space="preserve">Without doing an extensive fluid analysis, this response is assumed to be adequate for the MLOI application. </w:t>
+        <w:t xml:space="preserve">Without doing an extensive fluid analysis, this response </w:t>
+      </w:r>
+      <w:proofErr w:type="gramStart"/>
+      <w:r>
+        <w:rPr>
+          <w:rFonts w:eastAsiaTheme="minorEastAsia"/>
+        </w:rPr>
+        <w:t>is assumed</w:t>
+      </w:r>
+      <w:proofErr w:type="gramEnd"/>
+      <w:r>
+        <w:rPr>
+          <w:rFonts w:eastAsiaTheme="minorEastAsia"/>
+        </w:rPr>
+        <w:t xml:space="preserve"> to be adequate for the MLOI application. </w:t>
       </w:r>
       <w:r>
         <w:rPr>
           <w:rFonts w:eastAsiaTheme="minorEastAsia"/>
           <w:color w:val="EE0000"/>
         </w:rPr>
-        <w:t>Data from mloi:\PM_Folder\_3 Develop\Design Calculations.xlsx sheet Tank.  3/4/2025 R. Ales</w:t>
-      </w:r>
+        <w:t xml:space="preserve">Data from </w:t>
+      </w:r>
+      <w:proofErr w:type="spellStart"/>
       <w:r>
         <w:rPr>
           <w:rFonts w:eastAsiaTheme="minorEastAsia"/>
           <w:color w:val="EE0000"/>
         </w:rPr>
+        <w:t>mloi</w:t>
+      </w:r>
+      <w:proofErr w:type="spellEnd"/>
+      <w:r>
+        <w:rPr>
+          <w:rFonts w:eastAsiaTheme="minorEastAsia"/>
+          <w:color w:val="EE0000"/>
+        </w:rPr>
+        <w:t>:\</w:t>
+      </w:r>
+      <w:proofErr w:type="spellStart"/>
+      <w:r>
+        <w:rPr>
+          <w:rFonts w:eastAsiaTheme="minorEastAsia"/>
+          <w:color w:val="EE0000"/>
+        </w:rPr>
+        <w:t>PM_Folder</w:t>
+      </w:r>
+      <w:proofErr w:type="spellEnd"/>
+      <w:r>
+        <w:rPr>
+          <w:rFonts w:eastAsiaTheme="minorEastAsia"/>
+          <w:color w:val="EE0000"/>
+        </w:rPr>
+        <w:t>\_3 Develop\Design Calculations.xlsx sheet Tank</w:t>
+      </w:r>
+      <w:proofErr w:type="gramStart"/>
+      <w:r>
+        <w:rPr>
+          <w:rFonts w:eastAsiaTheme="minorEastAsia"/>
+          <w:color w:val="EE0000"/>
+        </w:rPr>
+        <w:t xml:space="preserve">.  </w:t>
+      </w:r>
+      <w:proofErr w:type="gramEnd"/>
+      <w:r>
+        <w:rPr>
+          <w:rFonts w:eastAsiaTheme="minorEastAsia"/>
+          <w:color w:val="EE0000"/>
+        </w:rPr>
+        <w:t xml:space="preserve">3/4/2025 R. </w:t>
+      </w:r>
+      <w:proofErr w:type="gramStart"/>
+      <w:r>
+        <w:rPr>
+          <w:rFonts w:eastAsiaTheme="minorEastAsia"/>
+          <w:color w:val="EE0000"/>
+        </w:rPr>
+        <w:t>Ales</w:t>
+      </w:r>
+      <w:r>
+        <w:rPr>
+          <w:rFonts w:eastAsiaTheme="minorEastAsia"/>
+          <w:color w:val="EE0000"/>
+        </w:rPr>
         <w:t xml:space="preserve"> ??</w:t>
       </w:r>
+      <w:proofErr w:type="gramEnd"/>
     </w:p>
     <w:p>
       <w:pPr>
@@ -6568,7 +7022,7 @@
       </w:pPr>
       <w:r>
         <w:drawing>
-          <wp:inline distT="0" distB="0" distL="0" distR="0" wp14:anchorId="10CC06CD" wp14:editId="41DA9499">
+          <wp:inline distT="0" distB="0" distL="0" distR="0" wp14:anchorId="10CC06CD" wp14:editId="4DED21E2">
             <wp:extent cx="5086350" cy="1526818"/>
             <wp:effectExtent l="0" t="0" r="0" b="0"/>
             <wp:docPr id="811178072" name="Picture 1"/>
@@ -6681,12 +7135,54 @@
         <w:rPr>
           <w:rFonts w:eastAsiaTheme="minorEastAsia"/>
         </w:rPr>
-        <w:t xml:space="preserve">As currently designed, the Pump is controlled by a 3-speed servo controller implemented in LV.  The Pump is driven at FAST, SLOW and Creep speeds over the corresponding speed ranges based on the error (Set Point minus Process Variable, e = SP – PV)  Thes “pump parameter” are </w:t>
-      </w:r>
+        <w:t xml:space="preserve">As currently designed, the Pump </w:t>
+      </w:r>
+      <w:proofErr w:type="gramStart"/>
       <w:r>
         <w:rPr>
           <w:rFonts w:eastAsiaTheme="minorEastAsia"/>
         </w:rPr>
+        <w:t>is controlled</w:t>
+      </w:r>
+      <w:proofErr w:type="gramEnd"/>
+      <w:r>
+        <w:rPr>
+          <w:rFonts w:eastAsiaTheme="minorEastAsia"/>
+        </w:rPr>
+        <w:t xml:space="preserve"> by a 3-speed servo controller implemented in </w:t>
+      </w:r>
+      <w:proofErr w:type="gramStart"/>
+      <w:r>
+        <w:rPr>
+          <w:rFonts w:eastAsiaTheme="minorEastAsia"/>
+        </w:rPr>
+        <w:t xml:space="preserve">LV.  </w:t>
+      </w:r>
+      <w:proofErr w:type="gramEnd"/>
+      <w:r>
+        <w:rPr>
+          <w:rFonts w:eastAsiaTheme="minorEastAsia"/>
+        </w:rPr>
+        <w:t xml:space="preserve">The Pump is driven at FAST, SLOW and Creep speeds over the corresponding speed ranges based on the error (Set Point minus Process Variable, e = SP – </w:t>
+      </w:r>
+      <w:proofErr w:type="gramStart"/>
+      <w:r>
+        <w:rPr>
+          <w:rFonts w:eastAsiaTheme="minorEastAsia"/>
+        </w:rPr>
+        <w:t>PV)  Thes</w:t>
+      </w:r>
+      <w:proofErr w:type="gramEnd"/>
+      <w:r>
+        <w:rPr>
+          <w:rFonts w:eastAsiaTheme="minorEastAsia"/>
+        </w:rPr>
+        <w:t xml:space="preserve"> “pump parameter” are </w:t>
+      </w:r>
+      <w:r>
+        <w:rPr>
+          <w:rFonts w:eastAsiaTheme="minorEastAsia"/>
+        </w:rPr>
         <w:t>settable</w:t>
       </w:r>
       <w:r>
@@ -6705,8 +7201,16 @@
         <w:rPr>
           <w:rFonts w:eastAsiaTheme="minorEastAsia"/>
         </w:rPr>
-        <w:t xml:space="preserve"> File where speed is specified in terms of percent of maximum Pump flow rate of 100%.  </w:t>
-      </w:r>
+        <w:t xml:space="preserve"> File where speed is specified in terms of percent of maximum Pump flow rate of 100%</w:t>
+      </w:r>
+      <w:proofErr w:type="gramStart"/>
+      <w:r>
+        <w:rPr>
+          <w:rFonts w:eastAsiaTheme="minorEastAsia"/>
+        </w:rPr>
+        <w:t xml:space="preserve">.  </w:t>
+      </w:r>
+      <w:proofErr w:type="gramEnd"/>
       <w:r>
         <w:rPr>
           <w:rFonts w:eastAsiaTheme="minorEastAsia"/>
@@ -6725,26 +7229,43 @@
         <w:rPr>
           <w:rFonts w:eastAsiaTheme="minorEastAsia"/>
         </w:rPr>
-        <w:t xml:space="preserve"> shows the level step at 600</w:t>
-      </w:r>
+        <w:t xml:space="preserve"> shows the level step at </w:t>
+      </w:r>
+      <w:proofErr w:type="gramStart"/>
       <w:r>
         <w:rPr>
           <w:rFonts w:eastAsiaTheme="minorEastAsia"/>
         </w:rPr>
+        <w:t>600</w:t>
+      </w:r>
+      <w:proofErr w:type="gramEnd"/>
+      <w:r>
+        <w:rPr>
+          <w:rFonts w:eastAsiaTheme="minorEastAsia"/>
+        </w:rPr>
         <w:sym w:font="Symbol" w:char="F057"/>
       </w:r>
       <w:r>
         <w:rPr>
           <w:rFonts w:eastAsiaTheme="minorEastAsia"/>
         </w:rPr>
-        <w:t xml:space="preserve"> filling towards 700</w:t>
-      </w:r>
+        <w:t xml:space="preserve"> filling towards </w:t>
+      </w:r>
+      <w:proofErr w:type="gramStart"/>
       <w:r>
         <w:rPr>
           <w:rFonts w:eastAsiaTheme="minorEastAsia"/>
         </w:rPr>
+        <w:t>700</w:t>
+      </w:r>
+      <w:proofErr w:type="gramEnd"/>
+      <w:r>
+        <w:rPr>
+          <w:rFonts w:eastAsiaTheme="minorEastAsia"/>
+        </w:rPr>
         <w:sym w:font="Symbol" w:char="F057"/>
       </w:r>
+      <w:proofErr w:type="gramStart"/>
       <w:r>
         <w:rPr>
           <w:rFonts w:eastAsiaTheme="minorEastAsia"/>
@@ -6762,8 +7283,23 @@
         <w:rPr>
           <w:rFonts w:eastAsiaTheme="minorEastAsia"/>
         </w:rPr>
-        <w:t xml:space="preserve">, shows the level zoomed-in to the 0.001” per tick, over the 3-second pause for measurement.  </w:t>
-      </w:r>
+        <w:t>,</w:t>
+      </w:r>
+      <w:proofErr w:type="gramEnd"/>
+      <w:r>
+        <w:rPr>
+          <w:rFonts w:eastAsiaTheme="minorEastAsia"/>
+        </w:rPr>
+        <w:t xml:space="preserve"> shows the level zoomed-in to the 0.001” per tick, over the 3-second pause for measurement</w:t>
+      </w:r>
+      <w:proofErr w:type="gramStart"/>
+      <w:r>
+        <w:rPr>
+          <w:rFonts w:eastAsiaTheme="minorEastAsia"/>
+        </w:rPr>
+        <w:t xml:space="preserve">.  </w:t>
+      </w:r>
+      <w:proofErr w:type="gramEnd"/>
     </w:p>
     <w:p>
       <w:pPr>
@@ -6795,43 +7331,87 @@
           <w:iCs/>
           <w:color w:val="EE0000"/>
         </w:rPr>
-        <w:t>Add Figure 4</w:t>
+        <w:drawing>
+          <wp:inline distT="0" distB="0" distL="0" distR="0" wp14:anchorId="2933A616" wp14:editId="219EFDF3">
+            <wp:extent cx="2561967" cy="1973602"/>
+            <wp:effectExtent l="19050" t="19050" r="10160" b="26670"/>
+            <wp:docPr id="426708949" name="Picture 1"/>
+            <wp:cNvGraphicFramePr>
+              <a:graphicFrameLocks xmlns:a="http://schemas.openxmlformats.org/drawingml/2006/main" noChangeAspect="1"/>
+            </wp:cNvGraphicFramePr>
+            <a:graphic xmlns:a="http://schemas.openxmlformats.org/drawingml/2006/main">
+              <a:graphicData uri="http://schemas.openxmlformats.org/drawingml/2006/picture">
+                <pic:pic xmlns:pic="http://schemas.openxmlformats.org/drawingml/2006/picture">
+                  <pic:nvPicPr>
+                    <pic:cNvPr id="426708949" name=""/>
+                    <pic:cNvPicPr/>
+                  </pic:nvPicPr>
+                  <pic:blipFill>
+                    <a:blip r:embed="rId12"/>
+                    <a:stretch>
+                      <a:fillRect/>
+                    </a:stretch>
+                  </pic:blipFill>
+                  <pic:spPr>
+                    <a:xfrm>
+                      <a:off x="0" y="0"/>
+                      <a:ext cx="2580248" cy="1987684"/>
+                    </a:xfrm>
+                    <a:prstGeom prst="rect">
+                      <a:avLst/>
+                    </a:prstGeom>
+                    <a:ln w="3175">
+                      <a:solidFill>
+                        <a:schemeClr val="tx1"/>
+                      </a:solidFill>
+                    </a:ln>
+                  </pic:spPr>
+                </pic:pic>
+              </a:graphicData>
+            </a:graphic>
+          </wp:inline>
+        </w:drawing>
       </w:r>
     </w:p>
     <w:p>
       <w:pPr>
         <w:pStyle w:val="AllenFigures"/>
+      </w:pPr>
+      <w:r>
+        <w:rPr>
+          <w:smallCaps w:val="0"/>
+        </w:rPr>
+        <w:t>Figure</w:t>
+      </w:r>
+      <w:r>
+        <w:t xml:space="preserve"> </w:t>
+      </w:r>
+      <w:r>
+        <w:fldChar w:fldCharType="begin"/>
+      </w:r>
+      <w:r>
+        <w:instrText xml:space="preserve"> SEQ Figure \* ARABIC </w:instrText>
+      </w:r>
+      <w:r>
+        <w:fldChar w:fldCharType="separate"/>
+      </w:r>
+      <w:r>
+        <w:t>4</w:t>
+      </w:r>
+      <w:r>
+        <w:fldChar w:fldCharType="end"/>
+      </w:r>
+      <w:r>
+        <w:t xml:space="preserve">. </w:t>
+      </w:r>
+    </w:p>
+    <w:p>
+      <w:pPr>
+        <w:pStyle w:val="AllenFigures"/>
         <w:rPr>
           <w:rFonts w:eastAsiaTheme="minorEastAsia"/>
         </w:rPr>
       </w:pPr>
-      <w:r>
-        <w:rPr>
-          <w:smallCaps w:val="0"/>
-        </w:rPr>
-        <w:t>Figure</w:t>
-      </w:r>
-      <w:r>
-        <w:t xml:space="preserve"> </w:t>
-      </w:r>
-      <w:r>
-        <w:fldChar w:fldCharType="begin"/>
-      </w:r>
-      <w:r>
-        <w:instrText xml:space="preserve"> SEQ Figure \* ARABIC </w:instrText>
-      </w:r>
-      <w:r>
-        <w:fldChar w:fldCharType="separate"/>
-      </w:r>
-      <w:r>
-        <w:t>4</w:t>
-      </w:r>
-      <w:r>
-        <w:fldChar w:fldCharType="end"/>
-      </w:r>
-      <w:r>
-        <w:t xml:space="preserve">. </w:t>
-      </w:r>
     </w:p>
     <w:p>
       <w:pPr>
@@ -6860,7 +7440,21 @@
         <w:t xml:space="preserve">) and two resistance measurements </w:t>
       </w:r>
       <w:r>
-        <w:t>for each sensor DUT (DataQ DI2108) and provides directional DC motor control (Pololu MC18V7) via Univeral Serial Bus (USB).</w:t>
+        <w:t>for each sensor DUT (DataQ DI2108) and provides directional DC motor control (</w:t>
+      </w:r>
+      <w:proofErr w:type="spellStart"/>
+      <w:r>
+        <w:t>Pololu</w:t>
+      </w:r>
+      <w:proofErr w:type="spellEnd"/>
+      <w:r>
+        <w:t xml:space="preserve"> MC18V7) via </w:t>
+      </w:r>
+      <w:r>
+        <w:t>Universal</w:t>
+      </w:r>
+      <w:r>
+        <w:t xml:space="preserve"> Serial Bus (USB).</w:t>
       </w:r>
     </w:p>
     <w:p>
@@ -6899,8 +7493,13 @@
         <w:t>The Keyance Laser LK-G500 is a</w:t>
       </w:r>
       <w:r>
-        <w:t xml:space="preserve"> spot beam, displacement measurement laser, tune for +500mm (19.6”).  </w:t>
-      </w:r>
+        <w:t xml:space="preserve"> spot beam, displacement measurement laser, tune for +500mm (19.6”)</w:t>
+      </w:r>
+      <w:proofErr w:type="gramStart"/>
+      <w:r>
+        <w:t xml:space="preserve">.  </w:t>
+      </w:r>
+      <w:proofErr w:type="gramEnd"/>
     </w:p>
     <w:p>
       <w:pPr>
@@ -6962,8 +7561,17 @@
           <w:sz w:val="20"/>
           <w:szCs w:val="20"/>
         </w:rPr>
-        <w:t>Repeatability 3</w:t>
-      </w:r>
+        <w:t xml:space="preserve">Repeatability </w:t>
+      </w:r>
+      <w:proofErr w:type="gramStart"/>
+      <w:r>
+        <w:rPr>
+          <w:sz w:val="20"/>
+          <w:szCs w:val="20"/>
+        </w:rPr>
+        <w:t>3</w:t>
+      </w:r>
+      <w:proofErr w:type="gramEnd"/>
       <w:r>
         <w:rPr>
           <w:sz w:val="20"/>
@@ -7001,7 +7609,23 @@
           <w:sz w:val="20"/>
           <w:szCs w:val="20"/>
         </w:rPr>
-        <w:t>Temperature characteristics 0.01% of F.S./°C (F.S. = ±250 mm)  or 0.003”</w:t>
+        <w:t>Temperature characteristics 0.01% of F.S./°C (F.S. = ±250 mm</w:t>
+      </w:r>
+      <w:proofErr w:type="gramStart"/>
+      <w:r>
+        <w:rPr>
+          <w:sz w:val="20"/>
+          <w:szCs w:val="20"/>
+        </w:rPr>
+        <w:t>)  or</w:t>
+      </w:r>
+      <w:proofErr w:type="gramEnd"/>
+      <w:r>
+        <w:rPr>
+          <w:sz w:val="20"/>
+          <w:szCs w:val="20"/>
+        </w:rPr>
+        <w:t xml:space="preserve"> 0.003”</w:t>
       </w:r>
     </w:p>
     <w:p>
@@ -7027,7 +7651,31 @@
         <w:pStyle w:val="ZPara"/>
       </w:pPr>
       <w:r>
-        <w:t>The DI-2108-P data acquisition instrument is a portable data recording module that communicates through your computer's USB port. Power is derived from the interface port so no external power is required. Features include:</w:t>
+        <w:t xml:space="preserve">The DI-2108-P data acquisition instrument is a portable data recording module that communicates through your computer's USB port. Power </w:t>
+      </w:r>
+      <w:proofErr w:type="gramStart"/>
+      <w:r>
+        <w:t>is derived</w:t>
+      </w:r>
+      <w:proofErr w:type="gramEnd"/>
+      <w:r>
+        <w:t xml:space="preserve"> from the interface </w:t>
+      </w:r>
+      <w:proofErr w:type="gramStart"/>
+      <w:r>
+        <w:t>port</w:t>
+      </w:r>
+      <w:proofErr w:type="gramEnd"/>
+      <w:r>
+        <w:t xml:space="preserve"> so no external power </w:t>
+      </w:r>
+      <w:proofErr w:type="gramStart"/>
+      <w:r>
+        <w:t>is required</w:t>
+      </w:r>
+      <w:proofErr w:type="gramEnd"/>
+      <w:r>
+        <w:t>. Features include:</w:t>
       </w:r>
     </w:p>
     <w:p>
@@ -7088,12 +7736,21 @@
         </w:rPr>
         <w:tab/>
       </w:r>
+      <w:proofErr w:type="gramStart"/>
       <w:r>
         <w:rPr>
           <w:sz w:val="20"/>
           <w:szCs w:val="20"/>
         </w:rPr>
-        <w:t xml:space="preserve">8 </w:t>
+        <w:t>8</w:t>
+      </w:r>
+      <w:proofErr w:type="gramEnd"/>
+      <w:r>
+        <w:rPr>
+          <w:sz w:val="20"/>
+          <w:szCs w:val="20"/>
+        </w:rPr>
+        <w:t xml:space="preserve"> </w:t>
       </w:r>
     </w:p>
     <w:p>
@@ -7222,7 +7879,23 @@
           <w:sz w:val="20"/>
           <w:szCs w:val="20"/>
         </w:rPr>
-        <w:t xml:space="preserve"> differential </w:t>
+        <w:t xml:space="preserve"> </w:t>
+      </w:r>
+      <w:proofErr w:type="gramStart"/>
+      <w:r>
+        <w:rPr>
+          <w:sz w:val="20"/>
+          <w:szCs w:val="20"/>
+        </w:rPr>
+        <w:t>differential</w:t>
+      </w:r>
+      <w:proofErr w:type="gramEnd"/>
+      <w:r>
+        <w:rPr>
+          <w:sz w:val="20"/>
+          <w:szCs w:val="20"/>
+        </w:rPr>
+        <w:t xml:space="preserve"> </w:t>
       </w:r>
     </w:p>
     <w:p>
@@ -7241,15 +7914,31 @@
           <w:sz w:val="20"/>
           <w:szCs w:val="20"/>
         </w:rPr>
-        <w:t>DC accuracy:</w:t>
-      </w:r>
+        <w:t>DC accuracy</w:t>
+      </w:r>
+      <w:proofErr w:type="gramStart"/>
       <w:r>
         <w:rPr>
           <w:sz w:val="20"/>
           <w:szCs w:val="20"/>
         </w:rPr>
+        <w:t>:</w:t>
+      </w:r>
+      <w:r>
+        <w:rPr>
+          <w:sz w:val="20"/>
+          <w:szCs w:val="20"/>
+        </w:rPr>
         <w:tab/>
-        <w:t>±0.05% of range 25°C</w:t>
+        <w:t>±</w:t>
+      </w:r>
+      <w:proofErr w:type="gramEnd"/>
+      <w:r>
+        <w:rPr>
+          <w:sz w:val="20"/>
+          <w:szCs w:val="20"/>
+        </w:rPr>
+        <w:t>0.05% of range 25°C</w:t>
       </w:r>
     </w:p>
     <w:p>
@@ -7360,19 +8049,47 @@
         <w:rPr>
           <w:sz w:val="20"/>
         </w:rPr>
-        <w:t xml:space="preserve">Resolution applied to measurements: </w:t>
-      </w:r>
+        <w:t>Resolution applied to measurements</w:t>
+      </w:r>
+      <w:proofErr w:type="gramStart"/>
       <w:r>
         <w:rPr>
           <w:sz w:val="20"/>
         </w:rPr>
+        <w:t xml:space="preserve">: </w:t>
+      </w:r>
+      <w:r>
+        <w:rPr>
+          <w:sz w:val="20"/>
+        </w:rPr>
         <w:tab/>
       </w:r>
       <w:r>
         <w:rPr>
           <w:sz w:val="20"/>
         </w:rPr>
-        <w:t xml:space="preserve">&gt;15.6-bit </w:t>
+        <w:t>&gt;</w:t>
+      </w:r>
+      <w:proofErr w:type="gramEnd"/>
+      <w:r>
+        <w:rPr>
+          <w:sz w:val="20"/>
+        </w:rPr>
+        <w:t>15.6-</w:t>
+      </w:r>
+      <w:proofErr w:type="gramStart"/>
+      <w:r>
+        <w:rPr>
+          <w:sz w:val="20"/>
+        </w:rPr>
+        <w:t>bit</w:t>
+      </w:r>
+      <w:proofErr w:type="gramEnd"/>
+      <w:r>
+        <w:rPr>
+          <w:sz w:val="20"/>
+        </w:rPr>
+        <w:t xml:space="preserve"> </w:t>
       </w:r>
     </w:p>
     <w:p>
@@ -7496,7 +8213,21 @@
         <w:rPr>
           <w:sz w:val="20"/>
         </w:rPr>
-        <w:t>100 ppm (typical over 24 hours)</w:t>
+        <w:t>100 ppm (</w:t>
+      </w:r>
+      <w:proofErr w:type="gramStart"/>
+      <w:r>
+        <w:rPr>
+          <w:sz w:val="20"/>
+        </w:rPr>
+        <w:t>typical</w:t>
+      </w:r>
+      <w:proofErr w:type="gramEnd"/>
+      <w:r>
+        <w:rPr>
+          <w:sz w:val="20"/>
+        </w:rPr>
+        <w:t xml:space="preserve"> over 24 hours)</w:t>
       </w:r>
     </w:p>
     <w:p>
@@ -7558,12 +8289,21 @@
         </w:rPr>
         <w:tab/>
       </w:r>
+      <w:proofErr w:type="gramStart"/>
       <w:r>
         <w:rPr>
           <w:sz w:val="20"/>
           <w:szCs w:val="20"/>
         </w:rPr>
-        <w:t xml:space="preserve">7 </w:t>
+        <w:t>7</w:t>
+      </w:r>
+      <w:proofErr w:type="gramEnd"/>
+      <w:r>
+        <w:rPr>
+          <w:sz w:val="20"/>
+          <w:szCs w:val="20"/>
+        </w:rPr>
+        <w:t xml:space="preserve"> </w:t>
       </w:r>
     </w:p>
     <w:p>
@@ -7896,7 +8636,15 @@
       </w:pPr>
       <w:r>
         <w:lastRenderedPageBreak/>
-        <w:t>Motor Controller - Pololu MC18V7</w:t>
+        <w:t xml:space="preserve">Motor Controller - </w:t>
+      </w:r>
+      <w:proofErr w:type="spellStart"/>
+      <w:r>
+        <w:t>Pololu</w:t>
+      </w:r>
+      <w:proofErr w:type="spellEnd"/>
+      <w:r>
+        <w:t xml:space="preserve"> MC18V7</w:t>
       </w:r>
     </w:p>
     <w:p>
@@ -7907,8 +8655,13 @@
       <w:r>
         <w:t xml:space="preserve">A </w:t>
       </w:r>
-      <w:r>
-        <w:t>general purpose motor controllers for brushed, DC motors</w:t>
+      <w:proofErr w:type="gramStart"/>
+      <w:r>
+        <w:t>general purpose</w:t>
+      </w:r>
+      <w:proofErr w:type="gramEnd"/>
+      <w:r>
+        <w:t xml:space="preserve"> motor controllers for brushed, DC motors</w:t>
       </w:r>
       <w:r>
         <w:t xml:space="preserve"> with USB connectivity.</w:t>
@@ -8037,7 +8790,11 @@
         <w:t xml:space="preserve"> </w:t>
       </w:r>
       <w:r>
-        <w:t>so sensor channel resistance (R</w:t>
+        <w:t>so sensor channel resistance (</w:t>
+      </w:r>
+      <w:proofErr w:type="spellStart"/>
+      <w:r>
+        <w:t>R</w:t>
       </w:r>
       <w:r>
         <w:rPr>
@@ -8045,8 +8802,21 @@
         </w:rPr>
         <w:t>chx</w:t>
       </w:r>
-      <w:r>
-        <w:t>) can be calculated from the sensor signal (V</w:t>
+      <w:proofErr w:type="spellEnd"/>
+      <w:r>
+        <w:t xml:space="preserve">) can </w:t>
+      </w:r>
+      <w:proofErr w:type="gramStart"/>
+      <w:r>
+        <w:t>be calculated</w:t>
+      </w:r>
+      <w:proofErr w:type="gramEnd"/>
+      <w:r>
+        <w:t xml:space="preserve"> from the sensor signal (</w:t>
+      </w:r>
+      <w:proofErr w:type="spellStart"/>
+      <w:r>
+        <w:t>V</w:t>
       </w:r>
       <w:r>
         <w:rPr>
@@ -8054,6 +8824,7 @@
         </w:rPr>
         <w:t>m</w:t>
       </w:r>
+      <w:proofErr w:type="spellEnd"/>
       <w:r>
         <w:t>):</w:t>
       </w:r>
@@ -8064,7 +8835,11 @@
         <w:ind w:firstLine="360"/>
       </w:pPr>
       <w:r>
-        <w:t xml:space="preserve"> R</w:t>
+        <w:t xml:space="preserve"> </w:t>
+      </w:r>
+      <w:proofErr w:type="spellStart"/>
+      <w:r>
+        <w:t>R</w:t>
       </w:r>
       <w:r>
         <w:rPr>
@@ -8072,8 +8847,14 @@
         </w:rPr>
         <w:t>chx</w:t>
       </w:r>
-      <w:r>
-        <w:t xml:space="preserve"> = V</w:t>
+      <w:proofErr w:type="spellEnd"/>
+      <w:r>
+        <w:t xml:space="preserve"> = </w:t>
+      </w:r>
+      <w:proofErr w:type="spellStart"/>
+      <w:proofErr w:type="gramStart"/>
+      <w:r>
+        <w:t>V</w:t>
       </w:r>
       <w:r>
         <w:rPr>
@@ -8081,11 +8862,16 @@
         </w:rPr>
         <w:t>m</w:t>
       </w:r>
+      <w:proofErr w:type="spellEnd"/>
       <w:r>
         <w:t xml:space="preserve">  </w:t>
       </w:r>
       <w:r>
-        <w:t>/ I</w:t>
+        <w:t>/</w:t>
+      </w:r>
+      <w:proofErr w:type="gramEnd"/>
+      <w:r>
+        <w:t xml:space="preserve"> I</w:t>
       </w:r>
       <w:r>
         <w:rPr>
@@ -8100,7 +8886,11 @@
         <w:t xml:space="preserve">     </w:t>
       </w:r>
       <w:r>
-        <w:t>where V</w:t>
+        <w:t xml:space="preserve">where </w:t>
+      </w:r>
+      <w:proofErr w:type="spellStart"/>
+      <w:r>
+        <w:t>V</w:t>
       </w:r>
       <w:r>
         <w:rPr>
@@ -8108,6 +8898,7 @@
         </w:rPr>
         <w:t>m</w:t>
       </w:r>
+      <w:proofErr w:type="spellEnd"/>
       <w:r>
         <w:rPr>
           <w:vertAlign w:val="subscript"/>
@@ -8140,17 +8931,38 @@
         <w:t xml:space="preserve"> provide</w:t>
       </w:r>
       <w:r>
-        <w:t>s a place to mount the Pololu Motor Controller.  It also provides a</w:t>
+        <w:t xml:space="preserve">s a place to mount the </w:t>
+      </w:r>
+      <w:proofErr w:type="spellStart"/>
+      <w:r>
+        <w:t>Pololu</w:t>
+      </w:r>
+      <w:proofErr w:type="spellEnd"/>
+      <w:r>
+        <w:t xml:space="preserve"> Motor Controller</w:t>
+      </w:r>
+      <w:proofErr w:type="gramStart"/>
+      <w:r>
+        <w:t xml:space="preserve">.  </w:t>
+      </w:r>
+      <w:proofErr w:type="gramEnd"/>
+      <w:r>
+        <w:t>It also provides a</w:t>
       </w:r>
       <w:r>
         <w:t xml:space="preserve"> means to connect the system components including the Power Supplies,</w:t>
       </w:r>
       <w:r>
-        <w:t xml:space="preserve"> to Laser and moto controller; and connect the sensor signals to the analog inputs. </w:t>
+        <w:t xml:space="preserve"> to Laser and moto controller; and connect the sensor signals to the analog inputs</w:t>
+      </w:r>
+      <w:proofErr w:type="gramStart"/>
+      <w:r>
+        <w:t xml:space="preserve">. </w:t>
       </w:r>
       <w:r>
         <w:t xml:space="preserve"> </w:t>
       </w:r>
+      <w:proofErr w:type="gramEnd"/>
     </w:p>
     <w:p>
       <w:pPr>
@@ -8183,7 +8995,23 @@
         <w:t xml:space="preserve">The Current Source required to drive </w:t>
       </w:r>
       <w:r>
-        <w:t>the sensor signal is implemented with one Linear Technologies LT3092 integrated circuit (IC) for each sensor channel.  Parameters for consideration are the reference current (I</w:t>
+        <w:t xml:space="preserve">the sensor signal </w:t>
+      </w:r>
+      <w:proofErr w:type="gramStart"/>
+      <w:r>
+        <w:t>is implemented</w:t>
+      </w:r>
+      <w:proofErr w:type="gramEnd"/>
+      <w:r>
+        <w:t xml:space="preserve"> with one Linear Technologies LT3092 integrated circuit (IC) for each sensor channel</w:t>
+      </w:r>
+      <w:proofErr w:type="gramStart"/>
+      <w:r>
+        <w:t xml:space="preserve">.  </w:t>
+      </w:r>
+      <w:proofErr w:type="gramEnd"/>
+      <w:r>
+        <w:t>Parameters for consideration are the reference current (I</w:t>
       </w:r>
       <w:r>
         <w:rPr>
@@ -8192,7 +9020,23 @@
         <w:t>s</w:t>
       </w:r>
       <w:r>
-        <w:t>) as determined by the in situ current of the OLS to be tested; the compliance voltage (V</w:t>
+        <w:t xml:space="preserve">) as determined by the </w:t>
+      </w:r>
+      <w:proofErr w:type="gramStart"/>
+      <w:r>
+        <w:t>in situ</w:t>
+      </w:r>
+      <w:proofErr w:type="gramEnd"/>
+      <w:r>
+        <w:t xml:space="preserve"> current of the OLS to be </w:t>
+      </w:r>
+      <w:proofErr w:type="gramStart"/>
+      <w:r>
+        <w:t>tested</w:t>
+      </w:r>
+      <w:proofErr w:type="gramEnd"/>
+      <w:r>
+        <w:t>; the compliance voltage (V</w:t>
       </w:r>
       <w:r>
         <w:rPr>
@@ -8201,7 +9045,19 @@
         <w:t>dc</w:t>
       </w:r>
       <w:r>
-        <w:t>) determined from the required maximum resistance to be measured at I</w:t>
+        <w:t xml:space="preserve">) determined from the required maximum resistance to </w:t>
+      </w:r>
+      <w:proofErr w:type="gramStart"/>
+      <w:r>
+        <w:t>be measured</w:t>
+      </w:r>
+      <w:proofErr w:type="gramEnd"/>
+      <w:r>
+        <w:t xml:space="preserve"> at </w:t>
+      </w:r>
+      <w:proofErr w:type="gramStart"/>
+      <w:r>
+        <w:t>I</w:t>
       </w:r>
       <w:r>
         <w:rPr>
@@ -8210,8 +9066,17 @@
         <w:t>s</w:t>
       </w:r>
       <w:r>
-        <w:t>.  The Elevate OLS resistance ranges from 100</w:t>
-      </w:r>
+        <w:t xml:space="preserve">.  </w:t>
+      </w:r>
+      <w:proofErr w:type="gramEnd"/>
+      <w:r>
+        <w:t xml:space="preserve">The Elevate OLS resistance ranges from </w:t>
+      </w:r>
+      <w:proofErr w:type="gramStart"/>
+      <w:r>
+        <w:t>100</w:t>
+      </w:r>
+      <w:proofErr w:type="gramEnd"/>
       <w:r>
         <w:sym w:font="Symbol" w:char="F057"/>
       </w:r>
@@ -8245,14 +9110,27 @@
       <w:r>
         <w:sym w:font="Symbol" w:char="F057"/>
       </w:r>
-      <w:r>
-        <w:t>.  We assum</w:t>
+      <w:proofErr w:type="gramStart"/>
+      <w:r>
+        <w:t xml:space="preserve">.  </w:t>
+      </w:r>
+      <w:proofErr w:type="gramEnd"/>
+      <w:r>
+        <w:t>We assum</w:t>
       </w:r>
       <w:r>
         <w:t>e</w:t>
       </w:r>
       <w:r>
-        <w:t xml:space="preserve"> that the overrange resistance does not have to be accurately measured, only detected and that the Laser uses a 24V</w:t>
+        <w:t xml:space="preserve"> that the overrange resistance does not have to </w:t>
+      </w:r>
+      <w:proofErr w:type="gramStart"/>
+      <w:r>
+        <w:t>be accurately measured</w:t>
+      </w:r>
+      <w:proofErr w:type="gramEnd"/>
+      <w:r>
+        <w:t>, only detected and that the Laser uses a 24V</w:t>
       </w:r>
       <w:r>
         <w:rPr>
@@ -8267,7 +9145,15 @@
         <w:t xml:space="preserve"> </w:t>
       </w:r>
       <w:r>
-        <w:t>source that can be used to power the Current Source circuit V</w:t>
+        <w:t xml:space="preserve">source that can </w:t>
+      </w:r>
+      <w:proofErr w:type="gramStart"/>
+      <w:r>
+        <w:t>be used</w:t>
+      </w:r>
+      <w:proofErr w:type="gramEnd"/>
+      <w:r>
+        <w:t xml:space="preserve"> to power the Current Source circuit V</w:t>
       </w:r>
       <w:r>
         <w:rPr>
@@ -8281,8 +9167,13 @@
       <w:r>
         <w:sym w:font="Symbol" w:char="F057"/>
       </w:r>
-      <w:r>
-        <w:t>.  With V</w:t>
+      <w:proofErr w:type="gramStart"/>
+      <w:r>
+        <w:t xml:space="preserve">.  </w:t>
+      </w:r>
+      <w:proofErr w:type="gramEnd"/>
+      <w:r>
+        <w:t>With V</w:t>
       </w:r>
       <w:r>
         <w:rPr>
@@ -8338,14 +9229,32 @@
         </w:rPr>
         <w:t>)</w:t>
       </w:r>
-      <w:r>
-        <w:t>.  Then 15</w:t>
-      </w:r>
+      <w:proofErr w:type="gramStart"/>
+      <w:r>
+        <w:t xml:space="preserve">.  </w:t>
+      </w:r>
+      <w:proofErr w:type="gramEnd"/>
+      <w:r>
+        <w:t xml:space="preserve">Then </w:t>
+      </w:r>
+      <w:proofErr w:type="gramStart"/>
+      <w:r>
+        <w:t>15</w:t>
+      </w:r>
+      <w:proofErr w:type="gramEnd"/>
       <w:r>
         <w:sym w:font="Symbol" w:char="F057"/>
       </w:r>
       <w:r>
-        <w:t xml:space="preserve"> is selected for R</w:t>
+        <w:t xml:space="preserve"> </w:t>
+      </w:r>
+      <w:proofErr w:type="gramStart"/>
+      <w:r>
+        <w:t>is selected</w:t>
+      </w:r>
+      <w:proofErr w:type="gramEnd"/>
+      <w:r>
+        <w:t xml:space="preserve"> for R</w:t>
       </w:r>
       <w:r>
         <w:rPr>
@@ -8366,7 +9275,15 @@
         <w:sym w:font="Symbol" w:char="F057"/>
       </w:r>
       <w:r>
-        <w:t xml:space="preserve"> is calculated for R</w:t>
+        <w:t xml:space="preserve"> </w:t>
+      </w:r>
+      <w:proofErr w:type="gramStart"/>
+      <w:r>
+        <w:t>is calculated</w:t>
+      </w:r>
+      <w:proofErr w:type="gramEnd"/>
+      <w:r>
+        <w:t xml:space="preserve"> for R</w:t>
       </w:r>
       <w:r>
         <w:rPr>
@@ -8425,7 +9342,7 @@
                     </pic:cNvPicPr>
                   </pic:nvPicPr>
                   <pic:blipFill>
-                    <a:blip r:embed="rId12"/>
+                    <a:blip r:embed="rId13"/>
                     <a:stretch>
                       <a:fillRect/>
                     </a:stretch>
@@ -8521,8 +9438,13 @@
           <w:numId w:val="8"/>
         </w:numPr>
       </w:pPr>
-      <w:r>
-        <w:t>Relatively low input impedance.</w:t>
+      <w:proofErr w:type="gramStart"/>
+      <w:r>
+        <w:t>Relatively low</w:t>
+      </w:r>
+      <w:proofErr w:type="gramEnd"/>
+      <w:r>
+        <w:t xml:space="preserve"> input impedance.</w:t>
       </w:r>
     </w:p>
     <w:p>
@@ -8536,8 +9458,13 @@
         <w:sym w:font="Symbol" w:char="F057"/>
       </w:r>
       <w:r>
-        <w:t xml:space="preserve">, a LM2902 unity gain, follower circuit will buffer and isolate the DUT from the Analog Input impedance.  </w:t>
-      </w:r>
+        <w:t>, a LM2902 unity gain, follower circuit will buffer and isolate the DUT from the Analog Input impedance</w:t>
+      </w:r>
+      <w:proofErr w:type="gramStart"/>
+      <w:r>
+        <w:t xml:space="preserve">.  </w:t>
+      </w:r>
+      <w:proofErr w:type="gramEnd"/>
       <w:r>
         <w:t>With maximum signal voltage V</w:t>
       </w:r>
@@ -8557,7 +9484,15 @@
         <w:t>s</w:t>
       </w:r>
       <w:r>
-        <w:t xml:space="preserve"> must be scaled to fit within the input range. This accomplished with voltage divider circuit consisting of R</w:t>
+        <w:t xml:space="preserve"> must </w:t>
+      </w:r>
+      <w:proofErr w:type="gramStart"/>
+      <w:r>
+        <w:t>be scaled</w:t>
+      </w:r>
+      <w:proofErr w:type="gramEnd"/>
+      <w:r>
+        <w:t xml:space="preserve"> to fit within the input range. This accomplished with voltage divider circuit consisting of R</w:t>
       </w:r>
       <w:r>
         <w:t>7 (R9)</w:t>
@@ -8586,9 +9521,11 @@
       <w:r>
         <w:sym w:font="Symbol" w:char="F057"/>
       </w:r>
+      <w:proofErr w:type="gramStart"/>
       <w:r>
         <w:t xml:space="preserve">.  </w:t>
       </w:r>
+      <w:proofErr w:type="gramEnd"/>
       <w:r>
         <w:t>T</w:t>
       </w:r>
@@ -8599,7 +9536,15 @@
         <w:sym w:font="Symbol" w:char="F057"/>
       </w:r>
       <w:r>
-        <w:t>, the relatively low 100K</w:t>
+        <w:t xml:space="preserve">, the </w:t>
+      </w:r>
+      <w:proofErr w:type="gramStart"/>
+      <w:r>
+        <w:t>relatively low</w:t>
+      </w:r>
+      <w:proofErr w:type="gramEnd"/>
+      <w:r>
+        <w:t xml:space="preserve"> 100K</w:t>
       </w:r>
       <w:r>
         <w:sym w:font="Symbol" w:char="F057"/>
@@ -8611,8 +9556,13 @@
         <w:t>DI-2108 shown in Figure 3</w:t>
       </w:r>
       <w:r>
-        <w:t xml:space="preserve"> needs to be increased</w:t>
-      </w:r>
+        <w:t xml:space="preserve"> needs to </w:t>
+      </w:r>
+      <w:proofErr w:type="gramStart"/>
+      <w:r>
+        <w:t>be increased</w:t>
+      </w:r>
+      <w:proofErr w:type="gramEnd"/>
       <w:r>
         <w:t xml:space="preserve"> by adding a single supply, follower op amp (LM2902).</w:t>
       </w:r>
@@ -8647,7 +9597,7 @@
                     </pic:cNvPicPr>
                   </pic:nvPicPr>
                   <pic:blipFill>
-                    <a:blip r:embed="rId13" cstate="print">
+                    <a:blip r:embed="rId14" cstate="print">
                       <a:extLst>
                         <a:ext uri="{28A0092B-C50C-407E-A947-70E740481C1C}">
                           <a14:useLocalDpi xmlns:a14="http://schemas.microsoft.com/office/drawing/2010/main" val="0"/>
@@ -8694,9 +9644,11 @@
           <w:t>6</w:t>
         </w:r>
       </w:fldSimple>
+      <w:proofErr w:type="gramStart"/>
       <w:r>
         <w:t xml:space="preserve">.  </w:t>
       </w:r>
+      <w:proofErr w:type="gramEnd"/>
       <w:r>
         <w:t>Analog Input Circuit</w:t>
       </w:r>
@@ -8730,14 +9682,30 @@
         <w:pStyle w:val="ListParagraph"/>
       </w:pPr>
       <w:r>
-        <w:t xml:space="preserve">The Schematic was captured and the PCB laid out in Easy Cad </w:t>
-      </w:r>
-      <w:hyperlink r:id="rId14" w:history="1">
+        <w:t xml:space="preserve">The Schematic </w:t>
+      </w:r>
+      <w:proofErr w:type="gramStart"/>
+      <w:r>
+        <w:t>was captured</w:t>
+      </w:r>
+      <w:proofErr w:type="gramEnd"/>
+      <w:r>
+        <w:t xml:space="preserve"> and the PCB laid out in Easy Cad </w:t>
+      </w:r>
+      <w:hyperlink r:id="rId15" w:history="1">
+        <w:proofErr w:type="spellStart"/>
         <w:r>
           <w:rPr>
             <w:rStyle w:val="Hyperlink"/>
           </w:rPr>
-          <w:t>EasyEDA - Online PCB design &amp; circuit simulator</w:t>
+          <w:t>EasyEDA</w:t>
+        </w:r>
+        <w:proofErr w:type="spellEnd"/>
+        <w:r>
+          <w:rPr>
+            <w:rStyle w:val="Hyperlink"/>
+          </w:rPr>
+          <w:t xml:space="preserve"> - Online PCB design &amp; circuit simulator</w:t>
         </w:r>
       </w:hyperlink>
     </w:p>
@@ -8771,7 +9739,7 @@
                     <pic:cNvPicPr/>
                   </pic:nvPicPr>
                   <pic:blipFill>
-                    <a:blip r:embed="rId15"/>
+                    <a:blip r:embed="rId16"/>
                     <a:stretch>
                       <a:fillRect/>
                     </a:stretch>
@@ -8811,7 +9779,15 @@
         <w:t xml:space="preserve">. </w:t>
       </w:r>
       <w:r>
-        <w:t>Interface PCB EasyCad Schematic</w:t>
+        <w:t xml:space="preserve">Interface PCB </w:t>
+      </w:r>
+      <w:proofErr w:type="spellStart"/>
+      <w:r>
+        <w:t>EasyCad</w:t>
+      </w:r>
+      <w:proofErr w:type="spellEnd"/>
+      <w:r>
+        <w:t xml:space="preserve"> Schematic</w:t>
       </w:r>
     </w:p>
     <w:p/>
@@ -9684,7 +10660,7 @@
                     </pic:cNvPicPr>
                   </pic:nvPicPr>
                   <pic:blipFill>
-                    <a:blip r:embed="rId16">
+                    <a:blip r:embed="rId17">
                       <a:extLst>
                         <a:ext uri="{28A0092B-C50C-407E-A947-70E740481C1C}">
                           <a14:useLocalDpi xmlns:a14="http://schemas.microsoft.com/office/drawing/2010/main" val="0"/>
@@ -9732,7 +10708,15 @@
         <w:t xml:space="preserve">. </w:t>
       </w:r>
       <w:r>
-        <w:t>Interface PCB EasyCad Layout</w:t>
+        <w:t xml:space="preserve">Interface PCB </w:t>
+      </w:r>
+      <w:proofErr w:type="spellStart"/>
+      <w:r>
+        <w:t>EasyCad</w:t>
+      </w:r>
+      <w:proofErr w:type="spellEnd"/>
+      <w:r>
+        <w:t xml:space="preserve"> Layout</w:t>
       </w:r>
     </w:p>
     <w:p>
@@ -9787,7 +10771,7 @@
                     </pic:cNvPicPr>
                   </pic:nvPicPr>
                   <pic:blipFill>
-                    <a:blip r:embed="rId17" cstate="print">
+                    <a:blip r:embed="rId18" cstate="print">
                       <a:extLst>
                         <a:ext uri="{28A0092B-C50C-407E-A947-70E740481C1C}">
                           <a14:useLocalDpi xmlns:a14="http://schemas.microsoft.com/office/drawing/2010/main" val="0"/>
@@ -9883,7 +10867,7 @@
           <w:noProof/>
         </w:rPr>
         <w:drawing>
-          <wp:inline distT="0" distB="0" distL="0" distR="0" wp14:anchorId="7CC73D88" wp14:editId="75CFD991">
+          <wp:inline distT="0" distB="0" distL="0" distR="0" wp14:anchorId="7CC73D88" wp14:editId="7014F708">
             <wp:extent cx="6041312" cy="3256619"/>
             <wp:effectExtent l="0" t="0" r="2540" b="0"/>
             <wp:docPr id="2007052147" name="Picture 2"/>
@@ -9900,7 +10884,7 @@
                     </pic:cNvPicPr>
                   </pic:nvPicPr>
                   <pic:blipFill>
-                    <a:blip r:embed="rId18" cstate="print">
+                    <a:blip r:embed="rId19" cstate="print">
                       <a:extLst>
                         <a:ext uri="{28A0092B-C50C-407E-A947-70E740481C1C}">
                           <a14:useLocalDpi xmlns:a14="http://schemas.microsoft.com/office/drawing/2010/main" val="0"/>
@@ -9965,8 +10949,21 @@
     <w:p/>
     <w:p>
       <w:r>
-        <w:t>The LabVIEW (LV) Application (app) is divided into Three loops</w:t>
-      </w:r>
+        <w:t xml:space="preserve">The LabVIEW (LV) Application (app) </w:t>
+      </w:r>
+      <w:proofErr w:type="gramStart"/>
+      <w:r>
+        <w:t>is divided</w:t>
+      </w:r>
+      <w:proofErr w:type="gramEnd"/>
+      <w:r>
+        <w:t xml:space="preserve"> into Three </w:t>
+      </w:r>
+      <w:proofErr w:type="gramStart"/>
+      <w:r>
+        <w:t>loops</w:t>
+      </w:r>
+      <w:proofErr w:type="gramEnd"/>
     </w:p>
     <w:p>
       <w:pPr>
@@ -9989,7 +10986,23 @@
         </w:numPr>
       </w:pPr>
       <w:r>
-        <w:t>The DataQ  Loop – Reads Analog and Digital Inputs (AI &amp; DI)  and writes to digital Outputs (DO))</w:t>
+        <w:t xml:space="preserve">The </w:t>
+      </w:r>
+      <w:proofErr w:type="gramStart"/>
+      <w:r>
+        <w:t>DataQ  Loop</w:t>
+      </w:r>
+      <w:proofErr w:type="gramEnd"/>
+      <w:r>
+        <w:t xml:space="preserve"> – Reads Analog and Digital Inputs (AI &amp; DI</w:t>
+      </w:r>
+      <w:proofErr w:type="gramStart"/>
+      <w:r>
+        <w:t>)  and</w:t>
+      </w:r>
+      <w:proofErr w:type="gramEnd"/>
+      <w:r>
+        <w:t xml:space="preserve"> writes to digital Outputs (DO))</w:t>
       </w:r>
     </w:p>
     <w:p>
@@ -10001,7 +11014,33 @@
         </w:numPr>
       </w:pPr>
       <w:r>
-        <w:t>Event Loop – Handles user input, remote semaphore and launched Sub VI (ie Cal Routines)</w:t>
+        <w:t xml:space="preserve">Event Loop – </w:t>
+      </w:r>
+      <w:proofErr w:type="gramStart"/>
+      <w:r>
+        <w:t>Handles</w:t>
+      </w:r>
+      <w:proofErr w:type="gramEnd"/>
+      <w:r>
+        <w:t xml:space="preserve"> user input, remote </w:t>
+      </w:r>
+      <w:proofErr w:type="gramStart"/>
+      <w:r>
+        <w:t>semaphore</w:t>
+      </w:r>
+      <w:proofErr w:type="gramEnd"/>
+      <w:r>
+        <w:t xml:space="preserve"> and launched Sub VI (</w:t>
+      </w:r>
+      <w:proofErr w:type="spellStart"/>
+      <w:proofErr w:type="gramStart"/>
+      <w:r>
+        <w:t>ie</w:t>
+      </w:r>
+      <w:proofErr w:type="spellEnd"/>
+      <w:proofErr w:type="gramEnd"/>
+      <w:r>
+        <w:t xml:space="preserve"> Cal Routines)</w:t>
       </w:r>
     </w:p>
     <w:p>
@@ -10030,10 +11069,18 @@
         <w:t xml:space="preserve"> </w:t>
       </w:r>
       <w:r>
-        <w:t>and Close phases.</w:t>
-      </w:r>
-      <w:r>
-        <w:t xml:space="preserve">  See Figure 11 for the diagram of the LabVIEW Application loops.</w:t>
+        <w:t>and Close phases</w:t>
+      </w:r>
+      <w:proofErr w:type="gramStart"/>
+      <w:r>
+        <w:t>.</w:t>
+      </w:r>
+      <w:r>
+        <w:t xml:space="preserve">  </w:t>
+      </w:r>
+      <w:proofErr w:type="gramEnd"/>
+      <w:r>
+        <w:t>See Figure 11 for the diagram of the LabVIEW Application loops.</w:t>
       </w:r>
     </w:p>
     <w:p/>
@@ -10053,7 +11100,7 @@
           <w:noProof/>
         </w:rPr>
         <w:drawing>
-          <wp:inline distT="0" distB="0" distL="0" distR="0" wp14:anchorId="250F5D25" wp14:editId="37EC0D88">
+          <wp:inline distT="0" distB="0" distL="0" distR="0" wp14:anchorId="250F5D25" wp14:editId="58C747A9">
             <wp:extent cx="5943600" cy="3382645"/>
             <wp:effectExtent l="0" t="0" r="0" b="8255"/>
             <wp:docPr id="15364" name="Picture 6">
@@ -10082,7 +11129,7 @@
                     </pic:cNvPicPr>
                   </pic:nvPicPr>
                   <pic:blipFill>
-                    <a:blip r:embed="rId19" cstate="print">
+                    <a:blip r:embed="rId20" cstate="print">
                       <a:extLst>
                         <a:ext uri="{28A0092B-C50C-407E-A947-70E740481C1C}">
                           <a14:useLocalDpi xmlns:a14="http://schemas.microsoft.com/office/drawing/2010/main" val="0"/>
@@ -10151,22 +11198,83 @@
           <w:b/>
           <w:bCs/>
         </w:rPr>
-        <w:t>GET TEST INFO</w:t>
-      </w:r>
-      <w:r>
-        <w:t xml:space="preserve">  -- Upon start up the user dialog prompts the user to select the test type by loading the  specified Configuration File and include the Test information ie (Job Number, Unit Number, Serial Number,  and set the test parameters Pre or Post pot test, enable pre-fill lubrication phase etc  for the Device to be testes.  These values are made persistent from Test to Test by being saved to the Windows system Registry.</w:t>
-      </w:r>
-    </w:p>
-    <w:p>
+        <w:t xml:space="preserve">GET TEST </w:t>
+      </w:r>
+      <w:proofErr w:type="gramStart"/>
       <w:r>
         <w:rPr>
           <w:b/>
           <w:bCs/>
         </w:rPr>
-        <w:t>REF FP CONTRL</w:t>
-      </w:r>
-      <w:r>
-        <w:t xml:space="preserve"> – Reference Front Panel Controls associated the Front Planel Control to a Reference Number and initialized the that Control or Indicator.</w:t>
+        <w:t>INFO</w:t>
+      </w:r>
+      <w:r>
+        <w:t xml:space="preserve">  --</w:t>
+      </w:r>
+      <w:proofErr w:type="gramEnd"/>
+      <w:r>
+        <w:t xml:space="preserve"> Upon start up the user dialog prompts the user to select the test type by loading </w:t>
+      </w:r>
+      <w:proofErr w:type="gramStart"/>
+      <w:r>
+        <w:t>the  specified</w:t>
+      </w:r>
+      <w:proofErr w:type="gramEnd"/>
+      <w:r>
+        <w:t xml:space="preserve"> Configuration File and include the Test information </w:t>
+      </w:r>
+      <w:proofErr w:type="spellStart"/>
+      <w:r>
+        <w:t>ie</w:t>
+      </w:r>
+      <w:proofErr w:type="spellEnd"/>
+      <w:r>
+        <w:t xml:space="preserve"> (Job Number, Unit Number, Serial </w:t>
+      </w:r>
+      <w:proofErr w:type="gramStart"/>
+      <w:r>
+        <w:t>Number,  and</w:t>
+      </w:r>
+      <w:proofErr w:type="gramEnd"/>
+      <w:r>
+        <w:t xml:space="preserve"> set the test parameters Pre or Post pot test, enable pre-fill lubrication phase </w:t>
+      </w:r>
+      <w:proofErr w:type="spellStart"/>
+      <w:proofErr w:type="gramStart"/>
+      <w:r>
+        <w:t>etc</w:t>
+      </w:r>
+      <w:proofErr w:type="spellEnd"/>
+      <w:r>
+        <w:t xml:space="preserve">  for</w:t>
+      </w:r>
+      <w:proofErr w:type="gramEnd"/>
+      <w:r>
+        <w:t xml:space="preserve"> the Device to be testes</w:t>
+      </w:r>
+      <w:proofErr w:type="gramStart"/>
+      <w:r>
+        <w:t xml:space="preserve">.  </w:t>
+      </w:r>
+      <w:proofErr w:type="gramEnd"/>
+      <w:r>
+        <w:t xml:space="preserve">These values </w:t>
+      </w:r>
+      <w:proofErr w:type="gramStart"/>
+      <w:r>
+        <w:t>are made</w:t>
+      </w:r>
+      <w:proofErr w:type="gramEnd"/>
+      <w:r>
+        <w:t xml:space="preserve"> persistent from Test to Test by </w:t>
+      </w:r>
+      <w:proofErr w:type="gramStart"/>
+      <w:r>
+        <w:t>being saved</w:t>
+      </w:r>
+      <w:proofErr w:type="gramEnd"/>
+      <w:r>
+        <w:t xml:space="preserve"> to the Windows system Registry.</w:t>
       </w:r>
     </w:p>
     <w:p>
@@ -10175,10 +11283,18 @@
           <w:b/>
           <w:bCs/>
         </w:rPr>
-        <w:t>READ CONFIG FILE</w:t>
-      </w:r>
-      <w:r>
-        <w:t xml:space="preserve"> – Gets the ConfigFile path from the Registry then Reads in the configuration files for the selected test as a Comma Separated Variable (CSV) file.</w:t>
+        <w:t>REF FP CONTRL</w:t>
+      </w:r>
+      <w:r>
+        <w:t xml:space="preserve"> – Reference Front Panel Controls associated the Front </w:t>
+      </w:r>
+      <w:proofErr w:type="spellStart"/>
+      <w:r>
+        <w:t>Planel</w:t>
+      </w:r>
+      <w:proofErr w:type="spellEnd"/>
+      <w:r>
+        <w:t xml:space="preserve"> Control to a Reference Number and initialized the that Control or Indicator.</w:t>
       </w:r>
     </w:p>
     <w:p>
@@ -10187,21 +11303,11 @@
           <w:b/>
           <w:bCs/>
         </w:rPr>
-        <w:t>CONFIG TEST PARAMS</w:t>
-      </w:r>
-      <w:r>
-        <w:t xml:space="preserve"> --.  Configure Test Parameters Sorts the Configuration parameters into 4 Sub Clusters of parameters Bench, Pump, Test and DataQ. Combines the parameters with the Test Information and the control referenced into Full Config Cluster for use throughout the application.</w:t>
-      </w:r>
-    </w:p>
-    <w:p>
-      <w:pPr>
-        <w:pStyle w:val="ZL3Section"/>
-      </w:pPr>
-      <w:bookmarkStart w:id="455" w:name="_Toc238626485"/>
-      <w:r>
-        <w:t>DataQ Loop Initialization</w:t>
-      </w:r>
-      <w:bookmarkEnd w:id="455"/>
+        <w:t>READ CONFIG FILE</w:t>
+      </w:r>
+      <w:r>
+        <w:t xml:space="preserve"> – Gets the ConfigFile path from the Registry then Reads in the configuration files for the selected test as a Comma Separated Variable (CSV) file.</w:t>
+      </w:r>
     </w:p>
     <w:p>
       <w:r>
@@ -10209,10 +11315,64 @@
           <w:b/>
           <w:bCs/>
         </w:rPr>
+        <w:t>CONFIG TEST PARAMS</w:t>
+      </w:r>
+      <w:r>
+        <w:t xml:space="preserve"> --</w:t>
+      </w:r>
+      <w:proofErr w:type="gramStart"/>
+      <w:r>
+        <w:t xml:space="preserve">.  </w:t>
+      </w:r>
+      <w:proofErr w:type="gramEnd"/>
+      <w:r>
+        <w:t>Configure Test Parameters Sorts the Configuration parameters into 4 Sub Clusters of parameters Bench, Pump, Test and DataQ. Combines the parameters with the Test Information and the control referenced into Full Config Cluster for use throughout the application.</w:t>
+      </w:r>
+    </w:p>
+    <w:p>
+      <w:pPr>
+        <w:pStyle w:val="ZL3Section"/>
+      </w:pPr>
+      <w:bookmarkStart w:id="455" w:name="_Toc238626485"/>
+      <w:r>
+        <w:t>DataQ Loop Initialization</w:t>
+      </w:r>
+      <w:bookmarkEnd w:id="455"/>
+    </w:p>
+    <w:p>
+      <w:r>
+        <w:rPr>
+          <w:b/>
+          <w:bCs/>
+        </w:rPr>
         <w:t>OPEN DATAQ</w:t>
       </w:r>
       <w:r>
-        <w:t xml:space="preserve"> --  Associates DataQ serial communications with Windows Comport, ensures the connection is made, if is loads the DataQ parameters into the DataQ, else presents the option for simulate mode, otherwise </w:t>
+        <w:t xml:space="preserve"> </w:t>
+      </w:r>
+      <w:proofErr w:type="gramStart"/>
+      <w:r>
+        <w:t>--  Associates</w:t>
+      </w:r>
+      <w:proofErr w:type="gramEnd"/>
+      <w:r>
+        <w:t xml:space="preserve"> DataQ serial communications with Windows Comport, ensures the connection </w:t>
+      </w:r>
+      <w:proofErr w:type="gramStart"/>
+      <w:r>
+        <w:t>is made</w:t>
+      </w:r>
+      <w:proofErr w:type="gramEnd"/>
+      <w:r>
+        <w:t xml:space="preserve">, if is loads the DataQ parameters into the DataQ, else presents the option for simulate mode, </w:t>
+      </w:r>
+      <w:proofErr w:type="gramStart"/>
+      <w:r>
+        <w:t>otherwise</w:t>
+      </w:r>
+      <w:proofErr w:type="gramEnd"/>
+      <w:r>
+        <w:t xml:space="preserve"> </w:t>
       </w:r>
     </w:p>
     <w:p>
@@ -10239,7 +11399,15 @@
     </w:p>
     <w:p>
       <w:r>
-        <w:t>ChA &amp; ChB resistance data is produced for use in the Test Loop.</w:t>
+        <w:t xml:space="preserve">ChA &amp; ChB resistance data </w:t>
+      </w:r>
+      <w:proofErr w:type="gramStart"/>
+      <w:r>
+        <w:t>is produced</w:t>
+      </w:r>
+      <w:proofErr w:type="gramEnd"/>
+      <w:r>
+        <w:t xml:space="preserve"> for use in the Test Loop.</w:t>
       </w:r>
     </w:p>
     <w:p/>
@@ -10252,47 +11420,97 @@
         <w:t>READ CHA &amp; CHB</w:t>
       </w:r>
       <w:r>
-        <w:t xml:space="preserve"> --  Read Channel A and Channel B, If Device is present, captures, filters and scales then presents the data as a resistor value sampled at 20ms rate.  Closes the solenoid valve during the Settling Wait Time state.</w:t>
-      </w:r>
-    </w:p>
-    <w:p>
+        <w:t xml:space="preserve"> </w:t>
+      </w:r>
+      <w:proofErr w:type="gramStart"/>
+      <w:r>
+        <w:t>--  Read</w:t>
+      </w:r>
+      <w:proofErr w:type="gramEnd"/>
+      <w:r>
+        <w:t xml:space="preserve"> Channel A and Channel B, If Device is present, captures, filters and scales then </w:t>
+      </w:r>
+      <w:proofErr w:type="gramStart"/>
+      <w:r>
+        <w:t>presents</w:t>
+      </w:r>
+      <w:proofErr w:type="gramEnd"/>
+      <w:r>
+        <w:t xml:space="preserve"> the data as a resistor value sampled at 20ms rate</w:t>
+      </w:r>
+      <w:proofErr w:type="gramStart"/>
+      <w:r>
+        <w:t xml:space="preserve">.  </w:t>
+      </w:r>
+      <w:proofErr w:type="gramEnd"/>
+      <w:r>
+        <w:t>Closes the solenoid valve during the Settling Wait Time state.</w:t>
+      </w:r>
+    </w:p>
+    <w:p>
+      <w:proofErr w:type="gramStart"/>
       <w:r>
         <w:rPr>
           <w:b/>
           <w:bCs/>
         </w:rPr>
-        <w:t>SIMULATE  CHA &amp; CHB</w:t>
-      </w:r>
-      <w:r>
-        <w:t xml:space="preserve"> --  Read Channel A and Channel B , Eles presents simulated channel resistance based on the Level Input reading. </w:t>
-      </w:r>
-    </w:p>
-    <w:p>
-      <w:r>
-        <w:t xml:space="preserve">Ends loop when global “Exit” semaphore is received from is received from the main loop. </w:t>
-      </w:r>
-    </w:p>
-    <w:p/>
-    <w:p>
-      <w:pPr>
-        <w:pStyle w:val="ZL3Section"/>
-      </w:pPr>
-      <w:bookmarkStart w:id="457" w:name="_Toc238626487"/>
-      <w:r>
-        <w:t>DataQ Loop Close</w:t>
-      </w:r>
-      <w:bookmarkEnd w:id="457"/>
-    </w:p>
-    <w:p>
+        <w:t>SIMULATE  CHA</w:t>
+      </w:r>
+      <w:proofErr w:type="gramEnd"/>
       <w:r>
         <w:rPr>
           <w:b/>
           <w:bCs/>
         </w:rPr>
-        <w:t>CLOSE DATAQ</w:t>
-      </w:r>
-      <w:r>
-        <w:t>--  Read Channel A and Channel B, If Device is present, captures, filters and scales then presents the data as a resistor value sampled at 20ms rate.  Closes the solenoid valve during the Settling Wait Time state.</w:t>
+        <w:t xml:space="preserve"> &amp; CHB</w:t>
+      </w:r>
+      <w:r>
+        <w:t xml:space="preserve"> </w:t>
+      </w:r>
+      <w:proofErr w:type="gramStart"/>
+      <w:r>
+        <w:t>--  Read</w:t>
+      </w:r>
+      <w:proofErr w:type="gramEnd"/>
+      <w:r>
+        <w:t xml:space="preserve"> Channel A and Channel </w:t>
+      </w:r>
+      <w:proofErr w:type="gramStart"/>
+      <w:r>
+        <w:t>B ,</w:t>
+      </w:r>
+      <w:proofErr w:type="gramEnd"/>
+      <w:r>
+        <w:t xml:space="preserve"> Eles </w:t>
+      </w:r>
+      <w:proofErr w:type="gramStart"/>
+      <w:r>
+        <w:t>presents</w:t>
+      </w:r>
+      <w:proofErr w:type="gramEnd"/>
+      <w:r>
+        <w:t xml:space="preserve"> simulated channel resistance based on the Level Input reading. </w:t>
+      </w:r>
+    </w:p>
+    <w:p>
+      <w:r>
+        <w:t xml:space="preserve">Ends loop when global “Exit” semaphore </w:t>
+      </w:r>
+      <w:proofErr w:type="gramStart"/>
+      <w:r>
+        <w:t>is received</w:t>
+      </w:r>
+      <w:proofErr w:type="gramEnd"/>
+      <w:r>
+        <w:t xml:space="preserve"> from </w:t>
+      </w:r>
+      <w:proofErr w:type="gramStart"/>
+      <w:r>
+        <w:t>is received</w:t>
+      </w:r>
+      <w:proofErr w:type="gramEnd"/>
+      <w:r>
+        <w:t xml:space="preserve"> from the main loop. </w:t>
       </w:r>
     </w:p>
     <w:p/>
@@ -10300,11 +11518,11 @@
       <w:pPr>
         <w:pStyle w:val="ZL3Section"/>
       </w:pPr>
-      <w:bookmarkStart w:id="458" w:name="_Toc238626488"/>
-      <w:r>
-        <w:t>Main Test Loop</w:t>
-      </w:r>
-      <w:bookmarkEnd w:id="458"/>
+      <w:bookmarkStart w:id="457" w:name="_Toc238626487"/>
+      <w:r>
+        <w:t>DataQ Loop Close</w:t>
+      </w:r>
+      <w:bookmarkEnd w:id="457"/>
     </w:p>
     <w:p>
       <w:r>
@@ -10312,11 +11530,43 @@
           <w:b/>
           <w:bCs/>
         </w:rPr>
-        <w:t>TITLE TEST RUN</w:t>
-      </w:r>
-      <w:r>
-        <w:t xml:space="preserve"> –Title Test Run executes in the outer loop which executed once then once more for each configured replicate.  The Test Title made up of the test type, the job number, the unit number and a time stamp is applied to as title he report file. </w:t>
-      </w:r>
+        <w:t>CLOSE DATAQ</w:t>
+      </w:r>
+      <w:proofErr w:type="gramStart"/>
+      <w:r>
+        <w:t>--  Read</w:t>
+      </w:r>
+      <w:proofErr w:type="gramEnd"/>
+      <w:r>
+        <w:t xml:space="preserve"> Channel A and Channel B, If Device is present, captures, filters and scales then </w:t>
+      </w:r>
+      <w:proofErr w:type="gramStart"/>
+      <w:r>
+        <w:t>presents</w:t>
+      </w:r>
+      <w:proofErr w:type="gramEnd"/>
+      <w:r>
+        <w:t xml:space="preserve"> the data as a resistor value sampled at 20ms rate</w:t>
+      </w:r>
+      <w:proofErr w:type="gramStart"/>
+      <w:r>
+        <w:t xml:space="preserve">.  </w:t>
+      </w:r>
+      <w:proofErr w:type="gramEnd"/>
+      <w:r>
+        <w:t>Closes the solenoid valve during the Settling Wait Time state.</w:t>
+      </w:r>
+    </w:p>
+    <w:p/>
+    <w:p>
+      <w:pPr>
+        <w:pStyle w:val="ZL3Section"/>
+      </w:pPr>
+      <w:bookmarkStart w:id="458" w:name="_Toc238626488"/>
+      <w:r>
+        <w:t>Main Test Loop</w:t>
+      </w:r>
+      <w:bookmarkEnd w:id="458"/>
     </w:p>
     <w:p>
       <w:r>
@@ -10324,25 +11574,78 @@
           <w:b/>
           <w:bCs/>
         </w:rPr>
-        <w:t>TEST PROTOCOL LOOP</w:t>
-      </w:r>
-      <w:r>
-        <w:t xml:space="preserve"> – Inner loop that executes the test protocol and the Level Controller in the following modes:</w:t>
-      </w:r>
-    </w:p>
-    <w:p>
-      <w:pPr>
-        <w:ind w:left="720"/>
-      </w:pPr>
+        <w:t>TITLE TEST RUN</w:t>
+      </w:r>
+      <w:r>
+        <w:t xml:space="preserve"> –Title Test Run executes in the outer loop which executed once then once more for each configured replicate</w:t>
+      </w:r>
+      <w:proofErr w:type="gramStart"/>
+      <w:r>
+        <w:t xml:space="preserve">.  </w:t>
+      </w:r>
+      <w:proofErr w:type="gramEnd"/>
+      <w:r>
+        <w:t xml:space="preserve">The Test Title made up of the test type, the job number, the unit number and a time stamp </w:t>
+      </w:r>
+      <w:proofErr w:type="gramStart"/>
+      <w:r>
+        <w:t>is applied</w:t>
+      </w:r>
+      <w:proofErr w:type="gramEnd"/>
+      <w:r>
+        <w:t xml:space="preserve"> to as title he </w:t>
+      </w:r>
+      <w:proofErr w:type="gramStart"/>
+      <w:r>
+        <w:t>report</w:t>
+      </w:r>
+      <w:proofErr w:type="gramEnd"/>
+      <w:r>
+        <w:t xml:space="preserve"> file. </w:t>
+      </w:r>
+    </w:p>
+    <w:p>
+      <w:proofErr w:type="gramStart"/>
       <w:r>
         <w:rPr>
           <w:b/>
           <w:bCs/>
         </w:rPr>
+        <w:t>TEST</w:t>
+      </w:r>
+      <w:proofErr w:type="gramEnd"/>
+      <w:r>
+        <w:rPr>
+          <w:b/>
+          <w:bCs/>
+        </w:rPr>
+        <w:t xml:space="preserve"> PROTOCOL LOOP</w:t>
+      </w:r>
+      <w:r>
+        <w:t xml:space="preserve"> – Inner loop that executes the test protocol and the Level Controller in the following modes:</w:t>
+      </w:r>
+    </w:p>
+    <w:p>
+      <w:pPr>
+        <w:ind w:left="720"/>
+      </w:pPr>
+      <w:r>
+        <w:rPr>
+          <w:b/>
+          <w:bCs/>
+        </w:rPr>
         <w:t>RUN STATE MACH</w:t>
       </w:r>
       <w:r>
-        <w:t xml:space="preserve"> – Run  Consists Machine, Algorithm to either:  </w:t>
+        <w:t xml:space="preserve"> – </w:t>
+      </w:r>
+      <w:proofErr w:type="gramStart"/>
+      <w:r>
+        <w:t>Run  Consists</w:t>
+      </w:r>
+      <w:proofErr w:type="gramEnd"/>
+      <w:r>
+        <w:t xml:space="preserve"> Machine, Algorithm to either:  </w:t>
       </w:r>
     </w:p>
     <w:p>
@@ -10358,7 +11661,60 @@
         <w:ind w:left="1800"/>
       </w:pPr>
       <w:r>
-        <w:t>Run -- where the Level SP is automatically determined by the state defined in the Test Protocol for either of  two test types:  i)  Pre-Pot where level is continuously ramped between Empty, to Full to Empty  aka AEPS Test. ii)  Post Pot where the level is stepped to the switch point for each channel, the resistance is measured and evaluated as Switched (ie Pass) or not-Switched (ie Fail) aka ATP Test.</w:t>
+        <w:t xml:space="preserve">Run -- where the Level SP is automatically determined by the state defined in the Test Protocol for either </w:t>
+      </w:r>
+      <w:proofErr w:type="gramStart"/>
+      <w:r>
+        <w:t>of  two</w:t>
+      </w:r>
+      <w:proofErr w:type="gramEnd"/>
+      <w:r>
+        <w:t xml:space="preserve"> test types:  </w:t>
+      </w:r>
+      <w:proofErr w:type="spellStart"/>
+      <w:r>
+        <w:t>i</w:t>
+      </w:r>
+      <w:proofErr w:type="spellEnd"/>
+      <w:proofErr w:type="gramStart"/>
+      <w:r>
+        <w:t>)  Pre</w:t>
+      </w:r>
+      <w:proofErr w:type="gramEnd"/>
+      <w:r>
+        <w:t xml:space="preserve">-Pot where level is continuously ramped between Empty, to Full to </w:t>
+      </w:r>
+      <w:proofErr w:type="gramStart"/>
+      <w:r>
+        <w:t>Empty  aka</w:t>
+      </w:r>
+      <w:proofErr w:type="gramEnd"/>
+      <w:r>
+        <w:t xml:space="preserve"> AEPS Test. ii</w:t>
+      </w:r>
+      <w:proofErr w:type="gramStart"/>
+      <w:r>
+        <w:t>)  Post</w:t>
+      </w:r>
+      <w:proofErr w:type="gramEnd"/>
+      <w:r>
+        <w:t xml:space="preserve"> Pot where the level is stepped to the switch point for each channel, the resistance is measured and evaluated as Switched (</w:t>
+      </w:r>
+      <w:proofErr w:type="spellStart"/>
+      <w:r>
+        <w:t>ie</w:t>
+      </w:r>
+      <w:proofErr w:type="spellEnd"/>
+      <w:r>
+        <w:t xml:space="preserve"> Pass) or not-Switched (</w:t>
+      </w:r>
+      <w:proofErr w:type="spellStart"/>
+      <w:r>
+        <w:t>ie</w:t>
+      </w:r>
+      <w:proofErr w:type="spellEnd"/>
+      <w:r>
+        <w:t xml:space="preserve"> Fail) aka ATP Test.</w:t>
       </w:r>
     </w:p>
     <w:p>
@@ -10389,7 +11745,23 @@
         <w:t>PUMP &amp; LASER CONTRL</w:t>
       </w:r>
       <w:r>
-        <w:t xml:space="preserve"> --  The Level Controller is 3 speed servo control that that can run either:  </w:t>
+        <w:t xml:space="preserve"> </w:t>
+      </w:r>
+      <w:proofErr w:type="gramStart"/>
+      <w:r>
+        <w:t>--  The</w:t>
+      </w:r>
+      <w:proofErr w:type="gramEnd"/>
+      <w:r>
+        <w:t xml:space="preserve"> Level Controller is </w:t>
+      </w:r>
+      <w:proofErr w:type="gramStart"/>
+      <w:r>
+        <w:t>3</w:t>
+      </w:r>
+      <w:proofErr w:type="gramEnd"/>
+      <w:r>
+        <w:t xml:space="preserve"> speed servo control that that can run either:  </w:t>
       </w:r>
     </w:p>
     <w:p>
@@ -10404,8 +11776,13 @@
         </w:tabs>
         <w:ind w:left="1800"/>
       </w:pPr>
-      <w:r>
-        <w:t>Automatic  --  Closed Loop that drives the Level PV to the Level SP</w:t>
+      <w:proofErr w:type="gramStart"/>
+      <w:r>
+        <w:t>Automatic  --</w:t>
+      </w:r>
+      <w:proofErr w:type="gramEnd"/>
+      <w:r>
+        <w:t xml:space="preserve">  Closed Loop that drives the Level PV to the Level SP</w:t>
       </w:r>
     </w:p>
     <w:p>
@@ -10420,8 +11797,13 @@
         </w:tabs>
         <w:ind w:left="1800"/>
       </w:pPr>
-      <w:r>
-        <w:t>Jog  -- Fill and Drain buttons select the direction of the pump and speed.</w:t>
+      <w:proofErr w:type="gramStart"/>
+      <w:r>
+        <w:t>Jog  --</w:t>
+      </w:r>
+      <w:proofErr w:type="gramEnd"/>
+      <w:r>
+        <w:t xml:space="preserve"> Fill and Drain buttons select the direction of the pump and speed.</w:t>
       </w:r>
     </w:p>
     <w:p>
@@ -10437,7 +11819,15 @@
         <w:ind w:left="1800"/>
       </w:pPr>
       <w:r>
-        <w:t>Sim -- Optional Auto and Jog modes where the Level PV is generated from Config Params when Sim is select or either Pump or Laser is off-Line.</w:t>
+        <w:t xml:space="preserve">Sim -- Optional Auto and Jog modes where the Level PV </w:t>
+      </w:r>
+      <w:proofErr w:type="gramStart"/>
+      <w:r>
+        <w:t>is generated</w:t>
+      </w:r>
+      <w:proofErr w:type="gramEnd"/>
+      <w:r>
+        <w:t xml:space="preserve"> from Config Params when Sim is select or either Pump or Laser is off-Line.</w:t>
       </w:r>
     </w:p>
     <w:p>
@@ -10445,7 +11835,23 @@
         <w:ind w:left="720"/>
       </w:pPr>
       <w:r>
-        <w:t>Test Protocol loop is exited on the DONE State in Run Mode or when the STOP button is pressed in the Manual Mode</w:t>
+        <w:t xml:space="preserve">Test Protocol loop </w:t>
+      </w:r>
+      <w:proofErr w:type="gramStart"/>
+      <w:r>
+        <w:t>is exited</w:t>
+      </w:r>
+      <w:proofErr w:type="gramEnd"/>
+      <w:r>
+        <w:t xml:space="preserve"> on the DONE State in Run Mode or when the STOP button </w:t>
+      </w:r>
+      <w:proofErr w:type="gramStart"/>
+      <w:r>
+        <w:t>is pressed</w:t>
+      </w:r>
+      <w:proofErr w:type="gramEnd"/>
+      <w:r>
+        <w:t xml:space="preserve"> in the Manual Mode</w:t>
       </w:r>
     </w:p>
     <w:p>
@@ -10457,8 +11863,21 @@
         <w:t>FORMAT TEST DATA –</w:t>
       </w:r>
       <w:r>
-        <w:t xml:space="preserve"> Format the Level &amp; Resistance Data, Test Results, Test Information and Calibration parameters  for input to the Test Report.xlsx and include the Test Information .</w:t>
-      </w:r>
+        <w:t xml:space="preserve"> Format the Level &amp; Resistance Data, Test Results, Test Information and Calibration </w:t>
+      </w:r>
+      <w:proofErr w:type="gramStart"/>
+      <w:r>
+        <w:t>parameters  for</w:t>
+      </w:r>
+      <w:proofErr w:type="gramEnd"/>
+      <w:r>
+        <w:t xml:space="preserve"> input to the Test Report.xlsx and include the Test </w:t>
+      </w:r>
+      <w:proofErr w:type="gramStart"/>
+      <w:r>
+        <w:t>Information .</w:t>
+      </w:r>
+      <w:proofErr w:type="gramEnd"/>
     </w:p>
     <w:p>
       <w:r>
@@ -10470,13 +11889,34 @@
         <w:t>GEN TEST REPORT</w:t>
       </w:r>
       <w:r>
-        <w:t xml:space="preserve"> – Writes the formatted  Test Data into an Excel workbook and saves in the Report File Path.</w:t>
-      </w:r>
-    </w:p>
-    <w:p>
-      <w:r>
-        <w:t>Test Loop is exited after the last Test replicate is Run</w:t>
-      </w:r>
+        <w:t xml:space="preserve"> – Writes the </w:t>
+      </w:r>
+      <w:proofErr w:type="gramStart"/>
+      <w:r>
+        <w:t>formatted  Test</w:t>
+      </w:r>
+      <w:proofErr w:type="gramEnd"/>
+      <w:r>
+        <w:t xml:space="preserve"> Data into an Excel workbook and saves in the Report File Path.</w:t>
+      </w:r>
+    </w:p>
+    <w:p>
+      <w:r>
+        <w:t xml:space="preserve">Test Loop </w:t>
+      </w:r>
+      <w:proofErr w:type="gramStart"/>
+      <w:r>
+        <w:t>is exited</w:t>
+      </w:r>
+      <w:proofErr w:type="gramEnd"/>
+      <w:r>
+        <w:t xml:space="preserve"> after the last Test replicate is </w:t>
+      </w:r>
+      <w:proofErr w:type="gramStart"/>
+      <w:r>
+        <w:t>Run</w:t>
+      </w:r>
+      <w:proofErr w:type="gramEnd"/>
     </w:p>
     <w:p>
       <w:pPr>
@@ -10500,10 +11940,19 @@
         <w:t>CLOSE MOTOR CONTRL</w:t>
       </w:r>
       <w:r>
-        <w:t xml:space="preserve"> – Close the Motor Controller ensures the motor controller (Pump) is stopped, the value is open, then closed the connection and generates the Global “Exit” Semaphore.</w:t>
-      </w:r>
-    </w:p>
-    <w:p>
+        <w:t xml:space="preserve"> – Close the Motor Controller ensures the motor controller (Pump) </w:t>
+      </w:r>
+      <w:proofErr w:type="gramStart"/>
+      <w:r>
+        <w:t>is stopped</w:t>
+      </w:r>
+      <w:proofErr w:type="gramEnd"/>
+      <w:r>
+        <w:t>, the value is open, then closed the connection and generates the Global “Exit” Semaphore.</w:t>
+      </w:r>
+    </w:p>
+    <w:p>
+      <w:proofErr w:type="gramStart"/>
       <w:r>
         <w:rPr>
           <w:b/>
@@ -10512,7 +11961,11 @@
         <w:t>EXIT</w:t>
       </w:r>
       <w:r>
-        <w:t xml:space="preserve">  -- Closed the App and LabVIEW Runtime.</w:t>
+        <w:t xml:space="preserve">  --</w:t>
+      </w:r>
+      <w:proofErr w:type="gramEnd"/>
+      <w:r>
+        <w:t xml:space="preserve"> Closed the App and LabVIEW Runtime.</w:t>
       </w:r>
     </w:p>
     <w:p/>
@@ -10535,7 +11988,31 @@
         <w:t xml:space="preserve"> EVENT HANDLER</w:t>
       </w:r>
       <w:r>
-        <w:t>– Checks for asynchronous user input such as the STOP  or Menu Items pressed.  Handles DIO semaphore form Motor Control.  Launches Cal Routines.</w:t>
+        <w:t xml:space="preserve">– Checks for asynchronous user input such as the </w:t>
+      </w:r>
+      <w:proofErr w:type="gramStart"/>
+      <w:r>
+        <w:t>STOP  or</w:t>
+      </w:r>
+      <w:proofErr w:type="gramEnd"/>
+      <w:r>
+        <w:t xml:space="preserve"> Menu Items pressed</w:t>
+      </w:r>
+      <w:proofErr w:type="gramStart"/>
+      <w:r>
+        <w:t>.  Handles</w:t>
+      </w:r>
+      <w:proofErr w:type="gramEnd"/>
+      <w:r>
+        <w:t xml:space="preserve"> DIO semaphore form Motor Control</w:t>
+      </w:r>
+      <w:proofErr w:type="gramStart"/>
+      <w:r>
+        <w:t xml:space="preserve">.  </w:t>
+      </w:r>
+      <w:proofErr w:type="gramEnd"/>
+      <w:r>
+        <w:t>Launches Cal Routines.</w:t>
       </w:r>
     </w:p>
     <w:p/>
@@ -10592,7 +12069,7 @@
                     </pic:cNvPicPr>
                   </pic:nvPicPr>
                   <pic:blipFill>
-                    <a:blip r:embed="rId20" cstate="print">
+                    <a:blip r:embed="rId21" cstate="print">
                       <a:extLst>
                         <a:ext uri="{28A0092B-C50C-407E-A947-70E740481C1C}">
                           <a14:useLocalDpi xmlns:a14="http://schemas.microsoft.com/office/drawing/2010/main" val="0"/>
@@ -10676,7 +12153,7 @@
           <w:noProof/>
         </w:rPr>
         <w:drawing>
-          <wp:inline distT="0" distB="0" distL="0" distR="0" wp14:anchorId="02F3005C" wp14:editId="3555CED2">
+          <wp:inline distT="0" distB="0" distL="0" distR="0" wp14:anchorId="02F3005C" wp14:editId="6607EACA">
             <wp:extent cx="6345256" cy="3109595"/>
             <wp:effectExtent l="0" t="0" r="0" b="0"/>
             <wp:docPr id="1713863570" name="Picture 6"/>
@@ -10693,7 +12170,7 @@
                     </pic:cNvPicPr>
                   </pic:nvPicPr>
                   <pic:blipFill rotWithShape="1">
-                    <a:blip r:embed="rId21" cstate="print">
+                    <a:blip r:embed="rId22" cstate="print">
                       <a:extLst>
                         <a:ext uri="{28A0092B-C50C-407E-A947-70E740481C1C}">
                           <a14:useLocalDpi xmlns:a14="http://schemas.microsoft.com/office/drawing/2010/main" val="0"/>
@@ -10740,8 +12217,13 @@
         <w:pStyle w:val="ZL3Section"/>
       </w:pPr>
       <w:bookmarkStart w:id="464" w:name="_Toc238626494"/>
-      <w:r>
-        <w:t>PM_Folder Repository</w:t>
+      <w:proofErr w:type="spellStart"/>
+      <w:r>
+        <w:t>PM_Folder</w:t>
+      </w:r>
+      <w:proofErr w:type="spellEnd"/>
+      <w:r>
+        <w:t xml:space="preserve"> Repository</w:t>
       </w:r>
       <w:bookmarkEnd w:id="464"/>
     </w:p>
@@ -10754,7 +12236,7 @@
           <w:noProof/>
         </w:rPr>
         <w:drawing>
-          <wp:inline distT="0" distB="0" distL="0" distR="0" wp14:anchorId="3E546B06" wp14:editId="0A9C9D93">
+          <wp:inline distT="0" distB="0" distL="0" distR="0" wp14:anchorId="3E546B06" wp14:editId="1E636434">
             <wp:extent cx="6510996" cy="1424940"/>
             <wp:effectExtent l="0" t="0" r="0" b="3810"/>
             <wp:docPr id="485094610" name="Picture 7"/>
@@ -10771,7 +12253,7 @@
                     </pic:cNvPicPr>
                   </pic:nvPicPr>
                   <pic:blipFill rotWithShape="1">
-                    <a:blip r:embed="rId22" cstate="print">
+                    <a:blip r:embed="rId23" cstate="print">
                       <a:extLst>
                         <a:ext uri="{28A0092B-C50C-407E-A947-70E740481C1C}">
                           <a14:useLocalDpi xmlns:a14="http://schemas.microsoft.com/office/drawing/2010/main" val="0"/>
@@ -10841,7 +12323,7 @@
           <w:noProof/>
         </w:rPr>
         <w:drawing>
-          <wp:inline distT="0" distB="0" distL="0" distR="0" wp14:anchorId="7172D5E2" wp14:editId="0FB0BF03">
+          <wp:inline distT="0" distB="0" distL="0" distR="0" wp14:anchorId="7172D5E2" wp14:editId="733A4B30">
             <wp:extent cx="5930421" cy="3206115"/>
             <wp:effectExtent l="0" t="0" r="0" b="0"/>
             <wp:docPr id="929968807" name="Picture 8"/>
@@ -10858,7 +12340,7 @@
                     </pic:cNvPicPr>
                   </pic:nvPicPr>
                   <pic:blipFill rotWithShape="1">
-                    <a:blip r:embed="rId23" cstate="print">
+                    <a:blip r:embed="rId24" cstate="print">
                       <a:extLst>
                         <a:ext uri="{28A0092B-C50C-407E-A947-70E740481C1C}">
                           <a14:useLocalDpi xmlns:a14="http://schemas.microsoft.com/office/drawing/2010/main" val="0"/>
@@ -10921,9 +12403,11 @@
       <w:r>
         <w:t xml:space="preserve"> (see Figure 13)</w:t>
       </w:r>
+      <w:proofErr w:type="gramStart"/>
       <w:r>
         <w:t xml:space="preserve">.  </w:t>
       </w:r>
+      <w:proofErr w:type="gramEnd"/>
       <w:r>
         <w:t>Clicking on a VI function block displays a description of the VI function, terminal names and indicates their data type of the function parameters.</w:t>
       </w:r>
@@ -10955,7 +12439,7 @@
                     </pic:cNvPicPr>
                   </pic:nvPicPr>
                   <pic:blipFill>
-                    <a:blip r:embed="rId24" cstate="print">
+                    <a:blip r:embed="rId25" cstate="print">
                       <a:extLst>
                         <a:ext uri="{28A0092B-C50C-407E-A947-70E740481C1C}">
                           <a14:useLocalDpi xmlns:a14="http://schemas.microsoft.com/office/drawing/2010/main" val="0"/>
@@ -11143,7 +12627,15 @@
         <w:contextualSpacing/>
       </w:pPr>
       <w:r>
-        <w:t>Minor revision are two numbers, incremented with any change that remains 100% backwards compatible, (not materially affecting form, fit or function.)</w:t>
+        <w:t xml:space="preserve">Minor revision are two numbers, incremented with any change that remains 100% backwards compatible, (not materially affecting form, </w:t>
+      </w:r>
+      <w:proofErr w:type="gramStart"/>
+      <w:r>
+        <w:t>fit</w:t>
+      </w:r>
+      <w:proofErr w:type="gramEnd"/>
+      <w:r>
+        <w:t xml:space="preserve"> or function.)</w:t>
       </w:r>
     </w:p>
     <w:p/>
@@ -11161,7 +12653,15 @@
     </w:p>
     <w:p>
       <w:r>
-        <w:t>A branching strategy is a strategy that software development teams adopt for writing, merging and deploying code with the help of a version control system like Git.</w:t>
+        <w:t xml:space="preserve">A branching strategy is a strategy that software development teams adopt for writing, </w:t>
+      </w:r>
+      <w:proofErr w:type="gramStart"/>
+      <w:r>
+        <w:t>merging</w:t>
+      </w:r>
+      <w:proofErr w:type="gramEnd"/>
+      <w:r>
+        <w:t xml:space="preserve"> and deploying code with the help of a version control system like Git.</w:t>
       </w:r>
       <w:r>
         <w:t xml:space="preserve"> Since this project is likely to have a single developer the simpler, s</w:t>
@@ -11169,12 +12669,22 @@
       <w:r>
         <w:t xml:space="preserve">treamlined branching </w:t>
       </w:r>
-      <w:r>
-        <w:t>Github Flow strategy shall be used</w:t>
+      <w:proofErr w:type="spellStart"/>
+      <w:r>
+        <w:t>Github</w:t>
+      </w:r>
+      <w:proofErr w:type="spellEnd"/>
+      <w:r>
+        <w:t xml:space="preserve"> Flow strategy shall </w:t>
+      </w:r>
+      <w:proofErr w:type="gramStart"/>
+      <w:r>
+        <w:t>be used</w:t>
       </w:r>
       <w:r>
         <w:t xml:space="preserve"> (see Figure 14)</w:t>
       </w:r>
+      <w:proofErr w:type="gramEnd"/>
       <w:r>
         <w:t xml:space="preserve">. </w:t>
       </w:r>
@@ -11298,7 +12808,7 @@
                     </pic:cNvPicPr>
                   </pic:nvPicPr>
                   <pic:blipFill>
-                    <a:blip r:embed="rId25" cstate="print">
+                    <a:blip r:embed="rId26" cstate="print">
                       <a:extLst>
                         <a:ext uri="{28A0092B-C50C-407E-A947-70E740481C1C}">
                           <a14:useLocalDpi xmlns:a14="http://schemas.microsoft.com/office/drawing/2010/main" val="0"/>
@@ -11399,7 +12909,23 @@
     </w:p>
     <w:p>
       <w:r>
-        <w:t>Before using Git, it’s essential to configure your identity. This information will be included in your commits.</w:t>
+        <w:t xml:space="preserve">Before using Git, </w:t>
+      </w:r>
+      <w:proofErr w:type="gramStart"/>
+      <w:r>
+        <w:t>it’s</w:t>
+      </w:r>
+      <w:proofErr w:type="gramEnd"/>
+      <w:r>
+        <w:t xml:space="preserve"> essential to configure your identity. This information will </w:t>
+      </w:r>
+      <w:proofErr w:type="gramStart"/>
+      <w:r>
+        <w:t>be included</w:t>
+      </w:r>
+      <w:proofErr w:type="gramEnd"/>
+      <w:r>
+        <w:t xml:space="preserve"> in your commits.</w:t>
       </w:r>
     </w:p>
     <w:p>
@@ -11443,7 +12969,23 @@
         <w:rPr>
           <w:rFonts w:ascii="Courier New" w:hAnsi="Courier New" w:cs="Courier New"/>
         </w:rPr>
-        <w:t>git config --global user.email "your.email@example.com"</w:t>
+        <w:t xml:space="preserve">git config --global </w:t>
+      </w:r>
+      <w:proofErr w:type="spellStart"/>
+      <w:proofErr w:type="gramStart"/>
+      <w:r>
+        <w:rPr>
+          <w:rFonts w:ascii="Courier New" w:hAnsi="Courier New" w:cs="Courier New"/>
+        </w:rPr>
+        <w:t>user.email</w:t>
+      </w:r>
+      <w:proofErr w:type="spellEnd"/>
+      <w:proofErr w:type="gramEnd"/>
+      <w:r>
+        <w:rPr>
+          <w:rFonts w:ascii="Courier New" w:hAnsi="Courier New" w:cs="Courier New"/>
+        </w:rPr>
+        <w:t xml:space="preserve"> "your.email@example.com"</w:t>
       </w:r>
     </w:p>
     <w:p>
@@ -11539,15 +13081,31 @@
         <w:rPr>
           <w:rFonts w:ascii="Courier New" w:hAnsi="Courier New" w:cs="Courier New"/>
         </w:rPr>
-        <w:t>git init</w:t>
-      </w:r>
+        <w:t xml:space="preserve">git </w:t>
+      </w:r>
+      <w:proofErr w:type="spellStart"/>
+      <w:r>
+        <w:rPr>
+          <w:rFonts w:ascii="Courier New" w:hAnsi="Courier New" w:cs="Courier New"/>
+        </w:rPr>
+        <w:t>init</w:t>
+      </w:r>
+      <w:proofErr w:type="spellEnd"/>
     </w:p>
     <w:p>
       <w:pPr>
         <w:ind w:left="720"/>
       </w:pPr>
       <w:r>
-        <w:t>This command creates a new .git directory in your project folder, marking it as a Git repository.</w:t>
+        <w:t xml:space="preserve">This command creates a </w:t>
+      </w:r>
+      <w:proofErr w:type="gramStart"/>
+      <w:r>
+        <w:t>new .git</w:t>
+      </w:r>
+      <w:proofErr w:type="gramEnd"/>
+      <w:r>
+        <w:t> directory in your project folder, marking it as a Git repository.</w:t>
       </w:r>
     </w:p>
     <w:p/>
@@ -11570,8 +13128,16 @@
         <w:rPr>
           <w:rFonts w:ascii="Courier New" w:hAnsi="Courier New" w:cs="Courier New"/>
         </w:rPr>
-        <w:t>git add .</w:t>
-      </w:r>
+        <w:t xml:space="preserve">git </w:t>
+      </w:r>
+      <w:proofErr w:type="gramStart"/>
+      <w:r>
+        <w:rPr>
+          <w:rFonts w:ascii="Courier New" w:hAnsi="Courier New" w:cs="Courier New"/>
+        </w:rPr>
+        <w:t>add .</w:t>
+      </w:r>
+      <w:proofErr w:type="gramEnd"/>
     </w:p>
     <w:p>
       <w:pPr>
@@ -11605,7 +13171,21 @@
         <w:rPr>
           <w:rFonts w:ascii="Courier New" w:hAnsi="Courier New" w:cs="Courier New"/>
         </w:rPr>
-        <w:t>git commit -m "Initial commit"</w:t>
+        <w:t xml:space="preserve">git commit -m "Initial </w:t>
+      </w:r>
+      <w:proofErr w:type="gramStart"/>
+      <w:r>
+        <w:rPr>
+          <w:rFonts w:ascii="Courier New" w:hAnsi="Courier New" w:cs="Courier New"/>
+        </w:rPr>
+        <w:t>commit</w:t>
+      </w:r>
+      <w:proofErr w:type="gramEnd"/>
+      <w:r>
+        <w:rPr>
+          <w:rFonts w:ascii="Courier New" w:hAnsi="Courier New" w:cs="Courier New"/>
+        </w:rPr>
+        <w:t>"</w:t>
       </w:r>
     </w:p>
     <w:p>
@@ -11638,52 +13218,6 @@
           <w:rFonts w:ascii="Courier New" w:hAnsi="Courier New" w:cs="Courier New"/>
         </w:rPr>
         <w:t xml:space="preserve">git remote add origin </w:t>
-      </w:r>
-      <w:hyperlink r:id="rId26" w:history="1">
-        <w:r>
-          <w:rPr>
-            <w:rStyle w:val="Hyperlink"/>
-            <w:rFonts w:ascii="Courier New" w:hAnsi="Courier New" w:cs="Courier New"/>
-          </w:rPr>
-          <w:t>https://github.com/AllenAircraft/mloi-ols.git</w:t>
-        </w:r>
-      </w:hyperlink>
-    </w:p>
-    <w:p>
-      <w:pPr>
-        <w:spacing w:after="0"/>
-        <w:ind w:left="1440"/>
-      </w:pPr>
-    </w:p>
-    <w:p>
-      <w:pPr>
-        <w:ind w:left="720"/>
-      </w:pPr>
-      <w:r>
-        <w:t>Connect to an existing</w:t>
-      </w:r>
-      <w:r>
-        <w:t xml:space="preserve"> remote repository URL:</w:t>
-      </w:r>
-    </w:p>
-    <w:p>
-      <w:pPr>
-        <w:ind w:left="1440"/>
-        <w:rPr>
-          <w:rFonts w:ascii="Courier New" w:hAnsi="Courier New" w:cs="Courier New"/>
-        </w:rPr>
-      </w:pPr>
-      <w:r>
-        <w:rPr>
-          <w:rFonts w:ascii="Courier New" w:hAnsi="Courier New" w:cs="Courier New"/>
-        </w:rPr>
-        <w:t>git remote set-url origin</w:t>
-      </w:r>
-      <w:r>
-        <w:rPr>
-          <w:rFonts w:ascii="Courier New" w:hAnsi="Courier New" w:cs="Courier New"/>
-        </w:rPr>
-        <w:t xml:space="preserve"> </w:t>
       </w:r>
       <w:hyperlink r:id="rId27" w:history="1">
         <w:r>
@@ -11697,6 +13231,66 @@
     </w:p>
     <w:p>
       <w:pPr>
+        <w:spacing w:after="0"/>
+        <w:ind w:left="1440"/>
+      </w:pPr>
+    </w:p>
+    <w:p>
+      <w:pPr>
+        <w:ind w:left="720"/>
+      </w:pPr>
+      <w:r>
+        <w:t>Connect to an existing</w:t>
+      </w:r>
+      <w:r>
+        <w:t xml:space="preserve"> remote repository URL:</w:t>
+      </w:r>
+    </w:p>
+    <w:p>
+      <w:pPr>
+        <w:ind w:left="1440"/>
+        <w:rPr>
+          <w:rFonts w:ascii="Courier New" w:hAnsi="Courier New" w:cs="Courier New"/>
+        </w:rPr>
+      </w:pPr>
+      <w:r>
+        <w:rPr>
+          <w:rFonts w:ascii="Courier New" w:hAnsi="Courier New" w:cs="Courier New"/>
+        </w:rPr>
+        <w:t>git remote set-</w:t>
+      </w:r>
+      <w:proofErr w:type="spellStart"/>
+      <w:r>
+        <w:rPr>
+          <w:rFonts w:ascii="Courier New" w:hAnsi="Courier New" w:cs="Courier New"/>
+        </w:rPr>
+        <w:t>url</w:t>
+      </w:r>
+      <w:proofErr w:type="spellEnd"/>
+      <w:r>
+        <w:rPr>
+          <w:rFonts w:ascii="Courier New" w:hAnsi="Courier New" w:cs="Courier New"/>
+        </w:rPr>
+        <w:t xml:space="preserve"> origin</w:t>
+      </w:r>
+      <w:r>
+        <w:rPr>
+          <w:rFonts w:ascii="Courier New" w:hAnsi="Courier New" w:cs="Courier New"/>
+        </w:rPr>
+        <w:t xml:space="preserve"> </w:t>
+      </w:r>
+      <w:hyperlink r:id="rId28" w:history="1">
+        <w:r>
+          <w:rPr>
+            <w:rStyle w:val="Hyperlink"/>
+            <w:rFonts w:ascii="Courier New" w:hAnsi="Courier New" w:cs="Courier New"/>
+          </w:rPr>
+          <w:t>https://github.com/AllenAircraft/mloi-ols.git</w:t>
+        </w:r>
+      </w:hyperlink>
+    </w:p>
+    <w:p>
+      <w:pPr>
         <w:ind w:left="1440"/>
         <w:rPr>
           <w:rFonts w:ascii="Courier New" w:hAnsi="Courier New" w:cs="Courier New"/>
@@ -11834,7 +13428,31 @@
         </w:pBdr>
       </w:pPr>
       <w:r>
-        <w:t>Typically, “pull” is used when code is being developed on two or more workstations.  To download the latest code to a development station that already has a project cloned:</w:t>
+        <w:t xml:space="preserve">Typically, “pull” </w:t>
+      </w:r>
+      <w:proofErr w:type="gramStart"/>
+      <w:r>
+        <w:t>is used</w:t>
+      </w:r>
+      <w:proofErr w:type="gramEnd"/>
+      <w:r>
+        <w:t xml:space="preserve"> when code is </w:t>
+      </w:r>
+      <w:proofErr w:type="gramStart"/>
+      <w:r>
+        <w:t>being developed</w:t>
+      </w:r>
+      <w:proofErr w:type="gramEnd"/>
+      <w:r>
+        <w:t xml:space="preserve"> on two or more workstations</w:t>
+      </w:r>
+      <w:proofErr w:type="gramStart"/>
+      <w:r>
+        <w:t xml:space="preserve">.  </w:t>
+      </w:r>
+      <w:proofErr w:type="gramEnd"/>
+      <w:r>
+        <w:t>To download the latest code to a development station that already has a project cloned:</w:t>
       </w:r>
     </w:p>
     <w:p>
@@ -11856,7 +13474,15 @@
         <w:contextualSpacing/>
       </w:pPr>
       <w:r>
-        <w:t>Open a command window by typing “cmd” into the Search bar.</w:t>
+        <w:t>Open a command window by typing “</w:t>
+      </w:r>
+      <w:proofErr w:type="spellStart"/>
+      <w:r>
+        <w:t>cmd</w:t>
+      </w:r>
+      <w:proofErr w:type="spellEnd"/>
+      <w:r>
+        <w:t>” into the Search bar.</w:t>
       </w:r>
     </w:p>
     <w:p>
@@ -11878,7 +13504,15 @@
         <w:contextualSpacing/>
       </w:pPr>
       <w:r>
-        <w:t>Enter the drive letter followed by a colon (m:) where  the project exists.</w:t>
+        <w:t xml:space="preserve">Enter the drive letter followed by a colon (m:) </w:t>
+      </w:r>
+      <w:proofErr w:type="gramStart"/>
+      <w:r>
+        <w:t>where  the</w:t>
+      </w:r>
+      <w:proofErr w:type="gramEnd"/>
+      <w:r>
+        <w:t xml:space="preserve"> project exists.</w:t>
       </w:r>
     </w:p>
     <w:p>
@@ -11900,7 +13534,15 @@
         <w:contextualSpacing/>
       </w:pPr>
       <w:r>
-        <w:t>Change directory  (cd) to the project folder.</w:t>
+        <w:t xml:space="preserve">Change </w:t>
+      </w:r>
+      <w:proofErr w:type="gramStart"/>
+      <w:r>
+        <w:t>directory  (</w:t>
+      </w:r>
+      <w:proofErr w:type="gramEnd"/>
+      <w:r>
+        <w:t>cd) to the project folder.</w:t>
       </w:r>
     </w:p>
     <w:p>
@@ -11922,7 +13564,15 @@
         <w:contextualSpacing/>
       </w:pPr>
       <w:r>
-        <w:t>Enter “git pull”  to update the local copy of the project from GitHub.</w:t>
+        <w:t xml:space="preserve">Enter “git </w:t>
+      </w:r>
+      <w:proofErr w:type="gramStart"/>
+      <w:r>
+        <w:t>pull”  to</w:t>
+      </w:r>
+      <w:proofErr w:type="gramEnd"/>
+      <w:r>
+        <w:t xml:space="preserve"> update the local copy of the project from GitHub.</w:t>
       </w:r>
     </w:p>
     <w:p>
@@ -11970,7 +13620,7 @@
                     <pic:cNvPicPr/>
                   </pic:nvPicPr>
                   <pic:blipFill>
-                    <a:blip r:embed="rId28"/>
+                    <a:blip r:embed="rId29"/>
                     <a:stretch>
                       <a:fillRect/>
                     </a:stretch>
@@ -12040,7 +13690,39 @@
     </w:p>
     <w:p>
       <w:r>
-        <w:t>LabVIEW sourced code can only be edited and run in the LabVIEW development system. The project configuration is maintained in the LabVIEW Project file, which also contains the system commands to build the executable.  The executable can be run on any Windows PC that has LabVIEW Run-time installed.</w:t>
+        <w:t xml:space="preserve">LabVIEW sourced code can only </w:t>
+      </w:r>
+      <w:proofErr w:type="gramStart"/>
+      <w:r>
+        <w:t>be edited</w:t>
+      </w:r>
+      <w:proofErr w:type="gramEnd"/>
+      <w:r>
+        <w:t xml:space="preserve"> and run in the LabVIEW development system. The project configuration </w:t>
+      </w:r>
+      <w:proofErr w:type="gramStart"/>
+      <w:r>
+        <w:t>is maintained</w:t>
+      </w:r>
+      <w:proofErr w:type="gramEnd"/>
+      <w:r>
+        <w:t xml:space="preserve"> in the LabVIEW Project file, which also contains the system commands to build the executable</w:t>
+      </w:r>
+      <w:proofErr w:type="gramStart"/>
+      <w:r>
+        <w:t xml:space="preserve">.  </w:t>
+      </w:r>
+      <w:proofErr w:type="gramEnd"/>
+      <w:r>
+        <w:t xml:space="preserve">The executable can </w:t>
+      </w:r>
+      <w:proofErr w:type="gramStart"/>
+      <w:r>
+        <w:t>be run</w:t>
+      </w:r>
+      <w:proofErr w:type="gramEnd"/>
+      <w:r>
+        <w:t xml:space="preserve"> on any Windows PC that has LabVIEW Run-time installed.</w:t>
       </w:r>
     </w:p>
     <w:p/>
@@ -12068,7 +13750,15 @@
         <w:contextualSpacing/>
       </w:pPr>
       <w:r>
-        <w:t>Add folders and files to be included to the project tree.</w:t>
+        <w:t xml:space="preserve">Add folders and files to </w:t>
+      </w:r>
+      <w:proofErr w:type="gramStart"/>
+      <w:r>
+        <w:t>be included</w:t>
+      </w:r>
+      <w:proofErr w:type="gramEnd"/>
+      <w:r>
+        <w:t xml:space="preserve"> to the project tree.</w:t>
       </w:r>
     </w:p>
     <w:p>
@@ -12098,7 +13788,7 @@
                     </pic:cNvPicPr>
                   </pic:nvPicPr>
                   <pic:blipFill>
-                    <a:blip r:embed="rId29" cstate="print">
+                    <a:blip r:embed="rId30" cstate="print">
                       <a:extLst>
                         <a:ext uri="{28A0092B-C50C-407E-A947-70E740481C1C}">
                           <a14:useLocalDpi xmlns:a14="http://schemas.microsoft.com/office/drawing/2010/main" val="0"/>
@@ -12169,7 +13859,7 @@
                     </pic:cNvPicPr>
                   </pic:nvPicPr>
                   <pic:blipFill rotWithShape="1">
-                    <a:blip r:embed="rId30" cstate="print">
+                    <a:blip r:embed="rId31" cstate="print">
                       <a:extLst>
                         <a:ext uri="{28A0092B-C50C-407E-A947-70E740481C1C}">
                           <a14:useLocalDpi xmlns:a14="http://schemas.microsoft.com/office/drawing/2010/main" val="0"/>
@@ -12220,7 +13910,15 @@
         <w:contextualSpacing/>
       </w:pPr>
       <w:r>
-        <w:t>Add the Destination Folder for each Item to be included.</w:t>
+        <w:t xml:space="preserve">Add the Destination Folder for each Item to </w:t>
+      </w:r>
+      <w:proofErr w:type="gramStart"/>
+      <w:r>
+        <w:t>be included</w:t>
+      </w:r>
+      <w:proofErr w:type="gramEnd"/>
+      <w:r>
+        <w:t>.</w:t>
       </w:r>
     </w:p>
     <w:p>
@@ -12249,7 +13947,7 @@
                     </pic:cNvPicPr>
                   </pic:nvPicPr>
                   <pic:blipFill>
-                    <a:blip r:embed="rId31" cstate="print">
+                    <a:blip r:embed="rId32" cstate="print">
                       <a:extLst>
                         <a:ext uri="{28A0092B-C50C-407E-A947-70E740481C1C}">
                           <a14:useLocalDpi xmlns:a14="http://schemas.microsoft.com/office/drawing/2010/main" val="0"/>
@@ -12294,7 +13992,17 @@
         <w:contextualSpacing/>
       </w:pPr>
       <w:r>
-        <w:t>Link the Project Item it’s Destination Folder.</w:t>
+        <w:t xml:space="preserve">Link the Project Item </w:t>
+      </w:r>
+      <w:proofErr w:type="spellStart"/>
+      <w:proofErr w:type="gramStart"/>
+      <w:r>
+        <w:t>it’s</w:t>
+      </w:r>
+      <w:proofErr w:type="spellEnd"/>
+      <w:proofErr w:type="gramEnd"/>
+      <w:r>
+        <w:t xml:space="preserve"> Destination Folder.</w:t>
       </w:r>
     </w:p>
     <w:p>
@@ -12324,7 +14032,7 @@
                     </pic:cNvPicPr>
                   </pic:nvPicPr>
                   <pic:blipFill>
-                    <a:blip r:embed="rId32" cstate="print">
+                    <a:blip r:embed="rId33" cstate="print">
                       <a:extLst>
                         <a:ext uri="{28A0092B-C50C-407E-A947-70E740481C1C}">
                           <a14:useLocalDpi xmlns:a14="http://schemas.microsoft.com/office/drawing/2010/main" val="0"/>
@@ -12395,7 +14103,7 @@
                     </pic:cNvPicPr>
                   </pic:nvPicPr>
                   <pic:blipFill>
-                    <a:blip r:embed="rId33" cstate="print">
+                    <a:blip r:embed="rId34" cstate="print">
                       <a:extLst>
                         <a:ext uri="{28A0092B-C50C-407E-A947-70E740481C1C}">
                           <a14:useLocalDpi xmlns:a14="http://schemas.microsoft.com/office/drawing/2010/main" val="0"/>
@@ -12445,7 +14153,15 @@
         <w:contextualSpacing/>
       </w:pPr>
       <w:r>
-        <w:t>In Windows, navigate to the project folder,  ..\PWC_OLS</w:t>
+        <w:t xml:space="preserve">In Windows, navigate to the project folder, </w:t>
+      </w:r>
+      <w:proofErr w:type="gramStart"/>
+      <w:r>
+        <w:t xml:space="preserve"> ..</w:t>
+      </w:r>
+      <w:proofErr w:type="gramEnd"/>
+      <w:r>
+        <w:t>\PWC_OLS</w:t>
       </w:r>
     </w:p>
     <w:p>
@@ -12495,7 +14211,7 @@
                     </pic:cNvPicPr>
                   </pic:nvPicPr>
                   <pic:blipFill>
-                    <a:blip r:embed="rId34">
+                    <a:blip r:embed="rId35">
                       <a:extLst>
                         <a:ext uri="{28A0092B-C50C-407E-A947-70E740481C1C}">
                           <a14:useLocalDpi xmlns:a14="http://schemas.microsoft.com/office/drawing/2010/main" val="0"/>
@@ -12603,7 +14319,7 @@
                     </pic:cNvPicPr>
                   </pic:nvPicPr>
                   <pic:blipFill>
-                    <a:blip r:embed="rId35" cstate="print">
+                    <a:blip r:embed="rId36" cstate="print">
                       <a:extLst>
                         <a:ext uri="{28A0092B-C50C-407E-A947-70E740481C1C}">
                           <a14:useLocalDpi xmlns:a14="http://schemas.microsoft.com/office/drawing/2010/main" val="0"/>
@@ -12660,7 +14376,15 @@
         <w:contextualSpacing/>
       </w:pPr>
       <w:r>
-        <w:t>The default destination folder should be named “builds” in the project folder.</w:t>
+        <w:t xml:space="preserve">The default destination folder should </w:t>
+      </w:r>
+      <w:proofErr w:type="gramStart"/>
+      <w:r>
+        <w:t>be named</w:t>
+      </w:r>
+      <w:proofErr w:type="gramEnd"/>
+      <w:r>
+        <w:t xml:space="preserve"> “builds” in the project folder.</w:t>
       </w:r>
     </w:p>
     <w:p>
@@ -12673,7 +14397,15 @@
         <w:contextualSpacing/>
       </w:pPr>
       <w:r>
-        <w:t>Save and Close the project folder.</w:t>
+        <w:t xml:space="preserve">Save and </w:t>
+      </w:r>
+      <w:proofErr w:type="gramStart"/>
+      <w:r>
+        <w:t>Close</w:t>
+      </w:r>
+      <w:proofErr w:type="gramEnd"/>
+      <w:r>
+        <w:t xml:space="preserve"> the project folder.</w:t>
       </w:r>
     </w:p>
     <w:p>
@@ -12691,15 +14423,22 @@
       <w:r>
         <w:t>“</w:t>
       </w:r>
+      <w:proofErr w:type="spellStart"/>
       <w:r>
         <w:t>Cmd</w:t>
       </w:r>
+      <w:proofErr w:type="spellEnd"/>
       <w:r>
         <w:t>”</w:t>
       </w:r>
       <w:r>
-        <w:t xml:space="preserve"> window to upload the build to GitHub</w:t>
-      </w:r>
+        <w:t xml:space="preserve"> window to upload the build to </w:t>
+      </w:r>
+      <w:proofErr w:type="gramStart"/>
+      <w:r>
+        <w:t>GitHub</w:t>
+      </w:r>
+      <w:proofErr w:type="gramEnd"/>
     </w:p>
     <w:p>
       <w:pPr>
@@ -12710,9 +14449,19 @@
         </w:numPr>
         <w:contextualSpacing/>
       </w:pPr>
-      <w:r>
-        <w:t>Navigate to the project folder</w:t>
-      </w:r>
+      <w:proofErr w:type="gramStart"/>
+      <w:r>
+        <w:t>Navigate to</w:t>
+      </w:r>
+      <w:proofErr w:type="gramEnd"/>
+      <w:r>
+        <w:t xml:space="preserve"> the project </w:t>
+      </w:r>
+      <w:proofErr w:type="gramStart"/>
+      <w:r>
+        <w:t>folder</w:t>
+      </w:r>
+      <w:proofErr w:type="gramEnd"/>
     </w:p>
     <w:p>
       <w:pPr>
@@ -12724,7 +14473,39 @@
         <w:contextualSpacing/>
       </w:pPr>
       <w:r>
-        <w:t>Then git add .  (note the ‘.’ is required); git commit -m “some comment”</w:t>
+        <w:t xml:space="preserve">Then </w:t>
+      </w:r>
+      <w:proofErr w:type="gramStart"/>
+      <w:r>
+        <w:t>git</w:t>
+      </w:r>
+      <w:proofErr w:type="gramEnd"/>
+      <w:r>
+        <w:t xml:space="preserve"> </w:t>
+      </w:r>
+      <w:proofErr w:type="gramStart"/>
+      <w:r>
+        <w:t>add .</w:t>
+      </w:r>
+      <w:proofErr w:type="gramEnd"/>
+      <w:r>
+        <w:t xml:space="preserve">  (note the ‘.’ </w:t>
+      </w:r>
+      <w:proofErr w:type="gramStart"/>
+      <w:r>
+        <w:t>is required</w:t>
+      </w:r>
+      <w:proofErr w:type="gramEnd"/>
+      <w:r>
+        <w:t xml:space="preserve">); git commit -m “some </w:t>
+      </w:r>
+      <w:proofErr w:type="gramStart"/>
+      <w:r>
+        <w:t>comment</w:t>
+      </w:r>
+      <w:proofErr w:type="gramEnd"/>
+      <w:r>
+        <w:t>”</w:t>
       </w:r>
     </w:p>
     <w:p>
@@ -12778,7 +14559,7 @@
                     </pic:cNvPicPr>
                   </pic:nvPicPr>
                   <pic:blipFill>
-                    <a:blip r:embed="rId36">
+                    <a:blip r:embed="rId37">
                       <a:extLst>
                         <a:ext uri="{28A0092B-C50C-407E-A947-70E740481C1C}">
                           <a14:useLocalDpi xmlns:a14="http://schemas.microsoft.com/office/drawing/2010/main" val="0"/>
@@ -12842,12 +14623,26 @@
       <w:r>
         <w:t xml:space="preserve">The LV app executable is saved in the Allen Aircraft project on GitHub at </w:t>
       </w:r>
-      <w:hyperlink r:id="rId37" w:history="1">
+      <w:hyperlink r:id="rId38" w:history="1">
         <w:r>
           <w:rPr>
             <w:rStyle w:val="Hyperlink"/>
           </w:rPr>
-          <w:t>GitHub - AllenAircraft/PWC-OLS</w:t>
+          <w:t xml:space="preserve">GitHub - </w:t>
+        </w:r>
+        <w:proofErr w:type="spellStart"/>
+        <w:r>
+          <w:rPr>
+            <w:rStyle w:val="Hyperlink"/>
+          </w:rPr>
+          <w:t>AllenAircraft</w:t>
+        </w:r>
+        <w:proofErr w:type="spellEnd"/>
+        <w:r>
+          <w:rPr>
+            <w:rStyle w:val="Hyperlink"/>
+          </w:rPr>
+          <w:t>/PWC-OLS</w:t>
         </w:r>
       </w:hyperlink>
       <w:r>
@@ -12855,7 +14650,15 @@
       </w:r>
       <w:r>
         <w:lastRenderedPageBreak/>
-        <w:t>a zip file and extract the MLOI-OLS LV Tester folder to the target PC desktop.  Perform the following steps on the Test target PC.</w:t>
+        <w:t>a zip file and extract the MLOI-OLS LV Tester folder to the target PC desktop</w:t>
+      </w:r>
+      <w:proofErr w:type="gramStart"/>
+      <w:r>
+        <w:t xml:space="preserve">.  </w:t>
+      </w:r>
+      <w:proofErr w:type="gramEnd"/>
+      <w:r>
+        <w:t>Perform the following steps on the Test target PC.</w:t>
       </w:r>
     </w:p>
     <w:p>
@@ -12896,7 +14699,47 @@
         <w:contextualSpacing/>
       </w:pPr>
       <w:r>
-        <w:t xml:space="preserve">Select the Version of the project to be downloaded.  Note that Main is the latest Version released. Other version are either archives or under evaluation.  In this example Q02 is shown, so Main is the previous version Q01. See Versioning control. </w:t>
+        <w:t>Select the Version of the project to be downloaded</w:t>
+      </w:r>
+      <w:proofErr w:type="gramStart"/>
+      <w:r>
+        <w:t xml:space="preserve">.  </w:t>
+      </w:r>
+      <w:proofErr w:type="gramEnd"/>
+      <w:r>
+        <w:t xml:space="preserve">Note that Main is the latest Version released. Other </w:t>
+      </w:r>
+      <w:proofErr w:type="gramStart"/>
+      <w:r>
+        <w:t>version</w:t>
+      </w:r>
+      <w:proofErr w:type="gramEnd"/>
+      <w:r>
+        <w:t xml:space="preserve"> </w:t>
+      </w:r>
+      <w:proofErr w:type="gramStart"/>
+      <w:r>
+        <w:t>are</w:t>
+      </w:r>
+      <w:proofErr w:type="gramEnd"/>
+      <w:r>
+        <w:t xml:space="preserve"> either archives or under evaluation</w:t>
+      </w:r>
+      <w:proofErr w:type="gramStart"/>
+      <w:r>
+        <w:t xml:space="preserve">.  </w:t>
+      </w:r>
+      <w:proofErr w:type="gramEnd"/>
+      <w:r>
+        <w:t xml:space="preserve">In this example Q02 </w:t>
+      </w:r>
+      <w:proofErr w:type="gramStart"/>
+      <w:r>
+        <w:t>is shown</w:t>
+      </w:r>
+      <w:proofErr w:type="gramEnd"/>
+      <w:r>
+        <w:t xml:space="preserve">, so Main is the previous version Q01. See Versioning control. </w:t>
       </w:r>
     </w:p>
     <w:p>
@@ -12931,7 +14774,7 @@
                     </pic:cNvPicPr>
                   </pic:nvPicPr>
                   <pic:blipFill>
-                    <a:blip r:embed="rId38" cstate="print">
+                    <a:blip r:embed="rId39" cstate="print">
                       <a:extLst>
                         <a:ext uri="{28A0092B-C50C-407E-A947-70E740481C1C}">
                           <a14:useLocalDpi xmlns:a14="http://schemas.microsoft.com/office/drawing/2010/main" val="0"/>
@@ -12975,8 +14818,13 @@
         <w:contextualSpacing/>
       </w:pPr>
       <w:r>
-        <w:t>Click on the green CLONE button then select “Download ZIP”</w:t>
-      </w:r>
+        <w:t xml:space="preserve">Click on the green CLONE button then select “Download </w:t>
+      </w:r>
+      <w:proofErr w:type="gramStart"/>
+      <w:r>
+        <w:t>ZIP”</w:t>
+      </w:r>
+      <w:proofErr w:type="gramEnd"/>
     </w:p>
     <w:p>
       <w:pPr>
@@ -12988,8 +14836,21 @@
         <w:contextualSpacing/>
       </w:pPr>
       <w:r>
-        <w:t>Open the project zip file; navigate to ..\builds</w:t>
-      </w:r>
+        <w:t>Open the project zip file; navigate to</w:t>
+      </w:r>
+      <w:proofErr w:type="gramStart"/>
+      <w:r>
+        <w:t xml:space="preserve"> ..</w:t>
+      </w:r>
+      <w:proofErr w:type="gramEnd"/>
+      <w:r>
+        <w:t>\</w:t>
+      </w:r>
+      <w:proofErr w:type="gramStart"/>
+      <w:r>
+        <w:t>builds</w:t>
+      </w:r>
+      <w:proofErr w:type="gramEnd"/>
     </w:p>
     <w:p>
       <w:pPr>
@@ -13036,6 +14897,7 @@
       <w:r>
         <w:t xml:space="preserve"> folder, and create a shortcut to </w:t>
       </w:r>
+      <w:proofErr w:type="gramStart"/>
       <w:r>
         <w:rPr>
           <w:i/>
@@ -13043,6 +14905,7 @@
         </w:rPr>
         <w:t>_MLOI_Q02.exe</w:t>
       </w:r>
+      <w:proofErr w:type="gramEnd"/>
     </w:p>
     <w:p>
       <w:pPr>
@@ -13104,7 +14967,23 @@
         <w:contextualSpacing/>
       </w:pPr>
       <w:r>
-        <w:t>Use Windows explorer to navigate to the project folder where the ..git file resides.</w:t>
+        <w:t xml:space="preserve">Use Windows explorer to </w:t>
+      </w:r>
+      <w:proofErr w:type="gramStart"/>
+      <w:r>
+        <w:t>navigate to</w:t>
+      </w:r>
+      <w:proofErr w:type="gramEnd"/>
+      <w:r>
+        <w:t xml:space="preserve"> the project folder where the</w:t>
+      </w:r>
+      <w:proofErr w:type="gramStart"/>
+      <w:r>
+        <w:t xml:space="preserve"> ..</w:t>
+      </w:r>
+      <w:proofErr w:type="gramEnd"/>
+      <w:r>
+        <w:t>git file resides.</w:t>
       </w:r>
     </w:p>
     <w:p>
@@ -13118,13 +14997,31 @@
         <w:contextualSpacing/>
       </w:pPr>
       <w:r>
-        <w:t>Right click in the white space, pick “Open in Termimal,;</w:t>
-      </w:r>
+        <w:t xml:space="preserve">Right click in the white space, pick “Open in </w:t>
+      </w:r>
+      <w:proofErr w:type="spellStart"/>
+      <w:proofErr w:type="gramStart"/>
+      <w:r>
+        <w:t>Termimal</w:t>
+      </w:r>
+      <w:proofErr w:type="spellEnd"/>
+      <w:r>
+        <w:t>,;</w:t>
+      </w:r>
+      <w:proofErr w:type="gramEnd"/>
     </w:p>
     <w:p/>
     <w:p>
       <w:r>
-        <w:t>A $ indicates input at the system prompt.  The ellipses (. . .) separate the input from the response.</w:t>
+        <w:t>A $ indicates input at the system prompt</w:t>
+      </w:r>
+      <w:proofErr w:type="gramStart"/>
+      <w:r>
+        <w:t xml:space="preserve">.  </w:t>
+      </w:r>
+      <w:proofErr w:type="gramEnd"/>
+      <w:r>
+        <w:t>The ellipses (. . .) separate the input from the response.</w:t>
       </w:r>
     </w:p>
     <w:p>
@@ -13141,7 +15038,15 @@
     </w:p>
     <w:p>
       <w:r>
-        <w:t>Navigate to the folder where you want the project folder to be created.</w:t>
+        <w:t xml:space="preserve">Navigate to the folder where you want the project folder to </w:t>
+      </w:r>
+      <w:proofErr w:type="gramStart"/>
+      <w:r>
+        <w:t>be created</w:t>
+      </w:r>
+      <w:proofErr w:type="gramEnd"/>
+      <w:r>
+        <w:t>.</w:t>
       </w:r>
     </w:p>
     <w:p>
@@ -13161,9 +15066,30 @@
       </w:r>
     </w:p>
     <w:p>
+      <w:proofErr w:type="gramStart"/>
       <w:r>
         <w:lastRenderedPageBreak/>
-        <w:t>Browse to GitHub Repository, and copy the link under green Code button.  Clone the project by pasting the copied link into the clone command.</w:t>
+        <w:t>Browse to</w:t>
+      </w:r>
+      <w:proofErr w:type="gramEnd"/>
+      <w:r>
+        <w:t xml:space="preserve"> GitHub </w:t>
+      </w:r>
+      <w:proofErr w:type="gramStart"/>
+      <w:r>
+        <w:t>Repository, and</w:t>
+      </w:r>
+      <w:proofErr w:type="gramEnd"/>
+      <w:r>
+        <w:t xml:space="preserve"> copy the link under green Code button</w:t>
+      </w:r>
+      <w:proofErr w:type="gramStart"/>
+      <w:r>
+        <w:t xml:space="preserve">.  </w:t>
+      </w:r>
+      <w:proofErr w:type="gramEnd"/>
+      <w:r>
+        <w:t>Clone the project by pasting the copied link into the clone command.</w:t>
       </w:r>
     </w:p>
     <w:p>
@@ -13173,7 +15099,7 @@
       <w:r>
         <w:t xml:space="preserve">$git clone </w:t>
       </w:r>
-      <w:hyperlink r:id="rId39" w:history="1">
+      <w:hyperlink r:id="rId40" w:history="1">
         <w:r>
           <w:rPr>
             <w:rStyle w:val="Hyperlink"/>
@@ -13240,8 +15166,13 @@
     </w:p>
     <w:p>
       <w:r>
-        <w:t>Change directory to the project folder</w:t>
-      </w:r>
+        <w:t xml:space="preserve">Change directory to the project </w:t>
+      </w:r>
+      <w:proofErr w:type="gramStart"/>
+      <w:r>
+        <w:t>folder</w:t>
+      </w:r>
+      <w:proofErr w:type="gramEnd"/>
     </w:p>
     <w:p>
       <w:pPr>
@@ -13255,8 +15186,13 @@
       <w:pPr>
         <w:pStyle w:val="ComputerCmds"/>
       </w:pPr>
-      <w:r>
-        <w:t>, , ,</w:t>
+      <w:proofErr w:type="gramStart"/>
+      <w:r>
+        <w:t>, ,</w:t>
+      </w:r>
+      <w:proofErr w:type="gramEnd"/>
+      <w:r>
+        <w:t xml:space="preserve"> ,</w:t>
       </w:r>
     </w:p>
     <w:p>
@@ -13277,7 +15213,15 @@
         <w:pStyle w:val="ComputerCmds"/>
       </w:pPr>
       <w:r>
-        <w:t>$ git checkout QA02</w:t>
+        <w:t xml:space="preserve">$ </w:t>
+      </w:r>
+      <w:proofErr w:type="gramStart"/>
+      <w:r>
+        <w:t>git</w:t>
+      </w:r>
+      <w:proofErr w:type="gramEnd"/>
+      <w:r>
+        <w:t xml:space="preserve"> checkout QA02</w:t>
       </w:r>
     </w:p>
     <w:p>
@@ -13309,7 +15253,15 @@
         <w:pStyle w:val="ComputerCmds"/>
       </w:pPr>
       <w:r>
-        <w:t>Switched to a new branch 'QA02'</w:t>
+        <w:t>Switched to a new branch '</w:t>
+      </w:r>
+      <w:proofErr w:type="gramStart"/>
+      <w:r>
+        <w:t>QA02</w:t>
+      </w:r>
+      <w:proofErr w:type="gramEnd"/>
+      <w:r>
+        <w:t>'</w:t>
       </w:r>
     </w:p>
     <w:p/>
@@ -13335,8 +15287,13 @@
         <w:pStyle w:val="ComputerCmds"/>
       </w:pPr>
       <w:r>
-        <w:t>$ git remote -v</w:t>
-      </w:r>
+        <w:t xml:space="preserve">$ git </w:t>
+      </w:r>
+      <w:proofErr w:type="gramStart"/>
+      <w:r>
+        <w:t>remote -v</w:t>
+      </w:r>
+      <w:proofErr w:type="gramEnd"/>
     </w:p>
     <w:p>
       <w:pPr>
@@ -13350,22 +15307,37 @@
       <w:pPr>
         <w:pStyle w:val="ComputerCmds"/>
       </w:pPr>
-      <w:r>
-        <w:t>origin  https://github.com/AllenAircraft/MLOI-OLS.git (fetch)</w:t>
+      <w:proofErr w:type="gramStart"/>
+      <w:r>
+        <w:t>origin  https://github.com/AllenAircraft/MLOI-OLS.git</w:t>
+      </w:r>
+      <w:proofErr w:type="gramEnd"/>
+      <w:r>
+        <w:t xml:space="preserve"> (fetch)</w:t>
       </w:r>
     </w:p>
     <w:p>
       <w:pPr>
         <w:pStyle w:val="ComputerCmds"/>
       </w:pPr>
-      <w:r>
-        <w:t>origin  https://github.com/AllenAircraft/MLOI-OLS.git (push)</w:t>
+      <w:proofErr w:type="gramStart"/>
+      <w:r>
+        <w:t>origin  https://github.com/AllenAircraft/MLOI-OLS.git</w:t>
+      </w:r>
+      <w:proofErr w:type="gramEnd"/>
+      <w:r>
+        <w:t xml:space="preserve"> (push)</w:t>
       </w:r>
     </w:p>
     <w:p/>
     <w:p>
-      <w:r>
-        <w:t>To see the current local branch</w:t>
+      <w:proofErr w:type="gramStart"/>
+      <w:r>
+        <w:t>To see</w:t>
+      </w:r>
+      <w:proofErr w:type="gramEnd"/>
+      <w:r>
+        <w:t xml:space="preserve"> the current local branch</w:t>
       </w:r>
     </w:p>
     <w:p>
@@ -13389,8 +15361,13 @@
         <w:pStyle w:val="ComputerCmds"/>
       </w:pPr>
       <w:r>
-        <w:t>* main</w:t>
-      </w:r>
+        <w:t xml:space="preserve">* </w:t>
+      </w:r>
+      <w:proofErr w:type="gramStart"/>
+      <w:r>
+        <w:t>main</w:t>
+      </w:r>
+      <w:proofErr w:type="gramEnd"/>
     </w:p>
     <w:p>
       <w:pPr>
@@ -13406,13 +15383,29 @@
         <w:t>S</w:t>
       </w:r>
       <w:r>
-        <w:t>tart by fetching from the remote repository to make sure you have all the latest changes downloaded.</w:t>
-      </w:r>
-      <w:r>
-        <w:t xml:space="preserve">  T</w:t>
-      </w:r>
-      <w:r>
-        <w:t>his will fetch all of the remote branche</w:t>
+        <w:t>tart by fetching from the remote repository to make sure you have all the latest changes downloaded</w:t>
+      </w:r>
+      <w:proofErr w:type="gramStart"/>
+      <w:r>
+        <w:t>.</w:t>
+      </w:r>
+      <w:r>
+        <w:t xml:space="preserve">  </w:t>
+      </w:r>
+      <w:proofErr w:type="gramEnd"/>
+      <w:r>
+        <w:t>T</w:t>
+      </w:r>
+      <w:r>
+        <w:t xml:space="preserve">his will fetch </w:t>
+      </w:r>
+      <w:proofErr w:type="gramStart"/>
+      <w:r>
+        <w:t>all of</w:t>
+      </w:r>
+      <w:proofErr w:type="gramEnd"/>
+      <w:r>
+        <w:t xml:space="preserve"> the remote branche</w:t>
       </w:r>
       <w:r>
         <w:t>s.</w:t>
@@ -13451,7 +15444,15 @@
         <w:pStyle w:val="ComputerCmds"/>
       </w:pPr>
       <w:r>
-        <w:t xml:space="preserve"> * [new branch]      Q03        -&gt; origin/Q03</w:t>
+        <w:t xml:space="preserve"> * [new </w:t>
+      </w:r>
+      <w:proofErr w:type="gramStart"/>
+      <w:r>
+        <w:t xml:space="preserve">branch]   </w:t>
+      </w:r>
+      <w:proofErr w:type="gramEnd"/>
+      <w:r>
+        <w:t xml:space="preserve">   Q03        -&gt; origin/Q03</w:t>
       </w:r>
     </w:p>
     <w:p>
@@ -13459,7 +15460,15 @@
         <w:pStyle w:val="ComputerCmds"/>
       </w:pPr>
       <w:r>
-        <w:t xml:space="preserve"> * [new branch]      Q04        -&gt; origin/Q04</w:t>
+        <w:t xml:space="preserve"> * [new </w:t>
+      </w:r>
+      <w:proofErr w:type="gramStart"/>
+      <w:r>
+        <w:t xml:space="preserve">branch]   </w:t>
+      </w:r>
+      <w:proofErr w:type="gramEnd"/>
+      <w:r>
+        <w:t xml:space="preserve">   Q04        -&gt; origin/Q04</w:t>
       </w:r>
     </w:p>
     <w:p>
@@ -13507,16 +15516,26 @@
         <w:pStyle w:val="ComputerCmds"/>
       </w:pPr>
       <w:r>
-        <w:t xml:space="preserve">  remotes/origin/Q02    8077ba7 Q02 build 10030</w:t>
-      </w:r>
+        <w:t xml:space="preserve">  remotes/origin/Q02    8077ba7 Q02 build </w:t>
+      </w:r>
+      <w:proofErr w:type="gramStart"/>
+      <w:r>
+        <w:t>10030</w:t>
+      </w:r>
+      <w:proofErr w:type="gramEnd"/>
     </w:p>
     <w:p>
       <w:pPr>
         <w:pStyle w:val="ComputerCmds"/>
       </w:pPr>
       <w:r>
-        <w:t xml:space="preserve">  remotes/origin/master 47df981 Change Name, old Q02</w:t>
-      </w:r>
+        <w:t xml:space="preserve">  remotes/origin/master 47df981 Change Name, old </w:t>
+      </w:r>
+      <w:proofErr w:type="gramStart"/>
+      <w:r>
+        <w:t>Q02</w:t>
+      </w:r>
+      <w:proofErr w:type="gramEnd"/>
       <w:r>
         <w:t xml:space="preserve">  </w:t>
       </w:r>
@@ -13524,7 +15543,39 @@
     <w:p/>
     <w:p>
       <w:r>
-        <w:t xml:space="preserve">The branches that start with remotes/* can be thought of as read only copies of the remote branches. To work on a branch you need to create a local branch from it. This is done with the Git command switch giving it the name of the remote branch </w:t>
+        <w:t xml:space="preserve">The branches that start with remotes/* can </w:t>
+      </w:r>
+      <w:proofErr w:type="gramStart"/>
+      <w:r>
+        <w:t>be thought</w:t>
+      </w:r>
+      <w:proofErr w:type="gramEnd"/>
+      <w:r>
+        <w:t xml:space="preserve"> of as read only copies of the remote branches. To work on a </w:t>
+      </w:r>
+      <w:proofErr w:type="gramStart"/>
+      <w:r>
+        <w:t>branch</w:t>
+      </w:r>
+      <w:proofErr w:type="gramEnd"/>
+      <w:r>
+        <w:t xml:space="preserve"> you need to create a local branch from it. This </w:t>
+      </w:r>
+      <w:proofErr w:type="gramStart"/>
+      <w:r>
+        <w:t>is done</w:t>
+      </w:r>
+      <w:proofErr w:type="gramEnd"/>
+      <w:r>
+        <w:t xml:space="preserve"> with the Git command switch giving it the name of the remote </w:t>
+      </w:r>
+      <w:proofErr w:type="gramStart"/>
+      <w:r>
+        <w:t>branch</w:t>
+      </w:r>
+      <w:proofErr w:type="gramEnd"/>
+      <w:r>
+        <w:t xml:space="preserve"> </w:t>
       </w:r>
     </w:p>
     <w:p/>
@@ -13535,8 +15586,13 @@
       <w:r>
         <w:t xml:space="preserve">$ </w:t>
       </w:r>
-      <w:r>
-        <w:t>git switch Q03</w:t>
+      <w:proofErr w:type="gramStart"/>
+      <w:r>
+        <w:t>git</w:t>
+      </w:r>
+      <w:proofErr w:type="gramEnd"/>
+      <w:r>
+        <w:t xml:space="preserve"> switch Q03</w:t>
       </w:r>
     </w:p>
     <w:p>
@@ -13568,7 +15624,15 @@
         <w:pStyle w:val="ComputerCmds"/>
       </w:pPr>
       <w:r>
-        <w:t>Switched to a new branch 'Q03'</w:t>
+        <w:t>Switched to a new branch '</w:t>
+      </w:r>
+      <w:proofErr w:type="gramStart"/>
+      <w:r>
+        <w:t>Q03</w:t>
+      </w:r>
+      <w:proofErr w:type="gramEnd"/>
+      <w:r>
+        <w:t>'</w:t>
       </w:r>
     </w:p>
     <w:p>
@@ -13600,8 +15664,13 @@
       <w:pPr>
         <w:pStyle w:val="ComputerCmds"/>
       </w:pPr>
-      <w:r>
-        <w:t>, , ,</w:t>
+      <w:proofErr w:type="gramStart"/>
+      <w:r>
+        <w:t>, ,</w:t>
+      </w:r>
+      <w:proofErr w:type="gramEnd"/>
+      <w:r>
+        <w:t xml:space="preserve"> ,</w:t>
       </w:r>
     </w:p>
     <w:p>
@@ -13647,8 +15716,29 @@
         <w:pStyle w:val="ComputerCmds"/>
       </w:pPr>
       <w:r>
-        <w:t xml:space="preserve">    Q03 build 10040  mass compiled, built and runs no errors,  still needs new Motor controller</w:t>
-      </w:r>
+        <w:t xml:space="preserve">    Q03 build </w:t>
+      </w:r>
+      <w:proofErr w:type="gramStart"/>
+      <w:r>
+        <w:t>10040  mass</w:t>
+      </w:r>
+      <w:proofErr w:type="gramEnd"/>
+      <w:r>
+        <w:t xml:space="preserve"> compiled, built and runs no </w:t>
+      </w:r>
+      <w:proofErr w:type="gramStart"/>
+      <w:r>
+        <w:t>errors,  still</w:t>
+      </w:r>
+      <w:proofErr w:type="gramEnd"/>
+      <w:r>
+        <w:t xml:space="preserve"> needs new Motor </w:t>
+      </w:r>
+      <w:proofErr w:type="gramStart"/>
+      <w:r>
+        <w:t>controller</w:t>
+      </w:r>
+      <w:proofErr w:type="gramEnd"/>
     </w:p>
     <w:p>
       <w:pPr>
@@ -13662,12 +15752,14 @@
       <w:r>
         <w:t xml:space="preserve">commit </w:t>
       </w:r>
+      <w:proofErr w:type="gramStart"/>
       <w:r>
         <w:rPr>
           <w:highlight w:val="cyan"/>
         </w:rPr>
         <w:t>387ad1f989b2ec2ba121d89065491e0907f49afd</w:t>
       </w:r>
+      <w:proofErr w:type="gramEnd"/>
     </w:p>
     <w:p>
       <w:pPr>
@@ -13695,8 +15787,21 @@
         <w:pStyle w:val="ComputerCmds"/>
       </w:pPr>
       <w:r>
-        <w:t xml:space="preserve">    Removed all vi within Allen Projects folder, only mXXX.vi and defs remain</w:t>
-      </w:r>
+        <w:t xml:space="preserve">    Removed all vi within Allen Projects folder, only mXXX.vi and </w:t>
+      </w:r>
+      <w:proofErr w:type="spellStart"/>
+      <w:r>
+        <w:t>defs</w:t>
+      </w:r>
+      <w:proofErr w:type="spellEnd"/>
+      <w:r>
+        <w:t xml:space="preserve"> </w:t>
+      </w:r>
+      <w:proofErr w:type="gramStart"/>
+      <w:r>
+        <w:t>remain</w:t>
+      </w:r>
+      <w:proofErr w:type="gramEnd"/>
     </w:p>
     <w:p>
       <w:pPr>
@@ -13708,8 +15813,13 @@
         <w:pStyle w:val="ComputerCmds"/>
       </w:pPr>
       <w:r>
-        <w:t>commit 4e630795c203fbff75d286de08a1b85b0fb694ad</w:t>
-      </w:r>
+        <w:t xml:space="preserve">commit </w:t>
+      </w:r>
+      <w:proofErr w:type="gramStart"/>
+      <w:r>
+        <w:t>4e630795c203fbff75d286de08a1b85b0fb694ad</w:t>
+      </w:r>
+      <w:proofErr w:type="gramEnd"/>
     </w:p>
     <w:p>
       <w:pPr>
@@ -13722,8 +15832,21 @@
     <w:p/>
     <w:p>
       <w:r>
-        <w:t>Switching to a different commit, detached the pointer from the head as it now points to the requested commit.  There are two ways to switch back to the head</w:t>
-      </w:r>
+        <w:t>Switching to a different commit, detached the pointer from the head as it now points to the requested commit</w:t>
+      </w:r>
+      <w:proofErr w:type="gramStart"/>
+      <w:r>
+        <w:t xml:space="preserve">.  </w:t>
+      </w:r>
+      <w:proofErr w:type="gramEnd"/>
+      <w:r>
+        <w:t xml:space="preserve">There are two ways to switch back to the </w:t>
+      </w:r>
+      <w:proofErr w:type="gramStart"/>
+      <w:r>
+        <w:t>head</w:t>
+      </w:r>
+      <w:proofErr w:type="gramEnd"/>
     </w:p>
     <w:p/>
     <w:p>
@@ -13742,7 +15865,39 @@
     </w:p>
     <w:p>
       <w:r>
-        <w:t>Copy the commit ID (highlighted yellow above) and save to notepad file.  This is needed to reset the pointer to HEAD.  Copy the commit ID (highlighted cyan above) into the checkout command.</w:t>
+        <w:t xml:space="preserve">Copy the commit ID (highlighted yellow above) and save </w:t>
+      </w:r>
+      <w:proofErr w:type="gramStart"/>
+      <w:r>
+        <w:t>to</w:t>
+      </w:r>
+      <w:proofErr w:type="gramEnd"/>
+      <w:r>
+        <w:t xml:space="preserve"> notepad file</w:t>
+      </w:r>
+      <w:proofErr w:type="gramStart"/>
+      <w:r>
+        <w:t xml:space="preserve">.  </w:t>
+      </w:r>
+      <w:proofErr w:type="gramEnd"/>
+      <w:r>
+        <w:t xml:space="preserve">This </w:t>
+      </w:r>
+      <w:proofErr w:type="gramStart"/>
+      <w:r>
+        <w:t>is needed</w:t>
+      </w:r>
+      <w:proofErr w:type="gramEnd"/>
+      <w:r>
+        <w:t xml:space="preserve"> to reset the pointer to HEAD</w:t>
+      </w:r>
+      <w:proofErr w:type="gramStart"/>
+      <w:r>
+        <w:t xml:space="preserve">.  </w:t>
+      </w:r>
+      <w:proofErr w:type="gramEnd"/>
+      <w:r>
+        <w:t>Copy the commit ID (highlighted cyan above) into the checkout command.</w:t>
       </w:r>
     </w:p>
     <w:p>
@@ -13750,7 +15905,15 @@
         <w:pStyle w:val="ComputerCmds"/>
       </w:pPr>
       <w:r>
-        <w:t xml:space="preserve">$ git checkout </w:t>
+        <w:t xml:space="preserve">$ </w:t>
+      </w:r>
+      <w:proofErr w:type="gramStart"/>
+      <w:r>
+        <w:t>git</w:t>
+      </w:r>
+      <w:proofErr w:type="gramEnd"/>
+      <w:r>
+        <w:t xml:space="preserve"> checkout </w:t>
       </w:r>
       <w:r>
         <w:rPr>
@@ -13784,7 +15947,15 @@
     </w:p>
     <w:p>
       <w:r>
-        <w:t>If either way results in an error then you must either stash the change or undo your changes with the restore (highlighted in cyan):</w:t>
+        <w:t xml:space="preserve">If either way results in an </w:t>
+      </w:r>
+      <w:proofErr w:type="gramStart"/>
+      <w:r>
+        <w:t>error</w:t>
+      </w:r>
+      <w:proofErr w:type="gramEnd"/>
+      <w:r>
+        <w:t xml:space="preserve"> then you must either stash the change or undo your changes with the restore (highlighted in cyan):</w:t>
       </w:r>
     </w:p>
     <w:p/>
@@ -13792,8 +15963,13 @@
       <w:pPr>
         <w:pStyle w:val="ComputerCmds"/>
       </w:pPr>
-      <w:r>
-        <w:t>$  git switch -</w:t>
+      <w:proofErr w:type="gramStart"/>
+      <w:r>
+        <w:t>$  git</w:t>
+      </w:r>
+      <w:proofErr w:type="gramEnd"/>
+      <w:r>
+        <w:t xml:space="preserve"> switch -</w:t>
       </w:r>
     </w:p>
     <w:p>
@@ -13801,7 +15977,15 @@
         <w:pStyle w:val="ComputerCmds"/>
       </w:pPr>
       <w:r>
-        <w:t>error: Your local changes to the following files would be overwritten by checkout:</w:t>
+        <w:t xml:space="preserve">error: Your local changes to the following files would </w:t>
+      </w:r>
+      <w:proofErr w:type="gramStart"/>
+      <w:r>
+        <w:t>be overwritten</w:t>
+      </w:r>
+      <w:proofErr w:type="gramEnd"/>
+      <w:r>
+        <w:t xml:space="preserve"> by checkout:</w:t>
       </w:r>
     </w:p>
     <w:p>
@@ -13825,7 +16009,15 @@
         <w:pStyle w:val="ComputerCmds"/>
       </w:pPr>
       <w:r>
-        <w:t xml:space="preserve">        builds/PWC-OLS/$ConfigFiles/8005571-05 Elevate OLS .csv</w:t>
+        <w:t xml:space="preserve">        builds/PWC-OLS/$</w:t>
+      </w:r>
+      <w:proofErr w:type="spellStart"/>
+      <w:r>
+        <w:t>ConfigFiles</w:t>
+      </w:r>
+      <w:proofErr w:type="spellEnd"/>
+      <w:r>
+        <w:t>/8005571-05 Elevate OLS .csv</w:t>
       </w:r>
     </w:p>
     <w:p>
@@ -13899,7 +16091,15 @@
         <w:pStyle w:val="ComputerCmds"/>
       </w:pPr>
       <w:r>
-        <w:t>$ git restore *</w:t>
+        <w:t xml:space="preserve">$ </w:t>
+      </w:r>
+      <w:proofErr w:type="gramStart"/>
+      <w:r>
+        <w:t>git</w:t>
+      </w:r>
+      <w:proofErr w:type="gramEnd"/>
+      <w:r>
+        <w:t xml:space="preserve"> restore *</w:t>
       </w:r>
     </w:p>
     <w:p>
@@ -13915,15 +16115,36 @@
         <w:pStyle w:val="ComputerCmds"/>
       </w:pPr>
       <w:r>
-        <w:t>Previous HEAD position was 9e9f5a1 fix test protocol bug, redesigned timer, added some tool tips</w:t>
-      </w:r>
+        <w:t xml:space="preserve">Previous HEAD position was 9e9f5a1 fix test protocol bug, redesigned timer, added </w:t>
+      </w:r>
+      <w:proofErr w:type="gramStart"/>
+      <w:r>
+        <w:t>some</w:t>
+      </w:r>
+      <w:proofErr w:type="gramEnd"/>
+      <w:r>
+        <w:t xml:space="preserve"> tool </w:t>
+      </w:r>
+      <w:proofErr w:type="gramStart"/>
+      <w:r>
+        <w:t>tips</w:t>
+      </w:r>
+      <w:proofErr w:type="gramEnd"/>
     </w:p>
     <w:p>
       <w:pPr>
         <w:pStyle w:val="ComputerCmds"/>
       </w:pPr>
       <w:r>
-        <w:t>Switched to branch 'Q2_01'</w:t>
+        <w:t>Switched to branch 'Q2_</w:t>
+      </w:r>
+      <w:proofErr w:type="gramStart"/>
+      <w:r>
+        <w:t>01</w:t>
+      </w:r>
+      <w:proofErr w:type="gramEnd"/>
+      <w:r>
+        <w:t>'</w:t>
       </w:r>
     </w:p>
     <w:p>
@@ -13982,15 +16203,36 @@
       </w:pPr>
       <w:r>
         <w:lastRenderedPageBreak/>
-        <w:t>Create a new branch and save to remote GitHub</w:t>
+        <w:t xml:space="preserve">Create a new branch and save to remote </w:t>
+      </w:r>
+      <w:proofErr w:type="gramStart"/>
+      <w:r>
+        <w:t>GitHub</w:t>
       </w:r>
       <w:bookmarkEnd w:id="496"/>
       <w:bookmarkEnd w:id="497"/>
+      <w:proofErr w:type="gramEnd"/>
     </w:p>
     <w:p/>
     <w:p>
       <w:r>
-        <w:t>Starting fron an exixting branch</w:t>
+        <w:t xml:space="preserve">Starting </w:t>
+      </w:r>
+      <w:proofErr w:type="spellStart"/>
+      <w:r>
+        <w:t>fron</w:t>
+      </w:r>
+      <w:proofErr w:type="spellEnd"/>
+      <w:r>
+        <w:t xml:space="preserve"> an </w:t>
+      </w:r>
+      <w:proofErr w:type="spellStart"/>
+      <w:r>
+        <w:t>exixting</w:t>
+      </w:r>
+      <w:proofErr w:type="spellEnd"/>
+      <w:r>
+        <w:t xml:space="preserve"> branch</w:t>
       </w:r>
     </w:p>
     <w:p/>
@@ -13999,7 +16241,15 @@
         <w:pStyle w:val="ComputerCmds"/>
       </w:pPr>
       <w:r>
-        <w:t>$ git status</w:t>
+        <w:t xml:space="preserve">$ </w:t>
+      </w:r>
+      <w:proofErr w:type="gramStart"/>
+      <w:r>
+        <w:t>git</w:t>
+      </w:r>
+      <w:proofErr w:type="gramEnd"/>
+      <w:r>
+        <w:t xml:space="preserve"> status</w:t>
       </w:r>
     </w:p>
     <w:p>
@@ -14021,8 +16271,13 @@
     <w:p/>
     <w:p>
       <w:r>
-        <w:t>Create a new local branch</w:t>
-      </w:r>
+        <w:t xml:space="preserve">Create a new local </w:t>
+      </w:r>
+      <w:proofErr w:type="gramStart"/>
+      <w:r>
+        <w:t>branch</w:t>
+      </w:r>
+      <w:proofErr w:type="gramEnd"/>
     </w:p>
     <w:p/>
     <w:p>
@@ -14030,7 +16285,15 @@
         <w:pStyle w:val="ComputerCmds"/>
       </w:pPr>
       <w:r>
-        <w:t>$ git checkout -b Q2_02</w:t>
+        <w:t xml:space="preserve">$ </w:t>
+      </w:r>
+      <w:proofErr w:type="gramStart"/>
+      <w:r>
+        <w:t>git</w:t>
+      </w:r>
+      <w:proofErr w:type="gramEnd"/>
+      <w:r>
+        <w:t xml:space="preserve"> checkout -b Q2_02</w:t>
       </w:r>
     </w:p>
     <w:p>
@@ -14038,8 +16301,13 @@
         <w:pStyle w:val="ComputerCmds"/>
       </w:pPr>
       <w:r>
-        <w:t>* Switched to a new branch 'Q2_0</w:t>
-      </w:r>
+        <w:t>* Switched to a new branch 'Q2_</w:t>
+      </w:r>
+      <w:proofErr w:type="gramStart"/>
+      <w:r>
+        <w:t>0</w:t>
+      </w:r>
+      <w:proofErr w:type="gramEnd"/>
     </w:p>
     <w:p>
       <w:pPr>
@@ -14051,7 +16319,15 @@
         <w:pStyle w:val="ComputerCmds"/>
       </w:pPr>
       <w:r>
-        <w:t>$ git status</w:t>
+        <w:t xml:space="preserve">$ </w:t>
+      </w:r>
+      <w:proofErr w:type="gramStart"/>
+      <w:r>
+        <w:t>git</w:t>
+      </w:r>
+      <w:proofErr w:type="gramEnd"/>
+      <w:r>
+        <w:t xml:space="preserve"> status</w:t>
       </w:r>
     </w:p>
     <w:p>
@@ -14067,8 +16343,13 @@
         <w:pStyle w:val="ComputerCmds"/>
       </w:pPr>
       <w:r>
-        <w:t xml:space="preserve">    nothing to commit, working tree clean</w:t>
-      </w:r>
+        <w:t xml:space="preserve">    nothing to commit, working tree </w:t>
+      </w:r>
+      <w:proofErr w:type="gramStart"/>
+      <w:r>
+        <w:t>clean</w:t>
+      </w:r>
+      <w:proofErr w:type="gramEnd"/>
     </w:p>
     <w:p/>
     <w:p>
@@ -14085,8 +16366,13 @@
       <w:pPr>
         <w:pStyle w:val="ComputerCmds"/>
       </w:pPr>
-      <w:r>
-        <w:t>$  git push -u origin Q2_02</w:t>
+      <w:proofErr w:type="gramStart"/>
+      <w:r>
+        <w:t>$  git</w:t>
+      </w:r>
+      <w:proofErr w:type="gramEnd"/>
+      <w:r>
+        <w:t xml:space="preserve"> push -u origin Q2_02</w:t>
       </w:r>
     </w:p>
     <w:p>
@@ -14120,7 +16406,7 @@
       <w:r>
         <w:t xml:space="preserve">remote:      </w:t>
       </w:r>
-      <w:hyperlink r:id="rId40" w:history="1">
+      <w:hyperlink r:id="rId41" w:history="1">
         <w:r>
           <w:rPr>
             <w:rStyle w:val="Hyperlink"/>
@@ -14145,7 +16431,15 @@
         <w:pStyle w:val="ComputerCmds"/>
       </w:pPr>
       <w:r>
-        <w:t>* [new branch]      Q2_02 -&gt; Q2_02</w:t>
+        <w:t xml:space="preserve">* [new </w:t>
+      </w:r>
+      <w:proofErr w:type="gramStart"/>
+      <w:r>
+        <w:t xml:space="preserve">branch]   </w:t>
+      </w:r>
+      <w:proofErr w:type="gramEnd"/>
+      <w:r>
+        <w:t xml:space="preserve">   Q2_02 -&gt; Q2_02</w:t>
       </w:r>
     </w:p>
     <w:p>
@@ -14175,8 +16469,13 @@
       <w:pPr>
         <w:pStyle w:val="ComputerCmds"/>
       </w:pPr>
-      <w:r>
-        <w:t>$  git branch</w:t>
+      <w:proofErr w:type="gramStart"/>
+      <w:r>
+        <w:t>$  git</w:t>
+      </w:r>
+      <w:proofErr w:type="gramEnd"/>
+      <w:r>
+        <w:t xml:space="preserve"> branch</w:t>
       </w:r>
     </w:p>
     <w:p>
@@ -14221,7 +16520,15 @@
         <w:pStyle w:val="ComputerCmds"/>
       </w:pPr>
       <w:r>
-        <w:t>* Switched to branch 'Q2_02'</w:t>
+        <w:t>* Switched to branch 'Q2_</w:t>
+      </w:r>
+      <w:proofErr w:type="gramStart"/>
+      <w:r>
+        <w:t>02</w:t>
+      </w:r>
+      <w:proofErr w:type="gramEnd"/>
+      <w:r>
+        <w:t>'</w:t>
       </w:r>
     </w:p>
     <w:p>
@@ -14248,13 +16555,34 @@
     <w:p/>
     <w:p>
       <w:r>
-        <w:t>Change directory to where the files are contained</w:t>
-      </w:r>
+        <w:t xml:space="preserve">Change directory to where the files are </w:t>
+      </w:r>
+      <w:proofErr w:type="gramStart"/>
+      <w:r>
+        <w:t>contained</w:t>
+      </w:r>
+      <w:proofErr w:type="gramEnd"/>
     </w:p>
     <w:p/>
     <w:p>
       <w:r>
-        <w:t>Copy and Paste the following command into power shell, then change the “x” to what ever text to want to prepend to all the file names in the directory.</w:t>
+        <w:t xml:space="preserve">Copy and </w:t>
+      </w:r>
+      <w:proofErr w:type="gramStart"/>
+      <w:r>
+        <w:t>Paste</w:t>
+      </w:r>
+      <w:proofErr w:type="gramEnd"/>
+      <w:r>
+        <w:t xml:space="preserve"> the following command into power shell, then change the “x” to </w:t>
+      </w:r>
+      <w:proofErr w:type="spellStart"/>
+      <w:r>
+        <w:t>what ever</w:t>
+      </w:r>
+      <w:proofErr w:type="spellEnd"/>
+      <w:r>
+        <w:t xml:space="preserve"> text to want to prepend to all the file names in the directory.</w:t>
       </w:r>
     </w:p>
     <w:p/>
@@ -14262,8 +16590,13 @@
       <w:pPr>
         <w:pStyle w:val="ComputerCmds"/>
       </w:pPr>
-      <w:r>
-        <w:t>$  cd test</w:t>
+      <w:proofErr w:type="gramStart"/>
+      <w:r>
+        <w:t>$  cd</w:t>
+      </w:r>
+      <w:proofErr w:type="gramEnd"/>
+      <w:r>
+        <w:t xml:space="preserve"> test</w:t>
       </w:r>
     </w:p>
     <w:p>
@@ -14271,7 +16604,31 @@
         <w:pStyle w:val="ComputerCmds"/>
       </w:pPr>
       <w:r>
-        <w:t>$ (Get-ChildItem -File) | Rename-Item -NewName {$_.Name -replace "^","x"}</w:t>
+        <w:t>$ (Get-</w:t>
+      </w:r>
+      <w:proofErr w:type="spellStart"/>
+      <w:r>
+        <w:t>ChildItem</w:t>
+      </w:r>
+      <w:proofErr w:type="spellEnd"/>
+      <w:r>
+        <w:t xml:space="preserve"> -File) | Rename-Item -</w:t>
+      </w:r>
+      <w:proofErr w:type="spellStart"/>
+      <w:r>
+        <w:t>NewName</w:t>
+      </w:r>
+      <w:proofErr w:type="spellEnd"/>
+      <w:r>
+        <w:t xml:space="preserve"> {$</w:t>
+      </w:r>
+      <w:proofErr w:type="gramStart"/>
+      <w:r>
+        <w:t>_.Name</w:t>
+      </w:r>
+      <w:proofErr w:type="gramEnd"/>
+      <w:r>
+        <w:t xml:space="preserve"> -replace "^","x"}</w:t>
       </w:r>
     </w:p>
     <w:p>
@@ -14279,8 +16636,13 @@
         <w:pStyle w:val="ComputerCmds"/>
       </w:pPr>
       <w:r>
-        <w:t>$ dir</w:t>
-      </w:r>
+        <w:t xml:space="preserve">$ </w:t>
+      </w:r>
+      <w:proofErr w:type="spellStart"/>
+      <w:r>
+        <w:t>dir</w:t>
+      </w:r>
+      <w:proofErr w:type="spellEnd"/>
     </w:p>
     <w:p>
       <w:pPr>
@@ -14300,7 +16662,15 @@
         <w:pStyle w:val="ComputerCmds"/>
       </w:pPr>
       <w:r>
-        <w:t>Mode                 LastWriteTime         Length Name</w:t>
+        <w:t xml:space="preserve">Mode                 </w:t>
+      </w:r>
+      <w:proofErr w:type="spellStart"/>
+      <w:r>
+        <w:t>LastWriteTime</w:t>
+      </w:r>
+      <w:proofErr w:type="spellEnd"/>
+      <w:r>
+        <w:t xml:space="preserve">         Length Name</w:t>
       </w:r>
     </w:p>
     <w:p>
@@ -14308,7 +16678,15 @@
         <w:pStyle w:val="ComputerCmds"/>
       </w:pPr>
       <w:r>
-        <w:t>----                 -------------         ------ ----</w:t>
+        <w:t xml:space="preserve">----                 ------------- </w:t>
+      </w:r>
+      <w:proofErr w:type="gramStart"/>
+      <w:r>
+        <w:t xml:space="preserve">        </w:t>
+      </w:r>
+      <w:proofErr w:type="gramEnd"/>
+      <w:r>
+        <w:t>------ ----</w:t>
       </w:r>
     </w:p>
     <w:p>
@@ -14332,19 +16710,51 @@
         <w:pStyle w:val="ComputerCmds"/>
       </w:pPr>
       <w:r>
-        <w:t>-a----         4/26/2025   6:35 AM          17868 x$CTL_Limit Check.vi</w:t>
+        <w:t xml:space="preserve">-a----         4/26/2025   6:35 AM          17868 </w:t>
+      </w:r>
+      <w:proofErr w:type="spellStart"/>
+      <w:r>
+        <w:t>x$CTL_Limit</w:t>
+      </w:r>
+      <w:proofErr w:type="spellEnd"/>
+      <w:r>
+        <w:t xml:space="preserve"> Check.vi</w:t>
       </w:r>
     </w:p>
     <w:p/>
     <w:p>
       <w:r>
-        <w:t>(Get-ChildItem -File) | Rename-Item -NewName {$_.Name -replace "^","x"}</w:t>
+        <w:t>(Get-</w:t>
+      </w:r>
+      <w:proofErr w:type="spellStart"/>
+      <w:r>
+        <w:t>ChildItem</w:t>
+      </w:r>
+      <w:proofErr w:type="spellEnd"/>
+      <w:r>
+        <w:t xml:space="preserve"> -File) | Rename-Item -</w:t>
+      </w:r>
+      <w:proofErr w:type="spellStart"/>
+      <w:r>
+        <w:t>NewName</w:t>
+      </w:r>
+      <w:proofErr w:type="spellEnd"/>
+      <w:r>
+        <w:t xml:space="preserve"> {$</w:t>
+      </w:r>
+      <w:proofErr w:type="gramStart"/>
+      <w:r>
+        <w:t>_.Name</w:t>
+      </w:r>
+      <w:proofErr w:type="gramEnd"/>
+      <w:r>
+        <w:t xml:space="preserve"> -replace "^","x"}</w:t>
       </w:r>
     </w:p>
     <w:p/>
     <w:p/>
     <w:sectPr>
-      <w:headerReference w:type="default" r:id="rId41"/>
+      <w:headerReference w:type="default" r:id="rId42"/>
       <w:pgSz w:w="12240" w:h="15840" w:code="1"/>
       <w:pgMar w:top="2160" w:right="1440" w:bottom="720" w:left="1440" w:header="144" w:footer="0" w:gutter="0"/>
       <w:pgNumType w:start="2"/>
@@ -14446,7 +16856,7 @@
           <v:imagedata r:id="rId1" o:title="" croptop="-1938f" cropbottom="-1938f" cropleft="-1320f" cropright="-1320f"/>
           <w10:wrap type="topAndBottom"/>
         </v:shape>
-        <o:OLEObject Type="Embed" ProgID="Word.Picture.8" ShapeID="_x0000_s1025" DrawAspect="Content" ObjectID="_1851757770" r:id="rId2"/>
+        <o:OLEObject Type="Embed" ProgID="Word.Picture.8" ShapeID="_x0000_s1025" DrawAspect="Content" ObjectID="_1851773867" r:id="rId2"/>
       </w:object>
     </w:r>
     <w:r>
@@ -14656,12 +17066,14 @@
             </w:rPr>
             <w:t xml:space="preserve"> </w:t>
           </w:r>
+          <w:proofErr w:type="gramStart"/>
           <w:r>
             <w:rPr>
               <w:rFonts w:cs="Arial"/>
             </w:rPr>
             <w:t>3</w:t>
           </w:r>
+          <w:proofErr w:type="gramEnd"/>
         </w:p>
       </w:tc>
     </w:tr>
@@ -14757,7 +17169,7 @@
           <v:imagedata r:id="rId1" o:title="" croptop="-1938f" cropbottom="-1938f" cropleft="-1320f" cropright="-1320f"/>
           <w10:wrap type="topAndBottom"/>
         </v:shape>
-        <o:OLEObject Type="Embed" ProgID="Word.Picture.8" ShapeID="_x0000_s1088" DrawAspect="Content" ObjectID="_1851757771" r:id="rId2"/>
+        <o:OLEObject Type="Embed" ProgID="Word.Picture.8" ShapeID="_x0000_s1088" DrawAspect="Content" ObjectID="_1851773868" r:id="rId2"/>
       </w:object>
     </w:r>
     <w:r>
@@ -14930,9 +17342,11 @@
           <w:r>
             <w:t xml:space="preserve">Draft </w:t>
           </w:r>
+          <w:proofErr w:type="gramStart"/>
           <w:r>
             <w:t>3</w:t>
           </w:r>
+          <w:proofErr w:type="gramEnd"/>
         </w:p>
       </w:tc>
     </w:tr>

--- a/_5 Release/AR260826 Elevate MLOI HW Design Specs 8-26-26 Draft 3.docx
+++ b/_5 Release/AR260826 Elevate MLOI HW Design Specs 8-26-26 Draft 3.docx
@@ -990,17 +990,8 @@
                 <w:rFonts w:cs="Arial"/>
                 <w:szCs w:val="22"/>
               </w:rPr>
-              <w:t xml:space="preserve">Draft </w:t>
-            </w:r>
-            <w:proofErr w:type="gramStart"/>
-            <w:r>
-              <w:rPr>
-                <w:rFonts w:cs="Arial"/>
-                <w:szCs w:val="22"/>
-              </w:rPr>
-              <w:t>1</w:t>
-            </w:r>
-            <w:proofErr w:type="gramEnd"/>
+              <w:t>Draft 1</w:t>
+            </w:r>
           </w:p>
         </w:tc>
         <w:tc>
@@ -1107,17 +1098,8 @@
                 <w:rFonts w:cs="Arial"/>
                 <w:szCs w:val="22"/>
               </w:rPr>
-              <w:t xml:space="preserve">Draft </w:t>
-            </w:r>
-            <w:proofErr w:type="gramStart"/>
-            <w:r>
-              <w:rPr>
-                <w:rFonts w:cs="Arial"/>
-                <w:szCs w:val="22"/>
-              </w:rPr>
-              <w:t>2</w:t>
-            </w:r>
-            <w:proofErr w:type="gramEnd"/>
+              <w:t>Draft 2</w:t>
+            </w:r>
           </w:p>
         </w:tc>
         <w:tc>
@@ -1224,17 +1206,8 @@
                 <w:rFonts w:cs="Arial"/>
                 <w:szCs w:val="22"/>
               </w:rPr>
-              <w:t xml:space="preserve">Draft </w:t>
-            </w:r>
-            <w:proofErr w:type="gramStart"/>
-            <w:r>
-              <w:rPr>
-                <w:rFonts w:cs="Arial"/>
-                <w:szCs w:val="22"/>
-              </w:rPr>
-              <w:t>3</w:t>
-            </w:r>
-            <w:proofErr w:type="gramEnd"/>
+              <w:t>Draft 3</w:t>
+            </w:r>
           </w:p>
         </w:tc>
         <w:tc>
@@ -1258,23 +1231,7 @@
                 <w:rFonts w:cs="Arial"/>
                 <w:szCs w:val="22"/>
               </w:rPr>
-              <w:t>Added Report Number</w:t>
-            </w:r>
-            <w:proofErr w:type="gramStart"/>
-            <w:r>
-              <w:rPr>
-                <w:rFonts w:cs="Arial"/>
-                <w:szCs w:val="22"/>
-              </w:rPr>
-              <w:t xml:space="preserve">.  </w:t>
-            </w:r>
-            <w:proofErr w:type="gramEnd"/>
-            <w:r>
-              <w:rPr>
-                <w:rFonts w:cs="Arial"/>
-                <w:szCs w:val="22"/>
-              </w:rPr>
-              <w:t>General updates to document format. Correcting typos.</w:t>
+              <w:t>Added Report Number.  General updates to document format. Correcting typos.</w:t>
             </w:r>
           </w:p>
         </w:tc>
@@ -1510,7 +1467,7 @@
             </w:rPr>
             <w:fldChar w:fldCharType="separate"/>
           </w:r>
-          <w:hyperlink w:anchor="_Toc238626471" w:history="1">
+          <w:hyperlink w:anchor="_Toc241567121" w:history="1">
             <w:r>
               <w:rPr>
                 <w:rStyle w:val="Hyperlink"/>
@@ -1550,7 +1507,7 @@
               <w:rPr>
                 <w:webHidden/>
               </w:rPr>
-              <w:instrText xml:space="preserve"> PAGEREF _Toc238626471 \h </w:instrText>
+              <w:instrText xml:space="preserve"> PAGEREF _Toc241567121 \h </w:instrText>
             </w:r>
             <w:r>
               <w:rPr>
@@ -1589,7 +1546,7 @@
               <w14:ligatures w14:val="standardContextual"/>
             </w:rPr>
           </w:pPr>
-          <w:hyperlink w:anchor="_Toc238626472" w:history="1">
+          <w:hyperlink w:anchor="_Toc241567122" w:history="1">
             <w:r>
               <w:rPr>
                 <w:rStyle w:val="Hyperlink"/>
@@ -1629,7 +1586,7 @@
               <w:rPr>
                 <w:webHidden/>
               </w:rPr>
-              <w:instrText xml:space="preserve"> PAGEREF _Toc238626472 \h </w:instrText>
+              <w:instrText xml:space="preserve"> PAGEREF _Toc241567122 \h </w:instrText>
             </w:r>
             <w:r>
               <w:rPr>
@@ -1668,7 +1625,7 @@
               <w14:ligatures w14:val="standardContextual"/>
             </w:rPr>
           </w:pPr>
-          <w:hyperlink w:anchor="_Toc238626473" w:history="1">
+          <w:hyperlink w:anchor="_Toc241567123" w:history="1">
             <w:r>
               <w:rPr>
                 <w:rStyle w:val="Hyperlink"/>
@@ -1708,7 +1665,7 @@
               <w:rPr>
                 <w:webHidden/>
               </w:rPr>
-              <w:instrText xml:space="preserve"> PAGEREF _Toc238626473 \h </w:instrText>
+              <w:instrText xml:space="preserve"> PAGEREF _Toc241567123 \h </w:instrText>
             </w:r>
             <w:r>
               <w:rPr>
@@ -1747,7 +1704,7 @@
               <w14:ligatures w14:val="standardContextual"/>
             </w:rPr>
           </w:pPr>
-          <w:hyperlink w:anchor="_Toc238626474" w:history="1">
+          <w:hyperlink w:anchor="_Toc241567124" w:history="1">
             <w:r>
               <w:rPr>
                 <w:rStyle w:val="Hyperlink"/>
@@ -1787,7 +1744,7 @@
               <w:rPr>
                 <w:webHidden/>
               </w:rPr>
-              <w:instrText xml:space="preserve"> PAGEREF _Toc238626474 \h </w:instrText>
+              <w:instrText xml:space="preserve"> PAGEREF _Toc241567124 \h </w:instrText>
             </w:r>
             <w:r>
               <w:rPr>
@@ -1826,7 +1783,7 @@
               <w14:ligatures w14:val="standardContextual"/>
             </w:rPr>
           </w:pPr>
-          <w:hyperlink w:anchor="_Toc238626475" w:history="1">
+          <w:hyperlink w:anchor="_Toc241567125" w:history="1">
             <w:r>
               <w:rPr>
                 <w:rStyle w:val="Hyperlink"/>
@@ -1866,7 +1823,7 @@
               <w:rPr>
                 <w:webHidden/>
               </w:rPr>
-              <w:instrText xml:space="preserve"> PAGEREF _Toc238626475 \h </w:instrText>
+              <w:instrText xml:space="preserve"> PAGEREF _Toc241567125 \h </w:instrText>
             </w:r>
             <w:r>
               <w:rPr>
@@ -1905,7 +1862,7 @@
               <w14:ligatures w14:val="standardContextual"/>
             </w:rPr>
           </w:pPr>
-          <w:hyperlink w:anchor="_Toc238626476" w:history="1">
+          <w:hyperlink w:anchor="_Toc241567126" w:history="1">
             <w:r>
               <w:rPr>
                 <w:rStyle w:val="Hyperlink"/>
@@ -1945,7 +1902,7 @@
               <w:rPr>
                 <w:webHidden/>
               </w:rPr>
-              <w:instrText xml:space="preserve"> PAGEREF _Toc238626476 \h </w:instrText>
+              <w:instrText xml:space="preserve"> PAGEREF _Toc241567126 \h </w:instrText>
             </w:r>
             <w:r>
               <w:rPr>
@@ -1984,7 +1941,7 @@
               <w14:ligatures w14:val="standardContextual"/>
             </w:rPr>
           </w:pPr>
-          <w:hyperlink w:anchor="_Toc238626477" w:history="1">
+          <w:hyperlink w:anchor="_Toc241567127" w:history="1">
             <w:r>
               <w:rPr>
                 <w:rStyle w:val="Hyperlink"/>
@@ -2024,7 +1981,7 @@
               <w:rPr>
                 <w:webHidden/>
               </w:rPr>
-              <w:instrText xml:space="preserve"> PAGEREF _Toc238626477 \h </w:instrText>
+              <w:instrText xml:space="preserve"> PAGEREF _Toc241567127 \h </w:instrText>
             </w:r>
             <w:r>
               <w:rPr>
@@ -2063,7 +2020,7 @@
               <w14:ligatures w14:val="standardContextual"/>
             </w:rPr>
           </w:pPr>
-          <w:hyperlink w:anchor="_Toc238626478" w:history="1">
+          <w:hyperlink w:anchor="_Toc241567128" w:history="1">
             <w:r>
               <w:rPr>
                 <w:rStyle w:val="Hyperlink"/>
@@ -2103,7 +2060,7 @@
               <w:rPr>
                 <w:webHidden/>
               </w:rPr>
-              <w:instrText xml:space="preserve"> PAGEREF _Toc238626478 \h </w:instrText>
+              <w:instrText xml:space="preserve"> PAGEREF _Toc241567128 \h </w:instrText>
             </w:r>
             <w:r>
               <w:rPr>
@@ -2142,7 +2099,7 @@
               <w14:ligatures w14:val="standardContextual"/>
             </w:rPr>
           </w:pPr>
-          <w:hyperlink w:anchor="_Toc238626479" w:history="1">
+          <w:hyperlink w:anchor="_Toc241567129" w:history="1">
             <w:r>
               <w:rPr>
                 <w:rStyle w:val="Hyperlink"/>
@@ -2182,7 +2139,7 @@
               <w:rPr>
                 <w:webHidden/>
               </w:rPr>
-              <w:instrText xml:space="preserve"> PAGEREF _Toc238626479 \h </w:instrText>
+              <w:instrText xml:space="preserve"> PAGEREF _Toc241567129 \h </w:instrText>
             </w:r>
             <w:r>
               <w:rPr>
@@ -2199,7 +2156,7 @@
               <w:rPr>
                 <w:webHidden/>
               </w:rPr>
-              <w:t>9</w:t>
+              <w:t>10</w:t>
             </w:r>
             <w:r>
               <w:rPr>
@@ -2221,7 +2178,7 @@
               <w14:ligatures w14:val="standardContextual"/>
             </w:rPr>
           </w:pPr>
-          <w:hyperlink w:anchor="_Toc238626480" w:history="1">
+          <w:hyperlink w:anchor="_Toc241567130" w:history="1">
             <w:r>
               <w:rPr>
                 <w:rStyle w:val="Hyperlink"/>
@@ -2261,7 +2218,7 @@
               <w:rPr>
                 <w:webHidden/>
               </w:rPr>
-              <w:instrText xml:space="preserve"> PAGEREF _Toc238626480 \h </w:instrText>
+              <w:instrText xml:space="preserve"> PAGEREF _Toc241567130 \h </w:instrText>
             </w:r>
             <w:r>
               <w:rPr>
@@ -2278,7 +2235,7 @@
               <w:rPr>
                 <w:webHidden/>
               </w:rPr>
-              <w:t>11</w:t>
+              <w:t>12</w:t>
             </w:r>
             <w:r>
               <w:rPr>
@@ -2300,7 +2257,7 @@
               <w14:ligatures w14:val="standardContextual"/>
             </w:rPr>
           </w:pPr>
-          <w:hyperlink w:anchor="_Toc238626481" w:history="1">
+          <w:hyperlink w:anchor="_Toc241567131" w:history="1">
             <w:r>
               <w:rPr>
                 <w:rStyle w:val="Hyperlink"/>
@@ -2340,7 +2297,7 @@
               <w:rPr>
                 <w:webHidden/>
               </w:rPr>
-              <w:instrText xml:space="preserve"> PAGEREF _Toc238626481 \h </w:instrText>
+              <w:instrText xml:space="preserve"> PAGEREF _Toc241567131 \h </w:instrText>
             </w:r>
             <w:r>
               <w:rPr>
@@ -2357,7 +2314,7 @@
               <w:rPr>
                 <w:webHidden/>
               </w:rPr>
-              <w:t>14</w:t>
+              <w:t>15</w:t>
             </w:r>
             <w:r>
               <w:rPr>
@@ -2379,7 +2336,7 @@
               <w14:ligatures w14:val="standardContextual"/>
             </w:rPr>
           </w:pPr>
-          <w:hyperlink w:anchor="_Toc238626482" w:history="1">
+          <w:hyperlink w:anchor="_Toc241567132" w:history="1">
             <w:r>
               <w:rPr>
                 <w:rStyle w:val="Hyperlink"/>
@@ -2419,7 +2376,7 @@
               <w:rPr>
                 <w:webHidden/>
               </w:rPr>
-              <w:instrText xml:space="preserve"> PAGEREF _Toc238626482 \h </w:instrText>
+              <w:instrText xml:space="preserve"> PAGEREF _Toc241567132 \h </w:instrText>
             </w:r>
             <w:r>
               <w:rPr>
@@ -2436,7 +2393,7 @@
               <w:rPr>
                 <w:webHidden/>
               </w:rPr>
-              <w:t>15</w:t>
+              <w:t>16</w:t>
             </w:r>
             <w:r>
               <w:rPr>
@@ -2458,7 +2415,7 @@
               <w14:ligatures w14:val="standardContextual"/>
             </w:rPr>
           </w:pPr>
-          <w:hyperlink w:anchor="_Toc238626483" w:history="1">
+          <w:hyperlink w:anchor="_Toc241567133" w:history="1">
             <w:r>
               <w:rPr>
                 <w:rStyle w:val="Hyperlink"/>
@@ -2498,7 +2455,7 @@
               <w:rPr>
                 <w:webHidden/>
               </w:rPr>
-              <w:instrText xml:space="preserve"> PAGEREF _Toc238626483 \h </w:instrText>
+              <w:instrText xml:space="preserve"> PAGEREF _Toc241567133 \h </w:instrText>
             </w:r>
             <w:r>
               <w:rPr>
@@ -2515,7 +2472,7 @@
               <w:rPr>
                 <w:webHidden/>
               </w:rPr>
-              <w:t>15</w:t>
+              <w:t>16</w:t>
             </w:r>
             <w:r>
               <w:rPr>
@@ -2537,7 +2494,7 @@
               <w14:ligatures w14:val="standardContextual"/>
             </w:rPr>
           </w:pPr>
-          <w:hyperlink w:anchor="_Toc238626484" w:history="1">
+          <w:hyperlink w:anchor="_Toc241567134" w:history="1">
             <w:r>
               <w:rPr>
                 <w:rStyle w:val="Hyperlink"/>
@@ -2577,7 +2534,7 @@
               <w:rPr>
                 <w:webHidden/>
               </w:rPr>
-              <w:instrText xml:space="preserve"> PAGEREF _Toc238626484 \h </w:instrText>
+              <w:instrText xml:space="preserve"> PAGEREF _Toc241567134 \h </w:instrText>
             </w:r>
             <w:r>
               <w:rPr>
@@ -2594,7 +2551,7 @@
               <w:rPr>
                 <w:webHidden/>
               </w:rPr>
-              <w:t>16</w:t>
+              <w:t>17</w:t>
             </w:r>
             <w:r>
               <w:rPr>
@@ -2616,7 +2573,7 @@
               <w14:ligatures w14:val="standardContextual"/>
             </w:rPr>
           </w:pPr>
-          <w:hyperlink w:anchor="_Toc238626485" w:history="1">
+          <w:hyperlink w:anchor="_Toc241567135" w:history="1">
             <w:r>
               <w:rPr>
                 <w:rStyle w:val="Hyperlink"/>
@@ -2656,7 +2613,7 @@
               <w:rPr>
                 <w:webHidden/>
               </w:rPr>
-              <w:instrText xml:space="preserve"> PAGEREF _Toc238626485 \h </w:instrText>
+              <w:instrText xml:space="preserve"> PAGEREF _Toc241567135 \h </w:instrText>
             </w:r>
             <w:r>
               <w:rPr>
@@ -2673,7 +2630,7 @@
               <w:rPr>
                 <w:webHidden/>
               </w:rPr>
-              <w:t>16</w:t>
+              <w:t>17</w:t>
             </w:r>
             <w:r>
               <w:rPr>
@@ -2695,7 +2652,7 @@
               <w14:ligatures w14:val="standardContextual"/>
             </w:rPr>
           </w:pPr>
-          <w:hyperlink w:anchor="_Toc238626486" w:history="1">
+          <w:hyperlink w:anchor="_Toc241567136" w:history="1">
             <w:r>
               <w:rPr>
                 <w:rStyle w:val="Hyperlink"/>
@@ -2735,7 +2692,7 @@
               <w:rPr>
                 <w:webHidden/>
               </w:rPr>
-              <w:instrText xml:space="preserve"> PAGEREF _Toc238626486 \h </w:instrText>
+              <w:instrText xml:space="preserve"> PAGEREF _Toc241567136 \h </w:instrText>
             </w:r>
             <w:r>
               <w:rPr>
@@ -2752,7 +2709,7 @@
               <w:rPr>
                 <w:webHidden/>
               </w:rPr>
-              <w:t>17</w:t>
+              <w:t>18</w:t>
             </w:r>
             <w:r>
               <w:rPr>
@@ -2774,7 +2731,7 @@
               <w14:ligatures w14:val="standardContextual"/>
             </w:rPr>
           </w:pPr>
-          <w:hyperlink w:anchor="_Toc238626487" w:history="1">
+          <w:hyperlink w:anchor="_Toc241567137" w:history="1">
             <w:r>
               <w:rPr>
                 <w:rStyle w:val="Hyperlink"/>
@@ -2814,7 +2771,7 @@
               <w:rPr>
                 <w:webHidden/>
               </w:rPr>
-              <w:instrText xml:space="preserve"> PAGEREF _Toc238626487 \h </w:instrText>
+              <w:instrText xml:space="preserve"> PAGEREF _Toc241567137 \h </w:instrText>
             </w:r>
             <w:r>
               <w:rPr>
@@ -2831,7 +2788,7 @@
               <w:rPr>
                 <w:webHidden/>
               </w:rPr>
-              <w:t>17</w:t>
+              <w:t>18</w:t>
             </w:r>
             <w:r>
               <w:rPr>
@@ -2853,7 +2810,7 @@
               <w14:ligatures w14:val="standardContextual"/>
             </w:rPr>
           </w:pPr>
-          <w:hyperlink w:anchor="_Toc238626488" w:history="1">
+          <w:hyperlink w:anchor="_Toc241567138" w:history="1">
             <w:r>
               <w:rPr>
                 <w:rStyle w:val="Hyperlink"/>
@@ -2893,7 +2850,7 @@
               <w:rPr>
                 <w:webHidden/>
               </w:rPr>
-              <w:instrText xml:space="preserve"> PAGEREF _Toc238626488 \h </w:instrText>
+              <w:instrText xml:space="preserve"> PAGEREF _Toc241567138 \h </w:instrText>
             </w:r>
             <w:r>
               <w:rPr>
@@ -2910,7 +2867,7 @@
               <w:rPr>
                 <w:webHidden/>
               </w:rPr>
-              <w:t>17</w:t>
+              <w:t>18</w:t>
             </w:r>
             <w:r>
               <w:rPr>
@@ -2932,7 +2889,7 @@
               <w14:ligatures w14:val="standardContextual"/>
             </w:rPr>
           </w:pPr>
-          <w:hyperlink w:anchor="_Toc238626489" w:history="1">
+          <w:hyperlink w:anchor="_Toc241567139" w:history="1">
             <w:r>
               <w:rPr>
                 <w:rStyle w:val="Hyperlink"/>
@@ -2972,7 +2929,7 @@
               <w:rPr>
                 <w:webHidden/>
               </w:rPr>
-              <w:instrText xml:space="preserve"> PAGEREF _Toc238626489 \h </w:instrText>
+              <w:instrText xml:space="preserve"> PAGEREF _Toc241567139 \h </w:instrText>
             </w:r>
             <w:r>
               <w:rPr>
@@ -2989,7 +2946,7 @@
               <w:rPr>
                 <w:webHidden/>
               </w:rPr>
-              <w:t>18</w:t>
+              <w:t>19</w:t>
             </w:r>
             <w:r>
               <w:rPr>
@@ -3011,7 +2968,7 @@
               <w14:ligatures w14:val="standardContextual"/>
             </w:rPr>
           </w:pPr>
-          <w:hyperlink w:anchor="_Toc238626490" w:history="1">
+          <w:hyperlink w:anchor="_Toc241567140" w:history="1">
             <w:r>
               <w:rPr>
                 <w:rStyle w:val="Hyperlink"/>
@@ -3051,7 +3008,7 @@
               <w:rPr>
                 <w:webHidden/>
               </w:rPr>
-              <w:instrText xml:space="preserve"> PAGEREF _Toc238626490 \h </w:instrText>
+              <w:instrText xml:space="preserve"> PAGEREF _Toc241567140 \h </w:instrText>
             </w:r>
             <w:r>
               <w:rPr>
@@ -3068,7 +3025,7 @@
               <w:rPr>
                 <w:webHidden/>
               </w:rPr>
-              <w:t>18</w:t>
+              <w:t>19</w:t>
             </w:r>
             <w:r>
               <w:rPr>
@@ -3090,7 +3047,7 @@
               <w14:ligatures w14:val="standardContextual"/>
             </w:rPr>
           </w:pPr>
-          <w:hyperlink w:anchor="_Toc238626491" w:history="1">
+          <w:hyperlink w:anchor="_Toc241567141" w:history="1">
             <w:r>
               <w:rPr>
                 <w:rStyle w:val="Hyperlink"/>
@@ -3130,7 +3087,7 @@
               <w:rPr>
                 <w:webHidden/>
               </w:rPr>
-              <w:instrText xml:space="preserve"> PAGEREF _Toc238626491 \h </w:instrText>
+              <w:instrText xml:space="preserve"> PAGEREF _Toc241567141 \h </w:instrText>
             </w:r>
             <w:r>
               <w:rPr>
@@ -3147,7 +3104,7 @@
               <w:rPr>
                 <w:webHidden/>
               </w:rPr>
-              <w:t>18</w:t>
+              <w:t>19</w:t>
             </w:r>
             <w:r>
               <w:rPr>
@@ -3169,7 +3126,7 @@
               <w14:ligatures w14:val="standardContextual"/>
             </w:rPr>
           </w:pPr>
-          <w:hyperlink w:anchor="_Toc238626492" w:history="1">
+          <w:hyperlink w:anchor="_Toc241567142" w:history="1">
             <w:r>
               <w:rPr>
                 <w:rStyle w:val="Hyperlink"/>
@@ -3209,7 +3166,7 @@
               <w:rPr>
                 <w:webHidden/>
               </w:rPr>
-              <w:instrText xml:space="preserve"> PAGEREF _Toc238626492 \h </w:instrText>
+              <w:instrText xml:space="preserve"> PAGEREF _Toc241567142 \h </w:instrText>
             </w:r>
             <w:r>
               <w:rPr>
@@ -3226,7 +3183,7 @@
               <w:rPr>
                 <w:webHidden/>
               </w:rPr>
-              <w:t>18</w:t>
+              <w:t>19</w:t>
             </w:r>
             <w:r>
               <w:rPr>
@@ -3248,7 +3205,7 @@
               <w14:ligatures w14:val="standardContextual"/>
             </w:rPr>
           </w:pPr>
-          <w:hyperlink w:anchor="_Toc238626493" w:history="1">
+          <w:hyperlink w:anchor="_Toc241567143" w:history="1">
             <w:r>
               <w:rPr>
                 <w:rStyle w:val="Hyperlink"/>
@@ -3288,7 +3245,7 @@
               <w:rPr>
                 <w:webHidden/>
               </w:rPr>
-              <w:instrText xml:space="preserve"> PAGEREF _Toc238626493 \h </w:instrText>
+              <w:instrText xml:space="preserve"> PAGEREF _Toc241567143 \h </w:instrText>
             </w:r>
             <w:r>
               <w:rPr>
@@ -3305,7 +3262,7 @@
               <w:rPr>
                 <w:webHidden/>
               </w:rPr>
-              <w:t>19</w:t>
+              <w:t>20</w:t>
             </w:r>
             <w:r>
               <w:rPr>
@@ -3327,7 +3284,7 @@
               <w14:ligatures w14:val="standardContextual"/>
             </w:rPr>
           </w:pPr>
-          <w:hyperlink w:anchor="_Toc238626494" w:history="1">
+          <w:hyperlink w:anchor="_Toc241567144" w:history="1">
             <w:r>
               <w:rPr>
                 <w:rStyle w:val="Hyperlink"/>
@@ -3367,7 +3324,7 @@
               <w:rPr>
                 <w:webHidden/>
               </w:rPr>
-              <w:instrText xml:space="preserve"> PAGEREF _Toc238626494 \h </w:instrText>
+              <w:instrText xml:space="preserve"> PAGEREF _Toc241567144 \h </w:instrText>
             </w:r>
             <w:r>
               <w:rPr>
@@ -3384,7 +3341,7 @@
               <w:rPr>
                 <w:webHidden/>
               </w:rPr>
-              <w:t>19</w:t>
+              <w:t>20</w:t>
             </w:r>
             <w:r>
               <w:rPr>
@@ -3406,7 +3363,7 @@
               <w14:ligatures w14:val="standardContextual"/>
             </w:rPr>
           </w:pPr>
-          <w:hyperlink w:anchor="_Toc238626495" w:history="1">
+          <w:hyperlink w:anchor="_Toc241567145" w:history="1">
             <w:r>
               <w:rPr>
                 <w:rStyle w:val="Hyperlink"/>
@@ -3446,7 +3403,7 @@
               <w:rPr>
                 <w:webHidden/>
               </w:rPr>
-              <w:instrText xml:space="preserve"> PAGEREF _Toc238626495 \h </w:instrText>
+              <w:instrText xml:space="preserve"> PAGEREF _Toc241567145 \h </w:instrText>
             </w:r>
             <w:r>
               <w:rPr>
@@ -3463,7 +3420,7 @@
               <w:rPr>
                 <w:webHidden/>
               </w:rPr>
-              <w:t>20</w:t>
+              <w:t>21</w:t>
             </w:r>
             <w:r>
               <w:rPr>
@@ -3485,7 +3442,7 @@
               <w14:ligatures w14:val="standardContextual"/>
             </w:rPr>
           </w:pPr>
-          <w:hyperlink w:anchor="_Toc238626496" w:history="1">
+          <w:hyperlink w:anchor="_Toc241567146" w:history="1">
             <w:r>
               <w:rPr>
                 <w:rStyle w:val="Hyperlink"/>
@@ -3525,7 +3482,7 @@
               <w:rPr>
                 <w:webHidden/>
               </w:rPr>
-              <w:instrText xml:space="preserve"> PAGEREF _Toc238626496 \h </w:instrText>
+              <w:instrText xml:space="preserve"> PAGEREF _Toc241567146 \h </w:instrText>
             </w:r>
             <w:r>
               <w:rPr>
@@ -3542,7 +3499,7 @@
               <w:rPr>
                 <w:webHidden/>
               </w:rPr>
-              <w:t>20</w:t>
+              <w:t>21</w:t>
             </w:r>
             <w:r>
               <w:rPr>
@@ -3564,7 +3521,7 @@
               <w14:ligatures w14:val="standardContextual"/>
             </w:rPr>
           </w:pPr>
-          <w:hyperlink w:anchor="_Toc238626497" w:history="1">
+          <w:hyperlink w:anchor="_Toc241567147" w:history="1">
             <w:r>
               <w:rPr>
                 <w:rStyle w:val="Hyperlink"/>
@@ -3604,7 +3561,7 @@
               <w:rPr>
                 <w:webHidden/>
               </w:rPr>
-              <w:instrText xml:space="preserve"> PAGEREF _Toc238626497 \h </w:instrText>
+              <w:instrText xml:space="preserve"> PAGEREF _Toc241567147 \h </w:instrText>
             </w:r>
             <w:r>
               <w:rPr>
@@ -3621,7 +3578,7 @@
               <w:rPr>
                 <w:webHidden/>
               </w:rPr>
-              <w:t>20</w:t>
+              <w:t>21</w:t>
             </w:r>
             <w:r>
               <w:rPr>
@@ -3643,7 +3600,7 @@
               <w14:ligatures w14:val="standardContextual"/>
             </w:rPr>
           </w:pPr>
-          <w:hyperlink w:anchor="_Toc238626498" w:history="1">
+          <w:hyperlink w:anchor="_Toc241567148" w:history="1">
             <w:r>
               <w:rPr>
                 <w:rStyle w:val="Hyperlink"/>
@@ -3683,7 +3640,7 @@
               <w:rPr>
                 <w:webHidden/>
               </w:rPr>
-              <w:instrText xml:space="preserve"> PAGEREF _Toc238626498 \h </w:instrText>
+              <w:instrText xml:space="preserve"> PAGEREF _Toc241567148 \h </w:instrText>
             </w:r>
             <w:r>
               <w:rPr>
@@ -3700,7 +3657,7 @@
               <w:rPr>
                 <w:webHidden/>
               </w:rPr>
-              <w:t>21</w:t>
+              <w:t>22</w:t>
             </w:r>
             <w:r>
               <w:rPr>
@@ -3722,7 +3679,7 @@
               <w14:ligatures w14:val="standardContextual"/>
             </w:rPr>
           </w:pPr>
-          <w:hyperlink w:anchor="_Toc238626499" w:history="1">
+          <w:hyperlink w:anchor="_Toc241567149" w:history="1">
             <w:r>
               <w:rPr>
                 <w:rStyle w:val="Hyperlink"/>
@@ -3762,7 +3719,7 @@
               <w:rPr>
                 <w:webHidden/>
               </w:rPr>
-              <w:instrText xml:space="preserve"> PAGEREF _Toc238626499 \h </w:instrText>
+              <w:instrText xml:space="preserve"> PAGEREF _Toc241567149 \h </w:instrText>
             </w:r>
             <w:r>
               <w:rPr>
@@ -3779,7 +3736,7 @@
               <w:rPr>
                 <w:webHidden/>
               </w:rPr>
-              <w:t>21</w:t>
+              <w:t>22</w:t>
             </w:r>
             <w:r>
               <w:rPr>
@@ -3801,7 +3758,7 @@
               <w14:ligatures w14:val="standardContextual"/>
             </w:rPr>
           </w:pPr>
-          <w:hyperlink w:anchor="_Toc238626500" w:history="1">
+          <w:hyperlink w:anchor="_Toc241567150" w:history="1">
             <w:r>
               <w:rPr>
                 <w:rStyle w:val="Hyperlink"/>
@@ -3841,7 +3798,7 @@
               <w:rPr>
                 <w:webHidden/>
               </w:rPr>
-              <w:instrText xml:space="preserve"> PAGEREF _Toc238626500 \h </w:instrText>
+              <w:instrText xml:space="preserve"> PAGEREF _Toc241567150 \h </w:instrText>
             </w:r>
             <w:r>
               <w:rPr>
@@ -3858,7 +3815,7 @@
               <w:rPr>
                 <w:webHidden/>
               </w:rPr>
-              <w:t>22</w:t>
+              <w:t>23</w:t>
             </w:r>
             <w:r>
               <w:rPr>
@@ -3880,7 +3837,7 @@
               <w14:ligatures w14:val="standardContextual"/>
             </w:rPr>
           </w:pPr>
-          <w:hyperlink w:anchor="_Toc238626501" w:history="1">
+          <w:hyperlink w:anchor="_Toc241567151" w:history="1">
             <w:r>
               <w:rPr>
                 <w:rStyle w:val="Hyperlink"/>
@@ -3920,7 +3877,7 @@
               <w:rPr>
                 <w:webHidden/>
               </w:rPr>
-              <w:instrText xml:space="preserve"> PAGEREF _Toc238626501 \h </w:instrText>
+              <w:instrText xml:space="preserve"> PAGEREF _Toc241567151 \h </w:instrText>
             </w:r>
             <w:r>
               <w:rPr>
@@ -3937,7 +3894,7 @@
               <w:rPr>
                 <w:webHidden/>
               </w:rPr>
-              <w:t>22</w:t>
+              <w:t>23</w:t>
             </w:r>
             <w:r>
               <w:rPr>
@@ -3959,7 +3916,7 @@
               <w14:ligatures w14:val="standardContextual"/>
             </w:rPr>
           </w:pPr>
-          <w:hyperlink w:anchor="_Toc238626502" w:history="1">
+          <w:hyperlink w:anchor="_Toc241567152" w:history="1">
             <w:r>
               <w:rPr>
                 <w:rStyle w:val="Hyperlink"/>
@@ -3999,7 +3956,7 @@
               <w:rPr>
                 <w:webHidden/>
               </w:rPr>
-              <w:instrText xml:space="preserve"> PAGEREF _Toc238626502 \h </w:instrText>
+              <w:instrText xml:space="preserve"> PAGEREF _Toc241567152 \h </w:instrText>
             </w:r>
             <w:r>
               <w:rPr>
@@ -4016,7 +3973,7 @@
               <w:rPr>
                 <w:webHidden/>
               </w:rPr>
-              <w:t>22</w:t>
+              <w:t>23</w:t>
             </w:r>
             <w:r>
               <w:rPr>
@@ -4038,7 +3995,7 @@
               <w14:ligatures w14:val="standardContextual"/>
             </w:rPr>
           </w:pPr>
-          <w:hyperlink w:anchor="_Toc238626503" w:history="1">
+          <w:hyperlink w:anchor="_Toc241567153" w:history="1">
             <w:r>
               <w:rPr>
                 <w:rStyle w:val="Hyperlink"/>
@@ -4078,7 +4035,7 @@
               <w:rPr>
                 <w:webHidden/>
               </w:rPr>
-              <w:instrText xml:space="preserve"> PAGEREF _Toc238626503 \h </w:instrText>
+              <w:instrText xml:space="preserve"> PAGEREF _Toc241567153 \h </w:instrText>
             </w:r>
             <w:r>
               <w:rPr>
@@ -4095,7 +4052,7 @@
               <w:rPr>
                 <w:webHidden/>
               </w:rPr>
-              <w:t>23</w:t>
+              <w:t>24</w:t>
             </w:r>
             <w:r>
               <w:rPr>
@@ -4117,7 +4074,7 @@
               <w14:ligatures w14:val="standardContextual"/>
             </w:rPr>
           </w:pPr>
-          <w:hyperlink w:anchor="_Toc238626504" w:history="1">
+          <w:hyperlink w:anchor="_Toc241567154" w:history="1">
             <w:r>
               <w:rPr>
                 <w:rStyle w:val="Hyperlink"/>
@@ -4157,7 +4114,7 @@
               <w:rPr>
                 <w:webHidden/>
               </w:rPr>
-              <w:instrText xml:space="preserve"> PAGEREF _Toc238626504 \h </w:instrText>
+              <w:instrText xml:space="preserve"> PAGEREF _Toc241567154 \h </w:instrText>
             </w:r>
             <w:r>
               <w:rPr>
@@ -4174,7 +4131,7 @@
               <w:rPr>
                 <w:webHidden/>
               </w:rPr>
-              <w:t>23</w:t>
+              <w:t>24</w:t>
             </w:r>
             <w:r>
               <w:rPr>
@@ -4196,7 +4153,7 @@
               <w14:ligatures w14:val="standardContextual"/>
             </w:rPr>
           </w:pPr>
-          <w:hyperlink w:anchor="_Toc238626505" w:history="1">
+          <w:hyperlink w:anchor="_Toc241567155" w:history="1">
             <w:r>
               <w:rPr>
                 <w:rStyle w:val="Hyperlink"/>
@@ -4236,7 +4193,7 @@
               <w:rPr>
                 <w:webHidden/>
               </w:rPr>
-              <w:instrText xml:space="preserve"> PAGEREF _Toc238626505 \h </w:instrText>
+              <w:instrText xml:space="preserve"> PAGEREF _Toc241567155 \h </w:instrText>
             </w:r>
             <w:r>
               <w:rPr>
@@ -4253,7 +4210,7 @@
               <w:rPr>
                 <w:webHidden/>
               </w:rPr>
-              <w:t>24</w:t>
+              <w:t>25</w:t>
             </w:r>
             <w:r>
               <w:rPr>
@@ -4275,7 +4232,7 @@
               <w14:ligatures w14:val="standardContextual"/>
             </w:rPr>
           </w:pPr>
-          <w:hyperlink w:anchor="_Toc238626506" w:history="1">
+          <w:hyperlink w:anchor="_Toc241567156" w:history="1">
             <w:r>
               <w:rPr>
                 <w:rStyle w:val="Hyperlink"/>
@@ -4315,7 +4272,7 @@
               <w:rPr>
                 <w:webHidden/>
               </w:rPr>
-              <w:instrText xml:space="preserve"> PAGEREF _Toc238626506 \h </w:instrText>
+              <w:instrText xml:space="preserve"> PAGEREF _Toc241567156 \h </w:instrText>
             </w:r>
             <w:r>
               <w:rPr>
@@ -4332,7 +4289,7 @@
               <w:rPr>
                 <w:webHidden/>
               </w:rPr>
-              <w:t>24</w:t>
+              <w:t>25</w:t>
             </w:r>
             <w:r>
               <w:rPr>
@@ -4354,7 +4311,7 @@
               <w14:ligatures w14:val="standardContextual"/>
             </w:rPr>
           </w:pPr>
-          <w:hyperlink w:anchor="_Toc238626507" w:history="1">
+          <w:hyperlink w:anchor="_Toc241567157" w:history="1">
             <w:r>
               <w:rPr>
                 <w:rStyle w:val="Hyperlink"/>
@@ -4394,7 +4351,7 @@
               <w:rPr>
                 <w:webHidden/>
               </w:rPr>
-              <w:instrText xml:space="preserve"> PAGEREF _Toc238626507 \h </w:instrText>
+              <w:instrText xml:space="preserve"> PAGEREF _Toc241567157 \h </w:instrText>
             </w:r>
             <w:r>
               <w:rPr>
@@ -4411,7 +4368,7 @@
               <w:rPr>
                 <w:webHidden/>
               </w:rPr>
-              <w:t>25</w:t>
+              <w:t>26</w:t>
             </w:r>
             <w:r>
               <w:rPr>
@@ -4433,7 +4390,7 @@
               <w14:ligatures w14:val="standardContextual"/>
             </w:rPr>
           </w:pPr>
-          <w:hyperlink w:anchor="_Toc238626508" w:history="1">
+          <w:hyperlink w:anchor="_Toc241567158" w:history="1">
             <w:r>
               <w:rPr>
                 <w:rStyle w:val="Hyperlink"/>
@@ -4473,7 +4430,7 @@
               <w:rPr>
                 <w:webHidden/>
               </w:rPr>
-              <w:instrText xml:space="preserve"> PAGEREF _Toc238626508 \h </w:instrText>
+              <w:instrText xml:space="preserve"> PAGEREF _Toc241567158 \h </w:instrText>
             </w:r>
             <w:r>
               <w:rPr>
@@ -4490,7 +4447,7 @@
               <w:rPr>
                 <w:webHidden/>
               </w:rPr>
-              <w:t>27</w:t>
+              <w:t>28</w:t>
             </w:r>
             <w:r>
               <w:rPr>
@@ -4512,7 +4469,7 @@
               <w14:ligatures w14:val="standardContextual"/>
             </w:rPr>
           </w:pPr>
-          <w:hyperlink w:anchor="_Toc238626509" w:history="1">
+          <w:hyperlink w:anchor="_Toc241567159" w:history="1">
             <w:r>
               <w:rPr>
                 <w:rStyle w:val="Hyperlink"/>
@@ -4552,7 +4509,7 @@
               <w:rPr>
                 <w:webHidden/>
               </w:rPr>
-              <w:instrText xml:space="preserve"> PAGEREF _Toc238626509 \h </w:instrText>
+              <w:instrText xml:space="preserve"> PAGEREF _Toc241567159 \h </w:instrText>
             </w:r>
             <w:r>
               <w:rPr>
@@ -4569,7 +4526,7 @@
               <w:rPr>
                 <w:webHidden/>
               </w:rPr>
-              <w:t>28</w:t>
+              <w:t>29</w:t>
             </w:r>
             <w:r>
               <w:rPr>
@@ -4591,7 +4548,7 @@
               <w14:ligatures w14:val="standardContextual"/>
             </w:rPr>
           </w:pPr>
-          <w:hyperlink w:anchor="_Toc238626510" w:history="1">
+          <w:hyperlink w:anchor="_Toc241567160" w:history="1">
             <w:r>
               <w:rPr>
                 <w:rStyle w:val="Hyperlink"/>
@@ -4631,7 +4588,7 @@
               <w:rPr>
                 <w:webHidden/>
               </w:rPr>
-              <w:instrText xml:space="preserve"> PAGEREF _Toc238626510 \h </w:instrText>
+              <w:instrText xml:space="preserve"> PAGEREF _Toc241567160 \h </w:instrText>
             </w:r>
             <w:r>
               <w:rPr>
@@ -4648,7 +4605,7 @@
               <w:rPr>
                 <w:webHidden/>
               </w:rPr>
-              <w:t>28</w:t>
+              <w:t>29</w:t>
             </w:r>
             <w:r>
               <w:rPr>
@@ -4670,7 +4627,7 @@
               <w14:ligatures w14:val="standardContextual"/>
             </w:rPr>
           </w:pPr>
-          <w:hyperlink w:anchor="_Toc238626511" w:history="1">
+          <w:hyperlink w:anchor="_Toc241567161" w:history="1">
             <w:r>
               <w:rPr>
                 <w:rStyle w:val="Hyperlink"/>
@@ -4710,7 +4667,7 @@
               <w:rPr>
                 <w:webHidden/>
               </w:rPr>
-              <w:instrText xml:space="preserve"> PAGEREF _Toc238626511 \h </w:instrText>
+              <w:instrText xml:space="preserve"> PAGEREF _Toc241567161 \h </w:instrText>
             </w:r>
             <w:r>
               <w:rPr>
@@ -4727,7 +4684,7 @@
               <w:rPr>
                 <w:webHidden/>
               </w:rPr>
-              <w:t>29</w:t>
+              <w:t>30</w:t>
             </w:r>
             <w:r>
               <w:rPr>
@@ -4749,7 +4706,7 @@
               <w14:ligatures w14:val="standardContextual"/>
             </w:rPr>
           </w:pPr>
-          <w:hyperlink w:anchor="_Toc238626512" w:history="1">
+          <w:hyperlink w:anchor="_Toc241567162" w:history="1">
             <w:r>
               <w:rPr>
                 <w:rStyle w:val="Hyperlink"/>
@@ -4789,7 +4746,7 @@
               <w:rPr>
                 <w:webHidden/>
               </w:rPr>
-              <w:instrText xml:space="preserve"> PAGEREF _Toc238626512 \h </w:instrText>
+              <w:instrText xml:space="preserve"> PAGEREF _Toc241567162 \h </w:instrText>
             </w:r>
             <w:r>
               <w:rPr>
@@ -4806,7 +4763,7 @@
               <w:rPr>
                 <w:webHidden/>
               </w:rPr>
-              <w:t>30</w:t>
+              <w:t>31</w:t>
             </w:r>
             <w:r>
               <w:rPr>
@@ -4828,7 +4785,7 @@
               <w14:ligatures w14:val="standardContextual"/>
             </w:rPr>
           </w:pPr>
-          <w:hyperlink w:anchor="_Toc238626513" w:history="1">
+          <w:hyperlink w:anchor="_Toc241567163" w:history="1">
             <w:r>
               <w:rPr>
                 <w:rStyle w:val="Hyperlink"/>
@@ -4868,7 +4825,7 @@
               <w:rPr>
                 <w:webHidden/>
               </w:rPr>
-              <w:instrText xml:space="preserve"> PAGEREF _Toc238626513 \h </w:instrText>
+              <w:instrText xml:space="preserve"> PAGEREF _Toc241567163 \h </w:instrText>
             </w:r>
             <w:r>
               <w:rPr>
@@ -4885,7 +4842,7 @@
               <w:rPr>
                 <w:webHidden/>
               </w:rPr>
-              <w:t>32</w:t>
+              <w:t>34</w:t>
             </w:r>
             <w:r>
               <w:rPr>
@@ -4907,7 +4864,7 @@
               <w14:ligatures w14:val="standardContextual"/>
             </w:rPr>
           </w:pPr>
-          <w:hyperlink w:anchor="_Toc238626514" w:history="1">
+          <w:hyperlink w:anchor="_Toc241567164" w:history="1">
             <w:r>
               <w:rPr>
                 <w:rStyle w:val="Hyperlink"/>
@@ -4947,7 +4904,7 @@
               <w:rPr>
                 <w:webHidden/>
               </w:rPr>
-              <w:instrText xml:space="preserve"> PAGEREF _Toc238626514 \h </w:instrText>
+              <w:instrText xml:space="preserve"> PAGEREF _Toc241567164 \h </w:instrText>
             </w:r>
             <w:r>
               <w:rPr>
@@ -4964,7 +4921,7 @@
               <w:rPr>
                 <w:webHidden/>
               </w:rPr>
-              <w:t>33</w:t>
+              <w:t>35</w:t>
             </w:r>
             <w:r>
               <w:rPr>
@@ -5032,7 +4989,7 @@
         </w:rPr>
       </w:pPr>
       <w:bookmarkStart w:id="14" w:name="_Toc191729613"/>
-      <w:bookmarkStart w:id="15" w:name="_Toc238626471"/>
+      <w:bookmarkStart w:id="15" w:name="_Toc241567121"/>
       <w:r>
         <w:t>Introduction</w:t>
       </w:r>
@@ -5065,16 +5022,8 @@
         <w:rPr>
           <w:szCs w:val="22"/>
         </w:rPr>
-        <w:t>program for automating the acceptance testing of oil level sensors</w:t>
-      </w:r>
-      <w:proofErr w:type="gramStart"/>
-      <w:r>
-        <w:rPr>
-          <w:szCs w:val="22"/>
-        </w:rPr>
-        <w:t xml:space="preserve">.  </w:t>
-      </w:r>
-      <w:proofErr w:type="gramEnd"/>
+        <w:t xml:space="preserve">program for automating the acceptance testing of oil level sensors.  </w:t>
+      </w:r>
       <w:r>
         <w:rPr>
           <w:szCs w:val="22"/>
@@ -5193,7 +5142,7 @@
       <w:bookmarkStart w:id="19" w:name="_Toc191891033"/>
       <w:bookmarkStart w:id="20" w:name="_Toc191996225"/>
       <w:bookmarkStart w:id="21" w:name="_Toc191729614"/>
-      <w:bookmarkStart w:id="22" w:name="_Toc238626472"/>
+      <w:bookmarkStart w:id="22" w:name="_Toc241567122"/>
       <w:bookmarkEnd w:id="16"/>
       <w:bookmarkEnd w:id="17"/>
       <w:bookmarkEnd w:id="18"/>
@@ -5292,7 +5241,7 @@
       <w:bookmarkStart w:id="27" w:name="_Toc191891035"/>
       <w:bookmarkStart w:id="28" w:name="_Toc191996227"/>
       <w:bookmarkStart w:id="29" w:name="_Toc191729615"/>
-      <w:bookmarkStart w:id="30" w:name="_Toc238626473"/>
+      <w:bookmarkStart w:id="30" w:name="_Toc241567123"/>
       <w:bookmarkEnd w:id="23"/>
       <w:bookmarkEnd w:id="24"/>
       <w:bookmarkEnd w:id="25"/>
@@ -5575,7 +5524,7 @@
       <w:pPr>
         <w:pStyle w:val="ZL1Section"/>
       </w:pPr>
-      <w:bookmarkStart w:id="31" w:name="_Toc238626474"/>
+      <w:bookmarkStart w:id="31" w:name="_Toc241567124"/>
       <w:proofErr w:type="spellStart"/>
       <w:r>
         <w:t>Multi Level</w:t>
@@ -5600,23 +5549,7 @@
           <w:rFonts w:cs="Arial"/>
           <w:szCs w:val="22"/>
         </w:rPr>
-        <w:t>MLOI has different operator panels based on various use cases to minimize distraction for the test operator while maximizing flexibility for the Test Engineer</w:t>
-      </w:r>
-      <w:proofErr w:type="gramStart"/>
-      <w:r>
-        <w:rPr>
-          <w:rFonts w:cs="Arial"/>
-          <w:szCs w:val="22"/>
-        </w:rPr>
-        <w:t xml:space="preserve">.  </w:t>
-      </w:r>
-      <w:proofErr w:type="gramEnd"/>
-      <w:r>
-        <w:rPr>
-          <w:rFonts w:cs="Arial"/>
-          <w:szCs w:val="22"/>
-        </w:rPr>
-        <w:t xml:space="preserve"> </w:t>
+        <w:t xml:space="preserve">MLOI has different operator panels based on various use cases to minimize distraction for the test operator while maximizing flexibility for the Test Engineer.   </w:t>
       </w:r>
     </w:p>
     <w:p>
@@ -5829,17 +5762,8 @@
           <w:rFonts w:cs="Arial"/>
           <w:szCs w:val="22"/>
         </w:rPr>
-        <w:t xml:space="preserve">Simulated – Generated Test Resistor and Level data used for debug, test and </w:t>
-      </w:r>
-      <w:proofErr w:type="gramStart"/>
-      <w:r>
-        <w:rPr>
-          <w:rFonts w:cs="Arial"/>
-          <w:szCs w:val="22"/>
-        </w:rPr>
-        <w:t>training</w:t>
-      </w:r>
-      <w:proofErr w:type="gramEnd"/>
+        <w:t>Simulated – Generated Test Resistor and Level data used for debug, test and training</w:t>
+      </w:r>
     </w:p>
     <w:p>
       <w:pPr>
@@ -5895,84 +5819,51 @@
           <w:rFonts w:cs="Arial"/>
           <w:szCs w:val="22"/>
         </w:rPr>
-        <w:t xml:space="preserve">Pre-Pot – User determines the level set point manually to help set the PCB </w:t>
+        <w:t>Pre-Pot – User determines the level set point manually to help set the PCB position</w:t>
+      </w:r>
+    </w:p>
+    <w:p>
+      <w:pPr>
+        <w:pStyle w:val="ZL2Section"/>
+      </w:pPr>
+      <w:bookmarkStart w:id="32" w:name="_Toc241567125"/>
+      <w:r>
+        <w:t>MLOI Test Protocol</w:t>
+      </w:r>
+      <w:bookmarkEnd w:id="32"/>
+    </w:p>
+    <w:p>
+      <w:r>
+        <w:t xml:space="preserve">The ALLEN </w:t>
+      </w:r>
+      <w:r>
+        <w:t xml:space="preserve">Elevate </w:t>
+      </w:r>
+      <w:r>
+        <w:t xml:space="preserve">8005571.05 </w:t>
+      </w:r>
+      <w:r>
+        <w:t xml:space="preserve">and 8005572.05 </w:t>
+      </w:r>
+      <w:r>
+        <w:t xml:space="preserve">Oil Level </w:t>
       </w:r>
       <w:proofErr w:type="gramStart"/>
       <w:r>
-        <w:rPr>
-          <w:rFonts w:cs="Arial"/>
-          <w:szCs w:val="22"/>
-        </w:rPr>
-        <w:t>position</w:t>
+        <w:t>S</w:t>
+      </w:r>
+      <w:r>
+        <w:t>ensor</w:t>
+      </w:r>
+      <w:r>
+        <w:t>s</w:t>
+      </w:r>
+      <w:r>
+        <w:t xml:space="preserve">  document</w:t>
       </w:r>
       <w:proofErr w:type="gramEnd"/>
-    </w:p>
-    <w:p>
-      <w:pPr>
-        <w:pStyle w:val="ZL2Section"/>
-      </w:pPr>
-      <w:bookmarkStart w:id="32" w:name="_Toc238626475"/>
-      <w:r>
-        <w:t>MLOI Test Protocol</w:t>
-      </w:r>
-      <w:bookmarkEnd w:id="32"/>
-    </w:p>
-    <w:p>
-      <w:r>
-        <w:t xml:space="preserve">The ALLEN </w:t>
-      </w:r>
-      <w:r>
-        <w:t xml:space="preserve">Elevate </w:t>
-      </w:r>
-      <w:r>
-        <w:t xml:space="preserve">8005571.05 </w:t>
-      </w:r>
-      <w:r>
-        <w:t xml:space="preserve">and 8005572.05 </w:t>
-      </w:r>
-      <w:r>
-        <w:t xml:space="preserve">Oil Level </w:t>
-      </w:r>
-      <w:proofErr w:type="gramStart"/>
-      <w:r>
-        <w:t>S</w:t>
-      </w:r>
-      <w:r>
-        <w:t>ensor</w:t>
-      </w:r>
-      <w:r>
-        <w:t>s</w:t>
-      </w:r>
-      <w:r>
-        <w:t xml:space="preserve">  document</w:t>
-      </w:r>
-      <w:proofErr w:type="gramEnd"/>
-      <w:r>
-        <w:t xml:space="preserve"> sets forth the requirements of the Multi-Level Oil Indicator (MLOI) program for automating the acceptance testing of oil level sensors</w:t>
-      </w:r>
-      <w:proofErr w:type="gramStart"/>
-      <w:r>
-        <w:t xml:space="preserve">.  </w:t>
-      </w:r>
-      <w:proofErr w:type="gramEnd"/>
-      <w:r>
-        <w:t xml:space="preserve">The MLOI program </w:t>
-      </w:r>
-      <w:proofErr w:type="gramStart"/>
-      <w:r>
-        <w:t>is divided</w:t>
-      </w:r>
-      <w:proofErr w:type="gramEnd"/>
-      <w:r>
-        <w:t xml:space="preserve"> into phases or epics</w:t>
-      </w:r>
-      <w:proofErr w:type="gramStart"/>
-      <w:r>
-        <w:t xml:space="preserve">.  </w:t>
-      </w:r>
-      <w:proofErr w:type="gramEnd"/>
-      <w:r>
-        <w:t xml:space="preserve">The first epic is </w:t>
+      <w:r>
+        <w:t xml:space="preserve"> sets forth the requirements of the Multi-Level Oil Indicator (MLOI) program for automating the acceptance testing of oil level sensors.  The MLOI program is divided into phases or epics.  The first epic is </w:t>
       </w:r>
       <w:proofErr w:type="gramStart"/>
       <w:r>
@@ -6095,109 +5986,70 @@
       </w:r>
       <w:proofErr w:type="gramEnd"/>
       <w:r>
-        <w:t xml:space="preserve"> to the next</w:t>
+        <w:t xml:space="preserve"> to the next.  The Resistance switching value transition, (</w:t>
+      </w:r>
+      <w:proofErr w:type="spellStart"/>
+      <w:r>
+        <w:t>ie</w:t>
+      </w:r>
+      <w:proofErr w:type="spellEnd"/>
+      <w:r>
+        <w:t xml:space="preserve"> the Switch </w:t>
       </w:r>
       <w:proofErr w:type="gramStart"/>
       <w:r>
-        <w:t xml:space="preserve">.  </w:t>
+        <w:t>Point)  occur</w:t>
       </w:r>
       <w:proofErr w:type="gramEnd"/>
       <w:r>
-        <w:t>The Resistance switching value transition, (</w:t>
-      </w:r>
-      <w:proofErr w:type="spellStart"/>
+        <w:t xml:space="preserve"> before the Oil Level exceeds the specified switch zone exit level limit. </w:t>
+      </w:r>
+    </w:p>
+    <w:p>
+      <w:r>
+        <w:t xml:space="preserve">The measurement uncertainly is determined by a Type 1 Gage study.  This “Target Test Point </w:t>
+      </w:r>
       <w:proofErr w:type="gramStart"/>
       <w:r>
-        <w:t>ie</w:t>
-      </w:r>
-      <w:proofErr w:type="spellEnd"/>
+        <w:t>Uncertainty”  results</w:t>
+      </w:r>
       <w:proofErr w:type="gramEnd"/>
       <w:r>
-        <w:t xml:space="preserve"> the Switch </w:t>
+        <w:t xml:space="preserve"> </w:t>
+      </w:r>
+      <w:r>
+        <w:t>i</w:t>
+      </w:r>
+      <w:r>
+        <w:t>n a safety margin applied to the test specification to determine the evaluation “test target point” that minimizes the likelihood of a Type I Error (</w:t>
+      </w:r>
+      <w:r>
+        <w:rPr>
+          <w:lang w:val="el-GR"/>
+        </w:rPr>
+        <w:t>α</w:t>
+      </w:r>
+      <w:r>
+        <w:t xml:space="preserve"> =0.05)</w:t>
+      </w:r>
+    </w:p>
+    <w:p>
+      <w:r>
+        <w:t>A pre-Fill and pre-Drain are performed before the test to ensure the DUT is lubricated.</w:t>
+      </w:r>
+    </w:p>
+    <w:p>
+      <w:r>
+        <w:t xml:space="preserve">The Fill Spec </w:t>
       </w:r>
       <w:proofErr w:type="gramStart"/>
       <w:r>
-        <w:t>Point)  occur</w:t>
+        <w:t>exit</w:t>
       </w:r>
       <w:proofErr w:type="gramEnd"/>
       <w:r>
-        <w:t xml:space="preserve"> before the Oil Level exceeds the specified switch zone exit level limit. </w:t>
-      </w:r>
-    </w:p>
-    <w:p>
-      <w:r>
-        <w:t>The measurement uncertainly is determined by a Type 1 Gage study</w:t>
-      </w:r>
-      <w:proofErr w:type="gramStart"/>
-      <w:r>
-        <w:t xml:space="preserve">.  </w:t>
-      </w:r>
-      <w:proofErr w:type="gramEnd"/>
-      <w:r>
-        <w:t xml:space="preserve">This “Target Test Point </w:t>
-      </w:r>
-      <w:proofErr w:type="gramStart"/>
-      <w:r>
-        <w:t>Uncertainty”  results</w:t>
-      </w:r>
-      <w:proofErr w:type="gramEnd"/>
-      <w:r>
-        <w:t xml:space="preserve"> </w:t>
-      </w:r>
-      <w:r>
-        <w:t>i</w:t>
-      </w:r>
-      <w:r>
-        <w:t>n a safety margin applied to the test specification to determine the evaluation “test target point” that minimizes the likelihood of a Type I Error (</w:t>
-      </w:r>
-      <w:r>
-        <w:rPr>
-          <w:lang w:val="el-GR"/>
-        </w:rPr>
-        <w:t>α</w:t>
-      </w:r>
-      <w:r>
-        <w:t xml:space="preserve"> =0.05)</w:t>
-      </w:r>
-    </w:p>
-    <w:p>
-      <w:r>
-        <w:t xml:space="preserve">A pre-Fill and pre-Drain </w:t>
-      </w:r>
-      <w:proofErr w:type="gramStart"/>
-      <w:r>
-        <w:t>are performed</w:t>
-      </w:r>
-      <w:proofErr w:type="gramEnd"/>
-      <w:r>
-        <w:t xml:space="preserve"> before the test to ensure the DUT </w:t>
-      </w:r>
-      <w:proofErr w:type="gramStart"/>
-      <w:r>
-        <w:t>is lubricated</w:t>
-      </w:r>
-      <w:proofErr w:type="gramEnd"/>
-      <w:r>
-        <w:t>.</w:t>
-      </w:r>
-    </w:p>
-    <w:p>
-      <w:r>
-        <w:t xml:space="preserve">The Fill Spec </w:t>
-      </w:r>
-      <w:proofErr w:type="gramStart"/>
-      <w:r>
-        <w:t>exit</w:t>
-      </w:r>
-      <w:proofErr w:type="gramEnd"/>
-      <w:r>
-        <w:t xml:space="preserve"> Limit is the Lower switch zone spec while the Drain Spec exit Limit is the higher switch zone </w:t>
-      </w:r>
-      <w:proofErr w:type="gramStart"/>
-      <w:r>
-        <w:t xml:space="preserve">spec.  </w:t>
-      </w:r>
-      <w:proofErr w:type="gramEnd"/>
+        <w:t xml:space="preserve"> Limit is the Lower switch zone spec while the Drain Spec exit Limit is the higher switch zone spec.  </w:t>
+      </w:r>
     </w:p>
     <w:p>
       <w:r>
@@ -6363,7 +6215,7 @@
         </w:rPr>
       </w:pPr>
       <w:bookmarkStart w:id="33" w:name="_Toc191729617"/>
-      <w:bookmarkStart w:id="34" w:name="_Toc238626476"/>
+      <w:bookmarkStart w:id="34" w:name="_Toc241567126"/>
       <w:r>
         <w:t xml:space="preserve">MOLI </w:t>
       </w:r>
@@ -6396,15 +6248,7 @@
         </w:numPr>
       </w:pPr>
       <w:r>
-        <w:t xml:space="preserve">HW 1 – Prototype phase where all items are COTS and custom configurations </w:t>
-      </w:r>
-      <w:proofErr w:type="gramStart"/>
-      <w:r>
-        <w:t>are achieved</w:t>
-      </w:r>
-      <w:proofErr w:type="gramEnd"/>
-      <w:r>
-        <w:t xml:space="preserve"> through breadboards or otherwise temporar</w:t>
+        <w:t>HW 1 – Prototype phase where all items are COTS and custom configurations are achieved through breadboards or otherwise temporar</w:t>
       </w:r>
       <w:r>
         <w:t>y</w:t>
@@ -6434,21 +6278,11 @@
         <w:t>interfaces</w:t>
       </w:r>
       <w:r>
-        <w:t xml:space="preserve"> have </w:t>
-      </w:r>
-      <w:proofErr w:type="gramStart"/>
-      <w:r>
-        <w:t>been designed</w:t>
-      </w:r>
-      <w:proofErr w:type="gramEnd"/>
-      <w:r>
-        <w:t xml:space="preserve"> and fit for purpose implemented, </w:t>
-      </w:r>
-      <w:proofErr w:type="gramStart"/>
+        <w:t xml:space="preserve"> have been designed and fit for purpose implemented, </w:t>
+      </w:r>
       <w:r>
         <w:t>i.e.</w:t>
       </w:r>
-      <w:proofErr w:type="gramEnd"/>
       <w:r>
         <w:t xml:space="preserve"> interface unit manufactured as a custom PCB.</w:t>
       </w:r>
@@ -6457,7 +6291,7 @@
       <w:pPr>
         <w:pStyle w:val="ZL2Section"/>
       </w:pPr>
-      <w:bookmarkStart w:id="35" w:name="_Toc238626477"/>
+      <w:bookmarkStart w:id="35" w:name="_Toc241567127"/>
       <w:r>
         <w:t>Hardware Architecture</w:t>
       </w:r>
@@ -6496,15 +6330,28 @@
       <w:pPr>
         <w:pStyle w:val="ZCaption"/>
       </w:pPr>
-      <w:r>
-        <w:rPr>
+    </w:p>
+    <w:p>
+      <w:pPr>
+        <w:pStyle w:val="Caption"/>
+        <w:rPr>
+          <w:b/>
+          <w:bCs w:val="0"/>
+          <w:szCs w:val="24"/>
+        </w:rPr>
+      </w:pPr>
+      <w:r>
+        <w:rPr>
+          <w:b/>
+          <w:bCs w:val="0"/>
           <w:noProof/>
+          <w:szCs w:val="24"/>
         </w:rPr>
         <w:drawing>
-          <wp:inline distT="0" distB="0" distL="0" distR="0" wp14:anchorId="38CCCE56" wp14:editId="324754DD">
-            <wp:extent cx="5207000" cy="3054662"/>
+          <wp:inline distT="0" distB="0" distL="0" distR="0" wp14:anchorId="32A9CA1F" wp14:editId="33967D25">
+            <wp:extent cx="5876014" cy="3315223"/>
             <wp:effectExtent l="0" t="0" r="0" b="0"/>
-            <wp:docPr id="525178621" name="Picture 1" descr="A diagram of a computer system&#10;&#10;AI-generated content may be incorrect."/>
+            <wp:docPr id="220442602" name="Picture 3"/>
             <wp:cNvGraphicFramePr>
               <a:graphicFrameLocks xmlns:a="http://schemas.openxmlformats.org/drawingml/2006/main" noChangeAspect="1"/>
             </wp:cNvGraphicFramePr>
@@ -6512,7 +6359,7 @@
               <a:graphicData uri="http://schemas.openxmlformats.org/drawingml/2006/picture">
                 <pic:pic xmlns:pic="http://schemas.openxmlformats.org/drawingml/2006/picture">
                   <pic:nvPicPr>
-                    <pic:cNvPr id="525178621" name="Picture 1" descr="A diagram of a computer system&#10;&#10;AI-generated content may be incorrect."/>
+                    <pic:cNvPr id="0" name="Picture 4"/>
                     <pic:cNvPicPr>
                       <a:picLocks noChangeAspect="1" noChangeArrowheads="1"/>
                     </pic:cNvPicPr>
@@ -6533,7 +6380,7 @@
                   <pic:spPr bwMode="auto">
                     <a:xfrm>
                       <a:off x="0" y="0"/>
-                      <a:ext cx="5211409" cy="3057248"/>
+                      <a:ext cx="5902326" cy="3330068"/>
                     </a:xfrm>
                     <a:prstGeom prst="rect">
                       <a:avLst/>
@@ -6549,16 +6396,6 @@
     </w:p>
     <w:p>
       <w:pPr>
-        <w:pStyle w:val="Caption"/>
-        <w:rPr>
-          <w:b/>
-          <w:bCs w:val="0"/>
-          <w:szCs w:val="24"/>
-        </w:rPr>
-      </w:pPr>
-    </w:p>
-    <w:p>
-      <w:pPr>
         <w:pStyle w:val="AllenFigures"/>
       </w:pPr>
       <w:r>
@@ -6601,7 +6438,7 @@
       <w:pPr>
         <w:pStyle w:val="ZL3Section"/>
       </w:pPr>
-      <w:bookmarkStart w:id="36" w:name="_Toc238626478"/>
+      <w:bookmarkStart w:id="36" w:name="_Toc241567128"/>
       <w:proofErr w:type="gramStart"/>
       <w:r>
         <w:t>Tank</w:t>
@@ -6669,15 +6506,7 @@
         <w:t xml:space="preserve">Measurement Well is the chamber </w:t>
       </w:r>
       <w:r>
-        <w:t xml:space="preserve">into which the sensors </w:t>
-      </w:r>
-      <w:proofErr w:type="gramStart"/>
-      <w:r>
-        <w:t>are immersed</w:t>
-      </w:r>
-      <w:proofErr w:type="gramEnd"/>
-      <w:r>
-        <w:t xml:space="preserve"> for measurement.</w:t>
+        <w:t>into which the sensors are immersed for measurement.</w:t>
       </w:r>
     </w:p>
     <w:p>
@@ -6758,6 +6587,18 @@
         </w:numPr>
       </w:pPr>
       <w:r>
+        <w:t>Back flow preventer solenoid valve.</w:t>
+      </w:r>
+    </w:p>
+    <w:p>
+      <w:pPr>
+        <w:pStyle w:val="ZPara"/>
+        <w:numPr>
+          <w:ilvl w:val="0"/>
+          <w:numId w:val="6"/>
+        </w:numPr>
+      </w:pPr>
+      <w:r>
         <w:t>Miscellaneous brackets for mounting instrumentation.</w:t>
       </w:r>
     </w:p>
@@ -6769,6 +6610,12 @@
     </w:p>
     <w:p>
       <w:pPr>
+        <w:pStyle w:val="ZPara"/>
+        <w:ind w:left="1440"/>
+      </w:pPr>
+    </w:p>
+    <w:p>
+      <w:pPr>
         <w:pStyle w:val="STYLE7"/>
         <w:ind w:hanging="1008"/>
         <w:rPr>
@@ -6779,6 +6626,7 @@
         <w:rPr>
           <w:rFonts w:eastAsiaTheme="minorEastAsia"/>
         </w:rPr>
+        <w:lastRenderedPageBreak/>
         <w:t>The Tank / Pump open loop system response</w:t>
       </w:r>
     </w:p>
@@ -6790,230 +6638,169 @@
         <w:rPr>
           <w:rFonts w:eastAsiaTheme="minorEastAsia"/>
         </w:rPr>
-        <w:t xml:space="preserve">Using the </w:t>
-      </w:r>
-      <w:proofErr w:type="spellStart"/>
+        <w:t>Using the Pololu MC18V7 PWM motor controller with Vs set to 24</w:t>
+      </w:r>
+      <w:proofErr w:type="gramStart"/>
       <w:r>
         <w:rPr>
           <w:rFonts w:eastAsiaTheme="minorEastAsia"/>
         </w:rPr>
-        <w:t>Pololu</w:t>
-      </w:r>
-      <w:proofErr w:type="spellEnd"/>
+        <w:t>Vdc,  The</w:t>
+      </w:r>
+      <w:proofErr w:type="gramEnd"/>
       <w:r>
         <w:rPr>
           <w:rFonts w:eastAsiaTheme="minorEastAsia"/>
         </w:rPr>
-        <w:t xml:space="preserve"> MC18V7 PWM motor controller with Vs set to 24</w:t>
+        <w:t xml:space="preserve"> </w:t>
+      </w:r>
+      <w:r>
+        <w:rPr>
+          <w:rFonts w:eastAsiaTheme="minorEastAsia"/>
+        </w:rPr>
+        <w:sym w:font="Symbol" w:char="F044"/>
+      </w:r>
+      <w:r>
+        <w:rPr>
+          <w:rFonts w:eastAsiaTheme="minorEastAsia"/>
+        </w:rPr>
+        <w:t xml:space="preserve"> Level was measure</w:t>
+      </w:r>
+      <w:r>
+        <w:rPr>
+          <w:rFonts w:eastAsiaTheme="minorEastAsia"/>
+        </w:rPr>
+        <w:t>d</w:t>
+      </w:r>
+      <w:r>
+        <w:rPr>
+          <w:rFonts w:eastAsiaTheme="minorEastAsia"/>
+        </w:rPr>
+        <w:t xml:space="preserve"> for 30 seconds at various percent of max speed (100% duty cycle) for both FILL and DRAIN at near EMPTY and near FULL.</w:t>
+      </w:r>
+    </w:p>
+    <w:p>
+      <w:pPr>
+        <w:pStyle w:val="ZPara"/>
+      </w:pPr>
+      <w:r>
+        <w:rPr>
+          <w:rFonts w:eastAsiaTheme="minorEastAsia"/>
+        </w:rPr>
+        <w:t xml:space="preserve">The response has a minor shift at each case but is basically linear down to about 5% resulting in fill rate of about 0.1”/min where the control becomes unstable by 4% as shown in the ‘Zoomed </w:t>
       </w:r>
       <w:proofErr w:type="gramStart"/>
       <w:r>
         <w:rPr>
           <w:rFonts w:eastAsiaTheme="minorEastAsia"/>
         </w:rPr>
-        <w:t>Vdc,  The</w:t>
+        <w:t>In</w:t>
       </w:r>
       <w:proofErr w:type="gramEnd"/>
       <w:r>
         <w:rPr>
           <w:rFonts w:eastAsiaTheme="minorEastAsia"/>
         </w:rPr>
-        <w:t xml:space="preserve"> </w:t>
+        <w:t xml:space="preserve"> Pl</w:t>
       </w:r>
       <w:r>
         <w:rPr>
           <w:rFonts w:eastAsiaTheme="minorEastAsia"/>
         </w:rPr>
-        <w:sym w:font="Symbol" w:char="F044"/>
+        <w:t>ot</w:t>
       </w:r>
       <w:r>
         <w:rPr>
           <w:rFonts w:eastAsiaTheme="minorEastAsia"/>
         </w:rPr>
-        <w:t xml:space="preserve"> Level </w:t>
-      </w:r>
-      <w:proofErr w:type="gramStart"/>
+        <w:t xml:space="preserve"> in Figure 3</w:t>
+      </w:r>
       <w:r>
         <w:rPr>
           <w:rFonts w:eastAsiaTheme="minorEastAsia"/>
         </w:rPr>
-        <w:t>was measure</w:t>
-      </w:r>
-      <w:r>
+        <w:t>.</w:t>
+      </w:r>
+    </w:p>
+    <w:p>
+      <w:pPr>
+        <w:pStyle w:val="ZPara"/>
         <w:rPr>
           <w:rFonts w:eastAsiaTheme="minorEastAsia"/>
         </w:rPr>
-        <w:t>d</w:t>
-      </w:r>
-      <w:proofErr w:type="gramEnd"/>
+      </w:pPr>
       <w:r>
         <w:rPr>
           <w:rFonts w:eastAsiaTheme="minorEastAsia"/>
         </w:rPr>
-        <w:t xml:space="preserve"> for 30 seconds at various percent of max speed (100% duty cycle) for both FILL and DRAIN at near EMPTY and near FULL.</w:t>
-      </w:r>
-    </w:p>
-    <w:p>
-      <w:pPr>
-        <w:pStyle w:val="ZPara"/>
-      </w:pPr>
+        <w:t xml:space="preserve">Without doing an extensive fluid analysis, this response is assumed to be adequate for the MLOI application. </w:t>
+      </w:r>
       <w:r>
         <w:rPr>
           <w:rFonts w:eastAsiaTheme="minorEastAsia"/>
         </w:rPr>
-        <w:lastRenderedPageBreak/>
-        <w:t xml:space="preserve">The response has a minor shift at each case but is </w:t>
-      </w:r>
-      <w:proofErr w:type="gramStart"/>
+        <w:t xml:space="preserve">Data from </w:t>
+      </w:r>
+      <w:hyperlink r:id="rId11" w:history="1">
+        <w:proofErr w:type="spellStart"/>
+        <w:r>
+          <w:rPr>
+            <w:rStyle w:val="Hyperlink"/>
+            <w:rFonts w:eastAsiaTheme="minorEastAsia"/>
+            <w:color w:val="auto"/>
+          </w:rPr>
+          <w:t>ml</w:t>
+        </w:r>
+        <w:r>
+          <w:rPr>
+            <w:rStyle w:val="Hyperlink"/>
+            <w:rFonts w:eastAsiaTheme="minorEastAsia"/>
+            <w:color w:val="auto"/>
+          </w:rPr>
+          <w:t>o</w:t>
+        </w:r>
+        <w:r>
+          <w:rPr>
+            <w:rStyle w:val="Hyperlink"/>
+            <w:rFonts w:eastAsiaTheme="minorEastAsia"/>
+            <w:color w:val="auto"/>
+          </w:rPr>
+          <w:t>i</w:t>
+        </w:r>
+        <w:proofErr w:type="spellEnd"/>
+        <w:r>
+          <w:rPr>
+            <w:rStyle w:val="Hyperlink"/>
+            <w:rFonts w:eastAsiaTheme="minorEastAsia"/>
+            <w:color w:val="auto"/>
+          </w:rPr>
+          <w:t>:\</w:t>
+        </w:r>
+        <w:proofErr w:type="spellStart"/>
+        <w:r>
+          <w:rPr>
+            <w:rStyle w:val="Hyperlink"/>
+            <w:rFonts w:eastAsiaTheme="minorEastAsia"/>
+            <w:color w:val="auto"/>
+          </w:rPr>
+          <w:t>PM_Folder</w:t>
+        </w:r>
+        <w:proofErr w:type="spellEnd"/>
+        <w:r>
+          <w:rPr>
+            <w:rStyle w:val="Hyperlink"/>
+            <w:rFonts w:eastAsiaTheme="minorEastAsia"/>
+            <w:color w:val="auto"/>
+          </w:rPr>
+          <w:t>\_3 Develop\Design Calculations.xlsx</w:t>
+        </w:r>
+      </w:hyperlink>
       <w:r>
         <w:rPr>
           <w:rFonts w:eastAsiaTheme="minorEastAsia"/>
         </w:rPr>
-        <w:t>basically linear</w:t>
-      </w:r>
-      <w:proofErr w:type="gramEnd"/>
-      <w:r>
-        <w:rPr>
-          <w:rFonts w:eastAsiaTheme="minorEastAsia"/>
-        </w:rPr>
-        <w:t xml:space="preserve"> down to about 5% resulting in fill rate of about 0.1”/min where the control becomes unstable by 4% as shown in the ‘Zoomed </w:t>
-      </w:r>
-      <w:proofErr w:type="gramStart"/>
-      <w:r>
-        <w:rPr>
-          <w:rFonts w:eastAsiaTheme="minorEastAsia"/>
-        </w:rPr>
-        <w:t>In</w:t>
-      </w:r>
-      <w:proofErr w:type="gramEnd"/>
-      <w:r>
-        <w:rPr>
-          <w:rFonts w:eastAsiaTheme="minorEastAsia"/>
-        </w:rPr>
-        <w:t xml:space="preserve"> Pl</w:t>
-      </w:r>
-      <w:r>
-        <w:rPr>
-          <w:rFonts w:eastAsiaTheme="minorEastAsia"/>
-        </w:rPr>
-        <w:t>ot</w:t>
-      </w:r>
-      <w:r>
-        <w:rPr>
-          <w:rFonts w:eastAsiaTheme="minorEastAsia"/>
-        </w:rPr>
-        <w:t xml:space="preserve"> in Figure 3</w:t>
-      </w:r>
-      <w:r>
-        <w:rPr>
-          <w:rFonts w:eastAsiaTheme="minorEastAsia"/>
-        </w:rPr>
-        <w:t>.</w:t>
-      </w:r>
-    </w:p>
-    <w:p>
-      <w:pPr>
-        <w:pStyle w:val="ZPara"/>
-        <w:rPr>
-          <w:rFonts w:eastAsiaTheme="minorEastAsia"/>
-        </w:rPr>
-      </w:pPr>
-      <w:r>
-        <w:rPr>
-          <w:rFonts w:eastAsiaTheme="minorEastAsia"/>
-        </w:rPr>
-        <w:t xml:space="preserve">Without doing an extensive fluid analysis, this response </w:t>
-      </w:r>
-      <w:proofErr w:type="gramStart"/>
-      <w:r>
-        <w:rPr>
-          <w:rFonts w:eastAsiaTheme="minorEastAsia"/>
-        </w:rPr>
-        <w:t>is assumed</w:t>
-      </w:r>
-      <w:proofErr w:type="gramEnd"/>
-      <w:r>
-        <w:rPr>
-          <w:rFonts w:eastAsiaTheme="minorEastAsia"/>
-        </w:rPr>
-        <w:t xml:space="preserve"> to be adequate for the MLOI application. </w:t>
-      </w:r>
-      <w:r>
-        <w:rPr>
-          <w:rFonts w:eastAsiaTheme="minorEastAsia"/>
-          <w:color w:val="EE0000"/>
-        </w:rPr>
-        <w:t xml:space="preserve">Data from </w:t>
-      </w:r>
-      <w:proofErr w:type="spellStart"/>
-      <w:r>
-        <w:rPr>
-          <w:rFonts w:eastAsiaTheme="minorEastAsia"/>
-          <w:color w:val="EE0000"/>
-        </w:rPr>
-        <w:t>mloi</w:t>
-      </w:r>
-      <w:proofErr w:type="spellEnd"/>
-      <w:r>
-        <w:rPr>
-          <w:rFonts w:eastAsiaTheme="minorEastAsia"/>
-          <w:color w:val="EE0000"/>
-        </w:rPr>
-        <w:t>:\</w:t>
-      </w:r>
-      <w:proofErr w:type="spellStart"/>
-      <w:r>
-        <w:rPr>
-          <w:rFonts w:eastAsiaTheme="minorEastAsia"/>
-          <w:color w:val="EE0000"/>
-        </w:rPr>
-        <w:t>PM_Folder</w:t>
-      </w:r>
-      <w:proofErr w:type="spellEnd"/>
-      <w:r>
-        <w:rPr>
-          <w:rFonts w:eastAsiaTheme="minorEastAsia"/>
-          <w:color w:val="EE0000"/>
-        </w:rPr>
-        <w:t>\_3 Develop\Design Calculations.xlsx sheet Tank</w:t>
-      </w:r>
-      <w:proofErr w:type="gramStart"/>
-      <w:r>
-        <w:rPr>
-          <w:rFonts w:eastAsiaTheme="minorEastAsia"/>
-          <w:color w:val="EE0000"/>
-        </w:rPr>
-        <w:t xml:space="preserve">.  </w:t>
-      </w:r>
-      <w:proofErr w:type="gramEnd"/>
-      <w:r>
-        <w:rPr>
-          <w:rFonts w:eastAsiaTheme="minorEastAsia"/>
-          <w:color w:val="EE0000"/>
-        </w:rPr>
-        <w:t xml:space="preserve">3/4/2025 R. </w:t>
-      </w:r>
-      <w:proofErr w:type="gramStart"/>
-      <w:r>
-        <w:rPr>
-          <w:rFonts w:eastAsiaTheme="minorEastAsia"/>
-          <w:color w:val="EE0000"/>
-        </w:rPr>
-        <w:t>Ales</w:t>
-      </w:r>
-      <w:r>
-        <w:rPr>
-          <w:rFonts w:eastAsiaTheme="minorEastAsia"/>
-          <w:color w:val="EE0000"/>
-        </w:rPr>
-        <w:t xml:space="preserve"> ??</w:t>
-      </w:r>
-      <w:proofErr w:type="gramEnd"/>
-    </w:p>
-    <w:p>
-      <w:pPr>
-        <w:pStyle w:val="ZPara"/>
-      </w:pPr>
+        <w:t xml:space="preserve"> sheet Tank.  </w:t>
+      </w:r>
     </w:p>
     <w:p>
       <w:pPr>
@@ -7022,7 +6809,7 @@
       </w:pPr>
       <w:r>
         <w:drawing>
-          <wp:inline distT="0" distB="0" distL="0" distR="0" wp14:anchorId="10CC06CD" wp14:editId="4DED21E2">
+          <wp:inline distT="0" distB="0" distL="0" distR="0" wp14:anchorId="10CC06CD" wp14:editId="7CFC540C">
             <wp:extent cx="5086350" cy="1526818"/>
             <wp:effectExtent l="0" t="0" r="0" b="0"/>
             <wp:docPr id="811178072" name="Picture 1"/>
@@ -7039,7 +6826,7 @@
                     </pic:cNvPicPr>
                   </pic:nvPicPr>
                   <pic:blipFill>
-                    <a:blip r:embed="rId11" cstate="print">
+                    <a:blip r:embed="rId12" cstate="print">
                       <a:extLst>
                         <a:ext uri="{28A0092B-C50C-407E-A947-70E740481C1C}">
                           <a14:useLocalDpi xmlns:a14="http://schemas.microsoft.com/office/drawing/2010/main" val="0"/>
@@ -7110,15 +6897,9 @@
     </w:p>
     <w:p>
       <w:pPr>
-        <w:pStyle w:val="STYLE7"/>
-        <w:rPr>
-          <w:rFonts w:eastAsiaTheme="minorEastAsia"/>
-        </w:rPr>
-      </w:pPr>
-      <w:r>
-        <w:rPr>
-          <w:rFonts w:eastAsiaTheme="minorEastAsia"/>
-        </w:rPr>
+        <w:pStyle w:val="ZL5Para"/>
+      </w:pPr>
+      <w:r>
         <w:t>Step settling with 3-speed Servo Pump Control</w:t>
       </w:r>
     </w:p>
@@ -7135,181 +6916,114 @@
         <w:rPr>
           <w:rFonts w:eastAsiaTheme="minorEastAsia"/>
         </w:rPr>
-        <w:t xml:space="preserve">As currently designed, the Pump </w:t>
+        <w:t xml:space="preserve">As currently designed, the Pump is controlled by a 3-speed servo controller implemented in LV.  The Pump is driven at FAST, SLOW and </w:t>
+      </w:r>
+      <w:r>
+        <w:rPr>
+          <w:rFonts w:eastAsiaTheme="minorEastAsia"/>
+        </w:rPr>
+        <w:t>CREEP</w:t>
+      </w:r>
+      <w:r>
+        <w:rPr>
+          <w:rFonts w:eastAsiaTheme="minorEastAsia"/>
+        </w:rPr>
+        <w:t xml:space="preserve"> speeds over the corresponding speed ranges based on the error (Set Point minus Process Variable, e = SP – </w:t>
       </w:r>
       <w:proofErr w:type="gramStart"/>
       <w:r>
         <w:rPr>
           <w:rFonts w:eastAsiaTheme="minorEastAsia"/>
         </w:rPr>
-        <w:t>is controlled</w:t>
+        <w:t>PV)  Thes</w:t>
       </w:r>
       <w:proofErr w:type="gramEnd"/>
       <w:r>
         <w:rPr>
           <w:rFonts w:eastAsiaTheme="minorEastAsia"/>
         </w:rPr>
-        <w:t xml:space="preserve"> by a 3-speed servo controller implemented in </w:t>
+        <w:t xml:space="preserve"> “pump parameter” are </w:t>
+      </w:r>
+      <w:r>
+        <w:rPr>
+          <w:rFonts w:eastAsiaTheme="minorEastAsia"/>
+        </w:rPr>
+        <w:t>settable</w:t>
+      </w:r>
+      <w:r>
+        <w:rPr>
+          <w:rFonts w:eastAsiaTheme="minorEastAsia"/>
+        </w:rPr>
+        <w:t xml:space="preserve"> in the $</w:t>
+      </w:r>
+      <w:r>
+        <w:rPr>
+          <w:rFonts w:eastAsiaTheme="minorEastAsia"/>
+        </w:rPr>
+        <w:t>Configuration</w:t>
+      </w:r>
+      <w:r>
+        <w:rPr>
+          <w:rFonts w:eastAsiaTheme="minorEastAsia"/>
+        </w:rPr>
+        <w:t xml:space="preserve"> File where speed is specified in terms of percent of maximum Pump flow rate of 100%.  Figure </w:t>
+      </w:r>
+      <w:r>
+        <w:rPr>
+          <w:rFonts w:eastAsiaTheme="minorEastAsia"/>
+        </w:rPr>
+        <w:t>4</w:t>
+      </w:r>
+      <w:r>
+        <w:rPr>
+          <w:rFonts w:eastAsiaTheme="minorEastAsia"/>
+        </w:rPr>
+        <w:t xml:space="preserve"> shows the level step at 600</w:t>
+      </w:r>
+      <w:r>
+        <w:rPr>
+          <w:rFonts w:eastAsiaTheme="minorEastAsia"/>
+        </w:rPr>
+        <w:sym w:font="Symbol" w:char="F057"/>
+      </w:r>
+      <w:r>
+        <w:rPr>
+          <w:rFonts w:eastAsiaTheme="minorEastAsia"/>
+        </w:rPr>
+        <w:t xml:space="preserve"> filling towards 700</w:t>
+      </w:r>
+      <w:r>
+        <w:rPr>
+          <w:rFonts w:eastAsiaTheme="minorEastAsia"/>
+        </w:rPr>
+        <w:sym w:font="Symbol" w:char="F057"/>
+      </w:r>
+      <w:r>
+        <w:rPr>
+          <w:rFonts w:eastAsiaTheme="minorEastAsia"/>
+        </w:rPr>
+        <w:t xml:space="preserve">.  </w:t>
       </w:r>
       <w:proofErr w:type="gramStart"/>
       <w:r>
         <w:rPr>
           <w:rFonts w:eastAsiaTheme="minorEastAsia"/>
         </w:rPr>
-        <w:t xml:space="preserve">LV.  </w:t>
+        <w:t>Figure 4,</w:t>
       </w:r>
       <w:proofErr w:type="gramEnd"/>
       <w:r>
         <w:rPr>
           <w:rFonts w:eastAsiaTheme="minorEastAsia"/>
         </w:rPr>
-        <w:t xml:space="preserve">The Pump is driven at FAST, SLOW and Creep speeds over the corresponding speed ranges based on the error (Set Point minus Process Variable, e = SP – </w:t>
-      </w:r>
-      <w:proofErr w:type="gramStart"/>
+        <w:t xml:space="preserve"> shows the level zoomed-in to the 0.001” per tick, over the 3-second pause for measurement.</w:t>
+      </w:r>
       <w:r>
         <w:rPr>
           <w:rFonts w:eastAsiaTheme="minorEastAsia"/>
         </w:rPr>
-        <w:t>PV)  Thes</w:t>
-      </w:r>
-      <w:proofErr w:type="gramEnd"/>
-      <w:r>
-        <w:rPr>
-          <w:rFonts w:eastAsiaTheme="minorEastAsia"/>
-        </w:rPr>
-        <w:t xml:space="preserve"> “pump parameter” are </w:t>
-      </w:r>
-      <w:r>
-        <w:rPr>
-          <w:rFonts w:eastAsiaTheme="minorEastAsia"/>
-        </w:rPr>
-        <w:t>settable</w:t>
-      </w:r>
-      <w:r>
-        <w:rPr>
-          <w:rFonts w:eastAsiaTheme="minorEastAsia"/>
-        </w:rPr>
-        <w:t xml:space="preserve"> in the $</w:t>
-      </w:r>
-      <w:r>
-        <w:rPr>
-          <w:rFonts w:eastAsiaTheme="minorEastAsia"/>
-        </w:rPr>
-        <w:t>Configuration</w:t>
-      </w:r>
-      <w:r>
-        <w:rPr>
-          <w:rFonts w:eastAsiaTheme="minorEastAsia"/>
-        </w:rPr>
-        <w:t xml:space="preserve"> File where speed is specified in terms of percent of maximum Pump flow rate of 100%</w:t>
-      </w:r>
-      <w:proofErr w:type="gramStart"/>
-      <w:r>
-        <w:rPr>
-          <w:rFonts w:eastAsiaTheme="minorEastAsia"/>
-        </w:rPr>
-        <w:t xml:space="preserve">.  </w:t>
-      </w:r>
-      <w:proofErr w:type="gramEnd"/>
-      <w:r>
-        <w:rPr>
-          <w:rFonts w:eastAsiaTheme="minorEastAsia"/>
-          <w:highlight w:val="yellow"/>
-        </w:rPr>
-        <w:t xml:space="preserve">Figure </w:t>
-      </w:r>
-      <w:r>
-        <w:rPr>
-          <w:rFonts w:eastAsiaTheme="minorEastAsia"/>
-          <w:highlight w:val="yellow"/>
-        </w:rPr>
-        <w:t>4</w:t>
-      </w:r>
-      <w:r>
-        <w:rPr>
-          <w:rFonts w:eastAsiaTheme="minorEastAsia"/>
-        </w:rPr>
-        <w:t xml:space="preserve"> shows the level step at </w:t>
-      </w:r>
-      <w:proofErr w:type="gramStart"/>
-      <w:r>
-        <w:rPr>
-          <w:rFonts w:eastAsiaTheme="minorEastAsia"/>
-        </w:rPr>
-        <w:t>600</w:t>
-      </w:r>
-      <w:proofErr w:type="gramEnd"/>
-      <w:r>
-        <w:rPr>
-          <w:rFonts w:eastAsiaTheme="minorEastAsia"/>
-        </w:rPr>
-        <w:sym w:font="Symbol" w:char="F057"/>
-      </w:r>
-      <w:r>
-        <w:rPr>
-          <w:rFonts w:eastAsiaTheme="minorEastAsia"/>
-        </w:rPr>
-        <w:t xml:space="preserve"> filling towards </w:t>
-      </w:r>
-      <w:proofErr w:type="gramStart"/>
-      <w:r>
-        <w:rPr>
-          <w:rFonts w:eastAsiaTheme="minorEastAsia"/>
-        </w:rPr>
-        <w:t>700</w:t>
-      </w:r>
-      <w:proofErr w:type="gramEnd"/>
-      <w:r>
-        <w:rPr>
-          <w:rFonts w:eastAsiaTheme="minorEastAsia"/>
-        </w:rPr>
-        <w:sym w:font="Symbol" w:char="F057"/>
-      </w:r>
-      <w:proofErr w:type="gramStart"/>
-      <w:r>
-        <w:rPr>
-          <w:rFonts w:eastAsiaTheme="minorEastAsia"/>
-        </w:rPr>
-        <w:t xml:space="preserve">.  </w:t>
-      </w:r>
-      <w:r>
-        <w:rPr>
-          <w:rFonts w:eastAsiaTheme="minorEastAsia"/>
-          <w:highlight w:val="yellow"/>
-        </w:rPr>
-        <w:t>Figure 4</w:t>
-      </w:r>
-      <w:r>
-        <w:rPr>
-          <w:rFonts w:eastAsiaTheme="minorEastAsia"/>
-        </w:rPr>
-        <w:t>,</w:t>
-      </w:r>
-      <w:proofErr w:type="gramEnd"/>
-      <w:r>
-        <w:rPr>
-          <w:rFonts w:eastAsiaTheme="minorEastAsia"/>
-        </w:rPr>
-        <w:t xml:space="preserve"> shows the level zoomed-in to the 0.001” per tick, over the 3-second pause for measurement</w:t>
-      </w:r>
-      <w:proofErr w:type="gramStart"/>
-      <w:r>
-        <w:rPr>
-          <w:rFonts w:eastAsiaTheme="minorEastAsia"/>
-        </w:rPr>
-        <w:t xml:space="preserve">.  </w:t>
-      </w:r>
-      <w:proofErr w:type="gramEnd"/>
-    </w:p>
-    <w:p>
-      <w:pPr>
-        <w:pStyle w:val="ZPara"/>
-        <w:ind w:left="864"/>
-        <w:jc w:val="left"/>
-        <w:rPr>
-          <w:rFonts w:eastAsiaTheme="minorEastAsia"/>
-        </w:rPr>
-      </w:pPr>
+        <w:t xml:space="preserve">  </w:t>
+      </w:r>
     </w:p>
     <w:p>
       <w:pPr>
@@ -7329,12 +7043,13 @@
           <w:rFonts w:eastAsiaTheme="minorEastAsia"/>
           <w:i/>
           <w:iCs/>
+          <w:noProof/>
           <w:color w:val="EE0000"/>
         </w:rPr>
         <w:drawing>
-          <wp:inline distT="0" distB="0" distL="0" distR="0" wp14:anchorId="2933A616" wp14:editId="219EFDF3">
-            <wp:extent cx="2561967" cy="1973602"/>
-            <wp:effectExtent l="19050" t="19050" r="10160" b="26670"/>
+          <wp:inline distT="0" distB="0" distL="0" distR="0" wp14:anchorId="2933A616" wp14:editId="1101D659">
+            <wp:extent cx="2333607" cy="1650724"/>
+            <wp:effectExtent l="19050" t="19050" r="10160" b="26035"/>
             <wp:docPr id="426708949" name="Picture 1"/>
             <wp:cNvGraphicFramePr>
               <a:graphicFrameLocks xmlns:a="http://schemas.openxmlformats.org/drawingml/2006/main" noChangeAspect="1"/>
@@ -7347,7 +7062,7 @@
                     <pic:cNvPicPr/>
                   </pic:nvPicPr>
                   <pic:blipFill>
-                    <a:blip r:embed="rId12"/>
+                    <a:blip r:embed="rId13"/>
                     <a:stretch>
                       <a:fillRect/>
                     </a:stretch>
@@ -7355,7 +7070,7 @@
                   <pic:spPr>
                     <a:xfrm>
                       <a:off x="0" y="0"/>
-                      <a:ext cx="2580248" cy="1987684"/>
+                      <a:ext cx="2357062" cy="1667316"/>
                     </a:xfrm>
                     <a:prstGeom prst="rect">
                       <a:avLst/>
@@ -7415,9 +7130,433 @@
     </w:p>
     <w:p>
       <w:pPr>
+        <w:pStyle w:val="ZL5Para"/>
+      </w:pPr>
+      <w:r>
+        <w:t>Controller Idle Speed and Dead Band</w:t>
+      </w:r>
+    </w:p>
+    <w:p>
+      <w:pPr>
+        <w:pStyle w:val="ZPara"/>
+      </w:pPr>
+      <w:r>
+        <w:t>The controller Switches speeds at the following levels configurable in the $ConfigFile:</w:t>
+      </w:r>
+    </w:p>
+    <w:tbl>
+      <w:tblPr>
+        <w:tblStyle w:val="TableGrid"/>
+        <w:tblW w:w="0" w:type="auto"/>
+        <w:tblInd w:w="1705" w:type="dxa"/>
+        <w:tblLook w:val="04A0" w:firstRow="1" w:lastRow="0" w:firstColumn="1" w:lastColumn="0" w:noHBand="0" w:noVBand="1"/>
+      </w:tblPr>
+      <w:tblGrid>
+        <w:gridCol w:w="3330"/>
+        <w:gridCol w:w="4315"/>
+      </w:tblGrid>
+      <w:tr>
+        <w:tc>
+          <w:tcPr>
+            <w:tcW w:w="3330" w:type="dxa"/>
+            <w:shd w:val="clear" w:color="auto" w:fill="D9D9D9" w:themeFill="background1" w:themeFillShade="D9"/>
+          </w:tcPr>
+          <w:p>
+            <w:pPr>
+              <w:pStyle w:val="ZPara"/>
+              <w:ind w:left="0"/>
+              <w:rPr>
+                <w:b/>
+                <w:bCs/>
+              </w:rPr>
+            </w:pPr>
+            <w:r>
+              <w:rPr>
+                <w:b/>
+                <w:bCs/>
+              </w:rPr>
+              <w:t>Parameter</w:t>
+            </w:r>
+            <w:r>
+              <w:rPr>
+                <w:b/>
+                <w:bCs/>
+              </w:rPr>
+              <w:t xml:space="preserve"> (%Error)</w:t>
+            </w:r>
+          </w:p>
+        </w:tc>
+        <w:tc>
+          <w:tcPr>
+            <w:tcW w:w="4315" w:type="dxa"/>
+            <w:shd w:val="clear" w:color="auto" w:fill="D9D9D9" w:themeFill="background1" w:themeFillShade="D9"/>
+          </w:tcPr>
+          <w:p>
+            <w:pPr>
+              <w:pStyle w:val="ZPara"/>
+              <w:ind w:left="0"/>
+              <w:rPr>
+                <w:b/>
+                <w:bCs/>
+              </w:rPr>
+            </w:pPr>
+            <w:r>
+              <w:rPr>
+                <w:b/>
+                <w:bCs/>
+              </w:rPr>
+              <w:t xml:space="preserve">Speed Switch </w:t>
+            </w:r>
+            <w:r>
+              <w:rPr>
+                <w:b/>
+                <w:bCs/>
+              </w:rPr>
+              <w:t>with decreasing error</w:t>
+            </w:r>
+          </w:p>
+        </w:tc>
+      </w:tr>
+      <w:tr>
+        <w:tc>
+          <w:tcPr>
+            <w:tcW w:w="3330" w:type="dxa"/>
+          </w:tcPr>
+          <w:tbl>
+            <w:tblPr>
+              <w:tblW w:w="2500" w:type="dxa"/>
+              <w:tblLook w:val="04A0" w:firstRow="1" w:lastRow="0" w:firstColumn="1" w:lastColumn="0" w:noHBand="0" w:noVBand="1"/>
+            </w:tblPr>
+            <w:tblGrid>
+              <w:gridCol w:w="2500"/>
+            </w:tblGrid>
+            <w:tr>
+              <w:trPr>
+                <w:trHeight w:val="300"/>
+              </w:trPr>
+              <w:tc>
+                <w:tcPr>
+                  <w:tcW w:w="2500" w:type="dxa"/>
+                  <w:tcBorders>
+                    <w:top w:val="nil"/>
+                    <w:left w:val="nil"/>
+                    <w:bottom w:val="nil"/>
+                    <w:right w:val="nil"/>
+                  </w:tcBorders>
+                  <w:noWrap/>
+                  <w:vAlign w:val="bottom"/>
+                  <w:hideMark/>
+                </w:tcPr>
+                <w:p>
+                  <w:pPr>
+                    <w:spacing w:before="60" w:afterLines="60" w:after="144"/>
+                    <w:ind w:left="-119"/>
+                    <w:rPr>
+                      <w:rFonts w:ascii="Aptos Narrow" w:hAnsi="Aptos Narrow"/>
+                      <w:color w:val="000000"/>
+                      <w:szCs w:val="22"/>
+                    </w:rPr>
+                  </w:pPr>
+                  <w:proofErr w:type="spellStart"/>
+                  <w:r>
+                    <w:rPr>
+                      <w:rFonts w:ascii="Aptos Narrow" w:hAnsi="Aptos Narrow"/>
+                      <w:color w:val="000000"/>
+                      <w:szCs w:val="22"/>
+                    </w:rPr>
+                    <w:t>RNG_Slow</w:t>
+                  </w:r>
+                  <w:proofErr w:type="spellEnd"/>
+                </w:p>
+              </w:tc>
+            </w:tr>
+          </w:tbl>
+          <w:p>
+            <w:pPr>
+              <w:pStyle w:val="ZPara"/>
+              <w:spacing w:before="60" w:afterLines="60" w:after="144"/>
+              <w:ind w:left="-119"/>
+            </w:pPr>
+          </w:p>
+        </w:tc>
+        <w:tc>
+          <w:tcPr>
+            <w:tcW w:w="4315" w:type="dxa"/>
+          </w:tcPr>
+          <w:p>
+            <w:pPr>
+              <w:pStyle w:val="ZPara"/>
+              <w:ind w:left="0"/>
+            </w:pPr>
+            <w:r>
+              <w:t>Fast to Slow</w:t>
+            </w:r>
+          </w:p>
+        </w:tc>
+      </w:tr>
+      <w:tr>
+        <w:tc>
+          <w:tcPr>
+            <w:tcW w:w="3330" w:type="dxa"/>
+          </w:tcPr>
+          <w:p>
+            <w:pPr>
+              <w:spacing w:before="60" w:afterLines="60" w:after="144"/>
+              <w:ind w:left="-119" w:firstLine="119"/>
+              <w:rPr>
+                <w:rFonts w:ascii="Aptos Narrow" w:hAnsi="Aptos Narrow"/>
+                <w:color w:val="000000"/>
+                <w:szCs w:val="22"/>
+              </w:rPr>
+            </w:pPr>
+            <w:proofErr w:type="spellStart"/>
+            <w:r>
+              <w:rPr>
+                <w:rFonts w:ascii="Aptos Narrow" w:hAnsi="Aptos Narrow"/>
+                <w:color w:val="000000"/>
+                <w:szCs w:val="22"/>
+              </w:rPr>
+              <w:t>RNG_Creep</w:t>
+            </w:r>
+            <w:proofErr w:type="spellEnd"/>
+          </w:p>
+        </w:tc>
+        <w:tc>
+          <w:tcPr>
+            <w:tcW w:w="4315" w:type="dxa"/>
+          </w:tcPr>
+          <w:p>
+            <w:pPr>
+              <w:pStyle w:val="ZPara"/>
+              <w:ind w:left="0"/>
+            </w:pPr>
+            <w:r>
+              <w:t>Slow to Creep</w:t>
+            </w:r>
+          </w:p>
+        </w:tc>
+      </w:tr>
+      <w:tr>
+        <w:tc>
+          <w:tcPr>
+            <w:tcW w:w="3330" w:type="dxa"/>
+          </w:tcPr>
+          <w:p>
+            <w:pPr>
+              <w:spacing w:before="60" w:afterLines="60" w:after="144"/>
+              <w:ind w:left="-119" w:firstLine="119"/>
+              <w:rPr>
+                <w:rFonts w:ascii="Aptos Narrow" w:hAnsi="Aptos Narrow"/>
+                <w:color w:val="000000"/>
+                <w:szCs w:val="22"/>
+              </w:rPr>
+            </w:pPr>
+            <w:proofErr w:type="spellStart"/>
+            <w:r>
+              <w:rPr>
+                <w:rFonts w:ascii="Aptos Narrow" w:hAnsi="Aptos Narrow"/>
+                <w:color w:val="000000"/>
+                <w:szCs w:val="22"/>
+              </w:rPr>
+              <w:t>RNG_Stop</w:t>
+            </w:r>
+            <w:proofErr w:type="spellEnd"/>
+          </w:p>
+        </w:tc>
+        <w:tc>
+          <w:tcPr>
+            <w:tcW w:w="4315" w:type="dxa"/>
+          </w:tcPr>
+          <w:p>
+            <w:pPr>
+              <w:pStyle w:val="ZPara"/>
+              <w:ind w:left="0"/>
+            </w:pPr>
+            <w:r>
+              <w:t>Dead Band</w:t>
+            </w:r>
+          </w:p>
+        </w:tc>
+      </w:tr>
+      <w:tr>
+        <w:tc>
+          <w:tcPr>
+            <w:tcW w:w="3330" w:type="dxa"/>
+          </w:tcPr>
+          <w:p>
+            <w:pPr>
+              <w:spacing w:before="60" w:afterLines="60" w:after="144"/>
+              <w:ind w:left="-119" w:firstLine="119"/>
+              <w:rPr>
+                <w:rFonts w:ascii="Aptos Narrow" w:hAnsi="Aptos Narrow"/>
+                <w:color w:val="000000"/>
+                <w:szCs w:val="22"/>
+              </w:rPr>
+            </w:pPr>
+            <w:proofErr w:type="spellStart"/>
+            <w:r>
+              <w:rPr>
+                <w:rFonts w:ascii="Aptos Narrow" w:hAnsi="Aptos Narrow"/>
+                <w:color w:val="000000"/>
+                <w:szCs w:val="22"/>
+              </w:rPr>
+              <w:t>WAIT_In_Idle</w:t>
+            </w:r>
+            <w:proofErr w:type="spellEnd"/>
+          </w:p>
+        </w:tc>
+        <w:tc>
+          <w:tcPr>
+            <w:tcW w:w="4315" w:type="dxa"/>
+          </w:tcPr>
+          <w:p>
+            <w:pPr>
+              <w:pStyle w:val="ZPara"/>
+              <w:ind w:left="0"/>
+            </w:pPr>
+            <w:r>
+              <w:t>Delay switching to STOP state.</w:t>
+            </w:r>
+          </w:p>
+        </w:tc>
+      </w:tr>
+    </w:tbl>
+    <w:p>
+      <w:pPr>
+        <w:pStyle w:val="ZPara"/>
+      </w:pPr>
+      <w:r>
+        <w:t xml:space="preserve">The Dead Band is required to manage the pump hunting at </w:t>
+      </w:r>
+      <w:r>
+        <w:t>zero</w:t>
+      </w:r>
+      <w:r>
+        <w:t xml:space="preserve"> </w:t>
+      </w:r>
+      <w:proofErr w:type="gramStart"/>
+      <w:r>
+        <w:t>error</w:t>
+      </w:r>
+      <w:proofErr w:type="gramEnd"/>
+      <w:r>
+        <w:t xml:space="preserve">. When the Error reaches the Dead Band, the controller switches to IDLE State where the error is driven towards zero should the error becomes larger than </w:t>
+      </w:r>
+      <w:proofErr w:type="spellStart"/>
+      <w:r>
+        <w:t>RNG_Stop</w:t>
+      </w:r>
+      <w:proofErr w:type="spellEnd"/>
+      <w:r>
+        <w:t xml:space="preserve">.  Once the error remains less than </w:t>
+      </w:r>
+      <w:proofErr w:type="spellStart"/>
+      <w:r>
+        <w:t>RNG_Stop</w:t>
+      </w:r>
+      <w:proofErr w:type="spellEnd"/>
+      <w:r>
+        <w:t xml:space="preserve"> for at least </w:t>
+      </w:r>
+      <w:proofErr w:type="spellStart"/>
+      <w:r>
+        <w:t>WAIT_in_Idle</w:t>
+      </w:r>
+      <w:proofErr w:type="spellEnd"/>
+      <w:r>
+        <w:t xml:space="preserve"> seconds then the controller switches from IDLE to STOP State. </w:t>
+      </w:r>
+    </w:p>
+    <w:p>
+      <w:pPr>
+        <w:pStyle w:val="ZPara"/>
+      </w:pPr>
+      <w:r>
+        <w:t>If the error value exceeds hard coded start band of 0.02, then the 3-speed controller becomes active again. This value could be parametrized in the $ConfigFile.</w:t>
+      </w:r>
+    </w:p>
+    <w:p>
+      <w:pPr>
+        <w:pStyle w:val="ZPara"/>
+        <w:jc w:val="center"/>
+      </w:pPr>
+      <w:r>
+        <w:rPr>
+          <w:noProof/>
+        </w:rPr>
+        <w:drawing>
+          <wp:inline distT="0" distB="0" distL="0" distR="0" wp14:anchorId="713CA664" wp14:editId="0E88DD17">
+            <wp:extent cx="3877310" cy="1727273"/>
+            <wp:effectExtent l="0" t="0" r="0" b="0"/>
+            <wp:docPr id="1270770320" name="Picture 2"/>
+            <wp:cNvGraphicFramePr>
+              <a:graphicFrameLocks xmlns:a="http://schemas.openxmlformats.org/drawingml/2006/main" noChangeAspect="1"/>
+            </wp:cNvGraphicFramePr>
+            <a:graphic xmlns:a="http://schemas.openxmlformats.org/drawingml/2006/main">
+              <a:graphicData uri="http://schemas.openxmlformats.org/drawingml/2006/picture">
+                <pic:pic xmlns:pic="http://schemas.openxmlformats.org/drawingml/2006/picture">
+                  <pic:nvPicPr>
+                    <pic:cNvPr id="0" name="Picture 3"/>
+                    <pic:cNvPicPr>
+                      <a:picLocks noChangeAspect="1" noChangeArrowheads="1"/>
+                    </pic:cNvPicPr>
+                  </pic:nvPicPr>
+                  <pic:blipFill>
+                    <a:blip r:embed="rId14" cstate="print">
+                      <a:extLst>
+                        <a:ext uri="{28A0092B-C50C-407E-A947-70E740481C1C}">
+                          <a14:useLocalDpi xmlns:a14="http://schemas.microsoft.com/office/drawing/2010/main" val="0"/>
+                        </a:ext>
+                      </a:extLst>
+                    </a:blip>
+                    <a:srcRect/>
+                    <a:stretch>
+                      <a:fillRect/>
+                    </a:stretch>
+                  </pic:blipFill>
+                  <pic:spPr bwMode="auto">
+                    <a:xfrm>
+                      <a:off x="0" y="0"/>
+                      <a:ext cx="3893697" cy="1734573"/>
+                    </a:xfrm>
+                    <a:prstGeom prst="rect">
+                      <a:avLst/>
+                    </a:prstGeom>
+                    <a:noFill/>
+                  </pic:spPr>
+                </pic:pic>
+              </a:graphicData>
+            </a:graphic>
+          </wp:inline>
+        </w:drawing>
+      </w:r>
+    </w:p>
+    <w:p>
+      <w:pPr>
+        <w:pStyle w:val="ZL5Para"/>
+      </w:pPr>
+      <w:r>
+        <w:t>Backflow Valve</w:t>
+      </w:r>
+    </w:p>
+    <w:p>
+      <w:pPr>
+        <w:pStyle w:val="ZPara"/>
+      </w:pPr>
+      <w:r>
+        <w:t>A solenoid valve is added between the sump pump and the tank to prevent any leakage through the pump that would affect the tank level.  This solenoid valve is discretely switched between open and closed by a Solid-State Relay (SSR) which is controlled by a Discrete output on the DataQ.</w:t>
+      </w:r>
+    </w:p>
+    <w:p>
+      <w:pPr>
+        <w:pStyle w:val="ZPara"/>
+      </w:pPr>
+    </w:p>
+    <w:p>
+      <w:pPr>
         <w:pStyle w:val="ZL3Section"/>
       </w:pPr>
-      <w:bookmarkStart w:id="37" w:name="_Toc238626479"/>
+      <w:bookmarkStart w:id="37" w:name="_Toc241567129"/>
       <w:r>
         <w:t>Instrumentation</w:t>
       </w:r>
@@ -7440,15 +7579,7 @@
         <w:t xml:space="preserve">) and two resistance measurements </w:t>
       </w:r>
       <w:r>
-        <w:t>for each sensor DUT (DataQ DI2108) and provides directional DC motor control (</w:t>
-      </w:r>
-      <w:proofErr w:type="spellStart"/>
-      <w:r>
-        <w:t>Pololu</w:t>
-      </w:r>
-      <w:proofErr w:type="spellEnd"/>
-      <w:r>
-        <w:t xml:space="preserve"> MC18V7) via </w:t>
+        <w:t xml:space="preserve">for each sensor DUT (DataQ DI2108) and provides directional DC motor control (Pololu MC18V7) via </w:t>
       </w:r>
       <w:r>
         <w:t>Universal</w:t>
@@ -7459,23 +7590,11 @@
     </w:p>
     <w:p>
       <w:pPr>
-        <w:pStyle w:val="ZPara"/>
-      </w:pPr>
-    </w:p>
-    <w:p>
-      <w:pPr>
-        <w:spacing w:after="0"/>
-        <w:rPr>
-          <w:u w:val="single"/>
-        </w:rPr>
-      </w:pPr>
-      <w:r>
-        <w:br w:type="page"/>
-      </w:r>
-    </w:p>
-    <w:p>
-      <w:pPr>
         <w:pStyle w:val="STYLE7"/>
+        <w:numPr>
+          <w:ilvl w:val="0"/>
+          <w:numId w:val="0"/>
+        </w:numPr>
       </w:pPr>
       <w:r>
         <w:lastRenderedPageBreak/>
@@ -7493,13 +7612,8 @@
         <w:t>The Keyance Laser LK-G500 is a</w:t>
       </w:r>
       <w:r>
-        <w:t xml:space="preserve"> spot beam, displacement measurement laser, tune for +500mm (19.6”)</w:t>
-      </w:r>
-      <w:proofErr w:type="gramStart"/>
-      <w:r>
-        <w:t xml:space="preserve">.  </w:t>
-      </w:r>
-      <w:proofErr w:type="gramEnd"/>
+        <w:t xml:space="preserve"> spot beam, displacement measurement laser, tune for +500mm (19.6”).  </w:t>
+      </w:r>
     </w:p>
     <w:p>
       <w:pPr>
@@ -7561,17 +7675,8 @@
           <w:sz w:val="20"/>
           <w:szCs w:val="20"/>
         </w:rPr>
-        <w:t xml:space="preserve">Repeatability </w:t>
-      </w:r>
-      <w:proofErr w:type="gramStart"/>
-      <w:r>
-        <w:rPr>
-          <w:sz w:val="20"/>
-          <w:szCs w:val="20"/>
-        </w:rPr>
-        <w:t>3</w:t>
-      </w:r>
-      <w:proofErr w:type="gramEnd"/>
+        <w:t>Repeatability 3</w:t>
+      </w:r>
       <w:r>
         <w:rPr>
           <w:sz w:val="20"/>
@@ -7651,31 +7756,15 @@
         <w:pStyle w:val="ZPara"/>
       </w:pPr>
       <w:r>
-        <w:t xml:space="preserve">The DI-2108-P data acquisition instrument is a portable data recording module that communicates through your computer's USB port. Power </w:t>
+        <w:t xml:space="preserve">The DI-2108-P data acquisition instrument is a portable data recording module that communicates through your computer's USB port. Power is derived from the interface </w:t>
       </w:r>
       <w:proofErr w:type="gramStart"/>
       <w:r>
-        <w:t>is derived</w:t>
+        <w:t>port</w:t>
       </w:r>
       <w:proofErr w:type="gramEnd"/>
       <w:r>
-        <w:t xml:space="preserve"> from the interface </w:t>
-      </w:r>
-      <w:proofErr w:type="gramStart"/>
-      <w:r>
-        <w:t>port</w:t>
-      </w:r>
-      <w:proofErr w:type="gramEnd"/>
-      <w:r>
-        <w:t xml:space="preserve"> so no external power </w:t>
-      </w:r>
-      <w:proofErr w:type="gramStart"/>
-      <w:r>
-        <w:t>is required</w:t>
-      </w:r>
-      <w:proofErr w:type="gramEnd"/>
-      <w:r>
-        <w:t>. Features include:</w:t>
+        <w:t xml:space="preserve"> so no external power is required. Features include:</w:t>
       </w:r>
     </w:p>
     <w:p>
@@ -7736,21 +7825,12 @@
         </w:rPr>
         <w:tab/>
       </w:r>
-      <w:proofErr w:type="gramStart"/>
       <w:r>
         <w:rPr>
           <w:sz w:val="20"/>
           <w:szCs w:val="20"/>
         </w:rPr>
-        <w:t>8</w:t>
-      </w:r>
-      <w:proofErr w:type="gramEnd"/>
-      <w:r>
-        <w:rPr>
-          <w:sz w:val="20"/>
-          <w:szCs w:val="20"/>
-        </w:rPr>
-        <w:t xml:space="preserve"> </w:t>
+        <w:t xml:space="preserve">8 </w:t>
       </w:r>
     </w:p>
     <w:p>
@@ -7879,23 +7959,7 @@
           <w:sz w:val="20"/>
           <w:szCs w:val="20"/>
         </w:rPr>
-        <w:t xml:space="preserve"> </w:t>
-      </w:r>
-      <w:proofErr w:type="gramStart"/>
-      <w:r>
-        <w:rPr>
-          <w:sz w:val="20"/>
-          <w:szCs w:val="20"/>
-        </w:rPr>
-        <w:t>differential</w:t>
-      </w:r>
-      <w:proofErr w:type="gramEnd"/>
-      <w:r>
-        <w:rPr>
-          <w:sz w:val="20"/>
-          <w:szCs w:val="20"/>
-        </w:rPr>
-        <w:t xml:space="preserve"> </w:t>
+        <w:t xml:space="preserve"> differential </w:t>
       </w:r>
     </w:p>
     <w:p>
@@ -8075,21 +8139,7 @@
         <w:rPr>
           <w:sz w:val="20"/>
         </w:rPr>
-        <w:t>15.6-</w:t>
-      </w:r>
-      <w:proofErr w:type="gramStart"/>
-      <w:r>
-        <w:rPr>
-          <w:sz w:val="20"/>
-        </w:rPr>
-        <w:t>bit</w:t>
-      </w:r>
-      <w:proofErr w:type="gramEnd"/>
-      <w:r>
-        <w:rPr>
-          <w:sz w:val="20"/>
-        </w:rPr>
-        <w:t xml:space="preserve"> </w:t>
+        <w:t xml:space="preserve">15.6-bit </w:t>
       </w:r>
     </w:p>
     <w:p>
@@ -8289,21 +8339,12 @@
         </w:rPr>
         <w:tab/>
       </w:r>
-      <w:proofErr w:type="gramStart"/>
       <w:r>
         <w:rPr>
           <w:sz w:val="20"/>
           <w:szCs w:val="20"/>
         </w:rPr>
-        <w:t>7</w:t>
-      </w:r>
-      <w:proofErr w:type="gramEnd"/>
-      <w:r>
-        <w:rPr>
-          <w:sz w:val="20"/>
-          <w:szCs w:val="20"/>
-        </w:rPr>
-        <w:t xml:space="preserve"> </w:t>
+        <w:t xml:space="preserve">7 </w:t>
       </w:r>
     </w:p>
     <w:p>
@@ -8636,15 +8677,7 @@
       </w:pPr>
       <w:r>
         <w:lastRenderedPageBreak/>
-        <w:t xml:space="preserve">Motor Controller - </w:t>
-      </w:r>
-      <w:proofErr w:type="spellStart"/>
-      <w:r>
-        <w:t>Pololu</w:t>
-      </w:r>
-      <w:proofErr w:type="spellEnd"/>
-      <w:r>
-        <w:t xml:space="preserve"> MC18V7</w:t>
+        <w:t>Motor Controller - Pololu MC18V7</w:t>
       </w:r>
     </w:p>
     <w:p>
@@ -8737,7 +8770,7 @@
       <w:pPr>
         <w:pStyle w:val="ZL3Section"/>
       </w:pPr>
-      <w:bookmarkStart w:id="38" w:name="_Toc238626480"/>
+      <w:bookmarkStart w:id="38" w:name="_Toc241567130"/>
       <w:r>
         <w:t>Interface Unit</w:t>
       </w:r>
@@ -8804,15 +8837,7 @@
       </w:r>
       <w:proofErr w:type="spellEnd"/>
       <w:r>
-        <w:t xml:space="preserve">) can </w:t>
-      </w:r>
-      <w:proofErr w:type="gramStart"/>
-      <w:r>
-        <w:t>be calculated</w:t>
-      </w:r>
-      <w:proofErr w:type="gramEnd"/>
-      <w:r>
-        <w:t xml:space="preserve"> from the sensor signal (</w:t>
+        <w:t>) can be calculated from the sensor signal (</w:t>
       </w:r>
       <w:proofErr w:type="spellStart"/>
       <w:r>
@@ -8931,38 +8956,17 @@
         <w:t xml:space="preserve"> provide</w:t>
       </w:r>
       <w:r>
-        <w:t xml:space="preserve">s a place to mount the </w:t>
-      </w:r>
-      <w:proofErr w:type="spellStart"/>
-      <w:r>
-        <w:t>Pololu</w:t>
-      </w:r>
-      <w:proofErr w:type="spellEnd"/>
-      <w:r>
-        <w:t xml:space="preserve"> Motor Controller</w:t>
-      </w:r>
-      <w:proofErr w:type="gramStart"/>
-      <w:r>
-        <w:t xml:space="preserve">.  </w:t>
-      </w:r>
-      <w:proofErr w:type="gramEnd"/>
-      <w:r>
-        <w:t>It also provides a</w:t>
+        <w:t>s a place to mount the Pololu Motor Controller.  It also provides a</w:t>
       </w:r>
       <w:r>
         <w:t xml:space="preserve"> means to connect the system components including the Power Supplies,</w:t>
       </w:r>
       <w:r>
-        <w:t xml:space="preserve"> to Laser and moto controller; and connect the sensor signals to the analog inputs</w:t>
-      </w:r>
-      <w:proofErr w:type="gramStart"/>
-      <w:r>
-        <w:t xml:space="preserve">. </w:t>
+        <w:t xml:space="preserve"> to Laser and moto controller; and connect the sensor signals to the analog inputs. </w:t>
       </w:r>
       <w:r>
         <w:t xml:space="preserve"> </w:t>
       </w:r>
-      <w:proofErr w:type="gramEnd"/>
     </w:p>
     <w:p>
       <w:pPr>
@@ -8995,185 +8999,114 @@
         <w:t xml:space="preserve">The Current Source required to drive </w:t>
       </w:r>
       <w:r>
-        <w:t xml:space="preserve">the sensor signal </w:t>
+        <w:t>the sensor signal is implemented with one Linear Technologies LT3092 integrated circuit (IC) for each sensor channel.  Parameters for consideration are the reference current (I</w:t>
+      </w:r>
+      <w:r>
+        <w:rPr>
+          <w:vertAlign w:val="subscript"/>
+        </w:rPr>
+        <w:t>s</w:t>
+      </w:r>
+      <w:r>
+        <w:t xml:space="preserve">) as determined by the </w:t>
       </w:r>
       <w:proofErr w:type="gramStart"/>
       <w:r>
-        <w:t>is implemented</w:t>
+        <w:t>in situ</w:t>
       </w:r>
       <w:proofErr w:type="gramEnd"/>
       <w:r>
-        <w:t xml:space="preserve"> with one Linear Technologies LT3092 integrated circuit (IC) for each sensor channel</w:t>
-      </w:r>
-      <w:proofErr w:type="gramStart"/>
-      <w:r>
-        <w:t xml:space="preserve">.  </w:t>
-      </w:r>
-      <w:proofErr w:type="gramEnd"/>
-      <w:r>
-        <w:t>Parameters for consideration are the reference current (I</w:t>
+        <w:t xml:space="preserve"> current of the OLS to be tested; the compliance voltage (V</w:t>
       </w:r>
       <w:r>
         <w:rPr>
           <w:vertAlign w:val="subscript"/>
         </w:rPr>
+        <w:t>dc</w:t>
+      </w:r>
+      <w:r>
+        <w:t>) determined from the required maximum resistance to be measured at I</w:t>
+      </w:r>
+      <w:r>
+        <w:rPr>
+          <w:vertAlign w:val="subscript"/>
+        </w:rPr>
         <w:t>s</w:t>
       </w:r>
       <w:r>
-        <w:t xml:space="preserve">) as determined by the </w:t>
-      </w:r>
-      <w:proofErr w:type="gramStart"/>
-      <w:r>
-        <w:t>in situ</w:t>
-      </w:r>
-      <w:proofErr w:type="gramEnd"/>
-      <w:r>
-        <w:t xml:space="preserve"> current of the OLS to be </w:t>
-      </w:r>
-      <w:proofErr w:type="gramStart"/>
-      <w:r>
-        <w:t>tested</w:t>
-      </w:r>
-      <w:proofErr w:type="gramEnd"/>
-      <w:r>
-        <w:t>; the compliance voltage (V</w:t>
+        <w:t>.  The Elevate OLS resistance ranges from 100</w:t>
+      </w:r>
+      <w:r>
+        <w:sym w:font="Symbol" w:char="F057"/>
+      </w:r>
+      <w:r>
+        <w:t xml:space="preserve"> - 1100</w:t>
+      </w:r>
+      <w:r>
+        <w:sym w:font="Symbol" w:char="F057"/>
+      </w:r>
+      <w:r>
+        <w:t xml:space="preserve"> with an overrange resistance of 2100</w:t>
+      </w:r>
+      <w:r>
+        <w:sym w:font="Symbol" w:char="F057"/>
+      </w:r>
+      <w:r>
+        <w:t xml:space="preserve"> with an in situ of 14.7ma, producing a maximum signal voltage V</w:t>
       </w:r>
       <w:r>
         <w:rPr>
           <w:vertAlign w:val="subscript"/>
         </w:rPr>
+        <w:t>s</w:t>
+      </w:r>
+      <w:r>
+        <w:t xml:space="preserve"> of</w:t>
+      </w:r>
+      <w:r>
+        <w:t xml:space="preserve"> 16.7V at 1100</w:t>
+      </w:r>
+      <w:r>
+        <w:sym w:font="Symbol" w:char="F057"/>
+      </w:r>
+      <w:r>
+        <w:t>.  We assum</w:t>
+      </w:r>
+      <w:r>
+        <w:t>e</w:t>
+      </w:r>
+      <w:r>
+        <w:t xml:space="preserve"> that the overrange resistance does not have to be accurately measured, only detected and that the Laser uses a 24V</w:t>
+      </w:r>
+      <w:r>
+        <w:rPr>
+          <w:vertAlign w:val="subscript"/>
+        </w:rPr>
+        <w:t>DC</w:t>
+      </w:r>
+      <w:r>
+        <w:rPr>
+          <w:vertAlign w:val="subscript"/>
+        </w:rPr>
+        <w:t xml:space="preserve"> </w:t>
+      </w:r>
+      <w:r>
+        <w:t>source that can be used to power the Current Source circuit V</w:t>
+      </w:r>
+      <w:r>
+        <w:rPr>
+          <w:vertAlign w:val="subscript"/>
+        </w:rPr>
         <w:t>dc</w:t>
       </w:r>
       <w:r>
-        <w:t xml:space="preserve">) determined from the required maximum resistance to </w:t>
-      </w:r>
-      <w:proofErr w:type="gramStart"/>
-      <w:r>
-        <w:t>be measured</w:t>
-      </w:r>
-      <w:proofErr w:type="gramEnd"/>
-      <w:r>
-        <w:t xml:space="preserve"> at </w:t>
-      </w:r>
-      <w:proofErr w:type="gramStart"/>
-      <w:r>
-        <w:t>I</w:t>
-      </w:r>
-      <w:r>
-        <w:rPr>
-          <w:vertAlign w:val="subscript"/>
-        </w:rPr>
-        <w:t>s</w:t>
-      </w:r>
-      <w:r>
-        <w:t xml:space="preserve">.  </w:t>
-      </w:r>
-      <w:proofErr w:type="gramEnd"/>
-      <w:r>
-        <w:t xml:space="preserve">The Elevate OLS resistance ranges from </w:t>
-      </w:r>
-      <w:proofErr w:type="gramStart"/>
-      <w:r>
-        <w:t>100</w:t>
-      </w:r>
-      <w:proofErr w:type="gramEnd"/>
+        <w:t>, where the maximum resistance measurement will be 1632</w:t>
+      </w:r>
       <w:r>
         <w:sym w:font="Symbol" w:char="F057"/>
       </w:r>
       <w:r>
-        <w:t xml:space="preserve"> - 1100</w:t>
-      </w:r>
-      <w:r>
-        <w:sym w:font="Symbol" w:char="F057"/>
-      </w:r>
-      <w:r>
-        <w:t xml:space="preserve"> with an overrange resistance of 2100</w:t>
-      </w:r>
-      <w:r>
-        <w:sym w:font="Symbol" w:char="F057"/>
-      </w:r>
-      <w:r>
-        <w:t xml:space="preserve"> with an in situ of 14.7ma, producing a maximum signal voltage V</w:t>
-      </w:r>
-      <w:r>
-        <w:rPr>
-          <w:vertAlign w:val="subscript"/>
-        </w:rPr>
-        <w:t>s</w:t>
-      </w:r>
-      <w:r>
-        <w:t xml:space="preserve"> of</w:t>
-      </w:r>
-      <w:r>
-        <w:t xml:space="preserve"> 16.7V at 1100</w:t>
-      </w:r>
-      <w:r>
-        <w:sym w:font="Symbol" w:char="F057"/>
-      </w:r>
-      <w:proofErr w:type="gramStart"/>
-      <w:r>
-        <w:t xml:space="preserve">.  </w:t>
-      </w:r>
-      <w:proofErr w:type="gramEnd"/>
-      <w:r>
-        <w:t>We assum</w:t>
-      </w:r>
-      <w:r>
-        <w:t>e</w:t>
-      </w:r>
-      <w:r>
-        <w:t xml:space="preserve"> that the overrange resistance does not have to </w:t>
-      </w:r>
-      <w:proofErr w:type="gramStart"/>
-      <w:r>
-        <w:t>be accurately measured</w:t>
-      </w:r>
-      <w:proofErr w:type="gramEnd"/>
-      <w:r>
-        <w:t>, only detected and that the Laser uses a 24V</w:t>
-      </w:r>
-      <w:r>
-        <w:rPr>
-          <w:vertAlign w:val="subscript"/>
-        </w:rPr>
-        <w:t>DC</w:t>
-      </w:r>
-      <w:r>
-        <w:rPr>
-          <w:vertAlign w:val="subscript"/>
-        </w:rPr>
-        <w:t xml:space="preserve"> </w:t>
-      </w:r>
-      <w:r>
-        <w:t xml:space="preserve">source that can </w:t>
-      </w:r>
-      <w:proofErr w:type="gramStart"/>
-      <w:r>
-        <w:t>be used</w:t>
-      </w:r>
-      <w:proofErr w:type="gramEnd"/>
-      <w:r>
-        <w:t xml:space="preserve"> to power the Current Source circuit V</w:t>
-      </w:r>
-      <w:r>
-        <w:rPr>
-          <w:vertAlign w:val="subscript"/>
-        </w:rPr>
-        <w:t>dc</w:t>
-      </w:r>
-      <w:r>
-        <w:t>, where the maximum resistance measurement will be 1632</w:t>
-      </w:r>
-      <w:r>
-        <w:sym w:font="Symbol" w:char="F057"/>
-      </w:r>
-      <w:proofErr w:type="gramStart"/>
-      <w:r>
-        <w:t xml:space="preserve">.  </w:t>
-      </w:r>
-      <w:proofErr w:type="gramEnd"/>
-      <w:r>
-        <w:t>With V</w:t>
+        <w:t>.  With V</w:t>
       </w:r>
       <w:r>
         <w:rPr>
@@ -9229,45 +9162,27 @@
         </w:rPr>
         <w:t>)</w:t>
       </w:r>
-      <w:proofErr w:type="gramStart"/>
-      <w:r>
-        <w:t xml:space="preserve">.  </w:t>
-      </w:r>
-      <w:proofErr w:type="gramEnd"/>
-      <w:r>
-        <w:t xml:space="preserve">Then </w:t>
-      </w:r>
-      <w:proofErr w:type="gramStart"/>
-      <w:r>
-        <w:t>15</w:t>
-      </w:r>
-      <w:proofErr w:type="gramEnd"/>
+      <w:r>
+        <w:t>.  Then 15</w:t>
+      </w:r>
       <w:r>
         <w:sym w:font="Symbol" w:char="F057"/>
       </w:r>
       <w:r>
+        <w:t xml:space="preserve"> is selected for R</w:t>
+      </w:r>
+      <w:r>
+        <w:rPr>
+          <w:vertAlign w:val="subscript"/>
+        </w:rPr>
+        <w:t>OUT</w:t>
+      </w:r>
+      <w:r>
+        <w:rPr>
+          <w:vertAlign w:val="subscript"/>
+        </w:rPr>
         <w:t xml:space="preserve"> </w:t>
       </w:r>
-      <w:proofErr w:type="gramStart"/>
-      <w:r>
-        <w:t>is selected</w:t>
-      </w:r>
-      <w:proofErr w:type="gramEnd"/>
-      <w:r>
-        <w:t xml:space="preserve"> for R</w:t>
-      </w:r>
-      <w:r>
-        <w:rPr>
-          <w:vertAlign w:val="subscript"/>
-        </w:rPr>
-        <w:t>OUT</w:t>
-      </w:r>
-      <w:r>
-        <w:rPr>
-          <w:vertAlign w:val="subscript"/>
-        </w:rPr>
-        <w:t xml:space="preserve"> </w:t>
-      </w:r>
       <w:r>
         <w:t>and 22.0K</w:t>
       </w:r>
@@ -9275,15 +9190,7 @@
         <w:sym w:font="Symbol" w:char="F057"/>
       </w:r>
       <w:r>
-        <w:t xml:space="preserve"> </w:t>
-      </w:r>
-      <w:proofErr w:type="gramStart"/>
-      <w:r>
-        <w:t>is calculated</w:t>
-      </w:r>
-      <w:proofErr w:type="gramEnd"/>
-      <w:r>
-        <w:t xml:space="preserve"> for R</w:t>
+        <w:t xml:space="preserve"> is calculated for R</w:t>
       </w:r>
       <w:r>
         <w:rPr>
@@ -9342,7 +9249,7 @@
                     </pic:cNvPicPr>
                   </pic:nvPicPr>
                   <pic:blipFill>
-                    <a:blip r:embed="rId13"/>
+                    <a:blip r:embed="rId15"/>
                     <a:stretch>
                       <a:fillRect/>
                     </a:stretch>
@@ -9373,14 +9280,27 @@
       <w:r>
         <w:t xml:space="preserve">Figure </w:t>
       </w:r>
-      <w:fldSimple w:instr=" SEQ Figure \* ARABIC ">
-        <w:r>
-          <w:rPr>
-            <w:noProof/>
-          </w:rPr>
-          <w:t>5</w:t>
-        </w:r>
-      </w:fldSimple>
+      <w:r>
+        <w:fldChar w:fldCharType="begin"/>
+      </w:r>
+      <w:r>
+        <w:instrText xml:space="preserve"> SEQ Figure \* ARABIC </w:instrText>
+      </w:r>
+      <w:r>
+        <w:fldChar w:fldCharType="separate"/>
+      </w:r>
+      <w:r>
+        <w:rPr>
+          <w:noProof/>
+        </w:rPr>
+        <w:t>5</w:t>
+      </w:r>
+      <w:r>
+        <w:rPr>
+          <w:noProof/>
+        </w:rPr>
+        <w:fldChar w:fldCharType="end"/>
+      </w:r>
       <w:r>
         <w:t xml:space="preserve">. </w:t>
       </w:r>
@@ -9438,13 +9358,8 @@
           <w:numId w:val="8"/>
         </w:numPr>
       </w:pPr>
-      <w:proofErr w:type="gramStart"/>
-      <w:r>
-        <w:t>Relatively low</w:t>
-      </w:r>
-      <w:proofErr w:type="gramEnd"/>
-      <w:r>
-        <w:t xml:space="preserve"> input impedance.</w:t>
+      <w:r>
+        <w:t>Relatively low input impedance.</w:t>
       </w:r>
     </w:p>
     <w:p>
@@ -9458,111 +9373,83 @@
         <w:sym w:font="Symbol" w:char="F057"/>
       </w:r>
       <w:r>
-        <w:t>, a LM2902 unity gain, follower circuit will buffer and isolate the DUT from the Analog Input impedance</w:t>
-      </w:r>
-      <w:proofErr w:type="gramStart"/>
+        <w:t xml:space="preserve">, a LM2902 unity gain, follower circuit will buffer and isolate the DUT from the Analog Input impedance.  </w:t>
+      </w:r>
+      <w:r>
+        <w:t>With maximum signal voltage V</w:t>
+      </w:r>
+      <w:r>
+        <w:rPr>
+          <w:vertAlign w:val="subscript"/>
+        </w:rPr>
+        <w:t>s</w:t>
+      </w:r>
+      <w:r>
+        <w:t xml:space="preserve"> &gt; 16.7V and the maximum input voltage range of the DI-2108 of +/-10.0V, then V</w:t>
+      </w:r>
+      <w:r>
+        <w:rPr>
+          <w:vertAlign w:val="subscript"/>
+        </w:rPr>
+        <w:t>s</w:t>
+      </w:r>
+      <w:r>
+        <w:t xml:space="preserve"> must be scaled to fit within the input range. This accomplished with voltage divider circuit consisting of R</w:t>
+      </w:r>
+      <w:r>
+        <w:t>7 (R9)</w:t>
+      </w:r>
+      <w:r>
+        <w:t xml:space="preserve"> and R</w:t>
+      </w:r>
+      <w:r>
+        <w:t>8 (R10).</w:t>
+      </w:r>
+      <w:r>
+        <w:t xml:space="preserve"> where the parallel resistance (Rin = R</w:t>
+      </w:r>
+      <w:r>
+        <w:t>7</w:t>
+      </w:r>
+      <w:r>
+        <w:t xml:space="preserve"> || R</w:t>
+      </w:r>
+      <w:r>
+        <w:t>9</w:t>
+      </w:r>
+      <w:r>
+        <w:t>) is greater than 1M</w:t>
+      </w:r>
+      <w:r>
+        <w:sym w:font="Symbol" w:char="F057"/>
+      </w:r>
       <w:r>
         <w:t xml:space="preserve">.  </w:t>
       </w:r>
-      <w:proofErr w:type="gramEnd"/>
-      <w:r>
-        <w:t>With maximum signal voltage V</w:t>
-      </w:r>
-      <w:r>
-        <w:rPr>
-          <w:vertAlign w:val="subscript"/>
-        </w:rPr>
-        <w:t>s</w:t>
-      </w:r>
-      <w:r>
-        <w:t xml:space="preserve"> &gt; 16.7V and the maximum input voltage range of the DI-2108 of +/-10.0V, then V</w:t>
-      </w:r>
-      <w:r>
-        <w:rPr>
-          <w:vertAlign w:val="subscript"/>
-        </w:rPr>
-        <w:t>s</w:t>
-      </w:r>
-      <w:r>
-        <w:t xml:space="preserve"> must </w:t>
-      </w:r>
-      <w:proofErr w:type="gramStart"/>
-      <w:r>
-        <w:t>be scaled</w:t>
-      </w:r>
-      <w:proofErr w:type="gramEnd"/>
-      <w:r>
-        <w:t xml:space="preserve"> to fit within the input range. This accomplished with voltage divider circuit consisting of R</w:t>
-      </w:r>
-      <w:r>
-        <w:t>7 (R9)</w:t>
-      </w:r>
-      <w:r>
-        <w:t xml:space="preserve"> and R</w:t>
-      </w:r>
-      <w:r>
-        <w:t>8 (R10).</w:t>
-      </w:r>
-      <w:r>
-        <w:t xml:space="preserve"> where the parallel resistance (Rin = R</w:t>
-      </w:r>
-      <w:r>
-        <w:t>7</w:t>
-      </w:r>
-      <w:r>
-        <w:t xml:space="preserve"> || R</w:t>
-      </w:r>
-      <w:r>
-        <w:t>9</w:t>
-      </w:r>
-      <w:r>
-        <w:t>) is greater than 1M</w:t>
+      <w:r>
+        <w:t>T</w:t>
+      </w:r>
+      <w:r>
+        <w:t>o achieve Rin &gt; 1M</w:t>
       </w:r>
       <w:r>
         <w:sym w:font="Symbol" w:char="F057"/>
       </w:r>
-      <w:proofErr w:type="gramStart"/>
-      <w:r>
-        <w:t xml:space="preserve">.  </w:t>
-      </w:r>
-      <w:proofErr w:type="gramEnd"/>
-      <w:r>
-        <w:t>T</w:t>
-      </w:r>
-      <w:r>
-        <w:t>o achieve Rin &gt; 1M</w:t>
+      <w:r>
+        <w:t>, the relatively low 100K</w:t>
       </w:r>
       <w:r>
         <w:sym w:font="Symbol" w:char="F057"/>
       </w:r>
       <w:r>
-        <w:t xml:space="preserve">, the </w:t>
-      </w:r>
-      <w:proofErr w:type="gramStart"/>
-      <w:r>
-        <w:t>relatively low</w:t>
-      </w:r>
-      <w:proofErr w:type="gramEnd"/>
-      <w:r>
-        <w:t xml:space="preserve"> 100K</w:t>
-      </w:r>
-      <w:r>
-        <w:sym w:font="Symbol" w:char="F057"/>
-      </w:r>
-      <w:r>
         <w:t xml:space="preserve"> input resistance of the </w:t>
       </w:r>
       <w:r>
         <w:t>DI-2108 shown in Figure 3</w:t>
       </w:r>
       <w:r>
-        <w:t xml:space="preserve"> needs to </w:t>
-      </w:r>
-      <w:proofErr w:type="gramStart"/>
-      <w:r>
-        <w:t>be increased</w:t>
-      </w:r>
-      <w:proofErr w:type="gramEnd"/>
+        <w:t xml:space="preserve"> needs to be increased</w:t>
+      </w:r>
       <w:r>
         <w:t xml:space="preserve"> by adding a single supply, follower op amp (LM2902).</w:t>
       </w:r>
@@ -9597,7 +9484,7 @@
                     </pic:cNvPicPr>
                   </pic:nvPicPr>
                   <pic:blipFill>
-                    <a:blip r:embed="rId14" cstate="print">
+                    <a:blip r:embed="rId16" cstate="print">
                       <a:extLst>
                         <a:ext uri="{28A0092B-C50C-407E-A947-70E740481C1C}">
                           <a14:useLocalDpi xmlns:a14="http://schemas.microsoft.com/office/drawing/2010/main" val="0"/>
@@ -9636,19 +9523,30 @@
       <w:r>
         <w:t xml:space="preserve">Figure </w:t>
       </w:r>
-      <w:fldSimple w:instr=" SEQ Figure \* ARABIC ">
-        <w:r>
-          <w:rPr>
-            <w:noProof/>
-          </w:rPr>
-          <w:t>6</w:t>
-        </w:r>
-      </w:fldSimple>
-      <w:proofErr w:type="gramStart"/>
+      <w:r>
+        <w:fldChar w:fldCharType="begin"/>
+      </w:r>
+      <w:r>
+        <w:instrText xml:space="preserve"> SEQ Figure \* ARABIC </w:instrText>
+      </w:r>
+      <w:r>
+        <w:fldChar w:fldCharType="separate"/>
+      </w:r>
+      <w:r>
+        <w:rPr>
+          <w:noProof/>
+        </w:rPr>
+        <w:t>6</w:t>
+      </w:r>
+      <w:r>
+        <w:rPr>
+          <w:noProof/>
+        </w:rPr>
+        <w:fldChar w:fldCharType="end"/>
+      </w:r>
       <w:r>
         <w:t xml:space="preserve">.  </w:t>
       </w:r>
-      <w:proofErr w:type="gramEnd"/>
       <w:r>
         <w:t>Analog Input Circuit</w:t>
       </w:r>
@@ -9682,17 +9580,9 @@
         <w:pStyle w:val="ListParagraph"/>
       </w:pPr>
       <w:r>
-        <w:t xml:space="preserve">The Schematic </w:t>
-      </w:r>
-      <w:proofErr w:type="gramStart"/>
-      <w:r>
-        <w:t>was captured</w:t>
-      </w:r>
-      <w:proofErr w:type="gramEnd"/>
-      <w:r>
-        <w:t xml:space="preserve"> and the PCB laid out in Easy Cad </w:t>
-      </w:r>
-      <w:hyperlink r:id="rId15" w:history="1">
+        <w:t xml:space="preserve">The Schematic was captured and the PCB laid out in Easy Cad </w:t>
+      </w:r>
+      <w:hyperlink r:id="rId17" w:history="1">
         <w:proofErr w:type="spellStart"/>
         <w:r>
           <w:rPr>
@@ -9739,7 +9629,7 @@
                     <pic:cNvPicPr/>
                   </pic:nvPicPr>
                   <pic:blipFill>
-                    <a:blip r:embed="rId16"/>
+                    <a:blip r:embed="rId18"/>
                     <a:stretch>
                       <a:fillRect/>
                     </a:stretch>
@@ -9767,14 +9657,27 @@
       <w:r>
         <w:t xml:space="preserve">Figure </w:t>
       </w:r>
-      <w:fldSimple w:instr=" SEQ Figure \* ARABIC ">
-        <w:r>
-          <w:rPr>
-            <w:noProof/>
-          </w:rPr>
-          <w:t>7</w:t>
-        </w:r>
-      </w:fldSimple>
+      <w:r>
+        <w:fldChar w:fldCharType="begin"/>
+      </w:r>
+      <w:r>
+        <w:instrText xml:space="preserve"> SEQ Figure \* ARABIC </w:instrText>
+      </w:r>
+      <w:r>
+        <w:fldChar w:fldCharType="separate"/>
+      </w:r>
+      <w:r>
+        <w:rPr>
+          <w:noProof/>
+        </w:rPr>
+        <w:t>7</w:t>
+      </w:r>
+      <w:r>
+        <w:rPr>
+          <w:noProof/>
+        </w:rPr>
+        <w:fldChar w:fldCharType="end"/>
+      </w:r>
       <w:r>
         <w:t xml:space="preserve">. </w:t>
       </w:r>
@@ -10660,7 +10563,7 @@
                     </pic:cNvPicPr>
                   </pic:nvPicPr>
                   <pic:blipFill>
-                    <a:blip r:embed="rId17">
+                    <a:blip r:embed="rId19">
                       <a:extLst>
                         <a:ext uri="{28A0092B-C50C-407E-A947-70E740481C1C}">
                           <a14:useLocalDpi xmlns:a14="http://schemas.microsoft.com/office/drawing/2010/main" val="0"/>
@@ -10696,14 +10599,27 @@
       <w:r>
         <w:t xml:space="preserve">Figure </w:t>
       </w:r>
-      <w:fldSimple w:instr=" SEQ Figure \* ARABIC ">
-        <w:r>
-          <w:rPr>
-            <w:noProof/>
-          </w:rPr>
-          <w:t>8</w:t>
-        </w:r>
-      </w:fldSimple>
+      <w:r>
+        <w:fldChar w:fldCharType="begin"/>
+      </w:r>
+      <w:r>
+        <w:instrText xml:space="preserve"> SEQ Figure \* ARABIC </w:instrText>
+      </w:r>
+      <w:r>
+        <w:fldChar w:fldCharType="separate"/>
+      </w:r>
+      <w:r>
+        <w:rPr>
+          <w:noProof/>
+        </w:rPr>
+        <w:t>8</w:t>
+      </w:r>
+      <w:r>
+        <w:rPr>
+          <w:noProof/>
+        </w:rPr>
+        <w:fldChar w:fldCharType="end"/>
+      </w:r>
       <w:r>
         <w:t xml:space="preserve">. </w:t>
       </w:r>
@@ -10723,7 +10639,7 @@
       <w:pPr>
         <w:pStyle w:val="ZL1Section"/>
       </w:pPr>
-      <w:bookmarkStart w:id="451" w:name="_Toc238626481"/>
+      <w:bookmarkStart w:id="451" w:name="_Toc241567131"/>
       <w:r>
         <w:t>Software Architecture</w:t>
       </w:r>
@@ -10771,7 +10687,7 @@
                     </pic:cNvPicPr>
                   </pic:nvPicPr>
                   <pic:blipFill>
-                    <a:blip r:embed="rId18" cstate="print">
+                    <a:blip r:embed="rId20" cstate="print">
                       <a:extLst>
                         <a:ext uri="{28A0092B-C50C-407E-A947-70E740481C1C}">
                           <a14:useLocalDpi xmlns:a14="http://schemas.microsoft.com/office/drawing/2010/main" val="0"/>
@@ -10807,14 +10723,27 @@
       <w:r>
         <w:t xml:space="preserve">Figure </w:t>
       </w:r>
-      <w:fldSimple w:instr=" SEQ Figure \* ARABIC ">
-        <w:r>
-          <w:rPr>
-            <w:noProof/>
-          </w:rPr>
-          <w:t>9</w:t>
-        </w:r>
-      </w:fldSimple>
+      <w:r>
+        <w:fldChar w:fldCharType="begin"/>
+      </w:r>
+      <w:r>
+        <w:instrText xml:space="preserve"> SEQ Figure \* ARABIC </w:instrText>
+      </w:r>
+      <w:r>
+        <w:fldChar w:fldCharType="separate"/>
+      </w:r>
+      <w:r>
+        <w:rPr>
+          <w:noProof/>
+        </w:rPr>
+        <w:t>9</w:t>
+      </w:r>
+      <w:r>
+        <w:rPr>
+          <w:noProof/>
+        </w:rPr>
+        <w:fldChar w:fldCharType="end"/>
+      </w:r>
       <w:r>
         <w:t xml:space="preserve">. </w:t>
       </w:r>
@@ -10837,7 +10766,6 @@
           <w14:ligatures w14:val="standardContextual"/>
         </w:rPr>
       </w:pPr>
-      <w:bookmarkStart w:id="452" w:name="_Toc238626482"/>
       <w:r>
         <w:br w:type="page"/>
       </w:r>
@@ -10846,6 +10774,7 @@
       <w:pPr>
         <w:pStyle w:val="ZL2Section"/>
       </w:pPr>
+      <w:bookmarkStart w:id="452" w:name="_Toc241567132"/>
       <w:r>
         <w:lastRenderedPageBreak/>
         <w:t>MLOI Test Protocol State Transition Analysis</w:t>
@@ -10867,7 +10796,7 @@
           <w:noProof/>
         </w:rPr>
         <w:drawing>
-          <wp:inline distT="0" distB="0" distL="0" distR="0" wp14:anchorId="7CC73D88" wp14:editId="7014F708">
+          <wp:inline distT="0" distB="0" distL="0" distR="0" wp14:anchorId="7CC73D88" wp14:editId="364E82CA">
             <wp:extent cx="6041312" cy="3256619"/>
             <wp:effectExtent l="0" t="0" r="2540" b="0"/>
             <wp:docPr id="2007052147" name="Picture 2"/>
@@ -10884,7 +10813,7 @@
                     </pic:cNvPicPr>
                   </pic:nvPicPr>
                   <pic:blipFill>
-                    <a:blip r:embed="rId19" cstate="print">
+                    <a:blip r:embed="rId21" cstate="print">
                       <a:extLst>
                         <a:ext uri="{28A0092B-C50C-407E-A947-70E740481C1C}">
                           <a14:useLocalDpi xmlns:a14="http://schemas.microsoft.com/office/drawing/2010/main" val="0"/>
@@ -10920,14 +10849,27 @@
       <w:r>
         <w:t xml:space="preserve">Figure </w:t>
       </w:r>
-      <w:fldSimple w:instr=" SEQ Figure \* ARABIC ">
-        <w:r>
-          <w:rPr>
-            <w:noProof/>
-          </w:rPr>
-          <w:t>10</w:t>
-        </w:r>
-      </w:fldSimple>
+      <w:r>
+        <w:fldChar w:fldCharType="begin"/>
+      </w:r>
+      <w:r>
+        <w:instrText xml:space="preserve"> SEQ Figure \* ARABIC </w:instrText>
+      </w:r>
+      <w:r>
+        <w:fldChar w:fldCharType="separate"/>
+      </w:r>
+      <w:r>
+        <w:rPr>
+          <w:noProof/>
+        </w:rPr>
+        <w:t>10</w:t>
+      </w:r>
+      <w:r>
+        <w:rPr>
+          <w:noProof/>
+        </w:rPr>
+        <w:fldChar w:fldCharType="end"/>
+      </w:r>
       <w:r>
         <w:t xml:space="preserve">. </w:t>
       </w:r>
@@ -10940,7 +10882,7 @@
       <w:pPr>
         <w:pStyle w:val="ZL3Section"/>
       </w:pPr>
-      <w:bookmarkStart w:id="453" w:name="_Toc238626483"/>
+      <w:bookmarkStart w:id="453" w:name="_Toc241567133"/>
       <w:r>
         <w:t>MLOI Top Level Thread Architecture</w:t>
       </w:r>
@@ -10949,21 +10891,8 @@
     <w:p/>
     <w:p>
       <w:r>
-        <w:t xml:space="preserve">The LabVIEW (LV) Application (app) </w:t>
-      </w:r>
-      <w:proofErr w:type="gramStart"/>
-      <w:r>
-        <w:t>is divided</w:t>
-      </w:r>
-      <w:proofErr w:type="gramEnd"/>
-      <w:r>
-        <w:t xml:space="preserve"> into Three </w:t>
-      </w:r>
-      <w:proofErr w:type="gramStart"/>
-      <w:r>
-        <w:t>loops</w:t>
-      </w:r>
-      <w:proofErr w:type="gramEnd"/>
+        <w:t>The LabVIEW (LV) Application (app) is divided into Three loops</w:t>
+      </w:r>
     </w:p>
     <w:p>
       <w:pPr>
@@ -11014,31 +10943,13 @@
         </w:numPr>
       </w:pPr>
       <w:r>
-        <w:t xml:space="preserve">Event Loop – </w:t>
-      </w:r>
-      <w:proofErr w:type="gramStart"/>
-      <w:r>
-        <w:t>Handles</w:t>
-      </w:r>
-      <w:proofErr w:type="gramEnd"/>
-      <w:r>
-        <w:t xml:space="preserve"> user input, remote </w:t>
-      </w:r>
-      <w:proofErr w:type="gramStart"/>
-      <w:r>
-        <w:t>semaphore</w:t>
-      </w:r>
-      <w:proofErr w:type="gramEnd"/>
-      <w:r>
-        <w:t xml:space="preserve"> and launched Sub VI (</w:t>
+        <w:t>Event Loop – Handles user input, remote semaphore and launched Sub VI (</w:t>
       </w:r>
       <w:proofErr w:type="spellStart"/>
-      <w:proofErr w:type="gramStart"/>
       <w:r>
         <w:t>ie</w:t>
       </w:r>
       <w:proofErr w:type="spellEnd"/>
-      <w:proofErr w:type="gramEnd"/>
       <w:r>
         <w:t xml:space="preserve"> Cal Routines)</w:t>
       </w:r>
@@ -11069,18 +10980,10 @@
         <w:t xml:space="preserve"> </w:t>
       </w:r>
       <w:r>
-        <w:t>and Close phases</w:t>
-      </w:r>
-      <w:proofErr w:type="gramStart"/>
-      <w:r>
-        <w:t>.</w:t>
-      </w:r>
-      <w:r>
-        <w:t xml:space="preserve">  </w:t>
-      </w:r>
-      <w:proofErr w:type="gramEnd"/>
-      <w:r>
-        <w:t>See Figure 11 for the diagram of the LabVIEW Application loops.</w:t>
+        <w:t>and Close phases.</w:t>
+      </w:r>
+      <w:r>
+        <w:t xml:space="preserve">  See Figure 11 for the diagram of the LabVIEW Application loops.</w:t>
       </w:r>
     </w:p>
     <w:p/>
@@ -11100,7 +11003,7 @@
           <w:noProof/>
         </w:rPr>
         <w:drawing>
-          <wp:inline distT="0" distB="0" distL="0" distR="0" wp14:anchorId="250F5D25" wp14:editId="58C747A9">
+          <wp:inline distT="0" distB="0" distL="0" distR="0" wp14:anchorId="250F5D25" wp14:editId="09D11CE7">
             <wp:extent cx="5943600" cy="3382645"/>
             <wp:effectExtent l="0" t="0" r="0" b="8255"/>
             <wp:docPr id="15364" name="Picture 6">
@@ -11129,7 +11032,7 @@
                     </pic:cNvPicPr>
                   </pic:nvPicPr>
                   <pic:blipFill>
-                    <a:blip r:embed="rId20" cstate="print">
+                    <a:blip r:embed="rId22" cstate="print">
                       <a:extLst>
                         <a:ext uri="{28A0092B-C50C-407E-A947-70E740481C1C}">
                           <a14:useLocalDpi xmlns:a14="http://schemas.microsoft.com/office/drawing/2010/main" val="0"/>
@@ -11163,14 +11066,27 @@
       <w:r>
         <w:t xml:space="preserve">Figure </w:t>
       </w:r>
-      <w:fldSimple w:instr=" SEQ Figure \* ARABIC ">
-        <w:r>
-          <w:rPr>
-            <w:noProof/>
-          </w:rPr>
-          <w:t>11</w:t>
-        </w:r>
-      </w:fldSimple>
+      <w:r>
+        <w:fldChar w:fldCharType="begin"/>
+      </w:r>
+      <w:r>
+        <w:instrText xml:space="preserve"> SEQ Figure \* ARABIC </w:instrText>
+      </w:r>
+      <w:r>
+        <w:fldChar w:fldCharType="separate"/>
+      </w:r>
+      <w:r>
+        <w:rPr>
+          <w:noProof/>
+        </w:rPr>
+        <w:t>11</w:t>
+      </w:r>
+      <w:r>
+        <w:rPr>
+          <w:noProof/>
+        </w:rPr>
+        <w:fldChar w:fldCharType="end"/>
+      </w:r>
       <w:r>
         <w:t xml:space="preserve">. </w:t>
       </w:r>
@@ -11186,7 +11102,7 @@
       <w:pPr>
         <w:pStyle w:val="ZL3Section"/>
       </w:pPr>
-      <w:bookmarkStart w:id="454" w:name="_Toc238626484"/>
+      <w:bookmarkStart w:id="454" w:name="_Toc241567134"/>
       <w:r>
         <w:t>Main Loop Initialization</w:t>
       </w:r>
@@ -11250,31 +11166,7 @@
       </w:r>
       <w:proofErr w:type="gramEnd"/>
       <w:r>
-        <w:t xml:space="preserve"> the Device to be testes</w:t>
-      </w:r>
-      <w:proofErr w:type="gramStart"/>
-      <w:r>
-        <w:t xml:space="preserve">.  </w:t>
-      </w:r>
-      <w:proofErr w:type="gramEnd"/>
-      <w:r>
-        <w:t xml:space="preserve">These values </w:t>
-      </w:r>
-      <w:proofErr w:type="gramStart"/>
-      <w:r>
-        <w:t>are made</w:t>
-      </w:r>
-      <w:proofErr w:type="gramEnd"/>
-      <w:r>
-        <w:t xml:space="preserve"> persistent from Test to Test by </w:t>
-      </w:r>
-      <w:proofErr w:type="gramStart"/>
-      <w:r>
-        <w:t>being saved</w:t>
-      </w:r>
-      <w:proofErr w:type="gramEnd"/>
-      <w:r>
-        <w:t xml:space="preserve"> to the Windows system Registry.</w:t>
+        <w:t xml:space="preserve"> the Device to be testes.  These values are made persistent from Test to Test by being saved to the Windows system Registry.</w:t>
       </w:r>
     </w:p>
     <w:p>
@@ -11318,22 +11210,14 @@
         <w:t>CONFIG TEST PARAMS</w:t>
       </w:r>
       <w:r>
-        <w:t xml:space="preserve"> --</w:t>
-      </w:r>
-      <w:proofErr w:type="gramStart"/>
-      <w:r>
-        <w:t xml:space="preserve">.  </w:t>
-      </w:r>
-      <w:proofErr w:type="gramEnd"/>
-      <w:r>
-        <w:t>Configure Test Parameters Sorts the Configuration parameters into 4 Sub Clusters of parameters Bench, Pump, Test and DataQ. Combines the parameters with the Test Information and the control referenced into Full Config Cluster for use throughout the application.</w:t>
+        <w:t xml:space="preserve"> --.  Configure Test Parameters Sorts the Configuration parameters into 4 Sub Clusters of parameters Bench, Pump, Test and DataQ. Combines the parameters with the Test Information and the control referenced into Full Config Cluster for use throughout the application.</w:t>
       </w:r>
     </w:p>
     <w:p>
       <w:pPr>
         <w:pStyle w:val="ZL3Section"/>
       </w:pPr>
-      <w:bookmarkStart w:id="455" w:name="_Toc238626485"/>
+      <w:bookmarkStart w:id="455" w:name="_Toc241567135"/>
       <w:r>
         <w:t>DataQ Loop Initialization</w:t>
       </w:r>
@@ -11356,23 +11240,7 @@
       </w:r>
       <w:proofErr w:type="gramEnd"/>
       <w:r>
-        <w:t xml:space="preserve"> DataQ serial communications with Windows Comport, ensures the connection </w:t>
-      </w:r>
-      <w:proofErr w:type="gramStart"/>
-      <w:r>
-        <w:t>is made</w:t>
-      </w:r>
-      <w:proofErr w:type="gramEnd"/>
-      <w:r>
-        <w:t xml:space="preserve">, if is loads the DataQ parameters into the DataQ, else presents the option for simulate mode, </w:t>
-      </w:r>
-      <w:proofErr w:type="gramStart"/>
-      <w:r>
-        <w:t>otherwise</w:t>
-      </w:r>
-      <w:proofErr w:type="gramEnd"/>
-      <w:r>
-        <w:t xml:space="preserve"> </w:t>
+        <w:t xml:space="preserve"> DataQ serial communications with Windows Comport, ensures the connection is made, if is loads the DataQ parameters into the DataQ, else presents the option for simulate mode, otherwise </w:t>
       </w:r>
     </w:p>
     <w:p>
@@ -11382,7 +11250,6 @@
           <w:u w:val="single"/>
         </w:rPr>
       </w:pPr>
-      <w:bookmarkStart w:id="456" w:name="_Toc238626486"/>
       <w:r>
         <w:br w:type="page"/>
       </w:r>
@@ -11391,6 +11258,7 @@
       <w:pPr>
         <w:pStyle w:val="ZL3Section"/>
       </w:pPr>
+      <w:bookmarkStart w:id="456" w:name="_Toc241567136"/>
       <w:r>
         <w:lastRenderedPageBreak/>
         <w:t>DataQ Loop</w:t>
@@ -11399,15 +11267,7 @@
     </w:p>
     <w:p>
       <w:r>
-        <w:t xml:space="preserve">ChA &amp; ChB resistance data </w:t>
-      </w:r>
-      <w:proofErr w:type="gramStart"/>
-      <w:r>
-        <w:t>is produced</w:t>
-      </w:r>
-      <w:proofErr w:type="gramEnd"/>
-      <w:r>
-        <w:t xml:space="preserve"> for use in the Test Loop.</w:t>
+        <w:t>ChA &amp; ChB resistance data is produced for use in the Test Loop.</w:t>
       </w:r>
     </w:p>
     <w:p/>
@@ -11436,15 +11296,7 @@
       </w:r>
       <w:proofErr w:type="gramEnd"/>
       <w:r>
-        <w:t xml:space="preserve"> the data as a resistor value sampled at 20ms rate</w:t>
-      </w:r>
-      <w:proofErr w:type="gramStart"/>
-      <w:r>
-        <w:t xml:space="preserve">.  </w:t>
-      </w:r>
-      <w:proofErr w:type="gramEnd"/>
-      <w:r>
-        <w:t>Closes the solenoid valve during the Settling Wait Time state.</w:t>
+        <w:t xml:space="preserve"> the data as a resistor value sampled at 20ms rate.  Closes the solenoid valve during the Settling Wait Time state.</w:t>
       </w:r>
     </w:p>
     <w:p>
@@ -11494,23 +11346,7 @@
     </w:p>
     <w:p>
       <w:r>
-        <w:t xml:space="preserve">Ends loop when global “Exit” semaphore </w:t>
-      </w:r>
-      <w:proofErr w:type="gramStart"/>
-      <w:r>
-        <w:t>is received</w:t>
-      </w:r>
-      <w:proofErr w:type="gramEnd"/>
-      <w:r>
-        <w:t xml:space="preserve"> from </w:t>
-      </w:r>
-      <w:proofErr w:type="gramStart"/>
-      <w:r>
-        <w:t>is received</w:t>
-      </w:r>
-      <w:proofErr w:type="gramEnd"/>
-      <w:r>
-        <w:t xml:space="preserve"> from the main loop. </w:t>
+        <w:t xml:space="preserve">Ends loop when global “Exit” semaphore is received from is received from the main loop. </w:t>
       </w:r>
     </w:p>
     <w:p/>
@@ -11518,7 +11354,7 @@
       <w:pPr>
         <w:pStyle w:val="ZL3Section"/>
       </w:pPr>
-      <w:bookmarkStart w:id="457" w:name="_Toc238626487"/>
+      <w:bookmarkStart w:id="457" w:name="_Toc241567137"/>
       <w:r>
         <w:t>DataQ Loop Close</w:t>
       </w:r>
@@ -11546,15 +11382,7 @@
       </w:r>
       <w:proofErr w:type="gramEnd"/>
       <w:r>
-        <w:t xml:space="preserve"> the data as a resistor value sampled at 20ms rate</w:t>
-      </w:r>
-      <w:proofErr w:type="gramStart"/>
-      <w:r>
-        <w:t xml:space="preserve">.  </w:t>
-      </w:r>
-      <w:proofErr w:type="gramEnd"/>
-      <w:r>
-        <w:t>Closes the solenoid valve during the Settling Wait Time state.</w:t>
+        <w:t xml:space="preserve"> the data as a resistor value sampled at 20ms rate.  Closes the solenoid valve during the Settling Wait Time state.</w:t>
       </w:r>
     </w:p>
     <w:p/>
@@ -11562,7 +11390,7 @@
       <w:pPr>
         <w:pStyle w:val="ZL3Section"/>
       </w:pPr>
-      <w:bookmarkStart w:id="458" w:name="_Toc238626488"/>
+      <w:bookmarkStart w:id="458" w:name="_Toc241567138"/>
       <w:r>
         <w:t>Main Test Loop</w:t>
       </w:r>
@@ -11577,49 +11405,24 @@
         <w:t>TITLE TEST RUN</w:t>
       </w:r>
       <w:r>
-        <w:t xml:space="preserve"> –Title Test Run executes in the outer loop which executed once then once more for each configured replicate</w:t>
+        <w:t xml:space="preserve"> –Title Test Run executes in the outer loop which executed once then once more for each configured replicate.  The Test Title made up of the test type, the job number, the unit number and a time stamp is applied to as title he </w:t>
       </w:r>
       <w:proofErr w:type="gramStart"/>
       <w:r>
-        <w:t xml:space="preserve">.  </w:t>
+        <w:t>report</w:t>
       </w:r>
       <w:proofErr w:type="gramEnd"/>
       <w:r>
-        <w:t xml:space="preserve">The Test Title made up of the test type, the job number, the unit number and a time stamp </w:t>
-      </w:r>
-      <w:proofErr w:type="gramStart"/>
-      <w:r>
-        <w:t>is applied</w:t>
-      </w:r>
-      <w:proofErr w:type="gramEnd"/>
-      <w:r>
-        <w:t xml:space="preserve"> to as title he </w:t>
-      </w:r>
-      <w:proofErr w:type="gramStart"/>
-      <w:r>
-        <w:t>report</w:t>
-      </w:r>
-      <w:proofErr w:type="gramEnd"/>
-      <w:r>
         <w:t xml:space="preserve"> file. </w:t>
       </w:r>
     </w:p>
     <w:p>
-      <w:proofErr w:type="gramStart"/>
       <w:r>
         <w:rPr>
           <w:b/>
           <w:bCs/>
         </w:rPr>
-        <w:t>TEST</w:t>
-      </w:r>
-      <w:proofErr w:type="gramEnd"/>
-      <w:r>
-        <w:rPr>
-          <w:b/>
-          <w:bCs/>
-        </w:rPr>
-        <w:t xml:space="preserve"> PROTOCOL LOOP</w:t>
+        <w:t>TEST PROTOCOL LOOP</w:t>
       </w:r>
       <w:r>
         <w:t xml:space="preserve"> – Inner loop that executes the test protocol and the Level Controller in the following modes:</w:t>
@@ -11753,15 +11556,7 @@
       </w:r>
       <w:proofErr w:type="gramEnd"/>
       <w:r>
-        <w:t xml:space="preserve"> Level Controller is </w:t>
-      </w:r>
-      <w:proofErr w:type="gramStart"/>
-      <w:r>
-        <w:t>3</w:t>
-      </w:r>
-      <w:proofErr w:type="gramEnd"/>
-      <w:r>
-        <w:t xml:space="preserve"> speed servo control that that can run either:  </w:t>
+        <w:t xml:space="preserve"> Level Controller is 3 speed servo control that that can run either:  </w:t>
       </w:r>
     </w:p>
     <w:p>
@@ -11819,15 +11614,7 @@
         <w:ind w:left="1800"/>
       </w:pPr>
       <w:r>
-        <w:t xml:space="preserve">Sim -- Optional Auto and Jog modes where the Level PV </w:t>
-      </w:r>
-      <w:proofErr w:type="gramStart"/>
-      <w:r>
-        <w:t>is generated</w:t>
-      </w:r>
-      <w:proofErr w:type="gramEnd"/>
-      <w:r>
-        <w:t xml:space="preserve"> from Config Params when Sim is select or either Pump or Laser is off-Line.</w:t>
+        <w:t>Sim -- Optional Auto and Jog modes where the Level PV is generated from Config Params when Sim is select or either Pump or Laser is off-Line.</w:t>
       </w:r>
     </w:p>
     <w:p>
@@ -11835,23 +11622,7 @@
         <w:ind w:left="720"/>
       </w:pPr>
       <w:r>
-        <w:t xml:space="preserve">Test Protocol loop </w:t>
-      </w:r>
-      <w:proofErr w:type="gramStart"/>
-      <w:r>
-        <w:t>is exited</w:t>
-      </w:r>
-      <w:proofErr w:type="gramEnd"/>
-      <w:r>
-        <w:t xml:space="preserve"> on the DONE State in Run Mode or when the STOP button </w:t>
-      </w:r>
-      <w:proofErr w:type="gramStart"/>
-      <w:r>
-        <w:t>is pressed</w:t>
-      </w:r>
-      <w:proofErr w:type="gramEnd"/>
-      <w:r>
-        <w:t xml:space="preserve"> in the Manual Mode</w:t>
+        <w:t>Test Protocol loop is exited on the DONE State in Run Mode or when the STOP button is pressed in the Manual Mode</w:t>
       </w:r>
     </w:p>
     <w:p>
@@ -11902,27 +11673,14 @@
     </w:p>
     <w:p>
       <w:r>
-        <w:t xml:space="preserve">Test Loop </w:t>
-      </w:r>
-      <w:proofErr w:type="gramStart"/>
-      <w:r>
-        <w:t>is exited</w:t>
-      </w:r>
-      <w:proofErr w:type="gramEnd"/>
-      <w:r>
-        <w:t xml:space="preserve"> after the last Test replicate is </w:t>
-      </w:r>
-      <w:proofErr w:type="gramStart"/>
-      <w:r>
-        <w:t>Run</w:t>
-      </w:r>
-      <w:proofErr w:type="gramEnd"/>
+        <w:t>Test Loop is exited after the last Test replicate is Run</w:t>
+      </w:r>
     </w:p>
     <w:p>
       <w:pPr>
         <w:pStyle w:val="ZL3Section"/>
       </w:pPr>
-      <w:bookmarkStart w:id="459" w:name="_Toc238626489"/>
+      <w:bookmarkStart w:id="459" w:name="_Toc241567139"/>
       <w:r>
         <w:t>Main Close &amp; Exit</w:t>
       </w:r>
@@ -11940,15 +11698,7 @@
         <w:t>CLOSE MOTOR CONTRL</w:t>
       </w:r>
       <w:r>
-        <w:t xml:space="preserve"> – Close the Motor Controller ensures the motor controller (Pump) </w:t>
-      </w:r>
-      <w:proofErr w:type="gramStart"/>
-      <w:r>
-        <w:t>is stopped</w:t>
-      </w:r>
-      <w:proofErr w:type="gramEnd"/>
-      <w:r>
-        <w:t>, the value is open, then closed the connection and generates the Global “Exit” Semaphore.</w:t>
+        <w:t xml:space="preserve"> – Close the Motor Controller ensures the motor controller (Pump) is stopped, the value is open, then closed the connection and generates the Global “Exit” Semaphore.</w:t>
       </w:r>
     </w:p>
     <w:p>
@@ -11973,7 +11723,7 @@
       <w:pPr>
         <w:pStyle w:val="ZL3Section"/>
       </w:pPr>
-      <w:bookmarkStart w:id="460" w:name="_Toc238626490"/>
+      <w:bookmarkStart w:id="460" w:name="_Toc241567140"/>
       <w:r>
         <w:t>Event Loop</w:t>
       </w:r>
@@ -11996,23 +11746,7 @@
       </w:r>
       <w:proofErr w:type="gramEnd"/>
       <w:r>
-        <w:t xml:space="preserve"> Menu Items pressed</w:t>
-      </w:r>
-      <w:proofErr w:type="gramStart"/>
-      <w:r>
-        <w:t>.  Handles</w:t>
-      </w:r>
-      <w:proofErr w:type="gramEnd"/>
-      <w:r>
-        <w:t xml:space="preserve"> DIO semaphore form Motor Control</w:t>
-      </w:r>
-      <w:proofErr w:type="gramStart"/>
-      <w:r>
-        <w:t xml:space="preserve">.  </w:t>
-      </w:r>
-      <w:proofErr w:type="gramEnd"/>
-      <w:r>
-        <w:t>Launches Cal Routines.</w:t>
+        <w:t xml:space="preserve"> Menu Items pressed.  Handles DIO semaphore form Motor Control.  Launches Cal Routines.</w:t>
       </w:r>
     </w:p>
     <w:p/>
@@ -12020,7 +11754,7 @@
       <w:pPr>
         <w:pStyle w:val="ZL2Section"/>
       </w:pPr>
-      <w:bookmarkStart w:id="461" w:name="_Toc238626491"/>
+      <w:bookmarkStart w:id="461" w:name="_Toc241567141"/>
       <w:r>
         <w:t>LabVIEW Documentation</w:t>
       </w:r>
@@ -12030,7 +11764,7 @@
       <w:pPr>
         <w:pStyle w:val="ZL3Section"/>
       </w:pPr>
-      <w:bookmarkStart w:id="462" w:name="_Toc238626492"/>
+      <w:bookmarkStart w:id="462" w:name="_Toc241567142"/>
       <w:r>
         <w:t>GitHub Repositories</w:t>
       </w:r>
@@ -12069,7 +11803,7 @@
                     </pic:cNvPicPr>
                   </pic:nvPicPr>
                   <pic:blipFill>
-                    <a:blip r:embed="rId21" cstate="print">
+                    <a:blip r:embed="rId23" cstate="print">
                       <a:extLst>
                         <a:ext uri="{28A0092B-C50C-407E-A947-70E740481C1C}">
                           <a14:useLocalDpi xmlns:a14="http://schemas.microsoft.com/office/drawing/2010/main" val="0"/>
@@ -12105,14 +11839,27 @@
       <w:r>
         <w:t xml:space="preserve">Figure </w:t>
       </w:r>
-      <w:fldSimple w:instr=" SEQ Figure \* ARABIC ">
-        <w:r>
-          <w:rPr>
-            <w:noProof/>
-          </w:rPr>
-          <w:t>12</w:t>
-        </w:r>
-      </w:fldSimple>
+      <w:r>
+        <w:fldChar w:fldCharType="begin"/>
+      </w:r>
+      <w:r>
+        <w:instrText xml:space="preserve"> SEQ Figure \* ARABIC </w:instrText>
+      </w:r>
+      <w:r>
+        <w:fldChar w:fldCharType="separate"/>
+      </w:r>
+      <w:r>
+        <w:rPr>
+          <w:noProof/>
+        </w:rPr>
+        <w:t>12</w:t>
+      </w:r>
+      <w:r>
+        <w:rPr>
+          <w:noProof/>
+        </w:rPr>
+        <w:fldChar w:fldCharType="end"/>
+      </w:r>
       <w:r>
         <w:t>. GIT HUB Diagram</w:t>
       </w:r>
@@ -12129,7 +11876,6 @@
           <w:u w:val="single"/>
         </w:rPr>
       </w:pPr>
-      <w:bookmarkStart w:id="463" w:name="_Toc238626493"/>
       <w:r>
         <w:br w:type="page"/>
       </w:r>
@@ -12138,6 +11884,7 @@
       <w:pPr>
         <w:pStyle w:val="ZL3Section"/>
       </w:pPr>
+      <w:bookmarkStart w:id="463" w:name="_Toc241567143"/>
       <w:r>
         <w:lastRenderedPageBreak/>
         <w:t>AAP_MLOI Repository</w:t>
@@ -12153,7 +11900,7 @@
           <w:noProof/>
         </w:rPr>
         <w:drawing>
-          <wp:inline distT="0" distB="0" distL="0" distR="0" wp14:anchorId="02F3005C" wp14:editId="6607EACA">
+          <wp:inline distT="0" distB="0" distL="0" distR="0" wp14:anchorId="02F3005C" wp14:editId="76648862">
             <wp:extent cx="6345256" cy="3109595"/>
             <wp:effectExtent l="0" t="0" r="0" b="0"/>
             <wp:docPr id="1713863570" name="Picture 6"/>
@@ -12170,7 +11917,7 @@
                     </pic:cNvPicPr>
                   </pic:nvPicPr>
                   <pic:blipFill rotWithShape="1">
-                    <a:blip r:embed="rId22" cstate="print">
+                    <a:blip r:embed="rId24" cstate="print">
                       <a:extLst>
                         <a:ext uri="{28A0092B-C50C-407E-A947-70E740481C1C}">
                           <a14:useLocalDpi xmlns:a14="http://schemas.microsoft.com/office/drawing/2010/main" val="0"/>
@@ -12216,7 +11963,7 @@
       <w:pPr>
         <w:pStyle w:val="ZL3Section"/>
       </w:pPr>
-      <w:bookmarkStart w:id="464" w:name="_Toc238626494"/>
+      <w:bookmarkStart w:id="464" w:name="_Toc241567144"/>
       <w:proofErr w:type="spellStart"/>
       <w:r>
         <w:t>PM_Folder</w:t>
@@ -12236,7 +11983,7 @@
           <w:noProof/>
         </w:rPr>
         <w:drawing>
-          <wp:inline distT="0" distB="0" distL="0" distR="0" wp14:anchorId="3E546B06" wp14:editId="1E636434">
+          <wp:inline distT="0" distB="0" distL="0" distR="0" wp14:anchorId="3E546B06" wp14:editId="39A47D37">
             <wp:extent cx="6510996" cy="1424940"/>
             <wp:effectExtent l="0" t="0" r="0" b="3810"/>
             <wp:docPr id="485094610" name="Picture 7"/>
@@ -12253,7 +12000,7 @@
                     </pic:cNvPicPr>
                   </pic:nvPicPr>
                   <pic:blipFill rotWithShape="1">
-                    <a:blip r:embed="rId23" cstate="print">
+                    <a:blip r:embed="rId25" cstate="print">
                       <a:extLst>
                         <a:ext uri="{28A0092B-C50C-407E-A947-70E740481C1C}">
                           <a14:useLocalDpi xmlns:a14="http://schemas.microsoft.com/office/drawing/2010/main" val="0"/>
@@ -12302,7 +12049,6 @@
           <w:u w:val="single"/>
         </w:rPr>
       </w:pPr>
-      <w:bookmarkStart w:id="465" w:name="_Toc238626495"/>
       <w:r>
         <w:br w:type="page"/>
       </w:r>
@@ -12311,6 +12057,7 @@
       <w:pPr>
         <w:pStyle w:val="ZL3Section"/>
       </w:pPr>
+      <w:bookmarkStart w:id="465" w:name="_Toc241567145"/>
       <w:r>
         <w:lastRenderedPageBreak/>
         <w:t>PWC_OLS Repository</w:t>
@@ -12323,7 +12070,7 @@
           <w:noProof/>
         </w:rPr>
         <w:drawing>
-          <wp:inline distT="0" distB="0" distL="0" distR="0" wp14:anchorId="7172D5E2" wp14:editId="733A4B30">
+          <wp:inline distT="0" distB="0" distL="0" distR="0" wp14:anchorId="7172D5E2" wp14:editId="3EF0DEEA">
             <wp:extent cx="5930421" cy="3206115"/>
             <wp:effectExtent l="0" t="0" r="0" b="0"/>
             <wp:docPr id="929968807" name="Picture 8"/>
@@ -12340,7 +12087,7 @@
                     </pic:cNvPicPr>
                   </pic:nvPicPr>
                   <pic:blipFill rotWithShape="1">
-                    <a:blip r:embed="rId24" cstate="print">
+                    <a:blip r:embed="rId26" cstate="print">
                       <a:extLst>
                         <a:ext uri="{28A0092B-C50C-407E-A947-70E740481C1C}">
                           <a14:useLocalDpi xmlns:a14="http://schemas.microsoft.com/office/drawing/2010/main" val="0"/>
@@ -12381,7 +12128,7 @@
       <w:pPr>
         <w:pStyle w:val="ZL3Section"/>
       </w:pPr>
-      <w:bookmarkStart w:id="466" w:name="_Toc238626496"/>
+      <w:bookmarkStart w:id="466" w:name="_Toc241567146"/>
       <w:r>
         <w:t xml:space="preserve">Virtual Instrument </w:t>
       </w:r>
@@ -12403,11 +12150,9 @@
       <w:r>
         <w:t xml:space="preserve"> (see Figure 13)</w:t>
       </w:r>
-      <w:proofErr w:type="gramStart"/>
       <w:r>
         <w:t xml:space="preserve">.  </w:t>
       </w:r>
-      <w:proofErr w:type="gramEnd"/>
       <w:r>
         <w:t>Clicking on a VI function block displays a description of the VI function, terminal names and indicates their data type of the function parameters.</w:t>
       </w:r>
@@ -12439,7 +12184,7 @@
                     </pic:cNvPicPr>
                   </pic:nvPicPr>
                   <pic:blipFill>
-                    <a:blip r:embed="rId25" cstate="print">
+                    <a:blip r:embed="rId27" cstate="print">
                       <a:extLst>
                         <a:ext uri="{28A0092B-C50C-407E-A947-70E740481C1C}">
                           <a14:useLocalDpi xmlns:a14="http://schemas.microsoft.com/office/drawing/2010/main" val="0"/>
@@ -12475,14 +12220,27 @@
       <w:r>
         <w:t xml:space="preserve">Figure </w:t>
       </w:r>
-      <w:fldSimple w:instr=" SEQ Figure \* ARABIC ">
-        <w:r>
-          <w:rPr>
-            <w:noProof/>
-          </w:rPr>
-          <w:t>13</w:t>
-        </w:r>
-      </w:fldSimple>
+      <w:r>
+        <w:fldChar w:fldCharType="begin"/>
+      </w:r>
+      <w:r>
+        <w:instrText xml:space="preserve"> SEQ Figure \* ARABIC </w:instrText>
+      </w:r>
+      <w:r>
+        <w:fldChar w:fldCharType="separate"/>
+      </w:r>
+      <w:r>
+        <w:rPr>
+          <w:noProof/>
+        </w:rPr>
+        <w:t>13</w:t>
+      </w:r>
+      <w:r>
+        <w:rPr>
+          <w:noProof/>
+        </w:rPr>
+        <w:fldChar w:fldCharType="end"/>
+      </w:r>
       <w:r>
         <w:t xml:space="preserve">. </w:t>
       </w:r>
@@ -12495,7 +12253,7 @@
       <w:pPr>
         <w:pStyle w:val="ZL1Section"/>
       </w:pPr>
-      <w:bookmarkStart w:id="467" w:name="_Toc238626497"/>
+      <w:bookmarkStart w:id="467" w:name="_Toc241567147"/>
       <w:r>
         <w:t>Configuration Management</w:t>
       </w:r>
@@ -12522,7 +12280,7 @@
         <w:pStyle w:val="ZL2Section"/>
       </w:pPr>
       <w:bookmarkStart w:id="468" w:name="_Toc196746831"/>
-      <w:bookmarkStart w:id="469" w:name="_Toc238626498"/>
+      <w:bookmarkStart w:id="469" w:name="_Toc241567148"/>
       <w:r>
         <w:lastRenderedPageBreak/>
         <w:t>Software Versioning</w:t>
@@ -12627,15 +12385,7 @@
         <w:contextualSpacing/>
       </w:pPr>
       <w:r>
-        <w:t xml:space="preserve">Minor revision are two numbers, incremented with any change that remains 100% backwards compatible, (not materially affecting form, </w:t>
-      </w:r>
-      <w:proofErr w:type="gramStart"/>
-      <w:r>
-        <w:t>fit</w:t>
-      </w:r>
-      <w:proofErr w:type="gramEnd"/>
-      <w:r>
-        <w:t xml:space="preserve"> or function.)</w:t>
+        <w:t>Minor revision are two numbers, incremented with any change that remains 100% backwards compatible, (not materially affecting form, fit or function.)</w:t>
       </w:r>
     </w:p>
     <w:p/>
@@ -12644,7 +12394,7 @@
         <w:pStyle w:val="ZL2Section"/>
       </w:pPr>
       <w:bookmarkStart w:id="470" w:name="_Toc196746832"/>
-      <w:bookmarkStart w:id="471" w:name="_Toc238626499"/>
+      <w:bookmarkStart w:id="471" w:name="_Toc241567149"/>
       <w:r>
         <w:t>Git Branching Strategy</w:t>
       </w:r>
@@ -12653,15 +12403,7 @@
     </w:p>
     <w:p>
       <w:r>
-        <w:t xml:space="preserve">A branching strategy is a strategy that software development teams adopt for writing, </w:t>
-      </w:r>
-      <w:proofErr w:type="gramStart"/>
-      <w:r>
-        <w:t>merging</w:t>
-      </w:r>
-      <w:proofErr w:type="gramEnd"/>
-      <w:r>
-        <w:t xml:space="preserve"> and deploying code with the help of a version control system like Git.</w:t>
+        <w:t>A branching strategy is a strategy that software development teams adopt for writing, merging and deploying code with the help of a version control system like Git.</w:t>
       </w:r>
       <w:r>
         <w:t xml:space="preserve"> Since this project is likely to have a single developer the simpler, s</w:t>
@@ -12675,16 +12417,11 @@
       </w:r>
       <w:proofErr w:type="spellEnd"/>
       <w:r>
-        <w:t xml:space="preserve"> Flow strategy shall </w:t>
-      </w:r>
-      <w:proofErr w:type="gramStart"/>
-      <w:r>
-        <w:t>be used</w:t>
+        <w:t xml:space="preserve"> Flow strategy shall be used</w:t>
       </w:r>
       <w:r>
         <w:t xml:space="preserve"> (see Figure 14)</w:t>
       </w:r>
-      <w:proofErr w:type="gramEnd"/>
       <w:r>
         <w:t xml:space="preserve">. </w:t>
       </w:r>
@@ -12808,7 +12545,7 @@
                     </pic:cNvPicPr>
                   </pic:nvPicPr>
                   <pic:blipFill>
-                    <a:blip r:embed="rId26" cstate="print">
+                    <a:blip r:embed="rId28" cstate="print">
                       <a:extLst>
                         <a:ext uri="{28A0092B-C50C-407E-A947-70E740481C1C}">
                           <a14:useLocalDpi xmlns:a14="http://schemas.microsoft.com/office/drawing/2010/main" val="0"/>
@@ -12848,14 +12585,27 @@
       <w:r>
         <w:t xml:space="preserve">Figure </w:t>
       </w:r>
-      <w:fldSimple w:instr=" SEQ Figure \* ARABIC ">
-        <w:r>
-          <w:rPr>
-            <w:noProof/>
-          </w:rPr>
-          <w:t>14</w:t>
-        </w:r>
-      </w:fldSimple>
+      <w:r>
+        <w:fldChar w:fldCharType="begin"/>
+      </w:r>
+      <w:r>
+        <w:instrText xml:space="preserve"> SEQ Figure \* ARABIC </w:instrText>
+      </w:r>
+      <w:r>
+        <w:fldChar w:fldCharType="separate"/>
+      </w:r>
+      <w:r>
+        <w:rPr>
+          <w:noProof/>
+        </w:rPr>
+        <w:t>14</w:t>
+      </w:r>
+      <w:r>
+        <w:rPr>
+          <w:noProof/>
+        </w:rPr>
+        <w:fldChar w:fldCharType="end"/>
+      </w:r>
       <w:r>
         <w:t>. GIT HUB Flow Strategy for MLOI Test Project</w:t>
       </w:r>
@@ -12873,7 +12623,6 @@
         </w:rPr>
       </w:pPr>
       <w:bookmarkStart w:id="472" w:name="_Toc196746833"/>
-      <w:bookmarkStart w:id="473" w:name="_Toc238626500"/>
       <w:r>
         <w:br w:type="page"/>
       </w:r>
@@ -12882,6 +12631,7 @@
       <w:pPr>
         <w:pStyle w:val="ZL2Section"/>
       </w:pPr>
+      <w:bookmarkStart w:id="473" w:name="_Toc241567150"/>
       <w:r>
         <w:lastRenderedPageBreak/>
         <w:t>Setting up Git</w:t>
@@ -12894,7 +12644,7 @@
         <w:pStyle w:val="ZL3Section"/>
       </w:pPr>
       <w:bookmarkStart w:id="474" w:name="_Toc196746834"/>
-      <w:bookmarkStart w:id="475" w:name="_Toc238626501"/>
+      <w:bookmarkStart w:id="475" w:name="_Toc241567151"/>
       <w:r>
         <w:t xml:space="preserve">Step </w:t>
       </w:r>
@@ -12909,23 +12659,7 @@
     </w:p>
     <w:p>
       <w:r>
-        <w:t xml:space="preserve">Before using Git, </w:t>
-      </w:r>
-      <w:proofErr w:type="gramStart"/>
-      <w:r>
-        <w:t>it’s</w:t>
-      </w:r>
-      <w:proofErr w:type="gramEnd"/>
-      <w:r>
-        <w:t xml:space="preserve"> essential to configure your identity. This information will </w:t>
-      </w:r>
-      <w:proofErr w:type="gramStart"/>
-      <w:r>
-        <w:t>be included</w:t>
-      </w:r>
-      <w:proofErr w:type="gramEnd"/>
-      <w:r>
-        <w:t xml:space="preserve"> in your commits.</w:t>
+        <w:t>Before using Git, it’s essential to configure your identity. This information will be included in your commits.</w:t>
       </w:r>
     </w:p>
     <w:p>
@@ -13022,7 +12756,7 @@
         <w:pStyle w:val="ZL3Section"/>
       </w:pPr>
       <w:bookmarkStart w:id="476" w:name="_Toc196746835"/>
-      <w:bookmarkStart w:id="477" w:name="_Toc238626502"/>
+      <w:bookmarkStart w:id="477" w:name="_Toc241567152"/>
       <w:r>
         <w:t xml:space="preserve">Step </w:t>
       </w:r>
@@ -13171,55 +12905,41 @@
         <w:rPr>
           <w:rFonts w:ascii="Courier New" w:hAnsi="Courier New" w:cs="Courier New"/>
         </w:rPr>
-        <w:t xml:space="preserve">git commit -m "Initial </w:t>
-      </w:r>
-      <w:proofErr w:type="gramStart"/>
+        <w:t>git commit -m "Initial commit"</w:t>
+      </w:r>
+    </w:p>
+    <w:p>
+      <w:pPr>
+        <w:ind w:left="720"/>
+      </w:pPr>
+      <w:r>
+        <w:t>This command commits the staged files to the repository with a message describing the commit.</w:t>
+      </w:r>
+    </w:p>
+    <w:p>
+      <w:r>
+        <w:t>Connecting Your Local Repository to the Remote Repository</w:t>
+      </w:r>
+    </w:p>
+    <w:p>
+      <w:pPr>
+        <w:ind w:left="720"/>
+      </w:pPr>
+      <w:r>
+        <w:t>Add the remote repository URL:</w:t>
+      </w:r>
+    </w:p>
+    <w:p>
+      <w:pPr>
+        <w:ind w:left="1440"/>
+      </w:pPr>
       <w:r>
         <w:rPr>
           <w:rFonts w:ascii="Courier New" w:hAnsi="Courier New" w:cs="Courier New"/>
         </w:rPr>
-        <w:t>commit</w:t>
-      </w:r>
-      <w:proofErr w:type="gramEnd"/>
-      <w:r>
-        <w:rPr>
-          <w:rFonts w:ascii="Courier New" w:hAnsi="Courier New" w:cs="Courier New"/>
-        </w:rPr>
-        <w:t>"</w:t>
-      </w:r>
-    </w:p>
-    <w:p>
-      <w:pPr>
-        <w:ind w:left="720"/>
-      </w:pPr>
-      <w:r>
-        <w:t>This command commits the staged files to the repository with a message describing the commit.</w:t>
-      </w:r>
-    </w:p>
-    <w:p>
-      <w:r>
-        <w:t>Connecting Your Local Repository to the Remote Repository</w:t>
-      </w:r>
-    </w:p>
-    <w:p>
-      <w:pPr>
-        <w:ind w:left="720"/>
-      </w:pPr>
-      <w:r>
-        <w:t>Add the remote repository URL:</w:t>
-      </w:r>
-    </w:p>
-    <w:p>
-      <w:pPr>
-        <w:ind w:left="1440"/>
-      </w:pPr>
-      <w:r>
-        <w:rPr>
-          <w:rFonts w:ascii="Courier New" w:hAnsi="Courier New" w:cs="Courier New"/>
-        </w:rPr>
         <w:t xml:space="preserve">git remote add origin </w:t>
       </w:r>
-      <w:hyperlink r:id="rId27" w:history="1">
+      <w:hyperlink r:id="rId29" w:history="1">
         <w:r>
           <w:rPr>
             <w:rStyle w:val="Hyperlink"/>
@@ -13279,7 +12999,7 @@
         </w:rPr>
         <w:t xml:space="preserve"> </w:t>
       </w:r>
-      <w:hyperlink r:id="rId28" w:history="1">
+      <w:hyperlink r:id="rId30" w:history="1">
         <w:r>
           <w:rPr>
             <w:rStyle w:val="Hyperlink"/>
@@ -13333,7 +13053,7 @@
         <w:pStyle w:val="ZL3Section"/>
       </w:pPr>
       <w:bookmarkStart w:id="478" w:name="_Toc196746836"/>
-      <w:bookmarkStart w:id="479" w:name="_Toc238626503"/>
+      <w:bookmarkStart w:id="479" w:name="_Toc241567153"/>
       <w:r>
         <w:t xml:space="preserve">Step </w:t>
       </w:r>
@@ -13409,7 +13129,7 @@
         <w:pStyle w:val="ZL2Section"/>
       </w:pPr>
       <w:bookmarkStart w:id="480" w:name="_Toc196746837"/>
-      <w:bookmarkStart w:id="481" w:name="_Toc238626504"/>
+      <w:bookmarkStart w:id="481" w:name="_Toc241567154"/>
       <w:r>
         <w:t>Pull from GitHub</w:t>
       </w:r>
@@ -13428,31 +13148,7 @@
         </w:pBdr>
       </w:pPr>
       <w:r>
-        <w:t xml:space="preserve">Typically, “pull” </w:t>
-      </w:r>
-      <w:proofErr w:type="gramStart"/>
-      <w:r>
-        <w:t>is used</w:t>
-      </w:r>
-      <w:proofErr w:type="gramEnd"/>
-      <w:r>
-        <w:t xml:space="preserve"> when code is </w:t>
-      </w:r>
-      <w:proofErr w:type="gramStart"/>
-      <w:r>
-        <w:t>being developed</w:t>
-      </w:r>
-      <w:proofErr w:type="gramEnd"/>
-      <w:r>
-        <w:t xml:space="preserve"> on two or more workstations</w:t>
-      </w:r>
-      <w:proofErr w:type="gramStart"/>
-      <w:r>
-        <w:t xml:space="preserve">.  </w:t>
-      </w:r>
-      <w:proofErr w:type="gramEnd"/>
-      <w:r>
-        <w:t>To download the latest code to a development station that already has a project cloned:</w:t>
+        <w:t>Typically, “pull” is used when code is being developed on two or more workstations.  To download the latest code to a development station that already has a project cloned:</w:t>
       </w:r>
     </w:p>
     <w:p>
@@ -13620,7 +13316,7 @@
                     <pic:cNvPicPr/>
                   </pic:nvPicPr>
                   <pic:blipFill>
-                    <a:blip r:embed="rId29"/>
+                    <a:blip r:embed="rId31"/>
                     <a:stretch>
                       <a:fillRect/>
                     </a:stretch>
@@ -13648,14 +13344,27 @@
       <w:r>
         <w:t xml:space="preserve">Figure </w:t>
       </w:r>
-      <w:fldSimple w:instr=" SEQ Figure \* ARABIC ">
-        <w:r>
-          <w:rPr>
-            <w:noProof/>
-          </w:rPr>
-          <w:t>15</w:t>
-        </w:r>
-      </w:fldSimple>
+      <w:r>
+        <w:fldChar w:fldCharType="begin"/>
+      </w:r>
+      <w:r>
+        <w:instrText xml:space="preserve"> SEQ Figure \* ARABIC </w:instrText>
+      </w:r>
+      <w:r>
+        <w:fldChar w:fldCharType="separate"/>
+      </w:r>
+      <w:r>
+        <w:rPr>
+          <w:noProof/>
+        </w:rPr>
+        <w:t>15</w:t>
+      </w:r>
+      <w:r>
+        <w:rPr>
+          <w:noProof/>
+        </w:rPr>
+        <w:fldChar w:fldCharType="end"/>
+      </w:r>
       <w:r>
         <w:t>. Command Window</w:t>
       </w:r>
@@ -13677,7 +13386,7 @@
         <w:pStyle w:val="ZL2Section"/>
       </w:pPr>
       <w:bookmarkStart w:id="482" w:name="_Toc196746838"/>
-      <w:bookmarkStart w:id="483" w:name="_Toc238626505"/>
+      <w:bookmarkStart w:id="483" w:name="_Toc241567155"/>
       <w:r>
         <w:lastRenderedPageBreak/>
         <w:t>Building the LabVIEW App Executable</w:t>
@@ -13690,39 +13399,7 @@
     </w:p>
     <w:p>
       <w:r>
-        <w:t xml:space="preserve">LabVIEW sourced code can only </w:t>
-      </w:r>
-      <w:proofErr w:type="gramStart"/>
-      <w:r>
-        <w:t>be edited</w:t>
-      </w:r>
-      <w:proofErr w:type="gramEnd"/>
-      <w:r>
-        <w:t xml:space="preserve"> and run in the LabVIEW development system. The project configuration </w:t>
-      </w:r>
-      <w:proofErr w:type="gramStart"/>
-      <w:r>
-        <w:t>is maintained</w:t>
-      </w:r>
-      <w:proofErr w:type="gramEnd"/>
-      <w:r>
-        <w:t xml:space="preserve"> in the LabVIEW Project file, which also contains the system commands to build the executable</w:t>
-      </w:r>
-      <w:proofErr w:type="gramStart"/>
-      <w:r>
-        <w:t xml:space="preserve">.  </w:t>
-      </w:r>
-      <w:proofErr w:type="gramEnd"/>
-      <w:r>
-        <w:t xml:space="preserve">The executable can </w:t>
-      </w:r>
-      <w:proofErr w:type="gramStart"/>
-      <w:r>
-        <w:t>be run</w:t>
-      </w:r>
-      <w:proofErr w:type="gramEnd"/>
-      <w:r>
-        <w:t xml:space="preserve"> on any Windows PC that has LabVIEW Run-time installed.</w:t>
+        <w:t>LabVIEW sourced code can only be edited and run in the LabVIEW development system. The project configuration is maintained in the LabVIEW Project file, which also contains the system commands to build the executable.  The executable can be run on any Windows PC that has LabVIEW Run-time installed.</w:t>
       </w:r>
     </w:p>
     <w:p/>
@@ -13730,7 +13407,7 @@
       <w:pPr>
         <w:pStyle w:val="ZL3Section"/>
       </w:pPr>
-      <w:bookmarkStart w:id="484" w:name="_Toc238626506"/>
+      <w:bookmarkStart w:id="484" w:name="_Toc241567156"/>
       <w:r>
         <w:t>Configuring the LV Project</w:t>
       </w:r>
@@ -13750,15 +13427,7 @@
         <w:contextualSpacing/>
       </w:pPr>
       <w:r>
-        <w:t xml:space="preserve">Add folders and files to </w:t>
-      </w:r>
-      <w:proofErr w:type="gramStart"/>
-      <w:r>
-        <w:t>be included</w:t>
-      </w:r>
-      <w:proofErr w:type="gramEnd"/>
-      <w:r>
-        <w:t xml:space="preserve"> to the project tree.</w:t>
+        <w:t>Add folders and files to be included to the project tree.</w:t>
       </w:r>
     </w:p>
     <w:p>
@@ -13788,7 +13457,7 @@
                     </pic:cNvPicPr>
                   </pic:nvPicPr>
                   <pic:blipFill>
-                    <a:blip r:embed="rId30" cstate="print">
+                    <a:blip r:embed="rId32" cstate="print">
                       <a:extLst>
                         <a:ext uri="{28A0092B-C50C-407E-A947-70E740481C1C}">
                           <a14:useLocalDpi xmlns:a14="http://schemas.microsoft.com/office/drawing/2010/main" val="0"/>
@@ -13859,7 +13528,7 @@
                     </pic:cNvPicPr>
                   </pic:nvPicPr>
                   <pic:blipFill rotWithShape="1">
-                    <a:blip r:embed="rId31" cstate="print">
+                    <a:blip r:embed="rId33" cstate="print">
                       <a:extLst>
                         <a:ext uri="{28A0092B-C50C-407E-A947-70E740481C1C}">
                           <a14:useLocalDpi xmlns:a14="http://schemas.microsoft.com/office/drawing/2010/main" val="0"/>
@@ -13910,15 +13579,7 @@
         <w:contextualSpacing/>
       </w:pPr>
       <w:r>
-        <w:t xml:space="preserve">Add the Destination Folder for each Item to </w:t>
-      </w:r>
-      <w:proofErr w:type="gramStart"/>
-      <w:r>
-        <w:t>be included</w:t>
-      </w:r>
-      <w:proofErr w:type="gramEnd"/>
-      <w:r>
-        <w:t>.</w:t>
+        <w:t>Add the Destination Folder for each Item to be included.</w:t>
       </w:r>
     </w:p>
     <w:p>
@@ -13947,7 +13608,7 @@
                     </pic:cNvPicPr>
                   </pic:nvPicPr>
                   <pic:blipFill>
-                    <a:blip r:embed="rId32" cstate="print">
+                    <a:blip r:embed="rId34" cstate="print">
                       <a:extLst>
                         <a:ext uri="{28A0092B-C50C-407E-A947-70E740481C1C}">
                           <a14:useLocalDpi xmlns:a14="http://schemas.microsoft.com/office/drawing/2010/main" val="0"/>
@@ -14032,7 +13693,7 @@
                     </pic:cNvPicPr>
                   </pic:nvPicPr>
                   <pic:blipFill>
-                    <a:blip r:embed="rId33" cstate="print">
+                    <a:blip r:embed="rId35" cstate="print">
                       <a:extLst>
                         <a:ext uri="{28A0092B-C50C-407E-A947-70E740481C1C}">
                           <a14:useLocalDpi xmlns:a14="http://schemas.microsoft.com/office/drawing/2010/main" val="0"/>
@@ -14103,7 +13764,7 @@
                     </pic:cNvPicPr>
                   </pic:nvPicPr>
                   <pic:blipFill>
-                    <a:blip r:embed="rId34" cstate="print">
+                    <a:blip r:embed="rId36" cstate="print">
                       <a:extLst>
                         <a:ext uri="{28A0092B-C50C-407E-A947-70E740481C1C}">
                           <a14:useLocalDpi xmlns:a14="http://schemas.microsoft.com/office/drawing/2010/main" val="0"/>
@@ -14136,7 +13797,7 @@
       <w:pPr>
         <w:pStyle w:val="ZL3Section"/>
       </w:pPr>
-      <w:bookmarkStart w:id="485" w:name="_Toc238626507"/>
+      <w:bookmarkStart w:id="485" w:name="_Toc241567157"/>
       <w:r>
         <w:t>Building the Executable</w:t>
       </w:r>
@@ -14198,354 +13859,6 @@
             <wp:extent cx="3803015" cy="1288711"/>
             <wp:effectExtent l="0" t="0" r="6985" b="6985"/>
             <wp:docPr id="1238645953" name="Picture 1"/>
-            <wp:cNvGraphicFramePr>
-              <a:graphicFrameLocks xmlns:a="http://schemas.openxmlformats.org/drawingml/2006/main" noChangeAspect="1"/>
-            </wp:cNvGraphicFramePr>
-            <a:graphic xmlns:a="http://schemas.openxmlformats.org/drawingml/2006/main">
-              <a:graphicData uri="http://schemas.openxmlformats.org/drawingml/2006/picture">
-                <pic:pic xmlns:pic="http://schemas.openxmlformats.org/drawingml/2006/picture">
-                  <pic:nvPicPr>
-                    <pic:cNvPr id="0" name="Picture 2"/>
-                    <pic:cNvPicPr>
-                      <a:picLocks noChangeAspect="1" noChangeArrowheads="1"/>
-                    </pic:cNvPicPr>
-                  </pic:nvPicPr>
-                  <pic:blipFill>
-                    <a:blip r:embed="rId35">
-                      <a:extLst>
-                        <a:ext uri="{28A0092B-C50C-407E-A947-70E740481C1C}">
-                          <a14:useLocalDpi xmlns:a14="http://schemas.microsoft.com/office/drawing/2010/main" val="0"/>
-                        </a:ext>
-                      </a:extLst>
-                    </a:blip>
-                    <a:srcRect/>
-                    <a:stretch>
-                      <a:fillRect/>
-                    </a:stretch>
-                  </pic:blipFill>
-                  <pic:spPr bwMode="auto">
-                    <a:xfrm>
-                      <a:off x="0" y="0"/>
-                      <a:ext cx="3813514" cy="1292269"/>
-                    </a:xfrm>
-                    <a:prstGeom prst="rect">
-                      <a:avLst/>
-                    </a:prstGeom>
-                    <a:noFill/>
-                  </pic:spPr>
-                </pic:pic>
-              </a:graphicData>
-            </a:graphic>
-          </wp:inline>
-        </w:drawing>
-      </w:r>
-    </w:p>
-    <w:p>
-      <w:pPr>
-        <w:pStyle w:val="ListParagraph"/>
-        <w:rPr>
-          <w:b/>
-          <w:bCs/>
-        </w:rPr>
-      </w:pPr>
-    </w:p>
-    <w:p>
-      <w:pPr>
-        <w:pStyle w:val="ListParagraph"/>
-        <w:numPr>
-          <w:ilvl w:val="0"/>
-          <w:numId w:val="14"/>
-        </w:numPr>
-        <w:spacing w:after="0"/>
-        <w:contextualSpacing/>
-      </w:pPr>
-      <w:r>
-        <w:t>Expand the build specification branch</w:t>
-      </w:r>
-      <w:r>
-        <w:t>.</w:t>
-      </w:r>
-    </w:p>
-    <w:p>
-      <w:pPr>
-        <w:spacing w:after="0"/>
-      </w:pPr>
-      <w:r>
-        <w:br w:type="page"/>
-      </w:r>
-    </w:p>
-    <w:p>
-      <w:pPr>
-        <w:pStyle w:val="ListParagraph"/>
-        <w:numPr>
-          <w:ilvl w:val="0"/>
-          <w:numId w:val="14"/>
-        </w:numPr>
-        <w:contextualSpacing/>
-      </w:pPr>
-      <w:r>
-        <w:lastRenderedPageBreak/>
-        <w:t>Double click on the MLOI-OLS Tester icon.</w:t>
-      </w:r>
-    </w:p>
-    <w:p>
-      <w:pPr>
-        <w:pStyle w:val="ListParagraph"/>
-      </w:pPr>
-    </w:p>
-    <w:p>
-      <w:pPr>
-        <w:pStyle w:val="ListParagraph"/>
-      </w:pPr>
-      <w:r>
-        <w:rPr>
-          <w:noProof/>
-        </w:rPr>
-        <w:drawing>
-          <wp:inline distT="0" distB="0" distL="0" distR="0" wp14:anchorId="419EA465" wp14:editId="7E15922D">
-            <wp:extent cx="1433195" cy="1421527"/>
-            <wp:effectExtent l="0" t="0" r="0" b="7620"/>
-            <wp:docPr id="552423686" name="Picture 2" descr="A screenshot of a computer program&#10;&#10;AI-generated content may be incorrect."/>
-            <wp:cNvGraphicFramePr>
-              <a:graphicFrameLocks xmlns:a="http://schemas.openxmlformats.org/drawingml/2006/main" noChangeAspect="1"/>
-            </wp:cNvGraphicFramePr>
-            <a:graphic xmlns:a="http://schemas.openxmlformats.org/drawingml/2006/main">
-              <a:graphicData uri="http://schemas.openxmlformats.org/drawingml/2006/picture">
-                <pic:pic xmlns:pic="http://schemas.openxmlformats.org/drawingml/2006/picture">
-                  <pic:nvPicPr>
-                    <pic:cNvPr id="552423686" name="Picture 2" descr="A screenshot of a computer program&#10;&#10;AI-generated content may be incorrect."/>
-                    <pic:cNvPicPr>
-                      <a:picLocks noChangeAspect="1" noChangeArrowheads="1"/>
-                    </pic:cNvPicPr>
-                  </pic:nvPicPr>
-                  <pic:blipFill>
-                    <a:blip r:embed="rId36" cstate="print">
-                      <a:extLst>
-                        <a:ext uri="{28A0092B-C50C-407E-A947-70E740481C1C}">
-                          <a14:useLocalDpi xmlns:a14="http://schemas.microsoft.com/office/drawing/2010/main" val="0"/>
-                        </a:ext>
-                      </a:extLst>
-                    </a:blip>
-                    <a:srcRect/>
-                    <a:stretch>
-                      <a:fillRect/>
-                    </a:stretch>
-                  </pic:blipFill>
-                  <pic:spPr bwMode="auto">
-                    <a:xfrm>
-                      <a:off x="0" y="0"/>
-                      <a:ext cx="1435196" cy="1423512"/>
-                    </a:xfrm>
-                    <a:prstGeom prst="rect">
-                      <a:avLst/>
-                    </a:prstGeom>
-                    <a:noFill/>
-                  </pic:spPr>
-                </pic:pic>
-              </a:graphicData>
-            </a:graphic>
-          </wp:inline>
-        </w:drawing>
-      </w:r>
-    </w:p>
-    <w:p>
-      <w:pPr>
-        <w:pStyle w:val="ListParagraph"/>
-      </w:pPr>
-    </w:p>
-    <w:p>
-      <w:pPr>
-        <w:pStyle w:val="ListParagraph"/>
-        <w:numPr>
-          <w:ilvl w:val="0"/>
-          <w:numId w:val="14"/>
-        </w:numPr>
-        <w:contextualSpacing/>
-      </w:pPr>
-      <w:r>
-        <w:t>Click the “Build” Button.</w:t>
-      </w:r>
-    </w:p>
-    <w:p>
-      <w:pPr>
-        <w:pStyle w:val="ListParagraph"/>
-        <w:numPr>
-          <w:ilvl w:val="0"/>
-          <w:numId w:val="14"/>
-        </w:numPr>
-        <w:contextualSpacing/>
-      </w:pPr>
-      <w:r>
-        <w:t xml:space="preserve">The default destination folder should </w:t>
-      </w:r>
-      <w:proofErr w:type="gramStart"/>
-      <w:r>
-        <w:t>be named</w:t>
-      </w:r>
-      <w:proofErr w:type="gramEnd"/>
-      <w:r>
-        <w:t xml:space="preserve"> “builds” in the project folder.</w:t>
-      </w:r>
-    </w:p>
-    <w:p>
-      <w:pPr>
-        <w:pStyle w:val="ListParagraph"/>
-        <w:numPr>
-          <w:ilvl w:val="0"/>
-          <w:numId w:val="14"/>
-        </w:numPr>
-        <w:contextualSpacing/>
-      </w:pPr>
-      <w:r>
-        <w:t xml:space="preserve">Save and </w:t>
-      </w:r>
-      <w:proofErr w:type="gramStart"/>
-      <w:r>
-        <w:t>Close</w:t>
-      </w:r>
-      <w:proofErr w:type="gramEnd"/>
-      <w:r>
-        <w:t xml:space="preserve"> the project folder.</w:t>
-      </w:r>
-    </w:p>
-    <w:p>
-      <w:pPr>
-        <w:pStyle w:val="ListParagraph"/>
-        <w:numPr>
-          <w:ilvl w:val="0"/>
-          <w:numId w:val="14"/>
-        </w:numPr>
-        <w:contextualSpacing/>
-      </w:pPr>
-      <w:r>
-        <w:t xml:space="preserve">Open </w:t>
-      </w:r>
-      <w:r>
-        <w:t>“</w:t>
-      </w:r>
-      <w:proofErr w:type="spellStart"/>
-      <w:r>
-        <w:t>Cmd</w:t>
-      </w:r>
-      <w:proofErr w:type="spellEnd"/>
-      <w:r>
-        <w:t>”</w:t>
-      </w:r>
-      <w:r>
-        <w:t xml:space="preserve"> window to upload the build to </w:t>
-      </w:r>
-      <w:proofErr w:type="gramStart"/>
-      <w:r>
-        <w:t>GitHub</w:t>
-      </w:r>
-      <w:proofErr w:type="gramEnd"/>
-    </w:p>
-    <w:p>
-      <w:pPr>
-        <w:pStyle w:val="ListParagraph"/>
-        <w:numPr>
-          <w:ilvl w:val="0"/>
-          <w:numId w:val="14"/>
-        </w:numPr>
-        <w:contextualSpacing/>
-      </w:pPr>
-      <w:proofErr w:type="gramStart"/>
-      <w:r>
-        <w:t>Navigate to</w:t>
-      </w:r>
-      <w:proofErr w:type="gramEnd"/>
-      <w:r>
-        <w:t xml:space="preserve"> the project </w:t>
-      </w:r>
-      <w:proofErr w:type="gramStart"/>
-      <w:r>
-        <w:t>folder</w:t>
-      </w:r>
-      <w:proofErr w:type="gramEnd"/>
-    </w:p>
-    <w:p>
-      <w:pPr>
-        <w:pStyle w:val="ListParagraph"/>
-        <w:numPr>
-          <w:ilvl w:val="0"/>
-          <w:numId w:val="14"/>
-        </w:numPr>
-        <w:contextualSpacing/>
-      </w:pPr>
-      <w:r>
-        <w:t xml:space="preserve">Then </w:t>
-      </w:r>
-      <w:proofErr w:type="gramStart"/>
-      <w:r>
-        <w:t>git</w:t>
-      </w:r>
-      <w:proofErr w:type="gramEnd"/>
-      <w:r>
-        <w:t xml:space="preserve"> </w:t>
-      </w:r>
-      <w:proofErr w:type="gramStart"/>
-      <w:r>
-        <w:t>add .</w:t>
-      </w:r>
-      <w:proofErr w:type="gramEnd"/>
-      <w:r>
-        <w:t xml:space="preserve">  (note the ‘.’ </w:t>
-      </w:r>
-      <w:proofErr w:type="gramStart"/>
-      <w:r>
-        <w:t>is required</w:t>
-      </w:r>
-      <w:proofErr w:type="gramEnd"/>
-      <w:r>
-        <w:t xml:space="preserve">); git commit -m “some </w:t>
-      </w:r>
-      <w:proofErr w:type="gramStart"/>
-      <w:r>
-        <w:t>comment</w:t>
-      </w:r>
-      <w:proofErr w:type="gramEnd"/>
-      <w:r>
-        <w:t>”</w:t>
-      </w:r>
-    </w:p>
-    <w:p>
-      <w:pPr>
-        <w:pStyle w:val="ListParagraph"/>
-        <w:numPr>
-          <w:ilvl w:val="0"/>
-          <w:numId w:val="14"/>
-        </w:numPr>
-        <w:contextualSpacing/>
-      </w:pPr>
-      <w:r>
-        <w:t>And git push does the upload to GitHub.</w:t>
-      </w:r>
-    </w:p>
-    <w:p>
-      <w:pPr>
-        <w:pStyle w:val="ListParagraph"/>
-      </w:pPr>
-    </w:p>
-    <w:p>
-      <w:pPr>
-        <w:pStyle w:val="ListParagraph"/>
-      </w:pPr>
-    </w:p>
-    <w:p>
-      <w:pPr>
-        <w:keepNext/>
-        <w:jc w:val="center"/>
-      </w:pPr>
-      <w:r>
-        <w:rPr>
-          <w:noProof/>
-        </w:rPr>
-        <w:lastRenderedPageBreak/>
-        <w:drawing>
-          <wp:inline distT="0" distB="0" distL="0" distR="0" wp14:anchorId="1C95C03C" wp14:editId="37FC8940">
-            <wp:extent cx="3889375" cy="6858635"/>
-            <wp:effectExtent l="0" t="0" r="0" b="0"/>
-            <wp:docPr id="56358989" name="Picture 1"/>
             <wp:cNvGraphicFramePr>
               <a:graphicFrameLocks xmlns:a="http://schemas.openxmlformats.org/drawingml/2006/main" noChangeAspect="1"/>
             </wp:cNvGraphicFramePr>
@@ -14574,6 +13887,312 @@
                   <pic:spPr bwMode="auto">
                     <a:xfrm>
                       <a:off x="0" y="0"/>
+                      <a:ext cx="3813514" cy="1292269"/>
+                    </a:xfrm>
+                    <a:prstGeom prst="rect">
+                      <a:avLst/>
+                    </a:prstGeom>
+                    <a:noFill/>
+                  </pic:spPr>
+                </pic:pic>
+              </a:graphicData>
+            </a:graphic>
+          </wp:inline>
+        </w:drawing>
+      </w:r>
+    </w:p>
+    <w:p>
+      <w:pPr>
+        <w:pStyle w:val="ListParagraph"/>
+        <w:rPr>
+          <w:b/>
+          <w:bCs/>
+        </w:rPr>
+      </w:pPr>
+    </w:p>
+    <w:p>
+      <w:pPr>
+        <w:pStyle w:val="ListParagraph"/>
+        <w:numPr>
+          <w:ilvl w:val="0"/>
+          <w:numId w:val="14"/>
+        </w:numPr>
+        <w:spacing w:after="0"/>
+        <w:contextualSpacing/>
+      </w:pPr>
+      <w:r>
+        <w:t>Expand the build specification branch</w:t>
+      </w:r>
+      <w:r>
+        <w:t>.</w:t>
+      </w:r>
+    </w:p>
+    <w:p>
+      <w:pPr>
+        <w:spacing w:after="0"/>
+      </w:pPr>
+      <w:r>
+        <w:br w:type="page"/>
+      </w:r>
+    </w:p>
+    <w:p>
+      <w:pPr>
+        <w:pStyle w:val="ListParagraph"/>
+        <w:numPr>
+          <w:ilvl w:val="0"/>
+          <w:numId w:val="14"/>
+        </w:numPr>
+        <w:contextualSpacing/>
+      </w:pPr>
+      <w:r>
+        <w:lastRenderedPageBreak/>
+        <w:t>Double click on the MLOI-OLS Tester icon.</w:t>
+      </w:r>
+    </w:p>
+    <w:p>
+      <w:pPr>
+        <w:pStyle w:val="ListParagraph"/>
+      </w:pPr>
+    </w:p>
+    <w:p>
+      <w:pPr>
+        <w:pStyle w:val="ListParagraph"/>
+      </w:pPr>
+      <w:r>
+        <w:rPr>
+          <w:noProof/>
+        </w:rPr>
+        <w:drawing>
+          <wp:inline distT="0" distB="0" distL="0" distR="0" wp14:anchorId="419EA465" wp14:editId="7E15922D">
+            <wp:extent cx="1433195" cy="1421527"/>
+            <wp:effectExtent l="0" t="0" r="0" b="7620"/>
+            <wp:docPr id="552423686" name="Picture 2" descr="A screenshot of a computer program&#10;&#10;AI-generated content may be incorrect."/>
+            <wp:cNvGraphicFramePr>
+              <a:graphicFrameLocks xmlns:a="http://schemas.openxmlformats.org/drawingml/2006/main" noChangeAspect="1"/>
+            </wp:cNvGraphicFramePr>
+            <a:graphic xmlns:a="http://schemas.openxmlformats.org/drawingml/2006/main">
+              <a:graphicData uri="http://schemas.openxmlformats.org/drawingml/2006/picture">
+                <pic:pic xmlns:pic="http://schemas.openxmlformats.org/drawingml/2006/picture">
+                  <pic:nvPicPr>
+                    <pic:cNvPr id="552423686" name="Picture 2" descr="A screenshot of a computer program&#10;&#10;AI-generated content may be incorrect."/>
+                    <pic:cNvPicPr>
+                      <a:picLocks noChangeAspect="1" noChangeArrowheads="1"/>
+                    </pic:cNvPicPr>
+                  </pic:nvPicPr>
+                  <pic:blipFill>
+                    <a:blip r:embed="rId38" cstate="print">
+                      <a:extLst>
+                        <a:ext uri="{28A0092B-C50C-407E-A947-70E740481C1C}">
+                          <a14:useLocalDpi xmlns:a14="http://schemas.microsoft.com/office/drawing/2010/main" val="0"/>
+                        </a:ext>
+                      </a:extLst>
+                    </a:blip>
+                    <a:srcRect/>
+                    <a:stretch>
+                      <a:fillRect/>
+                    </a:stretch>
+                  </pic:blipFill>
+                  <pic:spPr bwMode="auto">
+                    <a:xfrm>
+                      <a:off x="0" y="0"/>
+                      <a:ext cx="1435196" cy="1423512"/>
+                    </a:xfrm>
+                    <a:prstGeom prst="rect">
+                      <a:avLst/>
+                    </a:prstGeom>
+                    <a:noFill/>
+                  </pic:spPr>
+                </pic:pic>
+              </a:graphicData>
+            </a:graphic>
+          </wp:inline>
+        </w:drawing>
+      </w:r>
+    </w:p>
+    <w:p>
+      <w:pPr>
+        <w:pStyle w:val="ListParagraph"/>
+      </w:pPr>
+    </w:p>
+    <w:p>
+      <w:pPr>
+        <w:pStyle w:val="ListParagraph"/>
+        <w:numPr>
+          <w:ilvl w:val="0"/>
+          <w:numId w:val="14"/>
+        </w:numPr>
+        <w:contextualSpacing/>
+      </w:pPr>
+      <w:r>
+        <w:t>Click the “Build” Button.</w:t>
+      </w:r>
+    </w:p>
+    <w:p>
+      <w:pPr>
+        <w:pStyle w:val="ListParagraph"/>
+        <w:numPr>
+          <w:ilvl w:val="0"/>
+          <w:numId w:val="14"/>
+        </w:numPr>
+        <w:contextualSpacing/>
+      </w:pPr>
+      <w:r>
+        <w:t>The default destination folder should be named “builds” in the project folder.</w:t>
+      </w:r>
+    </w:p>
+    <w:p>
+      <w:pPr>
+        <w:pStyle w:val="ListParagraph"/>
+        <w:numPr>
+          <w:ilvl w:val="0"/>
+          <w:numId w:val="14"/>
+        </w:numPr>
+        <w:contextualSpacing/>
+      </w:pPr>
+      <w:r>
+        <w:t xml:space="preserve">Save and </w:t>
+      </w:r>
+      <w:proofErr w:type="gramStart"/>
+      <w:r>
+        <w:t>Close</w:t>
+      </w:r>
+      <w:proofErr w:type="gramEnd"/>
+      <w:r>
+        <w:t xml:space="preserve"> the project folder.</w:t>
+      </w:r>
+    </w:p>
+    <w:p>
+      <w:pPr>
+        <w:pStyle w:val="ListParagraph"/>
+        <w:numPr>
+          <w:ilvl w:val="0"/>
+          <w:numId w:val="14"/>
+        </w:numPr>
+        <w:contextualSpacing/>
+      </w:pPr>
+      <w:r>
+        <w:t xml:space="preserve">Open </w:t>
+      </w:r>
+      <w:r>
+        <w:t>“</w:t>
+      </w:r>
+      <w:proofErr w:type="spellStart"/>
+      <w:r>
+        <w:t>Cmd</w:t>
+      </w:r>
+      <w:proofErr w:type="spellEnd"/>
+      <w:r>
+        <w:t>”</w:t>
+      </w:r>
+      <w:r>
+        <w:t xml:space="preserve"> window to upload the build to GitHub</w:t>
+      </w:r>
+    </w:p>
+    <w:p>
+      <w:pPr>
+        <w:pStyle w:val="ListParagraph"/>
+        <w:numPr>
+          <w:ilvl w:val="0"/>
+          <w:numId w:val="14"/>
+        </w:numPr>
+        <w:contextualSpacing/>
+      </w:pPr>
+      <w:proofErr w:type="gramStart"/>
+      <w:r>
+        <w:t>Navigate to</w:t>
+      </w:r>
+      <w:proofErr w:type="gramEnd"/>
+      <w:r>
+        <w:t xml:space="preserve"> the project folder</w:t>
+      </w:r>
+    </w:p>
+    <w:p>
+      <w:pPr>
+        <w:pStyle w:val="ListParagraph"/>
+        <w:numPr>
+          <w:ilvl w:val="0"/>
+          <w:numId w:val="14"/>
+        </w:numPr>
+        <w:contextualSpacing/>
+      </w:pPr>
+      <w:r>
+        <w:t xml:space="preserve">Then git </w:t>
+      </w:r>
+      <w:proofErr w:type="gramStart"/>
+      <w:r>
+        <w:t>add .</w:t>
+      </w:r>
+      <w:proofErr w:type="gramEnd"/>
+      <w:r>
+        <w:t xml:space="preserve">  (note the ‘.’ is required); git commit -m “some comment”</w:t>
+      </w:r>
+    </w:p>
+    <w:p>
+      <w:pPr>
+        <w:pStyle w:val="ListParagraph"/>
+        <w:numPr>
+          <w:ilvl w:val="0"/>
+          <w:numId w:val="14"/>
+        </w:numPr>
+        <w:contextualSpacing/>
+      </w:pPr>
+      <w:r>
+        <w:t>And git push does the upload to GitHub.</w:t>
+      </w:r>
+    </w:p>
+    <w:p>
+      <w:pPr>
+        <w:pStyle w:val="ListParagraph"/>
+      </w:pPr>
+    </w:p>
+    <w:p>
+      <w:pPr>
+        <w:pStyle w:val="ListParagraph"/>
+      </w:pPr>
+    </w:p>
+    <w:p>
+      <w:pPr>
+        <w:keepNext/>
+        <w:jc w:val="center"/>
+      </w:pPr>
+      <w:r>
+        <w:rPr>
+          <w:noProof/>
+        </w:rPr>
+        <w:lastRenderedPageBreak/>
+        <w:drawing>
+          <wp:inline distT="0" distB="0" distL="0" distR="0" wp14:anchorId="1C95C03C" wp14:editId="37FC8940">
+            <wp:extent cx="3889375" cy="6858635"/>
+            <wp:effectExtent l="0" t="0" r="0" b="0"/>
+            <wp:docPr id="56358989" name="Picture 1"/>
+            <wp:cNvGraphicFramePr>
+              <a:graphicFrameLocks xmlns:a="http://schemas.openxmlformats.org/drawingml/2006/main" noChangeAspect="1"/>
+            </wp:cNvGraphicFramePr>
+            <a:graphic xmlns:a="http://schemas.openxmlformats.org/drawingml/2006/main">
+              <a:graphicData uri="http://schemas.openxmlformats.org/drawingml/2006/picture">
+                <pic:pic xmlns:pic="http://schemas.openxmlformats.org/drawingml/2006/picture">
+                  <pic:nvPicPr>
+                    <pic:cNvPr id="0" name="Picture 2"/>
+                    <pic:cNvPicPr>
+                      <a:picLocks noChangeAspect="1" noChangeArrowheads="1"/>
+                    </pic:cNvPicPr>
+                  </pic:nvPicPr>
+                  <pic:blipFill>
+                    <a:blip r:embed="rId39">
+                      <a:extLst>
+                        <a:ext uri="{28A0092B-C50C-407E-A947-70E740481C1C}">
+                          <a14:useLocalDpi xmlns:a14="http://schemas.microsoft.com/office/drawing/2010/main" val="0"/>
+                        </a:ext>
+                      </a:extLst>
+                    </a:blip>
+                    <a:srcRect/>
+                    <a:stretch>
+                      <a:fillRect/>
+                    </a:stretch>
+                  </pic:blipFill>
+                  <pic:spPr bwMode="auto">
+                    <a:xfrm>
+                      <a:off x="0" y="0"/>
                       <a:ext cx="3889375" cy="6858635"/>
                     </a:xfrm>
                     <a:prstGeom prst="rect">
@@ -14595,14 +14214,27 @@
       <w:r>
         <w:t xml:space="preserve">Figure </w:t>
       </w:r>
-      <w:fldSimple w:instr=" SEQ Figure \* ARABIC ">
-        <w:r>
-          <w:rPr>
-            <w:noProof/>
-          </w:rPr>
-          <w:t>16</w:t>
-        </w:r>
-      </w:fldSimple>
+      <w:r>
+        <w:fldChar w:fldCharType="begin"/>
+      </w:r>
+      <w:r>
+        <w:instrText xml:space="preserve"> SEQ Figure \* ARABIC </w:instrText>
+      </w:r>
+      <w:r>
+        <w:fldChar w:fldCharType="separate"/>
+      </w:r>
+      <w:r>
+        <w:rPr>
+          <w:noProof/>
+        </w:rPr>
+        <w:t>16</w:t>
+      </w:r>
+      <w:r>
+        <w:rPr>
+          <w:noProof/>
+        </w:rPr>
+        <w:fldChar w:fldCharType="end"/>
+      </w:r>
       <w:r>
         <w:t>. Command Window</w:t>
       </w:r>
@@ -14612,7 +14244,7 @@
         <w:pStyle w:val="ZL2Section"/>
       </w:pPr>
       <w:bookmarkStart w:id="486" w:name="_Toc196746839"/>
-      <w:bookmarkStart w:id="487" w:name="_Toc238626508"/>
+      <w:bookmarkStart w:id="487" w:name="_Toc241567158"/>
       <w:r>
         <w:t>Deploying the LV app to the target test-PC.</w:t>
       </w:r>
@@ -14623,7 +14255,7 @@
       <w:r>
         <w:t xml:space="preserve">The LV app executable is saved in the Allen Aircraft project on GitHub at </w:t>
       </w:r>
-      <w:hyperlink r:id="rId38" w:history="1">
+      <w:hyperlink r:id="rId40" w:history="1">
         <w:r>
           <w:rPr>
             <w:rStyle w:val="Hyperlink"/>
@@ -14650,15 +14282,7 @@
       </w:r>
       <w:r>
         <w:lastRenderedPageBreak/>
-        <w:t>a zip file and extract the MLOI-OLS LV Tester folder to the target PC desktop</w:t>
-      </w:r>
-      <w:proofErr w:type="gramStart"/>
-      <w:r>
-        <w:t xml:space="preserve">.  </w:t>
-      </w:r>
-      <w:proofErr w:type="gramEnd"/>
-      <w:r>
-        <w:t>Perform the following steps on the Test target PC.</w:t>
+        <w:t>a zip file and extract the MLOI-OLS LV Tester folder to the target PC desktop.  Perform the following steps on the Test target PC.</w:t>
       </w:r>
     </w:p>
     <w:p>
@@ -14699,47 +14323,23 @@
         <w:contextualSpacing/>
       </w:pPr>
       <w:r>
-        <w:t>Select the Version of the project to be downloaded</w:t>
+        <w:t xml:space="preserve">Select the Version of the project to be downloaded.  Note that Main is the latest Version released. Other </w:t>
       </w:r>
       <w:proofErr w:type="gramStart"/>
       <w:r>
-        <w:t xml:space="preserve">.  </w:t>
+        <w:t>version</w:t>
       </w:r>
       <w:proofErr w:type="gramEnd"/>
       <w:r>
-        <w:t xml:space="preserve">Note that Main is the latest Version released. Other </w:t>
+        <w:t xml:space="preserve"> </w:t>
       </w:r>
       <w:proofErr w:type="gramStart"/>
       <w:r>
-        <w:t>version</w:t>
+        <w:t>are</w:t>
       </w:r>
       <w:proofErr w:type="gramEnd"/>
       <w:r>
-        <w:t xml:space="preserve"> </w:t>
-      </w:r>
-      <w:proofErr w:type="gramStart"/>
-      <w:r>
-        <w:t>are</w:t>
-      </w:r>
-      <w:proofErr w:type="gramEnd"/>
-      <w:r>
-        <w:t xml:space="preserve"> either archives or under evaluation</w:t>
-      </w:r>
-      <w:proofErr w:type="gramStart"/>
-      <w:r>
-        <w:t xml:space="preserve">.  </w:t>
-      </w:r>
-      <w:proofErr w:type="gramEnd"/>
-      <w:r>
-        <w:t xml:space="preserve">In this example Q02 </w:t>
-      </w:r>
-      <w:proofErr w:type="gramStart"/>
-      <w:r>
-        <w:t>is shown</w:t>
-      </w:r>
-      <w:proofErr w:type="gramEnd"/>
-      <w:r>
-        <w:t xml:space="preserve">, so Main is the previous version Q01. See Versioning control. </w:t>
+        <w:t xml:space="preserve"> either archives or under evaluation.  In this example Q02 is shown, so Main is the previous version Q01. See Versioning control. </w:t>
       </w:r>
     </w:p>
     <w:p>
@@ -14774,7 +14374,7 @@
                     </pic:cNvPicPr>
                   </pic:nvPicPr>
                   <pic:blipFill>
-                    <a:blip r:embed="rId39" cstate="print">
+                    <a:blip r:embed="rId41" cstate="print">
                       <a:extLst>
                         <a:ext uri="{28A0092B-C50C-407E-A947-70E740481C1C}">
                           <a14:useLocalDpi xmlns:a14="http://schemas.microsoft.com/office/drawing/2010/main" val="0"/>
@@ -14818,13 +14418,8 @@
         <w:contextualSpacing/>
       </w:pPr>
       <w:r>
-        <w:t xml:space="preserve">Click on the green CLONE button then select “Download </w:t>
-      </w:r>
-      <w:proofErr w:type="gramStart"/>
-      <w:r>
-        <w:t>ZIP”</w:t>
-      </w:r>
-      <w:proofErr w:type="gramEnd"/>
+        <w:t>Click on the green CLONE button then select “Download ZIP”</w:t>
+      </w:r>
     </w:p>
     <w:p>
       <w:pPr>
@@ -14844,13 +14439,8 @@
       </w:r>
       <w:proofErr w:type="gramEnd"/>
       <w:r>
-        <w:t>\</w:t>
-      </w:r>
-      <w:proofErr w:type="gramStart"/>
-      <w:r>
-        <w:t>builds</w:t>
-      </w:r>
-      <w:proofErr w:type="gramEnd"/>
+        <w:t>\builds</w:t>
+      </w:r>
     </w:p>
     <w:p>
       <w:pPr>
@@ -14897,7 +14487,6 @@
       <w:r>
         <w:t xml:space="preserve"> folder, and create a shortcut to </w:t>
       </w:r>
-      <w:proofErr w:type="gramStart"/>
       <w:r>
         <w:rPr>
           <w:i/>
@@ -14905,7 +14494,6 @@
         </w:rPr>
         <w:t>_MLOI_Q02.exe</w:t>
       </w:r>
-      <w:proofErr w:type="gramEnd"/>
     </w:p>
     <w:p>
       <w:pPr>
@@ -14944,7 +14532,7 @@
         <w:pStyle w:val="ZL2Section"/>
       </w:pPr>
       <w:bookmarkStart w:id="488" w:name="_Toc196746840"/>
-      <w:bookmarkStart w:id="489" w:name="_Toc238626509"/>
+      <w:bookmarkStart w:id="489" w:name="_Toc241567159"/>
       <w:r>
         <w:t>Using Git Hints</w:t>
       </w:r>
@@ -15013,15 +14601,7 @@
     <w:p/>
     <w:p>
       <w:r>
-        <w:t>A $ indicates input at the system prompt</w:t>
-      </w:r>
-      <w:proofErr w:type="gramStart"/>
-      <w:r>
-        <w:t xml:space="preserve">.  </w:t>
-      </w:r>
-      <w:proofErr w:type="gramEnd"/>
-      <w:r>
-        <w:t>The ellipses (. . .) separate the input from the response.</w:t>
+        <w:t>A $ indicates input at the system prompt.  The ellipses (. . .) separate the input from the response.</w:t>
       </w:r>
     </w:p>
     <w:p>
@@ -15029,7 +14609,7 @@
         <w:pStyle w:val="ZL3Section"/>
       </w:pPr>
       <w:bookmarkStart w:id="490" w:name="_Toc196746841"/>
-      <w:bookmarkStart w:id="491" w:name="_Toc238626510"/>
+      <w:bookmarkStart w:id="491" w:name="_Toc241567160"/>
       <w:r>
         <w:t>Creating a Local Project Folder</w:t>
       </w:r>
@@ -15038,15 +14618,7 @@
     </w:p>
     <w:p>
       <w:r>
-        <w:t xml:space="preserve">Navigate to the folder where you want the project folder to </w:t>
-      </w:r>
-      <w:proofErr w:type="gramStart"/>
-      <w:r>
-        <w:t>be created</w:t>
-      </w:r>
-      <w:proofErr w:type="gramEnd"/>
-      <w:r>
-        <w:t>.</w:t>
+        <w:t>Navigate to the folder where you want the project folder to be created.</w:t>
       </w:r>
     </w:p>
     <w:p>
@@ -15081,15 +14653,7 @@
       </w:r>
       <w:proofErr w:type="gramEnd"/>
       <w:r>
-        <w:t xml:space="preserve"> copy the link under green Code button</w:t>
-      </w:r>
-      <w:proofErr w:type="gramStart"/>
-      <w:r>
-        <w:t xml:space="preserve">.  </w:t>
-      </w:r>
-      <w:proofErr w:type="gramEnd"/>
-      <w:r>
-        <w:t>Clone the project by pasting the copied link into the clone command.</w:t>
+        <w:t xml:space="preserve"> copy the link under green Code button.  Clone the project by pasting the copied link into the clone command.</w:t>
       </w:r>
     </w:p>
     <w:p>
@@ -15099,7 +14663,7 @@
       <w:r>
         <w:t xml:space="preserve">$git clone </w:t>
       </w:r>
-      <w:hyperlink r:id="rId40" w:history="1">
+      <w:hyperlink r:id="rId42" w:history="1">
         <w:r>
           <w:rPr>
             <w:rStyle w:val="Hyperlink"/>
@@ -15166,33 +14730,57 @@
     </w:p>
     <w:p>
       <w:r>
-        <w:t xml:space="preserve">Change directory to the project </w:t>
-      </w:r>
+        <w:t>Change directory to the project folder</w:t>
+      </w:r>
+    </w:p>
+    <w:p>
+      <w:pPr>
+        <w:pStyle w:val="ComputerCmds"/>
+      </w:pPr>
+      <w:r>
+        <w:t>M:\OLS Level Test Project&gt;cd MLOI-OLS</w:t>
+      </w:r>
+    </w:p>
+    <w:p>
+      <w:pPr>
+        <w:pStyle w:val="ComputerCmds"/>
+      </w:pPr>
       <w:proofErr w:type="gramStart"/>
       <w:r>
-        <w:t>folder</w:t>
+        <w:t>, ,</w:t>
       </w:r>
       <w:proofErr w:type="gramEnd"/>
+      <w:r>
+        <w:t xml:space="preserve"> ,</w:t>
+      </w:r>
     </w:p>
     <w:p>
       <w:pPr>
         <w:pStyle w:val="ComputerCmds"/>
       </w:pPr>
       <w:r>
-        <w:t>M:\OLS Level Test Project&gt;cd MLOI-OLS</w:t>
+        <w:t>M:\OLS Level Test Project\MLOI-OLS&gt;</w:t>
+      </w:r>
+    </w:p>
+    <w:p>
+      <w:r>
+        <w:t>Use checkout to select the working branch for this session.</w:t>
       </w:r>
     </w:p>
     <w:p>
       <w:pPr>
         <w:pStyle w:val="ComputerCmds"/>
       </w:pPr>
+      <w:r>
+        <w:t xml:space="preserve">$ </w:t>
+      </w:r>
       <w:proofErr w:type="gramStart"/>
       <w:r>
-        <w:t>, ,</w:t>
+        <w:t>git</w:t>
       </w:r>
       <w:proofErr w:type="gramEnd"/>
       <w:r>
-        <w:t xml:space="preserve"> ,</w:t>
+        <w:t xml:space="preserve"> checkout QA02</w:t>
       </w:r>
     </w:p>
     <w:p>
@@ -15200,12 +14788,7 @@
         <w:pStyle w:val="ComputerCmds"/>
       </w:pPr>
       <w:r>
-        <w:t>M:\OLS Level Test Project\MLOI-OLS&gt;</w:t>
-      </w:r>
-    </w:p>
-    <w:p>
-      <w:r>
-        <w:t>Use checkout to select the working branch for this session.</w:t>
+        <w:t>. . .</w:t>
       </w:r>
     </w:p>
     <w:p>
@@ -15213,15 +14796,7 @@
         <w:pStyle w:val="ComputerCmds"/>
       </w:pPr>
       <w:r>
-        <w:t xml:space="preserve">$ </w:t>
-      </w:r>
-      <w:proofErr w:type="gramStart"/>
-      <w:r>
-        <w:t>git</w:t>
-      </w:r>
-      <w:proofErr w:type="gramEnd"/>
-      <w:r>
-        <w:t xml:space="preserve"> checkout QA02</w:t>
+        <w:t>Updating files: 100% (269/269), done.</w:t>
       </w:r>
     </w:p>
     <w:p>
@@ -15229,7 +14804,7 @@
         <w:pStyle w:val="ComputerCmds"/>
       </w:pPr>
       <w:r>
-        <w:t>. . .</w:t>
+        <w:t>branch 'QA02' set up to track 'origin/QA02'.</w:t>
       </w:r>
     </w:p>
     <w:p>
@@ -15237,31 +14812,7 @@
         <w:pStyle w:val="ComputerCmds"/>
       </w:pPr>
       <w:r>
-        <w:t>Updating files: 100% (269/269), done.</w:t>
-      </w:r>
-    </w:p>
-    <w:p>
-      <w:pPr>
-        <w:pStyle w:val="ComputerCmds"/>
-      </w:pPr>
-      <w:r>
-        <w:t>branch 'QA02' set up to track 'origin/QA02'.</w:t>
-      </w:r>
-    </w:p>
-    <w:p>
-      <w:pPr>
-        <w:pStyle w:val="ComputerCmds"/>
-      </w:pPr>
-      <w:r>
-        <w:t>Switched to a new branch '</w:t>
-      </w:r>
-      <w:proofErr w:type="gramStart"/>
-      <w:r>
-        <w:t>QA02</w:t>
-      </w:r>
-      <w:proofErr w:type="gramEnd"/>
-      <w:r>
-        <w:t>'</w:t>
+        <w:t>Switched to a new branch 'QA02'</w:t>
       </w:r>
     </w:p>
     <w:p/>
@@ -15270,7 +14821,7 @@
         <w:pStyle w:val="ZL3Section"/>
       </w:pPr>
       <w:bookmarkStart w:id="492" w:name="_Toc196746842"/>
-      <w:bookmarkStart w:id="493" w:name="_Toc238626511"/>
+      <w:bookmarkStart w:id="493" w:name="_Toc241567161"/>
       <w:r>
         <w:t>Switching to a Remote Branch</w:t>
       </w:r>
@@ -15383,18 +14934,10 @@
         <w:t>S</w:t>
       </w:r>
       <w:r>
-        <w:t>tart by fetching from the remote repository to make sure you have all the latest changes downloaded</w:t>
-      </w:r>
-      <w:proofErr w:type="gramStart"/>
-      <w:r>
-        <w:t>.</w:t>
-      </w:r>
-      <w:r>
-        <w:t xml:space="preserve">  </w:t>
-      </w:r>
-      <w:proofErr w:type="gramEnd"/>
-      <w:r>
-        <w:t>T</w:t>
+        <w:t>tart by fetching from the remote repository to make sure you have all the latest changes downloaded.</w:t>
+      </w:r>
+      <w:r>
+        <w:t xml:space="preserve">  T</w:t>
       </w:r>
       <w:r>
         <w:t xml:space="preserve">his will fetch </w:t>
@@ -15516,83 +15059,57 @@
         <w:pStyle w:val="ComputerCmds"/>
       </w:pPr>
       <w:r>
-        <w:t xml:space="preserve">  remotes/origin/Q02    8077ba7 Q02 build </w:t>
+        <w:t xml:space="preserve">  remotes/origin/Q02    8077ba7 Q02 build 10030</w:t>
+      </w:r>
+    </w:p>
+    <w:p>
+      <w:pPr>
+        <w:pStyle w:val="ComputerCmds"/>
+      </w:pPr>
+      <w:r>
+        <w:t xml:space="preserve">  remotes/origin/master 47df981 Change Name, old Q02</w:t>
+      </w:r>
+      <w:r>
+        <w:t xml:space="preserve">  </w:t>
+      </w:r>
+    </w:p>
+    <w:p/>
+    <w:p>
+      <w:r>
+        <w:t xml:space="preserve">The branches that start with remotes/* can be thought of as read only copies of the remote branches. To work on a </w:t>
       </w:r>
       <w:proofErr w:type="gramStart"/>
       <w:r>
-        <w:t>10030</w:t>
+        <w:t>branch</w:t>
       </w:r>
       <w:proofErr w:type="gramEnd"/>
-    </w:p>
+      <w:r>
+        <w:t xml:space="preserve"> you need to create a local branch from it. This is done with the Git command switch giving it the name of the remote branch </w:t>
+      </w:r>
+    </w:p>
+    <w:p/>
     <w:p>
       <w:pPr>
         <w:pStyle w:val="ComputerCmds"/>
       </w:pPr>
       <w:r>
-        <w:t xml:space="preserve">  remotes/origin/master 47df981 Change Name, old </w:t>
+        <w:t xml:space="preserve">$ </w:t>
       </w:r>
       <w:proofErr w:type="gramStart"/>
       <w:r>
-        <w:t>Q02</w:t>
+        <w:t>git</w:t>
       </w:r>
       <w:proofErr w:type="gramEnd"/>
       <w:r>
-        <w:t xml:space="preserve">  </w:t>
-      </w:r>
-    </w:p>
-    <w:p/>
-    <w:p>
-      <w:r>
-        <w:t xml:space="preserve">The branches that start with remotes/* can </w:t>
-      </w:r>
-      <w:proofErr w:type="gramStart"/>
-      <w:r>
-        <w:t>be thought</w:t>
-      </w:r>
-      <w:proofErr w:type="gramEnd"/>
-      <w:r>
-        <w:t xml:space="preserve"> of as read only copies of the remote branches. To work on a </w:t>
-      </w:r>
-      <w:proofErr w:type="gramStart"/>
-      <w:r>
-        <w:t>branch</w:t>
-      </w:r>
-      <w:proofErr w:type="gramEnd"/>
-      <w:r>
-        <w:t xml:space="preserve"> you need to create a local branch from it. This </w:t>
-      </w:r>
-      <w:proofErr w:type="gramStart"/>
-      <w:r>
-        <w:t>is done</w:t>
-      </w:r>
-      <w:proofErr w:type="gramEnd"/>
-      <w:r>
-        <w:t xml:space="preserve"> with the Git command switch giving it the name of the remote </w:t>
-      </w:r>
-      <w:proofErr w:type="gramStart"/>
-      <w:r>
-        <w:t>branch</w:t>
-      </w:r>
-      <w:proofErr w:type="gramEnd"/>
-      <w:r>
-        <w:t xml:space="preserve"> </w:t>
-      </w:r>
-    </w:p>
-    <w:p/>
+        <w:t xml:space="preserve"> switch Q03</w:t>
+      </w:r>
+    </w:p>
     <w:p>
       <w:pPr>
         <w:pStyle w:val="ComputerCmds"/>
       </w:pPr>
       <w:r>
-        <w:t xml:space="preserve">$ </w:t>
-      </w:r>
-      <w:proofErr w:type="gramStart"/>
-      <w:r>
-        <w:t>git</w:t>
-      </w:r>
-      <w:proofErr w:type="gramEnd"/>
-      <w:r>
-        <w:t xml:space="preserve"> switch Q03</w:t>
+        <w:t>. . .</w:t>
       </w:r>
     </w:p>
     <w:p>
@@ -15600,7 +15117,7 @@
         <w:pStyle w:val="ComputerCmds"/>
       </w:pPr>
       <w:r>
-        <w:t>. . .</w:t>
+        <w:t>Updating files: 100% (233/233), done.</w:t>
       </w:r>
     </w:p>
     <w:p>
@@ -15608,7 +15125,7 @@
         <w:pStyle w:val="ComputerCmds"/>
       </w:pPr>
       <w:r>
-        <w:t>Updating files: 100% (233/233), done.</w:t>
+        <w:t>branch 'Q03' set up to track 'origin/Q03'.</w:t>
       </w:r>
     </w:p>
     <w:p>
@@ -15616,23 +15133,7 @@
         <w:pStyle w:val="ComputerCmds"/>
       </w:pPr>
       <w:r>
-        <w:t>branch 'Q03' set up to track 'origin/Q03'.</w:t>
-      </w:r>
-    </w:p>
-    <w:p>
-      <w:pPr>
-        <w:pStyle w:val="ComputerCmds"/>
-      </w:pPr>
-      <w:r>
-        <w:t>Switched to a new branch '</w:t>
-      </w:r>
-      <w:proofErr w:type="gramStart"/>
-      <w:r>
-        <w:t>Q03</w:t>
-      </w:r>
-      <w:proofErr w:type="gramEnd"/>
-      <w:r>
-        <w:t>'</w:t>
+        <w:t>Switched to a new branch 'Q03'</w:t>
       </w:r>
     </w:p>
     <w:p>
@@ -15640,7 +15141,7 @@
         <w:pStyle w:val="ZL3Section"/>
       </w:pPr>
       <w:bookmarkStart w:id="494" w:name="_Toc196746843"/>
-      <w:bookmarkStart w:id="495" w:name="_Toc238626512"/>
+      <w:bookmarkStart w:id="495" w:name="_Toc241567162"/>
       <w:r>
         <w:t>Switching to a Previous Commit</w:t>
       </w:r>
@@ -15732,13 +15233,8 @@
       </w:r>
       <w:proofErr w:type="gramEnd"/>
       <w:r>
-        <w:t xml:space="preserve"> needs new Motor </w:t>
-      </w:r>
-      <w:proofErr w:type="gramStart"/>
-      <w:r>
-        <w:t>controller</w:t>
-      </w:r>
-      <w:proofErr w:type="gramEnd"/>
+        <w:t xml:space="preserve"> needs new Motor controller</w:t>
+      </w:r>
     </w:p>
     <w:p>
       <w:pPr>
@@ -15752,14 +15248,12 @@
       <w:r>
         <w:t xml:space="preserve">commit </w:t>
       </w:r>
-      <w:proofErr w:type="gramStart"/>
       <w:r>
         <w:rPr>
           <w:highlight w:val="cyan"/>
         </w:rPr>
         <w:t>387ad1f989b2ec2ba121d89065491e0907f49afd</w:t>
       </w:r>
-      <w:proofErr w:type="gramEnd"/>
     </w:p>
     <w:p>
       <w:pPr>
@@ -15795,13 +15289,8 @@
       </w:r>
       <w:proofErr w:type="spellEnd"/>
       <w:r>
-        <w:t xml:space="preserve"> </w:t>
-      </w:r>
-      <w:proofErr w:type="gramStart"/>
-      <w:r>
-        <w:t>remain</w:t>
-      </w:r>
-      <w:proofErr w:type="gramEnd"/>
+        <w:t xml:space="preserve"> remain</w:t>
+      </w:r>
     </w:p>
     <w:p>
       <w:pPr>
@@ -15813,13 +15302,8 @@
         <w:pStyle w:val="ComputerCmds"/>
       </w:pPr>
       <w:r>
-        <w:t xml:space="preserve">commit </w:t>
-      </w:r>
-      <w:proofErr w:type="gramStart"/>
-      <w:r>
-        <w:t>4e630795c203fbff75d286de08a1b85b0fb694ad</w:t>
-      </w:r>
-      <w:proofErr w:type="gramEnd"/>
+        <w:t>commit 4e630795c203fbff75d286de08a1b85b0fb694ad</w:t>
+      </w:r>
     </w:p>
     <w:p>
       <w:pPr>
@@ -15832,21 +15316,8 @@
     <w:p/>
     <w:p>
       <w:r>
-        <w:t>Switching to a different commit, detached the pointer from the head as it now points to the requested commit</w:t>
-      </w:r>
-      <w:proofErr w:type="gramStart"/>
-      <w:r>
-        <w:t xml:space="preserve">.  </w:t>
-      </w:r>
-      <w:proofErr w:type="gramEnd"/>
-      <w:r>
-        <w:t xml:space="preserve">There are two ways to switch back to the </w:t>
-      </w:r>
-      <w:proofErr w:type="gramStart"/>
-      <w:r>
-        <w:t>head</w:t>
-      </w:r>
-      <w:proofErr w:type="gramEnd"/>
+        <w:t>Switching to a different commit, detached the pointer from the head as it now points to the requested commit.  There are two ways to switch back to the head</w:t>
+      </w:r>
     </w:p>
     <w:p/>
     <w:p>
@@ -15873,31 +15344,7 @@
       </w:r>
       <w:proofErr w:type="gramEnd"/>
       <w:r>
-        <w:t xml:space="preserve"> notepad file</w:t>
-      </w:r>
-      <w:proofErr w:type="gramStart"/>
-      <w:r>
-        <w:t xml:space="preserve">.  </w:t>
-      </w:r>
-      <w:proofErr w:type="gramEnd"/>
-      <w:r>
-        <w:t xml:space="preserve">This </w:t>
-      </w:r>
-      <w:proofErr w:type="gramStart"/>
-      <w:r>
-        <w:t>is needed</w:t>
-      </w:r>
-      <w:proofErr w:type="gramEnd"/>
-      <w:r>
-        <w:t xml:space="preserve"> to reset the pointer to HEAD</w:t>
-      </w:r>
-      <w:proofErr w:type="gramStart"/>
-      <w:r>
-        <w:t xml:space="preserve">.  </w:t>
-      </w:r>
-      <w:proofErr w:type="gramEnd"/>
-      <w:r>
-        <w:t>Copy the commit ID (highlighted cyan above) into the checkout command.</w:t>
+        <w:t xml:space="preserve"> notepad file.  This is needed to reset the pointer to HEAD.  Copy the commit ID (highlighted cyan above) into the checkout command.</w:t>
       </w:r>
     </w:p>
     <w:p>
@@ -15977,15 +15424,121 @@
         <w:pStyle w:val="ComputerCmds"/>
       </w:pPr>
       <w:r>
-        <w:t xml:space="preserve">error: Your local changes to the following files would </w:t>
+        <w:t>error: Your local changes to the following files would be overwritten by checkout:</w:t>
+      </w:r>
+    </w:p>
+    <w:p>
+      <w:pPr>
+        <w:pStyle w:val="ComputerCmds"/>
+      </w:pPr>
+      <w:r>
+        <w:t xml:space="preserve">        _OLS_Main_Q02.vi</w:t>
+      </w:r>
+    </w:p>
+    <w:p>
+      <w:pPr>
+        <w:pStyle w:val="ComputerCmds"/>
+      </w:pPr>
+      <w:r>
+        <w:t xml:space="preserve">        builds/PWC-OLS/$Calibration/CAL_Level_RnR_241105.xlsx</w:t>
+      </w:r>
+    </w:p>
+    <w:p>
+      <w:pPr>
+        <w:pStyle w:val="ComputerCmds"/>
+      </w:pPr>
+      <w:r>
+        <w:t xml:space="preserve">        builds/PWC-OLS/$</w:t>
+      </w:r>
+      <w:proofErr w:type="spellStart"/>
+      <w:r>
+        <w:t>ConfigFiles</w:t>
+      </w:r>
+      <w:proofErr w:type="spellEnd"/>
+      <w:r>
+        <w:t>/8005571-05 Elevate OLS .csv</w:t>
+      </w:r>
+    </w:p>
+    <w:p>
+      <w:pPr>
+        <w:pStyle w:val="ComputerCmds"/>
+      </w:pPr>
+      <w:r>
+        <w:t xml:space="preserve">        builds/PWC-OLS/_OLS_Main_Q02.exe</w:t>
+      </w:r>
+    </w:p>
+    <w:p>
+      <w:pPr>
+        <w:pStyle w:val="ComputerCmds"/>
+      </w:pPr>
+      <w:r>
+        <w:t>Please commit your changes or stash them before you switch branches.</w:t>
+      </w:r>
+    </w:p>
+    <w:p>
+      <w:pPr>
+        <w:pStyle w:val="ComputerCmds"/>
+      </w:pPr>
+      <w:r>
+        <w:t>Aborting</w:t>
+      </w:r>
+    </w:p>
+    <w:p>
+      <w:pPr>
+        <w:pStyle w:val="ComputerCmds"/>
+      </w:pPr>
+    </w:p>
+    <w:p>
+      <w:pPr>
+        <w:pStyle w:val="ComputerCmds"/>
+      </w:pPr>
+      <w:r>
+        <w:t>$ git branch</w:t>
+      </w:r>
+    </w:p>
+    <w:p>
+      <w:pPr>
+        <w:pStyle w:val="ComputerCmds"/>
+      </w:pPr>
+      <w:r>
+        <w:t>* (HEAD detached at 9e9f5a1)</w:t>
+      </w:r>
+    </w:p>
+    <w:p>
+      <w:pPr>
+        <w:pStyle w:val="ComputerCmds"/>
+      </w:pPr>
+      <w:r>
+        <w:t xml:space="preserve">  Q2_01</w:t>
+      </w:r>
+    </w:p>
+    <w:p>
+      <w:pPr>
+        <w:pStyle w:val="ComputerCmds"/>
+      </w:pPr>
+      <w:r>
+        <w:t xml:space="preserve">  main</w:t>
+      </w:r>
+    </w:p>
+    <w:p>
+      <w:pPr>
+        <w:pStyle w:val="ComputerCmds"/>
+      </w:pPr>
+    </w:p>
+    <w:p>
+      <w:pPr>
+        <w:pStyle w:val="ComputerCmds"/>
+      </w:pPr>
+      <w:r>
+        <w:t xml:space="preserve">$ </w:t>
       </w:r>
       <w:proofErr w:type="gramStart"/>
       <w:r>
-        <w:t>be overwritten</w:t>
+        <w:t>git</w:t>
       </w:r>
       <w:proofErr w:type="gramEnd"/>
       <w:r>
-        <w:t xml:space="preserve"> by checkout:</w:t>
+        <w:t xml:space="preserve"> restore *</w:t>
       </w:r>
     </w:p>
     <w:p>
@@ -15993,7 +15546,7 @@
         <w:pStyle w:val="ComputerCmds"/>
       </w:pPr>
       <w:r>
-        <w:t xml:space="preserve">        _OLS_Main_Q02.vi</w:t>
+        <w:t>$ git switch -</w:t>
       </w:r>
     </w:p>
     <w:p>
@@ -16001,7 +15554,7 @@
         <w:pStyle w:val="ComputerCmds"/>
       </w:pPr>
       <w:r>
-        <w:t xml:space="preserve">        builds/PWC-OLS/$Calibration/CAL_Level_RnR_241105.xlsx</w:t>
+        <w:t>Previous HEAD position was 9e9f5a1 fix test protocol bug, redesigned timer, added some tool tips</w:t>
       </w:r>
     </w:p>
     <w:p>
@@ -16009,15 +15562,7 @@
         <w:pStyle w:val="ComputerCmds"/>
       </w:pPr>
       <w:r>
-        <w:t xml:space="preserve">        builds/PWC-OLS/$</w:t>
-      </w:r>
-      <w:proofErr w:type="spellStart"/>
-      <w:r>
-        <w:t>ConfigFiles</w:t>
-      </w:r>
-      <w:proofErr w:type="spellEnd"/>
-      <w:r>
-        <w:t>/8005571-05 Elevate OLS .csv</w:t>
+        <w:t>Switched to branch 'Q2_01'</w:t>
       </w:r>
     </w:p>
     <w:p>
@@ -16025,174 +15570,46 @@
         <w:pStyle w:val="ComputerCmds"/>
       </w:pPr>
       <w:r>
-        <w:t xml:space="preserve">        builds/PWC-OLS/_OLS_Main_Q02.exe</w:t>
+        <w:t>Your branch is up to date with 'origin/Q2_01'.</w:t>
       </w:r>
     </w:p>
     <w:p>
       <w:pPr>
         <w:pStyle w:val="ComputerCmds"/>
       </w:pPr>
-      <w:r>
-        <w:t>Please commit your changes or stash them before you switch branches.</w:t>
-      </w:r>
     </w:p>
     <w:p>
       <w:pPr>
         <w:pStyle w:val="ComputerCmds"/>
       </w:pPr>
       <w:r>
-        <w:t>Aborting</w:t>
+        <w:t>$ git branch</w:t>
       </w:r>
     </w:p>
     <w:p>
       <w:pPr>
         <w:pStyle w:val="ComputerCmds"/>
       </w:pPr>
+      <w:r>
+        <w:t>* Q2_01</w:t>
+      </w:r>
     </w:p>
     <w:p>
       <w:pPr>
         <w:pStyle w:val="ComputerCmds"/>
       </w:pPr>
       <w:r>
-        <w:t>$ git branch</w:t>
-      </w:r>
-    </w:p>
-    <w:p>
-      <w:pPr>
-        <w:pStyle w:val="ComputerCmds"/>
-      </w:pPr>
-      <w:r>
-        <w:t>* (HEAD detached at 9e9f5a1)</w:t>
-      </w:r>
-    </w:p>
-    <w:p>
-      <w:pPr>
-        <w:pStyle w:val="ComputerCmds"/>
-      </w:pPr>
-      <w:r>
-        <w:t xml:space="preserve">  Q2_01</w:t>
-      </w:r>
-    </w:p>
-    <w:p>
-      <w:pPr>
-        <w:pStyle w:val="ComputerCmds"/>
-      </w:pPr>
-      <w:r>
         <w:t xml:space="preserve">  main</w:t>
       </w:r>
     </w:p>
     <w:p>
       <w:pPr>
-        <w:pStyle w:val="ComputerCmds"/>
-      </w:pPr>
-    </w:p>
-    <w:p>
-      <w:pPr>
-        <w:pStyle w:val="ComputerCmds"/>
-      </w:pPr>
-      <w:r>
-        <w:t xml:space="preserve">$ </w:t>
-      </w:r>
-      <w:proofErr w:type="gramStart"/>
-      <w:r>
-        <w:t>git</w:t>
-      </w:r>
-      <w:proofErr w:type="gramEnd"/>
-      <w:r>
-        <w:t xml:space="preserve"> restore *</w:t>
-      </w:r>
-    </w:p>
-    <w:p>
-      <w:pPr>
-        <w:pStyle w:val="ComputerCmds"/>
-      </w:pPr>
-      <w:r>
-        <w:t>$ git switch -</w:t>
-      </w:r>
-    </w:p>
-    <w:p>
-      <w:pPr>
-        <w:pStyle w:val="ComputerCmds"/>
-      </w:pPr>
-      <w:r>
-        <w:t xml:space="preserve">Previous HEAD position was 9e9f5a1 fix test protocol bug, redesigned timer, added </w:t>
-      </w:r>
-      <w:proofErr w:type="gramStart"/>
-      <w:r>
-        <w:t>some</w:t>
-      </w:r>
-      <w:proofErr w:type="gramEnd"/>
-      <w:r>
-        <w:t xml:space="preserve"> tool </w:t>
-      </w:r>
-      <w:proofErr w:type="gramStart"/>
-      <w:r>
-        <w:t>tips</w:t>
-      </w:r>
-      <w:proofErr w:type="gramEnd"/>
-    </w:p>
-    <w:p>
-      <w:pPr>
-        <w:pStyle w:val="ComputerCmds"/>
-      </w:pPr>
-      <w:r>
-        <w:t>Switched to branch 'Q2_</w:t>
-      </w:r>
-      <w:proofErr w:type="gramStart"/>
-      <w:r>
-        <w:t>01</w:t>
-      </w:r>
-      <w:proofErr w:type="gramEnd"/>
-      <w:r>
-        <w:t>'</w:t>
-      </w:r>
-    </w:p>
-    <w:p>
-      <w:pPr>
-        <w:pStyle w:val="ComputerCmds"/>
-      </w:pPr>
-      <w:r>
-        <w:t>Your branch is up to date with 'origin/Q2_01'.</w:t>
-      </w:r>
-    </w:p>
-    <w:p>
-      <w:pPr>
-        <w:pStyle w:val="ComputerCmds"/>
-      </w:pPr>
-    </w:p>
-    <w:p>
-      <w:pPr>
-        <w:pStyle w:val="ComputerCmds"/>
-      </w:pPr>
-      <w:r>
-        <w:t>$ git branch</w:t>
-      </w:r>
-    </w:p>
-    <w:p>
-      <w:pPr>
-        <w:pStyle w:val="ComputerCmds"/>
-      </w:pPr>
-      <w:r>
-        <w:t>* Q2_01</w:t>
-      </w:r>
-    </w:p>
-    <w:p>
-      <w:pPr>
-        <w:pStyle w:val="ComputerCmds"/>
-      </w:pPr>
-      <w:r>
-        <w:t xml:space="preserve">  main</w:t>
-      </w:r>
-    </w:p>
-    <w:p>
-      <w:pPr>
         <w:spacing w:after="0"/>
         <w:rPr>
           <w:u w:val="single"/>
         </w:rPr>
       </w:pPr>
       <w:bookmarkStart w:id="496" w:name="_Toc196746844"/>
-      <w:bookmarkStart w:id="497" w:name="_Toc238626513"/>
       <w:r>
         <w:br w:type="page"/>
       </w:r>
@@ -16201,38 +15618,73 @@
       <w:pPr>
         <w:pStyle w:val="ZL3Section"/>
       </w:pPr>
+      <w:bookmarkStart w:id="497" w:name="_Toc241567163"/>
       <w:r>
         <w:lastRenderedPageBreak/>
-        <w:t xml:space="preserve">Create a new branch and save to remote </w:t>
-      </w:r>
-      <w:proofErr w:type="gramStart"/>
-      <w:r>
-        <w:t>GitHub</w:t>
+        <w:t>Create a new branch and save to remote GitHub</w:t>
       </w:r>
       <w:bookmarkEnd w:id="496"/>
       <w:bookmarkEnd w:id="497"/>
+    </w:p>
+    <w:p/>
+    <w:p>
+      <w:r>
+        <w:t xml:space="preserve">Starting </w:t>
+      </w:r>
+      <w:proofErr w:type="spellStart"/>
+      <w:r>
+        <w:t>fron</w:t>
+      </w:r>
+      <w:proofErr w:type="spellEnd"/>
+      <w:r>
+        <w:t xml:space="preserve"> an </w:t>
+      </w:r>
+      <w:proofErr w:type="spellStart"/>
+      <w:r>
+        <w:t>exixting</w:t>
+      </w:r>
+      <w:proofErr w:type="spellEnd"/>
+      <w:r>
+        <w:t xml:space="preserve"> branch</w:t>
+      </w:r>
+    </w:p>
+    <w:p/>
+    <w:p>
+      <w:pPr>
+        <w:pStyle w:val="ComputerCmds"/>
+      </w:pPr>
+      <w:r>
+        <w:t xml:space="preserve">$ </w:t>
+      </w:r>
+      <w:proofErr w:type="gramStart"/>
+      <w:r>
+        <w:t>git</w:t>
+      </w:r>
       <w:proofErr w:type="gramEnd"/>
+      <w:r>
+        <w:t xml:space="preserve"> status</w:t>
+      </w:r>
+    </w:p>
+    <w:p>
+      <w:pPr>
+        <w:pStyle w:val="ComputerCmds"/>
+      </w:pPr>
+      <w:r>
+        <w:t>* On branch Q2_01</w:t>
+      </w:r>
+    </w:p>
+    <w:p>
+      <w:pPr>
+        <w:pStyle w:val="ComputerCmds"/>
+      </w:pPr>
+      <w:r>
+        <w:t xml:space="preserve">  Your branch is up to date with 'origin/Q2_01'.</w:t>
+      </w:r>
     </w:p>
     <w:p/>
     <w:p>
       <w:r>
-        <w:t xml:space="preserve">Starting </w:t>
-      </w:r>
-      <w:proofErr w:type="spellStart"/>
-      <w:r>
-        <w:t>fron</w:t>
-      </w:r>
-      <w:proofErr w:type="spellEnd"/>
-      <w:r>
-        <w:t xml:space="preserve"> an </w:t>
-      </w:r>
-      <w:proofErr w:type="spellStart"/>
-      <w:r>
-        <w:t>exixting</w:t>
-      </w:r>
-      <w:proofErr w:type="spellEnd"/>
-      <w:r>
-        <w:t xml:space="preserve"> branch</w:t>
+        <w:t>Create a new local branch</w:t>
       </w:r>
     </w:p>
     <w:p/>
@@ -16249,6 +15701,35 @@
       </w:r>
       <w:proofErr w:type="gramEnd"/>
       <w:r>
+        <w:t xml:space="preserve"> checkout -b Q2_02</w:t>
+      </w:r>
+    </w:p>
+    <w:p>
+      <w:pPr>
+        <w:pStyle w:val="ComputerCmds"/>
+      </w:pPr>
+      <w:r>
+        <w:t>* Switched to a new branch 'Q2_0</w:t>
+      </w:r>
+    </w:p>
+    <w:p>
+      <w:pPr>
+        <w:pStyle w:val="ComputerCmds"/>
+      </w:pPr>
+    </w:p>
+    <w:p>
+      <w:pPr>
+        <w:pStyle w:val="ComputerCmds"/>
+      </w:pPr>
+      <w:r>
+        <w:t xml:space="preserve">$ </w:t>
+      </w:r>
+      <w:proofErr w:type="gramStart"/>
+      <w:r>
+        <w:t>git</w:t>
+      </w:r>
+      <w:proofErr w:type="gramEnd"/>
+      <w:r>
         <w:t xml:space="preserve"> status</w:t>
       </w:r>
     </w:p>
@@ -16257,7 +15738,7 @@
         <w:pStyle w:val="ComputerCmds"/>
       </w:pPr>
       <w:r>
-        <w:t>* On branch Q2_01</w:t>
+        <w:t>* On branch Q2_02</w:t>
       </w:r>
     </w:p>
     <w:p>
@@ -16265,35 +15746,39 @@
         <w:pStyle w:val="ComputerCmds"/>
       </w:pPr>
       <w:r>
-        <w:t xml:space="preserve">  Your branch is up to date with 'origin/Q2_01'.</w:t>
+        <w:t xml:space="preserve">    nothing to commit, working tree clean</w:t>
       </w:r>
     </w:p>
     <w:p/>
     <w:p>
       <w:r>
-        <w:t xml:space="preserve">Create a new local </w:t>
-      </w:r>
+        <w:t>PS C:\AllenProjects\PWC-OLS&gt; git push Q2_02</w:t>
+      </w:r>
+    </w:p>
+    <w:p>
+      <w:r>
+        <w:t>.</w:t>
+      </w:r>
+    </w:p>
+    <w:p>
+      <w:pPr>
+        <w:pStyle w:val="ComputerCmds"/>
+      </w:pPr>
       <w:proofErr w:type="gramStart"/>
       <w:r>
-        <w:t>branch</w:t>
+        <w:t>$  git</w:t>
       </w:r>
       <w:proofErr w:type="gramEnd"/>
-    </w:p>
-    <w:p/>
+      <w:r>
+        <w:t xml:space="preserve"> push -u origin Q2_02</w:t>
+      </w:r>
+    </w:p>
     <w:p>
       <w:pPr>
         <w:pStyle w:val="ComputerCmds"/>
       </w:pPr>
       <w:r>
-        <w:t xml:space="preserve">$ </w:t>
-      </w:r>
-      <w:proofErr w:type="gramStart"/>
-      <w:r>
-        <w:t>git</w:t>
-      </w:r>
-      <w:proofErr w:type="gramEnd"/>
-      <w:r>
-        <w:t xml:space="preserve"> checkout -b Q2_02</w:t>
+        <w:t>Total 0 (delta 0), reused 0 (delta 0), pack-reused 0 (from 0)</w:t>
       </w:r>
     </w:p>
     <w:p>
@@ -16301,112 +15786,25 @@
         <w:pStyle w:val="ComputerCmds"/>
       </w:pPr>
       <w:r>
-        <w:t>* Switched to a new branch 'Q2_</w:t>
-      </w:r>
-      <w:proofErr w:type="gramStart"/>
-      <w:r>
-        <w:t>0</w:t>
-      </w:r>
-      <w:proofErr w:type="gramEnd"/>
+        <w:t>remote:</w:t>
+      </w:r>
     </w:p>
     <w:p>
       <w:pPr>
         <w:pStyle w:val="ComputerCmds"/>
       </w:pPr>
+      <w:r>
+        <w:t>remote: Create a pull request for 'Q2_02' on GitHub by visiting:</w:t>
+      </w:r>
     </w:p>
     <w:p>
       <w:pPr>
         <w:pStyle w:val="ComputerCmds"/>
       </w:pPr>
       <w:r>
-        <w:t xml:space="preserve">$ </w:t>
-      </w:r>
-      <w:proofErr w:type="gramStart"/>
-      <w:r>
-        <w:t>git</w:t>
-      </w:r>
-      <w:proofErr w:type="gramEnd"/>
-      <w:r>
-        <w:t xml:space="preserve"> status</w:t>
-      </w:r>
-    </w:p>
-    <w:p>
-      <w:pPr>
-        <w:pStyle w:val="ComputerCmds"/>
-      </w:pPr>
-      <w:r>
-        <w:t>* On branch Q2_02</w:t>
-      </w:r>
-    </w:p>
-    <w:p>
-      <w:pPr>
-        <w:pStyle w:val="ComputerCmds"/>
-      </w:pPr>
-      <w:r>
-        <w:t xml:space="preserve">    nothing to commit, working tree </w:t>
-      </w:r>
-      <w:proofErr w:type="gramStart"/>
-      <w:r>
-        <w:t>clean</w:t>
-      </w:r>
-      <w:proofErr w:type="gramEnd"/>
-    </w:p>
-    <w:p/>
-    <w:p>
-      <w:r>
-        <w:t>PS C:\AllenProjects\PWC-OLS&gt; git push Q2_02</w:t>
-      </w:r>
-    </w:p>
-    <w:p>
-      <w:r>
-        <w:t>.</w:t>
-      </w:r>
-    </w:p>
-    <w:p>
-      <w:pPr>
-        <w:pStyle w:val="ComputerCmds"/>
-      </w:pPr>
-      <w:proofErr w:type="gramStart"/>
-      <w:r>
-        <w:t>$  git</w:t>
-      </w:r>
-      <w:proofErr w:type="gramEnd"/>
-      <w:r>
-        <w:t xml:space="preserve"> push -u origin Q2_02</w:t>
-      </w:r>
-    </w:p>
-    <w:p>
-      <w:pPr>
-        <w:pStyle w:val="ComputerCmds"/>
-      </w:pPr>
-      <w:r>
-        <w:t>Total 0 (delta 0), reused 0 (delta 0), pack-reused 0 (from 0)</w:t>
-      </w:r>
-    </w:p>
-    <w:p>
-      <w:pPr>
-        <w:pStyle w:val="ComputerCmds"/>
-      </w:pPr>
-      <w:r>
-        <w:t>remote:</w:t>
-      </w:r>
-    </w:p>
-    <w:p>
-      <w:pPr>
-        <w:pStyle w:val="ComputerCmds"/>
-      </w:pPr>
-      <w:r>
-        <w:t>remote: Create a pull request for 'Q2_02' on GitHub by visiting:</w:t>
-      </w:r>
-    </w:p>
-    <w:p>
-      <w:pPr>
-        <w:pStyle w:val="ComputerCmds"/>
-      </w:pPr>
-      <w:r>
         <w:t xml:space="preserve">remote:      </w:t>
       </w:r>
-      <w:hyperlink r:id="rId41" w:history="1">
+      <w:hyperlink r:id="rId43" w:history="1">
         <w:r>
           <w:rPr>
             <w:rStyle w:val="Hyperlink"/>
@@ -16520,15 +15918,7 @@
         <w:pStyle w:val="ComputerCmds"/>
       </w:pPr>
       <w:r>
-        <w:t>* Switched to branch 'Q2_</w:t>
-      </w:r>
-      <w:proofErr w:type="gramStart"/>
-      <w:r>
-        <w:t>02</w:t>
-      </w:r>
-      <w:proofErr w:type="gramEnd"/>
-      <w:r>
-        <w:t>'</w:t>
+        <w:t>* Switched to branch 'Q2_02'</w:t>
       </w:r>
     </w:p>
     <w:p>
@@ -16545,7 +15935,7 @@
         <w:pStyle w:val="ZL3Section"/>
       </w:pPr>
       <w:bookmarkStart w:id="498" w:name="_Toc196746845"/>
-      <w:bookmarkStart w:id="499" w:name="_Toc238626514"/>
+      <w:bookmarkStart w:id="499" w:name="_Toc241567164"/>
       <w:r>
         <w:t>Add a Prefix to the Names of Multiple Files in Power Shell</w:t>
       </w:r>
@@ -16555,206 +15945,211 @@
     <w:p/>
     <w:p>
       <w:r>
-        <w:t xml:space="preserve">Change directory to where the files are </w:t>
+        <w:t>Change directory to where the files are contained</w:t>
+      </w:r>
+    </w:p>
+    <w:p/>
+    <w:p>
+      <w:r>
+        <w:t xml:space="preserve">Copy and </w:t>
       </w:r>
       <w:proofErr w:type="gramStart"/>
       <w:r>
-        <w:t>contained</w:t>
+        <w:t>Paste</w:t>
       </w:r>
       <w:proofErr w:type="gramEnd"/>
+      <w:r>
+        <w:t xml:space="preserve"> the following command into power shell, then change the “x” to </w:t>
+      </w:r>
+      <w:proofErr w:type="spellStart"/>
+      <w:r>
+        <w:t>what ever</w:t>
+      </w:r>
+      <w:proofErr w:type="spellEnd"/>
+      <w:r>
+        <w:t xml:space="preserve"> text to want to prepend to all the file names in the directory.</w:t>
+      </w:r>
     </w:p>
     <w:p/>
     <w:p>
-      <w:r>
-        <w:t xml:space="preserve">Copy and </w:t>
-      </w:r>
+      <w:pPr>
+        <w:pStyle w:val="ComputerCmds"/>
+      </w:pPr>
       <w:proofErr w:type="gramStart"/>
       <w:r>
-        <w:t>Paste</w:t>
+        <w:t>$  cd</w:t>
       </w:r>
       <w:proofErr w:type="gramEnd"/>
       <w:r>
-        <w:t xml:space="preserve"> the following command into power shell, then change the “x” to </w:t>
+        <w:t xml:space="preserve"> test</w:t>
+      </w:r>
+    </w:p>
+    <w:p>
+      <w:pPr>
+        <w:pStyle w:val="ComputerCmds"/>
+      </w:pPr>
+      <w:r>
+        <w:t>$ (Get-</w:t>
       </w:r>
       <w:proofErr w:type="spellStart"/>
       <w:r>
-        <w:t>what ever</w:t>
+        <w:t>ChildItem</w:t>
       </w:r>
       <w:proofErr w:type="spellEnd"/>
       <w:r>
-        <w:t xml:space="preserve"> text to want to prepend to all the file names in the directory.</w:t>
+        <w:t xml:space="preserve"> -File) | Rename-Item -</w:t>
+      </w:r>
+      <w:proofErr w:type="spellStart"/>
+      <w:r>
+        <w:t>NewName</w:t>
+      </w:r>
+      <w:proofErr w:type="spellEnd"/>
+      <w:r>
+        <w:t xml:space="preserve"> {$</w:t>
+      </w:r>
+      <w:proofErr w:type="gramStart"/>
+      <w:r>
+        <w:t>_.Name</w:t>
+      </w:r>
+      <w:proofErr w:type="gramEnd"/>
+      <w:r>
+        <w:t xml:space="preserve"> -replace "^","</w:t>
+      </w:r>
+      <w:proofErr w:type="gramStart"/>
+      <w:r>
+        <w:t>x"}</w:t>
+      </w:r>
+      <w:proofErr w:type="gramEnd"/>
+    </w:p>
+    <w:p>
+      <w:pPr>
+        <w:pStyle w:val="ComputerCmds"/>
+      </w:pPr>
+      <w:r>
+        <w:t xml:space="preserve">$ </w:t>
+      </w:r>
+      <w:proofErr w:type="spellStart"/>
+      <w:r>
+        <w:t>dir</w:t>
+      </w:r>
+      <w:proofErr w:type="spellEnd"/>
+    </w:p>
+    <w:p>
+      <w:pPr>
+        <w:pStyle w:val="ComputerCmds"/>
+      </w:pPr>
+    </w:p>
+    <w:p>
+      <w:pPr>
+        <w:pStyle w:val="ComputerCmds"/>
+      </w:pPr>
+      <w:r>
+        <w:t xml:space="preserve">    Directory: C:\AllenProjects\PWC-OLS\test</w:t>
+      </w:r>
+    </w:p>
+    <w:p>
+      <w:pPr>
+        <w:pStyle w:val="ComputerCmds"/>
+      </w:pPr>
+      <w:r>
+        <w:t xml:space="preserve">Mode                 </w:t>
+      </w:r>
+      <w:proofErr w:type="spellStart"/>
+      <w:r>
+        <w:t>LastWriteTime</w:t>
+      </w:r>
+      <w:proofErr w:type="spellEnd"/>
+      <w:r>
+        <w:t xml:space="preserve">         Length Name</w:t>
+      </w:r>
+    </w:p>
+    <w:p>
+      <w:pPr>
+        <w:pStyle w:val="ComputerCmds"/>
+      </w:pPr>
+      <w:r>
+        <w:t xml:space="preserve">----                 ------------- </w:t>
+      </w:r>
+      <w:proofErr w:type="gramStart"/>
+      <w:r>
+        <w:t xml:space="preserve">        </w:t>
+      </w:r>
+      <w:proofErr w:type="gramEnd"/>
+      <w:r>
+        <w:t>------ ----</w:t>
+      </w:r>
+    </w:p>
+    <w:p>
+      <w:pPr>
+        <w:pStyle w:val="ComputerCmds"/>
+      </w:pPr>
+      <w:r>
+        <w:t>-a----         4/26/2025   6:35 AM          28306 x$CTL_LevelCtlr.vi</w:t>
+      </w:r>
+    </w:p>
+    <w:p>
+      <w:pPr>
+        <w:pStyle w:val="ComputerCmds"/>
+      </w:pPr>
+      <w:r>
+        <w:t>-a----         4/26/2025   6:35 AM          30261 x$CTL_LevelCtlrQ02.vi</w:t>
+      </w:r>
+    </w:p>
+    <w:p>
+      <w:pPr>
+        <w:pStyle w:val="ComputerCmds"/>
+      </w:pPr>
+      <w:r>
+        <w:t xml:space="preserve">-a----         4/26/2025   6:35 AM          17868 </w:t>
+      </w:r>
+      <w:proofErr w:type="spellStart"/>
+      <w:r>
+        <w:t>x$CTL_Limit</w:t>
+      </w:r>
+      <w:proofErr w:type="spellEnd"/>
+      <w:r>
+        <w:t xml:space="preserve"> Check.vi</w:t>
       </w:r>
     </w:p>
     <w:p/>
     <w:p>
-      <w:pPr>
-        <w:pStyle w:val="ComputerCmds"/>
-      </w:pPr>
+      <w:r>
+        <w:t>(Get-</w:t>
+      </w:r>
+      <w:proofErr w:type="spellStart"/>
+      <w:r>
+        <w:t>ChildItem</w:t>
+      </w:r>
+      <w:proofErr w:type="spellEnd"/>
+      <w:r>
+        <w:t xml:space="preserve"> -File) | Rename-Item -</w:t>
+      </w:r>
+      <w:proofErr w:type="spellStart"/>
+      <w:r>
+        <w:t>NewName</w:t>
+      </w:r>
+      <w:proofErr w:type="spellEnd"/>
+      <w:r>
+        <w:t xml:space="preserve"> {$</w:t>
+      </w:r>
       <w:proofErr w:type="gramStart"/>
       <w:r>
-        <w:t>$  cd</w:t>
+        <w:t>_.Name</w:t>
       </w:r>
       <w:proofErr w:type="gramEnd"/>
       <w:r>
-        <w:t xml:space="preserve"> test</w:t>
-      </w:r>
-    </w:p>
-    <w:p>
-      <w:pPr>
-        <w:pStyle w:val="ComputerCmds"/>
-      </w:pPr>
-      <w:r>
-        <w:t>$ (Get-</w:t>
-      </w:r>
-      <w:proofErr w:type="spellStart"/>
-      <w:r>
-        <w:t>ChildItem</w:t>
-      </w:r>
-      <w:proofErr w:type="spellEnd"/>
-      <w:r>
-        <w:t xml:space="preserve"> -File) | Rename-Item -</w:t>
-      </w:r>
-      <w:proofErr w:type="spellStart"/>
-      <w:r>
-        <w:t>NewName</w:t>
-      </w:r>
-      <w:proofErr w:type="spellEnd"/>
-      <w:r>
-        <w:t xml:space="preserve"> {$</w:t>
+        <w:t xml:space="preserve"> -replace "^","</w:t>
       </w:r>
       <w:proofErr w:type="gramStart"/>
       <w:r>
-        <w:t>_.Name</w:t>
+        <w:t>x"}</w:t>
       </w:r>
       <w:proofErr w:type="gramEnd"/>
-      <w:r>
-        <w:t xml:space="preserve"> -replace "^","x"}</w:t>
-      </w:r>
-    </w:p>
-    <w:p>
-      <w:pPr>
-        <w:pStyle w:val="ComputerCmds"/>
-      </w:pPr>
-      <w:r>
-        <w:t xml:space="preserve">$ </w:t>
-      </w:r>
-      <w:proofErr w:type="spellStart"/>
-      <w:r>
-        <w:t>dir</w:t>
-      </w:r>
-      <w:proofErr w:type="spellEnd"/>
-    </w:p>
-    <w:p>
-      <w:pPr>
-        <w:pStyle w:val="ComputerCmds"/>
-      </w:pPr>
-    </w:p>
-    <w:p>
-      <w:pPr>
-        <w:pStyle w:val="ComputerCmds"/>
-      </w:pPr>
-      <w:r>
-        <w:t xml:space="preserve">    Directory: C:\AllenProjects\PWC-OLS\test</w:t>
-      </w:r>
-    </w:p>
-    <w:p>
-      <w:pPr>
-        <w:pStyle w:val="ComputerCmds"/>
-      </w:pPr>
-      <w:r>
-        <w:t xml:space="preserve">Mode                 </w:t>
-      </w:r>
-      <w:proofErr w:type="spellStart"/>
-      <w:r>
-        <w:t>LastWriteTime</w:t>
-      </w:r>
-      <w:proofErr w:type="spellEnd"/>
-      <w:r>
-        <w:t xml:space="preserve">         Length Name</w:t>
-      </w:r>
-    </w:p>
-    <w:p>
-      <w:pPr>
-        <w:pStyle w:val="ComputerCmds"/>
-      </w:pPr>
-      <w:r>
-        <w:t xml:space="preserve">----                 ------------- </w:t>
-      </w:r>
-      <w:proofErr w:type="gramStart"/>
-      <w:r>
-        <w:t xml:space="preserve">        </w:t>
-      </w:r>
-      <w:proofErr w:type="gramEnd"/>
-      <w:r>
-        <w:t>------ ----</w:t>
-      </w:r>
-    </w:p>
-    <w:p>
-      <w:pPr>
-        <w:pStyle w:val="ComputerCmds"/>
-      </w:pPr>
-      <w:r>
-        <w:t>-a----         4/26/2025   6:35 AM          28306 x$CTL_LevelCtlr.vi</w:t>
-      </w:r>
-    </w:p>
-    <w:p>
-      <w:pPr>
-        <w:pStyle w:val="ComputerCmds"/>
-      </w:pPr>
-      <w:r>
-        <w:t>-a----         4/26/2025   6:35 AM          30261 x$CTL_LevelCtlrQ02.vi</w:t>
-      </w:r>
-    </w:p>
-    <w:p>
-      <w:pPr>
-        <w:pStyle w:val="ComputerCmds"/>
-      </w:pPr>
-      <w:r>
-        <w:t xml:space="preserve">-a----         4/26/2025   6:35 AM          17868 </w:t>
-      </w:r>
-      <w:proofErr w:type="spellStart"/>
-      <w:r>
-        <w:t>x$CTL_Limit</w:t>
-      </w:r>
-      <w:proofErr w:type="spellEnd"/>
-      <w:r>
-        <w:t xml:space="preserve"> Check.vi</w:t>
-      </w:r>
-    </w:p>
-    <w:p/>
-    <w:p>
-      <w:r>
-        <w:t>(Get-</w:t>
-      </w:r>
-      <w:proofErr w:type="spellStart"/>
-      <w:r>
-        <w:t>ChildItem</w:t>
-      </w:r>
-      <w:proofErr w:type="spellEnd"/>
-      <w:r>
-        <w:t xml:space="preserve"> -File) | Rename-Item -</w:t>
-      </w:r>
-      <w:proofErr w:type="spellStart"/>
-      <w:r>
-        <w:t>NewName</w:t>
-      </w:r>
-      <w:proofErr w:type="spellEnd"/>
-      <w:r>
-        <w:t xml:space="preserve"> {$</w:t>
-      </w:r>
-      <w:proofErr w:type="gramStart"/>
-      <w:r>
-        <w:t>_.Name</w:t>
-      </w:r>
-      <w:proofErr w:type="gramEnd"/>
-      <w:r>
-        <w:t xml:space="preserve"> -replace "^","x"}</w:t>
-      </w:r>
     </w:p>
     <w:p/>
     <w:p/>
     <w:sectPr>
-      <w:headerReference w:type="default" r:id="rId42"/>
+      <w:headerReference w:type="default" r:id="rId44"/>
       <w:pgSz w:w="12240" w:h="15840" w:code="1"/>
       <w:pgMar w:top="2160" w:right="1440" w:bottom="720" w:left="1440" w:header="144" w:footer="0" w:gutter="0"/>
       <w:pgNumType w:start="2"/>
@@ -16832,7 +16227,7 @@
         <w:noProof/>
         <w:sz w:val="22"/>
       </w:rPr>
-      <w:object w:dxaOrig="2405" w:dyaOrig="537" w14:anchorId="7707EBDF">
+      <w:object w:dxaOrig="2289" w:dyaOrig="511" w14:anchorId="7707EBDF">
         <v:shapetype id="_x0000_t75" coordsize="21600,21600" o:spt="75" o:preferrelative="t" path="m@4@5l@4@11@9@11@9@5xe" filled="f" stroked="f">
           <v:stroke joinstyle="miter"/>
           <v:formulas>
@@ -16856,7 +16251,7 @@
           <v:imagedata r:id="rId1" o:title="" croptop="-1938f" cropbottom="-1938f" cropleft="-1320f" cropright="-1320f"/>
           <w10:wrap type="topAndBottom"/>
         </v:shape>
-        <o:OLEObject Type="Embed" ProgID="Word.Picture.8" ShapeID="_x0000_s1025" DrawAspect="Content" ObjectID="_1851773867" r:id="rId2"/>
+        <o:OLEObject Type="Embed" ProgID="Word.Picture.8" ShapeID="_x0000_s1025" DrawAspect="Content" ObjectID="_1852179875" r:id="rId2"/>
       </w:object>
     </w:r>
     <w:r>
@@ -17066,14 +16461,12 @@
             </w:rPr>
             <w:t xml:space="preserve"> </w:t>
           </w:r>
-          <w:proofErr w:type="gramStart"/>
           <w:r>
             <w:rPr>
               <w:rFonts w:cs="Arial"/>
             </w:rPr>
             <w:t>3</w:t>
           </w:r>
-          <w:proofErr w:type="gramEnd"/>
         </w:p>
       </w:tc>
     </w:tr>
@@ -17145,7 +16538,7 @@
         <w:noProof/>
         <w:sz w:val="22"/>
       </w:rPr>
-      <w:object w:dxaOrig="2405" w:dyaOrig="537" w14:anchorId="53683FE0">
+      <w:object w:dxaOrig="2289" w:dyaOrig="511" w14:anchorId="53683FE0">
         <v:shapetype id="_x0000_t75" coordsize="21600,21600" o:spt="75" o:preferrelative="t" path="m@4@5l@4@11@9@11@9@5xe" filled="f" stroked="f">
           <v:stroke joinstyle="miter"/>
           <v:formulas>
@@ -17169,7 +16562,7 @@
           <v:imagedata r:id="rId1" o:title="" croptop="-1938f" cropbottom="-1938f" cropleft="-1320f" cropright="-1320f"/>
           <w10:wrap type="topAndBottom"/>
         </v:shape>
-        <o:OLEObject Type="Embed" ProgID="Word.Picture.8" ShapeID="_x0000_s1088" DrawAspect="Content" ObjectID="_1851773868" r:id="rId2"/>
+        <o:OLEObject Type="Embed" ProgID="Word.Picture.8" ShapeID="_x0000_s1088" DrawAspect="Content" ObjectID="_1852179876" r:id="rId2"/>
       </w:object>
     </w:r>
     <w:r>
@@ -17342,11 +16735,9 @@
           <w:r>
             <w:t xml:space="preserve">Draft </w:t>
           </w:r>
-          <w:proofErr w:type="gramStart"/>
           <w:r>
             <w:t>3</w:t>
           </w:r>
-          <w:proofErr w:type="gramEnd"/>
         </w:p>
       </w:tc>
     </w:tr>
@@ -17785,7 +17176,7 @@
   <w:abstractNum w:abstractNumId="5" w15:restartNumberingAfterBreak="0">
     <w:nsid w:val="1D905E39"/>
     <w:multiLevelType w:val="multilevel"/>
-    <w:tmpl w:val="F3AEEB72"/>
+    <w:tmpl w:val="0AA4954A"/>
     <w:lvl w:ilvl="0">
       <w:start w:val="1"/>
       <w:numFmt w:val="decimal"/>
@@ -20167,6 +19558,7 @@
   <w:style w:type="paragraph" w:customStyle="1" w:styleId="style2">
     <w:name w:val="style 2"/>
     <w:basedOn w:val="Report"/>
+    <w:link w:val="style2Char"/>
     <w:pPr>
       <w:numPr>
         <w:ilvl w:val="2"/>
@@ -20406,6 +19798,7 @@
   <w:style w:type="paragraph" w:customStyle="1" w:styleId="STYLE7">
     <w:name w:val="STYLE 7"/>
     <w:basedOn w:val="style2"/>
+    <w:link w:val="STYLE7Char"/>
     <w:pPr>
       <w:numPr>
         <w:ilvl w:val="3"/>
@@ -20974,6 +20367,49 @@
       <w:shd w:val="clear" w:color="auto" w:fill="F2F2F2" w:themeFill="background1" w:themeFillShade="F2"/>
     </w:rPr>
   </w:style>
+  <w:style w:type="paragraph" w:customStyle="1" w:styleId="ZL5Para">
+    <w:name w:val="Z L5 Para"/>
+    <w:basedOn w:val="STYLE7"/>
+    <w:link w:val="ZL5ParaChar"/>
+    <w:qFormat/>
+    <w:rsid w:val="00264168"/>
+    <w:rPr>
+      <w:rFonts w:eastAsiaTheme="minorEastAsia"/>
+    </w:rPr>
+  </w:style>
+  <w:style w:type="character" w:customStyle="1" w:styleId="style2Char">
+    <w:name w:val="style 2 Char"/>
+    <w:basedOn w:val="ReportChar1"/>
+    <w:link w:val="style2"/>
+    <w:rsid w:val="00264168"/>
+    <w:rPr>
+      <w:rFonts w:ascii="Arial" w:hAnsi="Arial"/>
+      <w:sz w:val="22"/>
+      <w:u w:val="single"/>
+    </w:rPr>
+  </w:style>
+  <w:style w:type="character" w:customStyle="1" w:styleId="STYLE7Char">
+    <w:name w:val="STYLE 7 Char"/>
+    <w:basedOn w:val="style2Char"/>
+    <w:link w:val="STYLE7"/>
+    <w:rsid w:val="00264168"/>
+    <w:rPr>
+      <w:rFonts w:ascii="Arial" w:hAnsi="Arial"/>
+      <w:sz w:val="22"/>
+      <w:u w:val="single"/>
+    </w:rPr>
+  </w:style>
+  <w:style w:type="character" w:customStyle="1" w:styleId="ZL5ParaChar">
+    <w:name w:val="Z L5 Para Char"/>
+    <w:basedOn w:val="STYLE7Char"/>
+    <w:link w:val="ZL5Para"/>
+    <w:rsid w:val="00264168"/>
+    <w:rPr>
+      <w:rFonts w:ascii="Arial" w:eastAsiaTheme="minorEastAsia" w:hAnsi="Arial"/>
+      <w:sz w:val="22"/>
+      <w:u w:val="single"/>
+    </w:rPr>
+  </w:style>
 </w:styles>
 </file>
 
